--- a/Labs/Отчёты.docx
+++ b/Labs/Отчёты.docx
@@ -1,6 +1,6 @@
 
 <file path=word/document.xml><?xml version="1.0" encoding="utf-8"?>
-<w:document xmlns:wpc="http://schemas.microsoft.com/office/word/2010/wordprocessingCanvas" xmlns:cx="http://schemas.microsoft.com/office/drawing/2014/chartex" xmlns:mc="http://schemas.openxmlformats.org/markup-compatibility/2006" xmlns:o="urn:schemas-microsoft-com:office:office" xmlns:r="http://schemas.openxmlformats.org/officeDocument/2006/relationships" xmlns:m="http://schemas.openxmlformats.org/officeDocument/2006/math" xmlns:v="urn:schemas-microsoft-com:vml" xmlns:wp14="http://schemas.microsoft.com/office/word/2010/wordprocessingDrawing" xmlns:wp="http://schemas.openxmlformats.org/drawingml/2006/wordprocessingDrawing" xmlns:w10="urn:schemas-microsoft-com:office:word" xmlns:w="http://schemas.openxmlformats.org/wordprocessingml/2006/main" xmlns:w14="http://schemas.microsoft.com/office/word/2010/wordml" xmlns:w15="http://schemas.microsoft.com/office/word/2012/wordml" xmlns:w16se="http://schemas.microsoft.com/office/word/2015/wordml/symex" xmlns:wpg="http://schemas.microsoft.com/office/word/2010/wordprocessingGroup" xmlns:wpi="http://schemas.microsoft.com/office/word/2010/wordprocessingInk" xmlns:wne="http://schemas.microsoft.com/office/word/2006/wordml" xmlns:wps="http://schemas.microsoft.com/office/word/2010/wordprocessingShape" mc:Ignorable="w14 w15 w16se wp14">
+<w:document xmlns:wpc="http://schemas.microsoft.com/office/word/2010/wordprocessingCanvas" xmlns:cx="http://schemas.microsoft.com/office/drawing/2014/chartex" xmlns:cx1="http://schemas.microsoft.com/office/drawing/2015/9/8/chartex" xmlns:cx2="http://schemas.microsoft.com/office/drawing/2015/10/21/chartex" xmlns:cx3="http://schemas.microsoft.com/office/drawing/2016/5/9/chartex" xmlns:cx4="http://schemas.microsoft.com/office/drawing/2016/5/10/chartex" xmlns:cx5="http://schemas.microsoft.com/office/drawing/2016/5/11/chartex" xmlns:cx6="http://schemas.microsoft.com/office/drawing/2016/5/12/chartex" xmlns:cx7="http://schemas.microsoft.com/office/drawing/2016/5/13/chartex" xmlns:cx8="http://schemas.microsoft.com/office/drawing/2016/5/14/chartex" xmlns:mc="http://schemas.openxmlformats.org/markup-compatibility/2006" xmlns:aink="http://schemas.microsoft.com/office/drawing/2016/ink" xmlns:am3d="http://schemas.microsoft.com/office/drawing/2017/model3d" xmlns:o="urn:schemas-microsoft-com:office:office" xmlns:r="http://schemas.openxmlformats.org/officeDocument/2006/relationships" xmlns:m="http://schemas.openxmlformats.org/officeDocument/2006/math" xmlns:v="urn:schemas-microsoft-com:vml" xmlns:wp14="http://schemas.microsoft.com/office/word/2010/wordprocessingDrawing" xmlns:wp="http://schemas.openxmlformats.org/drawingml/2006/wordprocessingDrawing" xmlns:w10="urn:schemas-microsoft-com:office:word" xmlns:w="http://schemas.openxmlformats.org/wordprocessingml/2006/main" xmlns:w14="http://schemas.microsoft.com/office/word/2010/wordml" xmlns:w15="http://schemas.microsoft.com/office/word/2012/wordml" xmlns:w16cex="http://schemas.microsoft.com/office/word/2018/wordml/cex" xmlns:w16cid="http://schemas.microsoft.com/office/word/2016/wordml/cid" xmlns:w16="http://schemas.microsoft.com/office/word/2018/wordml" xmlns:w16sdtdh="http://schemas.microsoft.com/office/word/2020/wordml/sdtdatahash" xmlns:w16se="http://schemas.microsoft.com/office/word/2015/wordml/symex" xmlns:wpg="http://schemas.microsoft.com/office/word/2010/wordprocessingGroup" xmlns:wpi="http://schemas.microsoft.com/office/word/2010/wordprocessingInk" xmlns:wne="http://schemas.microsoft.com/office/word/2006/wordml" xmlns:wps="http://schemas.microsoft.com/office/word/2010/wordprocessingShape" mc:Ignorable="w14 w15 w16se w16cid w16 w16cex w16sdtdh wp14">
   <w:body>
     <w:p>
       <w:pPr>
@@ -71,7 +71,21 @@
         <w:rPr>
           <w:spacing w:val="-2"/>
         </w:rPr>
-        <w:t>(СПбГУТ)</w:t>
+        <w:t>(</w:t>
+      </w:r>
+      <w:proofErr w:type="spellStart"/>
+      <w:r>
+        <w:rPr>
+          <w:spacing w:val="-2"/>
+        </w:rPr>
+        <w:t>СПбГУТ</w:t>
+      </w:r>
+      <w:proofErr w:type="spellEnd"/>
+      <w:r>
+        <w:rPr>
+          <w:spacing w:val="-2"/>
+        </w:rPr>
+        <w:t>)</w:t>
       </w:r>
     </w:p>
     <w:p>
@@ -99,8 +113,13 @@
         <w:t xml:space="preserve"> </w:t>
       </w:r>
       <w:r>
-        <w:t>ТЕЛЕКОММУНИКАЦИЙ ИМ. Б.Л. РОЗИНГА (ФИЛИАЛ) СПбГУТ</w:t>
-      </w:r>
+        <w:t xml:space="preserve">ТЕЛЕКОММУНИКАЦИЙ ИМ. Б.Л. РОЗИНГА (ФИЛИАЛ) </w:t>
+      </w:r>
+      <w:proofErr w:type="spellStart"/>
+      <w:r>
+        <w:t>СПбГУТ</w:t>
+      </w:r>
+      <w:proofErr w:type="spellEnd"/>
     </w:p>
     <w:p>
       <w:pPr>
@@ -119,11 +138,19 @@
       <w:r>
         <w:t xml:space="preserve">(ф) </w:t>
       </w:r>
+      <w:proofErr w:type="spellStart"/>
       <w:r>
         <w:rPr>
           <w:spacing w:val="-2"/>
         </w:rPr>
-        <w:t>СПбГУТ)</w:t>
+        <w:t>СПбГУТ</w:t>
+      </w:r>
+      <w:proofErr w:type="spellEnd"/>
+      <w:r>
+        <w:rPr>
+          <w:spacing w:val="-2"/>
+        </w:rPr>
+        <w:t>)</w:t>
       </w:r>
     </w:p>
     <w:p>
@@ -423,11 +450,19 @@
                 <w:sz w:val="28"/>
               </w:rPr>
             </w:pPr>
+            <w:proofErr w:type="gramStart"/>
             <w:r>
               <w:rPr>
                 <w:sz w:val="28"/>
               </w:rPr>
-              <w:t>К.А. Горбунов</w:t>
+              <w:t>К.А.</w:t>
+            </w:r>
+            <w:proofErr w:type="gramEnd"/>
+            <w:r>
+              <w:rPr>
+                <w:sz w:val="28"/>
+              </w:rPr>
+              <w:t xml:space="preserve"> Горбунов</w:t>
             </w:r>
             <w:r>
               <w:rPr>
@@ -631,11 +666,19 @@
                 <w:sz w:val="28"/>
               </w:rPr>
             </w:pPr>
+            <w:proofErr w:type="gramStart"/>
             <w:r>
               <w:rPr>
                 <w:sz w:val="28"/>
               </w:rPr>
-              <w:t>Е.А. Денисов</w:t>
+              <w:t>Е.А.</w:t>
+            </w:r>
+            <w:proofErr w:type="gramEnd"/>
+            <w:r>
+              <w:rPr>
+                <w:sz w:val="28"/>
+              </w:rPr>
+              <w:t xml:space="preserve"> Денисов</w:t>
             </w:r>
             <w:r>
               <w:rPr>
@@ -830,11 +873,19 @@
                 <w:sz w:val="28"/>
               </w:rPr>
             </w:pPr>
+            <w:proofErr w:type="gramStart"/>
             <w:r>
               <w:rPr>
                 <w:sz w:val="28"/>
               </w:rPr>
-              <w:t>Р.В. Садовский</w:t>
+              <w:t>Р.В.</w:t>
+            </w:r>
+            <w:proofErr w:type="gramEnd"/>
+            <w:r>
+              <w:rPr>
+                <w:sz w:val="28"/>
+              </w:rPr>
+              <w:t xml:space="preserve"> Садовский</w:t>
             </w:r>
           </w:p>
         </w:tc>
@@ -1704,6 +1755,7 @@
         </w:rPr>
         <w:t>.</w:t>
       </w:r>
+      <w:proofErr w:type="spellStart"/>
       <w:r>
         <w:rPr>
           <w:color w:val="000000"/>
@@ -1713,6 +1765,7 @@
         </w:rPr>
         <w:t>asm</w:t>
       </w:r>
+      <w:proofErr w:type="spellEnd"/>
       <w:r>
         <w:rPr>
           <w:color w:val="000000"/>
@@ -1806,12 +1859,14 @@
       <w:r>
         <w:t>.</w:t>
       </w:r>
+      <w:proofErr w:type="spellStart"/>
       <w:r>
         <w:rPr>
           <w:lang w:val="en-US"/>
         </w:rPr>
         <w:t>asm</w:t>
       </w:r>
+      <w:proofErr w:type="spellEnd"/>
       <w:r>
         <w:t xml:space="preserve"> при помощи команды:</w:t>
       </w:r>
@@ -1896,6 +1951,7 @@
         </w:rPr>
         <w:t xml:space="preserve">Изучили содержимое файла </w:t>
       </w:r>
+      <w:proofErr w:type="gramStart"/>
       <w:r>
         <w:rPr>
           <w:color w:val="000000"/>
@@ -1923,6 +1979,7 @@
         </w:rPr>
         <w:t>o</w:t>
       </w:r>
+      <w:proofErr w:type="gramEnd"/>
       <w:r>
         <w:rPr>
           <w:color w:val="000000"/>
@@ -2290,7 +2347,29 @@
           <w:szCs w:val="28"/>
           <w:lang w:eastAsia="ru-RU"/>
         </w:rPr>
-        <w:t>Перешли в каталог с объектным файлом и выполнили компоновку файла hello.o при помощи команды:</w:t>
+        <w:t xml:space="preserve">Перешли в каталог с объектным файлом и выполнили компоновку файла </w:t>
+      </w:r>
+      <w:proofErr w:type="spellStart"/>
+      <w:proofErr w:type="gramStart"/>
+      <w:r>
+        <w:rPr>
+          <w:color w:val="000000"/>
+          <w:sz w:val="28"/>
+          <w:szCs w:val="28"/>
+          <w:lang w:eastAsia="ru-RU"/>
+        </w:rPr>
+        <w:t>hello.o</w:t>
+      </w:r>
+      <w:proofErr w:type="spellEnd"/>
+      <w:proofErr w:type="gramEnd"/>
+      <w:r>
+        <w:rPr>
+          <w:color w:val="000000"/>
+          <w:sz w:val="28"/>
+          <w:szCs w:val="28"/>
+          <w:lang w:eastAsia="ru-RU"/>
+        </w:rPr>
+        <w:t xml:space="preserve"> при помощи команды:</w:t>
       </w:r>
     </w:p>
     <w:p>
@@ -2487,14 +2566,24 @@
       <w:r>
         <w:t>2.</w:t>
       </w:r>
+      <w:proofErr w:type="spellStart"/>
       <w:r>
         <w:rPr>
           <w:lang w:val="en-US"/>
         </w:rPr>
         <w:t>asm</w:t>
       </w:r>
-      <w:r>
-        <w:t xml:space="preserve"> с следующим содержимым:</w:t>
+      <w:proofErr w:type="spellEnd"/>
+      <w:r>
+        <w:t xml:space="preserve"> </w:t>
+      </w:r>
+      <w:proofErr w:type="gramStart"/>
+      <w:r>
+        <w:t>с следующим</w:t>
+      </w:r>
+      <w:proofErr w:type="gramEnd"/>
+      <w:r>
+        <w:t xml:space="preserve"> содержимым:</w:t>
       </w:r>
     </w:p>
     <w:p>
@@ -2568,12 +2657,14 @@
       <w:r>
         <w:t>2.</w:t>
       </w:r>
+      <w:proofErr w:type="spellStart"/>
       <w:r>
         <w:rPr>
           <w:lang w:val="en-US"/>
         </w:rPr>
         <w:t>asm</w:t>
       </w:r>
+      <w:proofErr w:type="spellEnd"/>
       <w:r>
         <w:t>:</w:t>
       </w:r>
@@ -2812,12 +2903,14 @@
       <w:r>
         <w:t xml:space="preserve">Распаковали и запустили </w:t>
       </w:r>
+      <w:proofErr w:type="spellStart"/>
       <w:r>
         <w:rPr>
           <w:lang w:val="en-US"/>
         </w:rPr>
         <w:t>sasm</w:t>
       </w:r>
+      <w:proofErr w:type="spellEnd"/>
       <w:r>
         <w:t>.</w:t>
       </w:r>
@@ -2974,21 +3067,25 @@
       <w:r>
         <w:t xml:space="preserve">Открыли файл </w:t>
       </w:r>
+      <w:proofErr w:type="spellStart"/>
       <w:r>
         <w:rPr>
           <w:lang w:val="en-US"/>
         </w:rPr>
         <w:t>NASMHello</w:t>
       </w:r>
+      <w:proofErr w:type="spellEnd"/>
       <w:r>
         <w:t>.</w:t>
       </w:r>
+      <w:proofErr w:type="spellStart"/>
       <w:r>
         <w:rPr>
           <w:lang w:val="en-US"/>
         </w:rPr>
         <w:t>asm</w:t>
       </w:r>
+      <w:proofErr w:type="spellEnd"/>
       <w:r>
         <w:t xml:space="preserve"> и выполнили код:</w:t>
       </w:r>
@@ -3766,7 +3863,25 @@
           <w:szCs w:val="28"/>
           <w:lang w:eastAsia="ru-RU"/>
         </w:rPr>
-        <w:t>Для чего применяется команда mov?</w:t>
+        <w:t xml:space="preserve">Для чего применяется команда </w:t>
+      </w:r>
+      <w:proofErr w:type="spellStart"/>
+      <w:r>
+        <w:rPr>
+          <w:sz w:val="28"/>
+          <w:szCs w:val="28"/>
+          <w:lang w:eastAsia="ru-RU"/>
+        </w:rPr>
+        <w:t>mov</w:t>
+      </w:r>
+      <w:proofErr w:type="spellEnd"/>
+      <w:r>
+        <w:rPr>
+          <w:sz w:val="28"/>
+          <w:szCs w:val="28"/>
+          <w:lang w:eastAsia="ru-RU"/>
+        </w:rPr>
+        <w:t>?</w:t>
       </w:r>
     </w:p>
     <w:p>
@@ -4254,7 +4369,97 @@
           <w:szCs w:val="28"/>
           <w:lang w:eastAsia="ru-RU"/>
         </w:rPr>
-        <w:t>XOR reg, reg – самый быстрый и распространенный способ (например, xor eax, eax);</w:t>
+        <w:t xml:space="preserve">XOR </w:t>
+      </w:r>
+      <w:proofErr w:type="spellStart"/>
+      <w:r>
+        <w:rPr>
+          <w:sz w:val="28"/>
+          <w:szCs w:val="28"/>
+          <w:lang w:eastAsia="ru-RU"/>
+        </w:rPr>
+        <w:t>reg</w:t>
+      </w:r>
+      <w:proofErr w:type="spellEnd"/>
+      <w:r>
+        <w:rPr>
+          <w:sz w:val="28"/>
+          <w:szCs w:val="28"/>
+          <w:lang w:eastAsia="ru-RU"/>
+        </w:rPr>
+        <w:t xml:space="preserve">, </w:t>
+      </w:r>
+      <w:proofErr w:type="spellStart"/>
+      <w:r>
+        <w:rPr>
+          <w:sz w:val="28"/>
+          <w:szCs w:val="28"/>
+          <w:lang w:eastAsia="ru-RU"/>
+        </w:rPr>
+        <w:t>reg</w:t>
+      </w:r>
+      <w:proofErr w:type="spellEnd"/>
+      <w:r>
+        <w:rPr>
+          <w:sz w:val="28"/>
+          <w:szCs w:val="28"/>
+          <w:lang w:eastAsia="ru-RU"/>
+        </w:rPr>
+        <w:t xml:space="preserve"> – самый быстрый и распространенный способ (например, </w:t>
+      </w:r>
+      <w:proofErr w:type="spellStart"/>
+      <w:r>
+        <w:rPr>
+          <w:sz w:val="28"/>
+          <w:szCs w:val="28"/>
+          <w:lang w:eastAsia="ru-RU"/>
+        </w:rPr>
+        <w:t>xor</w:t>
+      </w:r>
+      <w:proofErr w:type="spellEnd"/>
+      <w:r>
+        <w:rPr>
+          <w:sz w:val="28"/>
+          <w:szCs w:val="28"/>
+          <w:lang w:eastAsia="ru-RU"/>
+        </w:rPr>
+        <w:t xml:space="preserve"> </w:t>
+      </w:r>
+      <w:proofErr w:type="spellStart"/>
+      <w:r>
+        <w:rPr>
+          <w:sz w:val="28"/>
+          <w:szCs w:val="28"/>
+          <w:lang w:eastAsia="ru-RU"/>
+        </w:rPr>
+        <w:t>eax</w:t>
+      </w:r>
+      <w:proofErr w:type="spellEnd"/>
+      <w:r>
+        <w:rPr>
+          <w:sz w:val="28"/>
+          <w:szCs w:val="28"/>
+          <w:lang w:eastAsia="ru-RU"/>
+        </w:rPr>
+        <w:t xml:space="preserve">, </w:t>
+      </w:r>
+      <w:proofErr w:type="spellStart"/>
+      <w:r>
+        <w:rPr>
+          <w:sz w:val="28"/>
+          <w:szCs w:val="28"/>
+          <w:lang w:eastAsia="ru-RU"/>
+        </w:rPr>
+        <w:t>eax</w:t>
+      </w:r>
+      <w:proofErr w:type="spellEnd"/>
+      <w:r>
+        <w:rPr>
+          <w:sz w:val="28"/>
+          <w:szCs w:val="28"/>
+          <w:lang w:eastAsia="ru-RU"/>
+        </w:rPr>
+        <w:t>);</w:t>
       </w:r>
     </w:p>
     <w:p>
@@ -4279,7 +4484,25 @@
           <w:lang w:eastAsia="ru-RU"/>
         </w:rPr>
         <w:lastRenderedPageBreak/>
-        <w:t>MOV reg, 0 – интуитивно понятный, но может занимать больше байт в коде;</w:t>
+        <w:t xml:space="preserve">MOV </w:t>
+      </w:r>
+      <w:proofErr w:type="spellStart"/>
+      <w:r>
+        <w:rPr>
+          <w:sz w:val="28"/>
+          <w:szCs w:val="28"/>
+          <w:lang w:eastAsia="ru-RU"/>
+        </w:rPr>
+        <w:t>reg</w:t>
+      </w:r>
+      <w:proofErr w:type="spellEnd"/>
+      <w:r>
+        <w:rPr>
+          <w:sz w:val="28"/>
+          <w:szCs w:val="28"/>
+          <w:lang w:eastAsia="ru-RU"/>
+        </w:rPr>
+        <w:t>, 0 – интуитивно понятный, но может занимать больше байт в коде;</w:t>
       </w:r>
     </w:p>
     <w:p>
@@ -4303,7 +4526,43 @@
           <w:szCs w:val="28"/>
           <w:lang w:eastAsia="ru-RU"/>
         </w:rPr>
-        <w:t xml:space="preserve">SUB reg, reg </w:t>
+        <w:t xml:space="preserve">SUB </w:t>
+      </w:r>
+      <w:proofErr w:type="spellStart"/>
+      <w:r>
+        <w:rPr>
+          <w:sz w:val="28"/>
+          <w:szCs w:val="28"/>
+          <w:lang w:eastAsia="ru-RU"/>
+        </w:rPr>
+        <w:t>reg</w:t>
+      </w:r>
+      <w:proofErr w:type="spellEnd"/>
+      <w:r>
+        <w:rPr>
+          <w:sz w:val="28"/>
+          <w:szCs w:val="28"/>
+          <w:lang w:eastAsia="ru-RU"/>
+        </w:rPr>
+        <w:t xml:space="preserve">, </w:t>
+      </w:r>
+      <w:proofErr w:type="spellStart"/>
+      <w:r>
+        <w:rPr>
+          <w:sz w:val="28"/>
+          <w:szCs w:val="28"/>
+          <w:lang w:eastAsia="ru-RU"/>
+        </w:rPr>
+        <w:t>reg</w:t>
+      </w:r>
+      <w:proofErr w:type="spellEnd"/>
+      <w:r>
+        <w:rPr>
+          <w:sz w:val="28"/>
+          <w:szCs w:val="28"/>
+          <w:lang w:eastAsia="ru-RU"/>
+        </w:rPr>
+        <w:t xml:space="preserve"> </w:t>
       </w:r>
       <w:r>
         <w:rPr>
@@ -4353,7 +4612,25 @@
           <w:szCs w:val="28"/>
           <w:lang w:eastAsia="ru-RU"/>
         </w:rPr>
-        <w:t>Можно ли записать значение переменной типа dword в регистр AX и почему?</w:t>
+        <w:t xml:space="preserve">Можно ли записать значение переменной типа </w:t>
+      </w:r>
+      <w:proofErr w:type="spellStart"/>
+      <w:r>
+        <w:rPr>
+          <w:sz w:val="28"/>
+          <w:szCs w:val="28"/>
+          <w:lang w:eastAsia="ru-RU"/>
+        </w:rPr>
+        <w:t>dword</w:t>
+      </w:r>
+      <w:proofErr w:type="spellEnd"/>
+      <w:r>
+        <w:rPr>
+          <w:sz w:val="28"/>
+          <w:szCs w:val="28"/>
+          <w:lang w:eastAsia="ru-RU"/>
+        </w:rPr>
+        <w:t xml:space="preserve"> в регистр AX и почему?</w:t>
       </w:r>
     </w:p>
     <w:p>
@@ -4392,7 +4669,67 @@
           <w:szCs w:val="28"/>
           <w:lang w:eastAsia="ru-RU"/>
         </w:rPr>
-        <w:t xml:space="preserve"> 2 байта. Попытка прямой записи (mov ax, dword_var) вызовет ошибку компиляции из-за несовпадения размеров. Для этого нужно использовать регистр размером 4 байта (например, EAX).</w:t>
+        <w:t xml:space="preserve"> 2 байта. Попытка прямой записи (</w:t>
+      </w:r>
+      <w:proofErr w:type="spellStart"/>
+      <w:r>
+        <w:rPr>
+          <w:color w:val="000000"/>
+          <w:sz w:val="28"/>
+          <w:szCs w:val="28"/>
+          <w:lang w:eastAsia="ru-RU"/>
+        </w:rPr>
+        <w:t>mov</w:t>
+      </w:r>
+      <w:proofErr w:type="spellEnd"/>
+      <w:r>
+        <w:rPr>
+          <w:color w:val="000000"/>
+          <w:sz w:val="28"/>
+          <w:szCs w:val="28"/>
+          <w:lang w:eastAsia="ru-RU"/>
+        </w:rPr>
+        <w:t xml:space="preserve"> </w:t>
+      </w:r>
+      <w:proofErr w:type="spellStart"/>
+      <w:r>
+        <w:rPr>
+          <w:color w:val="000000"/>
+          <w:sz w:val="28"/>
+          <w:szCs w:val="28"/>
+          <w:lang w:eastAsia="ru-RU"/>
+        </w:rPr>
+        <w:t>ax</w:t>
+      </w:r>
+      <w:proofErr w:type="spellEnd"/>
+      <w:r>
+        <w:rPr>
+          <w:color w:val="000000"/>
+          <w:sz w:val="28"/>
+          <w:szCs w:val="28"/>
+          <w:lang w:eastAsia="ru-RU"/>
+        </w:rPr>
+        <w:t xml:space="preserve">, </w:t>
+      </w:r>
+      <w:proofErr w:type="spellStart"/>
+      <w:r>
+        <w:rPr>
+          <w:color w:val="000000"/>
+          <w:sz w:val="28"/>
+          <w:szCs w:val="28"/>
+          <w:lang w:eastAsia="ru-RU"/>
+        </w:rPr>
+        <w:t>dword_var</w:t>
+      </w:r>
+      <w:proofErr w:type="spellEnd"/>
+      <w:r>
+        <w:rPr>
+          <w:color w:val="000000"/>
+          <w:sz w:val="28"/>
+          <w:szCs w:val="28"/>
+          <w:lang w:eastAsia="ru-RU"/>
+        </w:rPr>
+        <w:t>) вызовет ошибку компиляции из-за несовпадения размеров. Для этого нужно использовать регистр размером 4 байта (например, EAX).</w:t>
       </w:r>
     </w:p>
     <w:p>
@@ -4647,7 +4984,25 @@
           <w:szCs w:val="28"/>
           <w:lang w:eastAsia="ru-RU"/>
         </w:rPr>
-        <w:t>Какие логические команды поддерживаются в языке asm?</w:t>
+        <w:t xml:space="preserve">Какие логические команды поддерживаются в языке </w:t>
+      </w:r>
+      <w:proofErr w:type="spellStart"/>
+      <w:r>
+        <w:rPr>
+          <w:sz w:val="28"/>
+          <w:szCs w:val="28"/>
+          <w:lang w:eastAsia="ru-RU"/>
+        </w:rPr>
+        <w:t>asm</w:t>
+      </w:r>
+      <w:proofErr w:type="spellEnd"/>
+      <w:r>
+        <w:rPr>
+          <w:sz w:val="28"/>
+          <w:szCs w:val="28"/>
+          <w:lang w:eastAsia="ru-RU"/>
+        </w:rPr>
+        <w:t>?</w:t>
       </w:r>
     </w:p>
     <w:p>
@@ -4933,7 +5288,25 @@
           <w:szCs w:val="28"/>
           <w:lang w:eastAsia="ru-RU"/>
         </w:rPr>
-        <w:t>Какие операторы условного перехода имеются в языке asm?</w:t>
+        <w:t xml:space="preserve">Какие операторы условного перехода имеются в языке </w:t>
+      </w:r>
+      <w:proofErr w:type="spellStart"/>
+      <w:r>
+        <w:rPr>
+          <w:sz w:val="28"/>
+          <w:szCs w:val="28"/>
+          <w:lang w:eastAsia="ru-RU"/>
+        </w:rPr>
+        <w:t>asm</w:t>
+      </w:r>
+      <w:proofErr w:type="spellEnd"/>
+      <w:r>
+        <w:rPr>
+          <w:sz w:val="28"/>
+          <w:szCs w:val="28"/>
+          <w:lang w:eastAsia="ru-RU"/>
+        </w:rPr>
+        <w:t>?</w:t>
       </w:r>
     </w:p>
     <w:p>
@@ -5372,7 +5745,25 @@
           <w:szCs w:val="28"/>
           <w:lang w:eastAsia="ru-RU"/>
         </w:rPr>
-        <w:t>Какой оператор безусловного перехода имеется в языке asm?</w:t>
+        <w:t xml:space="preserve">Какой оператор безусловного перехода имеется в языке </w:t>
+      </w:r>
+      <w:proofErr w:type="spellStart"/>
+      <w:r>
+        <w:rPr>
+          <w:sz w:val="28"/>
+          <w:szCs w:val="28"/>
+          <w:lang w:eastAsia="ru-RU"/>
+        </w:rPr>
+        <w:t>asm</w:t>
+      </w:r>
+      <w:proofErr w:type="spellEnd"/>
+      <w:r>
+        <w:rPr>
+          <w:sz w:val="28"/>
+          <w:szCs w:val="28"/>
+          <w:lang w:eastAsia="ru-RU"/>
+        </w:rPr>
+        <w:t>?</w:t>
       </w:r>
     </w:p>
     <w:p>
@@ -5763,11 +6154,19 @@
           <w:lang w:val="en-US"/>
         </w:rPr>
       </w:pPr>
+      <w:proofErr w:type="spellStart"/>
       <w:r>
         <w:rPr>
           <w:lang w:val="en-US"/>
         </w:rPr>
-        <w:t>while_start:</w:t>
+        <w:t>while_start</w:t>
+      </w:r>
+      <w:proofErr w:type="spellEnd"/>
+      <w:r>
+        <w:rPr>
+          <w:lang w:val="en-US"/>
+        </w:rPr>
+        <w:t>:</w:t>
       </w:r>
     </w:p>
     <w:p>
@@ -5782,11 +6181,19 @@
           <w:lang w:val="en-US"/>
         </w:rPr>
       </w:pPr>
+      <w:proofErr w:type="spellStart"/>
       <w:r>
         <w:rPr>
           <w:lang w:val="en-US"/>
         </w:rPr>
-        <w:t>cmp a, 10</w:t>
+        <w:t>cmp</w:t>
+      </w:r>
+      <w:proofErr w:type="spellEnd"/>
+      <w:r>
+        <w:rPr>
+          <w:lang w:val="en-US"/>
+        </w:rPr>
+        <w:t xml:space="preserve"> a, 10</w:t>
       </w:r>
     </w:p>
     <w:p>
@@ -5833,6 +6240,7 @@
         </w:numPr>
         <w:ind w:firstLine="1418"/>
       </w:pPr>
+      <w:proofErr w:type="gramStart"/>
       <w:r>
         <w:t>;</w:t>
       </w:r>
@@ -5842,6 +6250,7 @@
         </w:rPr>
         <w:t>JNL</w:t>
       </w:r>
+      <w:proofErr w:type="gramEnd"/>
       <w:r>
         <w:t xml:space="preserve"> (если </w:t>
       </w:r>
@@ -5895,21 +6304,25 @@
         </w:numPr>
         <w:ind w:firstLine="1418"/>
       </w:pPr>
+      <w:proofErr w:type="spellStart"/>
       <w:r>
         <w:rPr>
           <w:lang w:val="en-US"/>
         </w:rPr>
         <w:t>inc</w:t>
       </w:r>
+      <w:proofErr w:type="spellEnd"/>
       <w:r>
         <w:t xml:space="preserve"> </w:t>
       </w:r>
+      <w:proofErr w:type="spellStart"/>
       <w:r>
         <w:rPr>
           <w:lang w:val="en-US"/>
         </w:rPr>
         <w:t>eax</w:t>
       </w:r>
+      <w:proofErr w:type="spellEnd"/>
     </w:p>
     <w:p>
       <w:pPr>
@@ -5920,12 +6333,14 @@
         </w:numPr>
         <w:ind w:firstLine="1418"/>
       </w:pPr>
+      <w:proofErr w:type="spellStart"/>
       <w:r>
         <w:rPr>
           <w:lang w:val="en-US"/>
         </w:rPr>
         <w:t>jmp</w:t>
       </w:r>
+      <w:proofErr w:type="spellEnd"/>
       <w:r>
         <w:t xml:space="preserve"> </w:t>
       </w:r>
@@ -5957,11 +6372,19 @@
           <w:lang w:val="en-US"/>
         </w:rPr>
       </w:pPr>
+      <w:proofErr w:type="spellStart"/>
       <w:r>
         <w:rPr>
           <w:lang w:val="en-US"/>
         </w:rPr>
-        <w:t>while_end:</w:t>
+        <w:t>while_end</w:t>
+      </w:r>
+      <w:proofErr w:type="spellEnd"/>
+      <w:r>
+        <w:rPr>
+          <w:lang w:val="en-US"/>
+        </w:rPr>
+        <w:t>:</w:t>
       </w:r>
     </w:p>
     <w:p>
@@ -6040,8 +6463,21 @@
         </w:numPr>
         <w:ind w:firstLine="709"/>
       </w:pPr>
-      <w:r>
-        <w:t>mov eax, 1</w:t>
+      <w:proofErr w:type="spellStart"/>
+      <w:r>
+        <w:t>mov</w:t>
+      </w:r>
+      <w:proofErr w:type="spellEnd"/>
+      <w:r>
+        <w:t xml:space="preserve"> </w:t>
+      </w:r>
+      <w:proofErr w:type="spellStart"/>
+      <w:r>
+        <w:t>eax</w:t>
+      </w:r>
+      <w:proofErr w:type="spellEnd"/>
+      <w:r>
+        <w:t>, 1</w:t>
       </w:r>
     </w:p>
     <w:p>
@@ -6053,8 +6489,13 @@
         </w:numPr>
         <w:ind w:firstLine="709"/>
       </w:pPr>
-      <w:r>
-        <w:t>do_while:</w:t>
+      <w:proofErr w:type="spellStart"/>
+      <w:r>
+        <w:t>do_while</w:t>
+      </w:r>
+      <w:proofErr w:type="spellEnd"/>
+      <w:r>
+        <w:t>:</w:t>
       </w:r>
     </w:p>
     <w:p>
@@ -6079,8 +6520,21 @@
         </w:numPr>
         <w:ind w:firstLine="1418"/>
       </w:pPr>
-      <w:r>
-        <w:t>add eax, 1</w:t>
+      <w:proofErr w:type="spellStart"/>
+      <w:r>
+        <w:t>add</w:t>
+      </w:r>
+      <w:proofErr w:type="spellEnd"/>
+      <w:r>
+        <w:t xml:space="preserve"> </w:t>
+      </w:r>
+      <w:proofErr w:type="spellStart"/>
+      <w:r>
+        <w:t>eax</w:t>
+      </w:r>
+      <w:proofErr w:type="spellEnd"/>
+      <w:r>
+        <w:t>, 1</w:t>
       </w:r>
     </w:p>
     <w:p>
@@ -6092,8 +6546,21 @@
         </w:numPr>
         <w:ind w:firstLine="1418"/>
       </w:pPr>
-      <w:r>
-        <w:t>cmp eax, 10</w:t>
+      <w:proofErr w:type="spellStart"/>
+      <w:r>
+        <w:t>cmp</w:t>
+      </w:r>
+      <w:proofErr w:type="spellEnd"/>
+      <w:r>
+        <w:t xml:space="preserve"> </w:t>
+      </w:r>
+      <w:proofErr w:type="spellStart"/>
+      <w:r>
+        <w:t>eax</w:t>
+      </w:r>
+      <w:proofErr w:type="spellEnd"/>
+      <w:r>
+        <w:t>, 10</w:t>
       </w:r>
     </w:p>
     <w:p>
@@ -6112,9 +6579,11 @@
         </w:rPr>
         <w:t xml:space="preserve">*оператор условного перехода* </w:t>
       </w:r>
+      <w:proofErr w:type="spellStart"/>
       <w:r>
         <w:t>do_while</w:t>
       </w:r>
+      <w:proofErr w:type="spellEnd"/>
     </w:p>
     <w:p>
       <w:pPr>
@@ -6125,6 +6594,7 @@
         </w:numPr>
         <w:ind w:firstLine="1418"/>
       </w:pPr>
+      <w:proofErr w:type="gramStart"/>
       <w:r>
         <w:t>;</w:t>
       </w:r>
@@ -6134,6 +6604,7 @@
         </w:rPr>
         <w:t>JL</w:t>
       </w:r>
+      <w:proofErr w:type="gramEnd"/>
       <w:r>
         <w:t xml:space="preserve"> (если </w:t>
       </w:r>
@@ -6187,9 +6658,11 @@
         </w:numPr>
         <w:ind w:firstLine="1418"/>
       </w:pPr>
+      <w:proofErr w:type="spellStart"/>
       <w:r>
         <w:t>ret</w:t>
       </w:r>
+      <w:proofErr w:type="spellEnd"/>
     </w:p>
     <w:p>
       <w:pPr>
@@ -6228,7 +6701,21 @@
         <w:rPr>
           <w:lang w:val="en-US"/>
         </w:rPr>
-        <w:t>mov eax, 0</w:t>
+        <w:t xml:space="preserve">mov </w:t>
+      </w:r>
+      <w:proofErr w:type="spellStart"/>
+      <w:r>
+        <w:rPr>
+          <w:lang w:val="en-US"/>
+        </w:rPr>
+        <w:t>eax</w:t>
+      </w:r>
+      <w:proofErr w:type="spellEnd"/>
+      <w:r>
+        <w:rPr>
+          <w:lang w:val="en-US"/>
+        </w:rPr>
+        <w:t>, 0</w:t>
       </w:r>
     </w:p>
     <w:p>
@@ -6243,11 +6730,19 @@
           <w:lang w:val="en-US"/>
         </w:rPr>
       </w:pPr>
+      <w:proofErr w:type="spellStart"/>
       <w:r>
         <w:rPr>
           <w:lang w:val="en-US"/>
         </w:rPr>
-        <w:t>for_start:</w:t>
+        <w:t>for_start</w:t>
+      </w:r>
+      <w:proofErr w:type="spellEnd"/>
+      <w:r>
+        <w:rPr>
+          <w:lang w:val="en-US"/>
+        </w:rPr>
+        <w:t>:</w:t>
       </w:r>
     </w:p>
     <w:p>
@@ -6262,11 +6757,33 @@
           <w:lang w:val="en-US"/>
         </w:rPr>
       </w:pPr>
+      <w:proofErr w:type="spellStart"/>
       <w:r>
         <w:rPr>
           <w:lang w:val="en-US"/>
         </w:rPr>
-        <w:t>cmp eax, 10</w:t>
+        <w:t>cmp</w:t>
+      </w:r>
+      <w:proofErr w:type="spellEnd"/>
+      <w:r>
+        <w:rPr>
+          <w:lang w:val="en-US"/>
+        </w:rPr>
+        <w:t xml:space="preserve"> </w:t>
+      </w:r>
+      <w:proofErr w:type="spellStart"/>
+      <w:r>
+        <w:rPr>
+          <w:lang w:val="en-US"/>
+        </w:rPr>
+        <w:t>eax</w:t>
+      </w:r>
+      <w:proofErr w:type="spellEnd"/>
+      <w:r>
+        <w:rPr>
+          <w:lang w:val="en-US"/>
+        </w:rPr>
+        <w:t>, 10</w:t>
       </w:r>
     </w:p>
     <w:p>
@@ -6286,8 +6803,13 @@
         <w:t>*оператор условного перехода*</w:t>
       </w:r>
       <w:r>
-        <w:t xml:space="preserve"> for_end</w:t>
-      </w:r>
+        <w:t xml:space="preserve"> </w:t>
+      </w:r>
+      <w:proofErr w:type="spellStart"/>
+      <w:r>
+        <w:t>for_end</w:t>
+      </w:r>
+      <w:proofErr w:type="spellEnd"/>
     </w:p>
     <w:p>
       <w:pPr>
@@ -6298,6 +6820,7 @@
         </w:numPr>
         <w:ind w:firstLine="1418"/>
       </w:pPr>
+      <w:proofErr w:type="gramStart"/>
       <w:r>
         <w:t>;</w:t>
       </w:r>
@@ -6307,6 +6830,7 @@
         </w:rPr>
         <w:t>JNL</w:t>
       </w:r>
+      <w:proofErr w:type="gramEnd"/>
       <w:r>
         <w:t xml:space="preserve"> (если </w:t>
       </w:r>
@@ -6360,8 +6884,21 @@
         </w:numPr>
         <w:ind w:firstLine="1418"/>
       </w:pPr>
-      <w:r>
-        <w:t>add eax, 1</w:t>
+      <w:proofErr w:type="spellStart"/>
+      <w:r>
+        <w:t>add</w:t>
+      </w:r>
+      <w:proofErr w:type="spellEnd"/>
+      <w:r>
+        <w:t xml:space="preserve"> </w:t>
+      </w:r>
+      <w:proofErr w:type="spellStart"/>
+      <w:r>
+        <w:t>eax</w:t>
+      </w:r>
+      <w:proofErr w:type="spellEnd"/>
+      <w:r>
+        <w:t>, 1</w:t>
       </w:r>
     </w:p>
     <w:p>
@@ -6373,6 +6910,7 @@
         </w:numPr>
         <w:ind w:firstLine="1418"/>
       </w:pPr>
+      <w:proofErr w:type="spellStart"/>
       <w:r>
         <w:rPr>
           <w:lang w:val="en-US"/>
@@ -6380,6 +6918,7 @@
         <w:lastRenderedPageBreak/>
         <w:t>jmp</w:t>
       </w:r>
+      <w:proofErr w:type="spellEnd"/>
       <w:r>
         <w:t xml:space="preserve"> </w:t>
       </w:r>
@@ -6411,11 +6950,19 @@
           <w:lang w:val="en-US"/>
         </w:rPr>
       </w:pPr>
+      <w:proofErr w:type="spellStart"/>
       <w:r>
         <w:rPr>
           <w:lang w:val="en-US"/>
         </w:rPr>
-        <w:t>for_end:</w:t>
+        <w:t>for_end</w:t>
+      </w:r>
+      <w:proofErr w:type="spellEnd"/>
+      <w:r>
+        <w:rPr>
+          <w:lang w:val="en-US"/>
+        </w:rPr>
+        <w:t>:</w:t>
       </w:r>
     </w:p>
     <w:p>
@@ -6849,7 +7396,23 @@
         <w:ind w:firstLine="709"/>
       </w:pPr>
       <w:r>
-        <w:t>Параметры после четвертого передаются через стек (справа налево). Под них заранее резервируется место в shadow space (32 байта для первых четырех, даже если они передаются в регистрах).</w:t>
+        <w:t xml:space="preserve">Параметры после четвертого передаются через стек (справа налево). Под них заранее резервируется место в </w:t>
+      </w:r>
+      <w:proofErr w:type="spellStart"/>
+      <w:r>
+        <w:t>shadow</w:t>
+      </w:r>
+      <w:proofErr w:type="spellEnd"/>
+      <w:r>
+        <w:t xml:space="preserve"> </w:t>
+      </w:r>
+      <w:proofErr w:type="spellStart"/>
+      <w:r>
+        <w:t>space</w:t>
+      </w:r>
+      <w:proofErr w:type="spellEnd"/>
+      <w:r>
+        <w:t xml:space="preserve"> (32 байта для первых четырех, даже если они передаются в регистрах).</w:t>
       </w:r>
     </w:p>
     <w:p>
@@ -6883,7 +7446,15 @@
         <w:ind w:firstLine="709"/>
       </w:pPr>
       <w:r>
-        <w:t>До вызова (caller):</w:t>
+        <w:t>До вызова (</w:t>
+      </w:r>
+      <w:proofErr w:type="spellStart"/>
+      <w:r>
+        <w:t>caller</w:t>
+      </w:r>
+      <w:proofErr w:type="spellEnd"/>
+      <w:r>
+        <w:t>):</w:t>
       </w:r>
     </w:p>
     <w:p>
@@ -6909,7 +7480,23 @@
         <w:ind w:left="0" w:firstLine="992"/>
       </w:pPr>
       <w:r>
-        <w:t>выделить shadow space (минимум 32 байта);</w:t>
+        <w:t xml:space="preserve">выделить </w:t>
+      </w:r>
+      <w:proofErr w:type="spellStart"/>
+      <w:r>
+        <w:t>shadow</w:t>
+      </w:r>
+      <w:proofErr w:type="spellEnd"/>
+      <w:r>
+        <w:t xml:space="preserve"> </w:t>
+      </w:r>
+      <w:proofErr w:type="spellStart"/>
+      <w:r>
+        <w:t>space</w:t>
+      </w:r>
+      <w:proofErr w:type="spellEnd"/>
+      <w:r>
+        <w:t xml:space="preserve"> (минимум 32 байта);</w:t>
       </w:r>
     </w:p>
     <w:p>
@@ -6922,7 +7509,15 @@
         <w:ind w:left="0" w:firstLine="992"/>
       </w:pPr>
       <w:r>
-        <w:t>выровнять стек до 16 байт (RSP должен быть кратен 16 перед call);</w:t>
+        <w:t xml:space="preserve">выровнять стек до 16 байт (RSP должен быть кратен 16 перед </w:t>
+      </w:r>
+      <w:proofErr w:type="spellStart"/>
+      <w:r>
+        <w:t>call</w:t>
+      </w:r>
+      <w:proofErr w:type="spellEnd"/>
+      <w:r>
+        <w:t>);</w:t>
       </w:r>
     </w:p>
     <w:p>
@@ -6935,7 +7530,15 @@
         <w:ind w:firstLine="709"/>
       </w:pPr>
       <w:r>
-        <w:t>После вызова (caller):</w:t>
+        <w:t>После вызова (</w:t>
+      </w:r>
+      <w:proofErr w:type="spellStart"/>
+      <w:r>
+        <w:t>caller</w:t>
+      </w:r>
+      <w:proofErr w:type="spellEnd"/>
+      <w:r>
+        <w:t>):</w:t>
       </w:r>
     </w:p>
     <w:p>
@@ -6948,7 +7551,23 @@
         <w:ind w:left="0" w:firstLine="992"/>
       </w:pPr>
       <w:r>
-        <w:t>восстановить RSP (убрать аргументы стека + shadow space).</w:t>
+        <w:t xml:space="preserve">восстановить RSP (убрать аргументы стека + </w:t>
+      </w:r>
+      <w:proofErr w:type="spellStart"/>
+      <w:r>
+        <w:t>shadow</w:t>
+      </w:r>
+      <w:proofErr w:type="spellEnd"/>
+      <w:r>
+        <w:t xml:space="preserve"> </w:t>
+      </w:r>
+      <w:proofErr w:type="spellStart"/>
+      <w:r>
+        <w:t>space</w:t>
+      </w:r>
+      <w:proofErr w:type="spellEnd"/>
+      <w:r>
+        <w:t>).</w:t>
       </w:r>
     </w:p>
     <w:p>
@@ -6973,8 +7592,13 @@
         </w:numPr>
         <w:ind w:left="709"/>
       </w:pPr>
-      <w:r>
-        <w:t>Callee (вызываемая функция) должна сохранять регистры RBX, RBP, RDI, RSI, R12-R15, XMM6-XMM15 (если использует).</w:t>
+      <w:proofErr w:type="spellStart"/>
+      <w:r>
+        <w:t>Callee</w:t>
+      </w:r>
+      <w:proofErr w:type="spellEnd"/>
+      <w:r>
+        <w:t xml:space="preserve"> (вызываемая функция) должна сохранять регистры RBX, RBP, RDI, RSI, R12-R15, XMM6-XMM15 (если использует).</w:t>
       </w:r>
     </w:p>
     <w:p>
@@ -7234,7 +7858,23 @@
         <w:ind w:left="709"/>
       </w:pPr>
       <w:r>
-        <w:t>Флаг DF (Direction Flag) определяет направление обработки цепочек:</w:t>
+        <w:t>Флаг DF (</w:t>
+      </w:r>
+      <w:proofErr w:type="spellStart"/>
+      <w:r>
+        <w:t>Direction</w:t>
+      </w:r>
+      <w:proofErr w:type="spellEnd"/>
+      <w:r>
+        <w:t xml:space="preserve"> </w:t>
+      </w:r>
+      <w:proofErr w:type="spellStart"/>
+      <w:r>
+        <w:t>Flag</w:t>
+      </w:r>
+      <w:proofErr w:type="spellEnd"/>
+      <w:r>
+        <w:t>) определяет направление обработки цепочек:</w:t>
       </w:r>
     </w:p>
     <w:p>
@@ -7247,7 +7887,15 @@
         <w:ind w:left="0" w:firstLine="992"/>
       </w:pPr>
       <w:r>
-        <w:t>DF = 0 (cld) –</w:t>
+        <w:t>DF = 0 (</w:t>
+      </w:r>
+      <w:proofErr w:type="spellStart"/>
+      <w:r>
+        <w:t>cld</w:t>
+      </w:r>
+      <w:proofErr w:type="spellEnd"/>
+      <w:r>
+        <w:t>) –</w:t>
       </w:r>
       <w:r>
         <w:t xml:space="preserve"> адреса увеличиваются (от начала к концу);</w:t>
@@ -7263,7 +7911,15 @@
         <w:ind w:left="0" w:firstLine="992"/>
       </w:pPr>
       <w:r>
-        <w:t>DF = 1 (std) –</w:t>
+        <w:t>DF = 1 (</w:t>
+      </w:r>
+      <w:proofErr w:type="spellStart"/>
+      <w:r>
+        <w:t>std</w:t>
+      </w:r>
+      <w:proofErr w:type="spellEnd"/>
+      <w:r>
+        <w:t>) –</w:t>
       </w:r>
       <w:r>
         <w:t xml:space="preserve"> адреса уменьшаются (от конца к началу).</w:t>
@@ -7300,7 +7956,47 @@
         <w:ind w:left="709"/>
       </w:pPr>
       <w:r>
-        <w:t>Префиксы (rep, repe, repne, repz, repnz) организуют циклы:</w:t>
+        <w:t>Префиксы (</w:t>
+      </w:r>
+      <w:proofErr w:type="spellStart"/>
+      <w:r>
+        <w:t>rep</w:t>
+      </w:r>
+      <w:proofErr w:type="spellEnd"/>
+      <w:r>
+        <w:t xml:space="preserve">, </w:t>
+      </w:r>
+      <w:proofErr w:type="spellStart"/>
+      <w:r>
+        <w:t>repe</w:t>
+      </w:r>
+      <w:proofErr w:type="spellEnd"/>
+      <w:r>
+        <w:t xml:space="preserve">, </w:t>
+      </w:r>
+      <w:proofErr w:type="spellStart"/>
+      <w:r>
+        <w:t>repne</w:t>
+      </w:r>
+      <w:proofErr w:type="spellEnd"/>
+      <w:r>
+        <w:t xml:space="preserve">, </w:t>
+      </w:r>
+      <w:proofErr w:type="spellStart"/>
+      <w:r>
+        <w:t>repz</w:t>
+      </w:r>
+      <w:proofErr w:type="spellEnd"/>
+      <w:r>
+        <w:t xml:space="preserve">, </w:t>
+      </w:r>
+      <w:proofErr w:type="spellStart"/>
+      <w:r>
+        <w:t>repnz</w:t>
+      </w:r>
+      <w:proofErr w:type="spellEnd"/>
+      <w:r>
+        <w:t>) организуют циклы:</w:t>
       </w:r>
     </w:p>
     <w:p>
@@ -7312,8 +8008,13 @@
         </w:numPr>
         <w:ind w:left="0" w:firstLine="992"/>
       </w:pPr>
-      <w:r>
-        <w:t>rep – повторять, пока ECX ≠ 0;</w:t>
+      <w:proofErr w:type="spellStart"/>
+      <w:r>
+        <w:t>rep</w:t>
+      </w:r>
+      <w:proofErr w:type="spellEnd"/>
+      <w:r>
+        <w:t xml:space="preserve"> – повторять, пока ECX ≠ 0;</w:t>
       </w:r>
     </w:p>
     <w:p>
@@ -7325,8 +8026,21 @@
         </w:numPr>
         <w:ind w:left="0" w:firstLine="992"/>
       </w:pPr>
-      <w:r>
-        <w:t>repe/repz – повторять, пока ECX ≠ 0 И ZF = 1;</w:t>
+      <w:proofErr w:type="spellStart"/>
+      <w:r>
+        <w:t>repe</w:t>
+      </w:r>
+      <w:proofErr w:type="spellEnd"/>
+      <w:r>
+        <w:t>/</w:t>
+      </w:r>
+      <w:proofErr w:type="spellStart"/>
+      <w:r>
+        <w:t>repz</w:t>
+      </w:r>
+      <w:proofErr w:type="spellEnd"/>
+      <w:r>
+        <w:t xml:space="preserve"> – повторять, пока ECX ≠ 0 И ZF = 1;</w:t>
       </w:r>
     </w:p>
     <w:p>
@@ -7338,8 +8052,21 @@
         </w:numPr>
         <w:ind w:left="0" w:firstLine="992"/>
       </w:pPr>
-      <w:r>
-        <w:t>repne/repnz – повторять, пока ECX ≠ 0 И ZF = 0.</w:t>
+      <w:proofErr w:type="spellStart"/>
+      <w:r>
+        <w:t>repne</w:t>
+      </w:r>
+      <w:proofErr w:type="spellEnd"/>
+      <w:r>
+        <w:t>/</w:t>
+      </w:r>
+      <w:proofErr w:type="spellStart"/>
+      <w:r>
+        <w:t>repnz</w:t>
+      </w:r>
+      <w:proofErr w:type="spellEnd"/>
+      <w:r>
+        <w:t xml:space="preserve"> – повторять, пока ECX ≠ 0 И ZF = 0.</w:t>
       </w:r>
     </w:p>
     <w:p>
@@ -7385,8 +8112,13 @@
         </w:numPr>
         <w:ind w:left="0" w:firstLine="992"/>
       </w:pPr>
-      <w:r>
-        <w:t>cmpsb – сравнить байты</w:t>
+      <w:proofErr w:type="spellStart"/>
+      <w:r>
+        <w:t>cmpsb</w:t>
+      </w:r>
+      <w:proofErr w:type="spellEnd"/>
+      <w:r>
+        <w:t xml:space="preserve"> – сравнить байты</w:t>
       </w:r>
       <w:r>
         <w:t>;</w:t>
@@ -7401,8 +8133,13 @@
         </w:numPr>
         <w:ind w:left="0" w:firstLine="992"/>
       </w:pPr>
-      <w:r>
-        <w:t>cmpsw – сравнить слова (2 байта)</w:t>
+      <w:proofErr w:type="spellStart"/>
+      <w:r>
+        <w:t>cmpsw</w:t>
+      </w:r>
+      <w:proofErr w:type="spellEnd"/>
+      <w:r>
+        <w:t xml:space="preserve"> – сравнить слова (2 байта)</w:t>
       </w:r>
       <w:r>
         <w:t>;</w:t>
@@ -7417,8 +8154,13 @@
         </w:numPr>
         <w:ind w:left="0" w:firstLine="992"/>
       </w:pPr>
-      <w:r>
-        <w:t>cmpsd – сравнить двойные слова (4 байта)</w:t>
+      <w:proofErr w:type="spellStart"/>
+      <w:r>
+        <w:t>cmpsd</w:t>
+      </w:r>
+      <w:proofErr w:type="spellEnd"/>
+      <w:r>
+        <w:t xml:space="preserve"> – сравнить двойные слова (4 байта)</w:t>
       </w:r>
       <w:r>
         <w:t>;</w:t>
@@ -7433,8 +8175,13 @@
         </w:numPr>
         <w:ind w:left="0" w:firstLine="992"/>
       </w:pPr>
-      <w:r>
-        <w:t>cmpsq – сравнить четверные слова (8 байт, x64)</w:t>
+      <w:proofErr w:type="spellStart"/>
+      <w:r>
+        <w:t>cmpsq</w:t>
+      </w:r>
+      <w:proofErr w:type="spellEnd"/>
+      <w:r>
+        <w:t xml:space="preserve"> – сравнить четверные слова (8 байт, x64)</w:t>
       </w:r>
       <w:r>
         <w:t>.</w:t>
@@ -7590,6 +8337,7 @@
         </w:numPr>
         <w:ind w:left="0" w:firstLine="992"/>
       </w:pPr>
+      <w:proofErr w:type="spellStart"/>
       <w:r>
         <w:rPr>
           <w:rFonts w:eastAsia="Times New Roman"/>
@@ -7598,7 +8346,216 @@
           <w:kern w:val="0"/>
           <w:lang w:eastAsia="ru-RU"/>
         </w:rPr>
-        <w:t>movsb, movsw, movsd, movsq или movs byte ptr, movs word ptr.</w:t>
+        <w:t>movsb</w:t>
+      </w:r>
+      <w:proofErr w:type="spellEnd"/>
+      <w:r>
+        <w:rPr>
+          <w:rFonts w:eastAsia="Times New Roman"/>
+          <w:bCs w:val="0"/>
+          <w:color w:val="0F1115"/>
+          <w:kern w:val="0"/>
+          <w:lang w:eastAsia="ru-RU"/>
+        </w:rPr>
+        <w:t xml:space="preserve">, </w:t>
+      </w:r>
+      <w:proofErr w:type="spellStart"/>
+      <w:r>
+        <w:rPr>
+          <w:rFonts w:eastAsia="Times New Roman"/>
+          <w:bCs w:val="0"/>
+          <w:color w:val="0F1115"/>
+          <w:kern w:val="0"/>
+          <w:lang w:eastAsia="ru-RU"/>
+        </w:rPr>
+        <w:t>movsw</w:t>
+      </w:r>
+      <w:proofErr w:type="spellEnd"/>
+      <w:r>
+        <w:rPr>
+          <w:rFonts w:eastAsia="Times New Roman"/>
+          <w:bCs w:val="0"/>
+          <w:color w:val="0F1115"/>
+          <w:kern w:val="0"/>
+          <w:lang w:eastAsia="ru-RU"/>
+        </w:rPr>
+        <w:t xml:space="preserve">, </w:t>
+      </w:r>
+      <w:proofErr w:type="spellStart"/>
+      <w:r>
+        <w:rPr>
+          <w:rFonts w:eastAsia="Times New Roman"/>
+          <w:bCs w:val="0"/>
+          <w:color w:val="0F1115"/>
+          <w:kern w:val="0"/>
+          <w:lang w:eastAsia="ru-RU"/>
+        </w:rPr>
+        <w:t>movsd</w:t>
+      </w:r>
+      <w:proofErr w:type="spellEnd"/>
+      <w:r>
+        <w:rPr>
+          <w:rFonts w:eastAsia="Times New Roman"/>
+          <w:bCs w:val="0"/>
+          <w:color w:val="0F1115"/>
+          <w:kern w:val="0"/>
+          <w:lang w:eastAsia="ru-RU"/>
+        </w:rPr>
+        <w:t xml:space="preserve">, </w:t>
+      </w:r>
+      <w:proofErr w:type="spellStart"/>
+      <w:r>
+        <w:rPr>
+          <w:rFonts w:eastAsia="Times New Roman"/>
+          <w:bCs w:val="0"/>
+          <w:color w:val="0F1115"/>
+          <w:kern w:val="0"/>
+          <w:lang w:eastAsia="ru-RU"/>
+        </w:rPr>
+        <w:t>movsq</w:t>
+      </w:r>
+      <w:proofErr w:type="spellEnd"/>
+      <w:r>
+        <w:rPr>
+          <w:rFonts w:eastAsia="Times New Roman"/>
+          <w:bCs w:val="0"/>
+          <w:color w:val="0F1115"/>
+          <w:kern w:val="0"/>
+          <w:lang w:eastAsia="ru-RU"/>
+        </w:rPr>
+        <w:t xml:space="preserve"> или </w:t>
+      </w:r>
+      <w:proofErr w:type="spellStart"/>
+      <w:r>
+        <w:rPr>
+          <w:rFonts w:eastAsia="Times New Roman"/>
+          <w:bCs w:val="0"/>
+          <w:color w:val="0F1115"/>
+          <w:kern w:val="0"/>
+          <w:lang w:eastAsia="ru-RU"/>
+        </w:rPr>
+        <w:t>movs</w:t>
+      </w:r>
+      <w:proofErr w:type="spellEnd"/>
+      <w:r>
+        <w:rPr>
+          <w:rFonts w:eastAsia="Times New Roman"/>
+          <w:bCs w:val="0"/>
+          <w:color w:val="0F1115"/>
+          <w:kern w:val="0"/>
+          <w:lang w:eastAsia="ru-RU"/>
+        </w:rPr>
+        <w:t xml:space="preserve"> </w:t>
+      </w:r>
+      <w:proofErr w:type="spellStart"/>
+      <w:r>
+        <w:rPr>
+          <w:rFonts w:eastAsia="Times New Roman"/>
+          <w:bCs w:val="0"/>
+          <w:color w:val="0F1115"/>
+          <w:kern w:val="0"/>
+          <w:lang w:eastAsia="ru-RU"/>
+        </w:rPr>
+        <w:t>byte</w:t>
+      </w:r>
+      <w:proofErr w:type="spellEnd"/>
+      <w:r>
+        <w:rPr>
+          <w:rFonts w:eastAsia="Times New Roman"/>
+          <w:bCs w:val="0"/>
+          <w:color w:val="0F1115"/>
+          <w:kern w:val="0"/>
+          <w:lang w:eastAsia="ru-RU"/>
+        </w:rPr>
+        <w:t xml:space="preserve"> </w:t>
+      </w:r>
+      <w:proofErr w:type="spellStart"/>
+      <w:r>
+        <w:rPr>
+          <w:rFonts w:eastAsia="Times New Roman"/>
+          <w:bCs w:val="0"/>
+          <w:color w:val="0F1115"/>
+          <w:kern w:val="0"/>
+          <w:lang w:eastAsia="ru-RU"/>
+        </w:rPr>
+        <w:t>ptr</w:t>
+      </w:r>
+      <w:proofErr w:type="spellEnd"/>
+      <w:r>
+        <w:rPr>
+          <w:rFonts w:eastAsia="Times New Roman"/>
+          <w:bCs w:val="0"/>
+          <w:color w:val="0F1115"/>
+          <w:kern w:val="0"/>
+          <w:lang w:eastAsia="ru-RU"/>
+        </w:rPr>
+        <w:t xml:space="preserve">, </w:t>
+      </w:r>
+      <w:proofErr w:type="spellStart"/>
+      <w:r>
+        <w:rPr>
+          <w:rFonts w:eastAsia="Times New Roman"/>
+          <w:bCs w:val="0"/>
+          <w:color w:val="0F1115"/>
+          <w:kern w:val="0"/>
+          <w:lang w:eastAsia="ru-RU"/>
+        </w:rPr>
+        <w:t>movs</w:t>
+      </w:r>
+      <w:proofErr w:type="spellEnd"/>
+      <w:r>
+        <w:rPr>
+          <w:rFonts w:eastAsia="Times New Roman"/>
+          <w:bCs w:val="0"/>
+          <w:color w:val="0F1115"/>
+          <w:kern w:val="0"/>
+          <w:lang w:eastAsia="ru-RU"/>
+        </w:rPr>
+        <w:t xml:space="preserve"> </w:t>
+      </w:r>
+      <w:proofErr w:type="spellStart"/>
+      <w:r>
+        <w:rPr>
+          <w:rFonts w:eastAsia="Times New Roman"/>
+          <w:bCs w:val="0"/>
+          <w:color w:val="0F1115"/>
+          <w:kern w:val="0"/>
+          <w:lang w:eastAsia="ru-RU"/>
+        </w:rPr>
+        <w:t>word</w:t>
+      </w:r>
+      <w:proofErr w:type="spellEnd"/>
+      <w:r>
+        <w:rPr>
+          <w:rFonts w:eastAsia="Times New Roman"/>
+          <w:bCs w:val="0"/>
+          <w:color w:val="0F1115"/>
+          <w:kern w:val="0"/>
+          <w:lang w:eastAsia="ru-RU"/>
+        </w:rPr>
+        <w:t xml:space="preserve"> </w:t>
+      </w:r>
+      <w:proofErr w:type="spellStart"/>
+      <w:r>
+        <w:rPr>
+          <w:rFonts w:eastAsia="Times New Roman"/>
+          <w:bCs w:val="0"/>
+          <w:color w:val="0F1115"/>
+          <w:kern w:val="0"/>
+          <w:lang w:eastAsia="ru-RU"/>
+        </w:rPr>
+        <w:t>ptr</w:t>
+      </w:r>
+      <w:proofErr w:type="spellEnd"/>
+      <w:r>
+        <w:rPr>
+          <w:rFonts w:eastAsia="Times New Roman"/>
+          <w:bCs w:val="0"/>
+          <w:color w:val="0F1115"/>
+          <w:kern w:val="0"/>
+          <w:lang w:eastAsia="ru-RU"/>
+        </w:rPr>
+        <w:t>.</w:t>
       </w:r>
     </w:p>
     <w:p>
@@ -7663,8 +8620,30 @@
         <w:rPr>
           <w:lang w:val="en-US"/>
         </w:rPr>
-        <w:t xml:space="preserve"> источник (Source Index);</w:t>
-      </w:r>
+        <w:t xml:space="preserve"> </w:t>
+      </w:r>
+      <w:proofErr w:type="spellStart"/>
+      <w:r>
+        <w:rPr>
+          <w:lang w:val="en-US"/>
+        </w:rPr>
+        <w:t>источник</w:t>
+      </w:r>
+      <w:proofErr w:type="spellEnd"/>
+      <w:r>
+        <w:rPr>
+          <w:lang w:val="en-US"/>
+        </w:rPr>
+        <w:t xml:space="preserve"> (Source Index</w:t>
+      </w:r>
+      <w:proofErr w:type="gramStart"/>
+      <w:r>
+        <w:rPr>
+          <w:lang w:val="en-US"/>
+        </w:rPr>
+        <w:t>);</w:t>
+      </w:r>
+      <w:proofErr w:type="gramEnd"/>
     </w:p>
     <w:p>
       <w:pPr>
@@ -7694,8 +8673,30 @@
         <w:rPr>
           <w:lang w:val="en-US"/>
         </w:rPr>
-        <w:t xml:space="preserve"> приёмник (Destination Index);</w:t>
-      </w:r>
+        <w:t xml:space="preserve"> </w:t>
+      </w:r>
+      <w:proofErr w:type="spellStart"/>
+      <w:r>
+        <w:rPr>
+          <w:lang w:val="en-US"/>
+        </w:rPr>
+        <w:t>приёмник</w:t>
+      </w:r>
+      <w:proofErr w:type="spellEnd"/>
+      <w:r>
+        <w:rPr>
+          <w:lang w:val="en-US"/>
+        </w:rPr>
+        <w:t xml:space="preserve"> (Destination Index</w:t>
+      </w:r>
+      <w:proofErr w:type="gramStart"/>
+      <w:r>
+        <w:rPr>
+          <w:lang w:val="en-US"/>
+        </w:rPr>
+        <w:t>);</w:t>
+      </w:r>
+      <w:proofErr w:type="gramEnd"/>
     </w:p>
     <w:p>
       <w:pPr>
@@ -7844,7 +8845,7 @@
           <w:sz w:val="32"/>
           <w:szCs w:val="32"/>
         </w:rPr>
-        <w:t>8</w:t>
+        <w:t>7</w:t>
       </w:r>
     </w:p>
     <w:p>
@@ -7873,7 +8874,7 @@
           <w:sz w:val="32"/>
           <w:szCs w:val="32"/>
         </w:rPr>
-        <w:t>Дизассемблирование приложений</w:t>
+        <w:t>Изучение процесса разработки подпрограмм на языке ассемблера</w:t>
       </w:r>
       <w:r>
         <w:rPr>
@@ -7890,6 +8891,1367 @@
         <w:pStyle w:val="a8"/>
         <w:numPr>
           <w:ilvl w:val="0"/>
+          <w:numId w:val="45"/>
+        </w:numPr>
+        <w:jc w:val="both"/>
+        <w:rPr>
+          <w:b/>
+          <w:bCs/>
+          <w:sz w:val="28"/>
+          <w:szCs w:val="28"/>
+        </w:rPr>
+      </w:pPr>
+      <w:r>
+        <w:rPr>
+          <w:b/>
+          <w:bCs/>
+          <w:sz w:val="28"/>
+          <w:szCs w:val="28"/>
+        </w:rPr>
+        <w:t>Цель работы:</w:t>
+      </w:r>
+    </w:p>
+    <w:p>
+      <w:pPr>
+        <w:pStyle w:val="2"/>
+        <w:numPr>
+          <w:ilvl w:val="1"/>
+          <w:numId w:val="45"/>
+        </w:numPr>
+        <w:rPr>
+          <w:b/>
+          <w:bCs w:val="0"/>
+        </w:rPr>
+      </w:pPr>
+      <w:r>
+        <w:t xml:space="preserve">Изучить процесс разработки </w:t>
+      </w:r>
+      <w:r>
+        <w:t>подпрограмм</w:t>
+      </w:r>
+      <w:r>
+        <w:t xml:space="preserve"> с использованием ассемблера </w:t>
+      </w:r>
+      <w:r>
+        <w:rPr>
+          <w:lang w:val="en-US"/>
+        </w:rPr>
+        <w:t>NASM</w:t>
+      </w:r>
+      <w:r>
+        <w:t>;</w:t>
+      </w:r>
+    </w:p>
+    <w:p>
+      <w:pPr>
+        <w:pStyle w:val="2"/>
+        <w:numPr>
+          <w:ilvl w:val="1"/>
+          <w:numId w:val="45"/>
+        </w:numPr>
+        <w:rPr>
+          <w:b/>
+          <w:bCs w:val="0"/>
+        </w:rPr>
+      </w:pPr>
+      <w:r>
+        <w:t xml:space="preserve">Изучить процесс разработки программ </w:t>
+      </w:r>
+      <w:proofErr w:type="gramStart"/>
+      <w:r>
+        <w:t>на ассемблере</w:t>
+      </w:r>
+      <w:proofErr w:type="gramEnd"/>
+      <w:r>
+        <w:t xml:space="preserve"> состоящих из нескольких отдельных модулей.</w:t>
+      </w:r>
+    </w:p>
+    <w:p>
+      <w:pPr>
+        <w:pStyle w:val="a8"/>
+        <w:jc w:val="both"/>
+        <w:rPr>
+          <w:color w:val="000000"/>
+          <w:sz w:val="28"/>
+          <w:szCs w:val="28"/>
+          <w:lang w:eastAsia="ru-RU"/>
+        </w:rPr>
+      </w:pPr>
+    </w:p>
+    <w:p>
+      <w:pPr>
+        <w:pStyle w:val="a8"/>
+        <w:numPr>
+          <w:ilvl w:val="0"/>
+          <w:numId w:val="45"/>
+        </w:numPr>
+        <w:ind w:right="-62"/>
+        <w:jc w:val="both"/>
+        <w:rPr>
+          <w:sz w:val="28"/>
+          <w:szCs w:val="28"/>
+          <w:lang w:eastAsia="ru-RU"/>
+        </w:rPr>
+      </w:pPr>
+      <w:r>
+        <w:rPr>
+          <w:b/>
+          <w:bCs/>
+          <w:color w:val="000000"/>
+          <w:sz w:val="28"/>
+          <w:szCs w:val="28"/>
+          <w:lang w:eastAsia="ru-RU"/>
+        </w:rPr>
+        <w:t>Контрольные вопросы:</w:t>
+      </w:r>
+    </w:p>
+    <w:p>
+      <w:pPr>
+        <w:pStyle w:val="2"/>
+        <w:numPr>
+          <w:ilvl w:val="1"/>
+          <w:numId w:val="45"/>
+        </w:numPr>
+      </w:pPr>
+      <w:r>
+        <w:t>Как в программе на языке ассемблера объяви</w:t>
+      </w:r>
+      <w:r>
+        <w:t>ть целое число, строку, массив?</w:t>
+      </w:r>
+    </w:p>
+    <w:p>
+      <w:pPr>
+        <w:ind w:firstLine="709"/>
+        <w:jc w:val="both"/>
+        <w:rPr>
+          <w:rFonts w:eastAsiaTheme="minorHAnsi"/>
+          <w:bCs/>
+          <w:kern w:val="3"/>
+          <w:sz w:val="28"/>
+          <w:szCs w:val="28"/>
+        </w:rPr>
+      </w:pPr>
+      <w:r>
+        <w:rPr>
+          <w:rFonts w:eastAsiaTheme="minorHAnsi"/>
+          <w:bCs/>
+          <w:kern w:val="3"/>
+          <w:sz w:val="28"/>
+          <w:szCs w:val="28"/>
+        </w:rPr>
+        <w:t>Целое число и массив: с</w:t>
+      </w:r>
+      <w:r>
+        <w:rPr>
+          <w:rFonts w:eastAsiaTheme="minorHAnsi"/>
+          <w:bCs/>
+          <w:kern w:val="3"/>
+          <w:sz w:val="28"/>
+          <w:szCs w:val="28"/>
+        </w:rPr>
+        <w:t xml:space="preserve"> помощью директив DB (байт),</w:t>
+      </w:r>
+      <w:r>
+        <w:rPr>
+          <w:rFonts w:eastAsiaTheme="minorHAnsi"/>
+          <w:bCs/>
+          <w:kern w:val="3"/>
+          <w:sz w:val="28"/>
+          <w:szCs w:val="28"/>
+        </w:rPr>
+        <w:t xml:space="preserve"> </w:t>
+      </w:r>
+      <w:r>
+        <w:rPr>
+          <w:rFonts w:eastAsiaTheme="minorHAnsi"/>
+          <w:bCs/>
+          <w:kern w:val="3"/>
+          <w:sz w:val="28"/>
+          <w:szCs w:val="28"/>
+        </w:rPr>
+        <w:t>DW (слово, 2 байта), DD (двойное слово, 4 байта)</w:t>
+      </w:r>
+      <w:r>
+        <w:rPr>
+          <w:rFonts w:eastAsiaTheme="minorHAnsi"/>
+          <w:bCs/>
+          <w:kern w:val="3"/>
+          <w:sz w:val="28"/>
+          <w:szCs w:val="28"/>
+        </w:rPr>
+        <w:t xml:space="preserve">, например, </w:t>
+      </w:r>
+      <w:proofErr w:type="spellStart"/>
+      <w:r>
+        <w:rPr>
+          <w:rFonts w:eastAsiaTheme="minorHAnsi"/>
+          <w:bCs/>
+          <w:kern w:val="3"/>
+          <w:sz w:val="28"/>
+          <w:szCs w:val="28"/>
+        </w:rPr>
+        <w:t>count</w:t>
+      </w:r>
+      <w:proofErr w:type="spellEnd"/>
+      <w:r>
+        <w:rPr>
+          <w:rFonts w:eastAsiaTheme="minorHAnsi"/>
+          <w:bCs/>
+          <w:kern w:val="3"/>
+          <w:sz w:val="28"/>
+          <w:szCs w:val="28"/>
+        </w:rPr>
+        <w:t xml:space="preserve"> DW 100</w:t>
+      </w:r>
+      <w:r>
+        <w:rPr>
+          <w:rFonts w:eastAsiaTheme="minorHAnsi"/>
+          <w:bCs/>
+          <w:kern w:val="3"/>
+          <w:sz w:val="28"/>
+          <w:szCs w:val="28"/>
+        </w:rPr>
+        <w:t xml:space="preserve">. </w:t>
+      </w:r>
+      <w:r>
+        <w:rPr>
+          <w:rFonts w:eastAsiaTheme="minorHAnsi"/>
+          <w:bCs/>
+          <w:kern w:val="3"/>
+          <w:sz w:val="28"/>
+          <w:szCs w:val="28"/>
+        </w:rPr>
+        <w:t>Для задания массива э</w:t>
+      </w:r>
+      <w:r>
+        <w:rPr>
+          <w:rFonts w:eastAsiaTheme="minorHAnsi"/>
+          <w:bCs/>
+          <w:kern w:val="3"/>
+          <w:sz w:val="28"/>
+          <w:szCs w:val="28"/>
+        </w:rPr>
+        <w:t>лементы разделяются запятыми. Для повто</w:t>
+      </w:r>
+      <w:r>
+        <w:rPr>
+          <w:rFonts w:eastAsiaTheme="minorHAnsi"/>
+          <w:bCs/>
+          <w:kern w:val="3"/>
+          <w:sz w:val="28"/>
+          <w:szCs w:val="28"/>
+        </w:rPr>
+        <w:t xml:space="preserve">рения используется оператор </w:t>
+      </w:r>
+      <w:r>
+        <w:rPr>
+          <w:rFonts w:eastAsiaTheme="minorHAnsi"/>
+          <w:bCs/>
+          <w:kern w:val="3"/>
+          <w:sz w:val="28"/>
+          <w:szCs w:val="28"/>
+          <w:lang w:val="en-US"/>
+        </w:rPr>
+        <w:t>TIMES</w:t>
+      </w:r>
+      <w:r>
+        <w:rPr>
+          <w:rFonts w:eastAsiaTheme="minorHAnsi"/>
+          <w:bCs/>
+          <w:kern w:val="3"/>
+          <w:sz w:val="28"/>
+          <w:szCs w:val="28"/>
+        </w:rPr>
+        <w:t>.</w:t>
+      </w:r>
+    </w:p>
+    <w:p>
+      <w:pPr>
+        <w:ind w:firstLine="709"/>
+        <w:jc w:val="both"/>
+        <w:rPr>
+          <w:rFonts w:eastAsiaTheme="minorHAnsi"/>
+          <w:bCs/>
+          <w:kern w:val="3"/>
+          <w:sz w:val="28"/>
+          <w:szCs w:val="28"/>
+        </w:rPr>
+      </w:pPr>
+      <w:r>
+        <w:rPr>
+          <w:rFonts w:eastAsiaTheme="minorHAnsi"/>
+          <w:bCs/>
+          <w:kern w:val="3"/>
+          <w:sz w:val="28"/>
+          <w:szCs w:val="28"/>
+        </w:rPr>
+        <w:t>Строка: с</w:t>
+      </w:r>
+      <w:r>
+        <w:rPr>
+          <w:rFonts w:eastAsiaTheme="minorHAnsi"/>
+          <w:bCs/>
+          <w:kern w:val="3"/>
+          <w:sz w:val="28"/>
+          <w:szCs w:val="28"/>
+        </w:rPr>
+        <w:t>трока определяется как последовательность символов в кавычках</w:t>
+      </w:r>
+      <w:r>
+        <w:rPr>
+          <w:rFonts w:eastAsiaTheme="minorHAnsi"/>
+          <w:bCs/>
+          <w:kern w:val="3"/>
+          <w:sz w:val="28"/>
+          <w:szCs w:val="28"/>
+        </w:rPr>
+        <w:t xml:space="preserve"> через </w:t>
+      </w:r>
+      <w:proofErr w:type="spellStart"/>
+      <w:r>
+        <w:rPr>
+          <w:rFonts w:eastAsiaTheme="minorHAnsi"/>
+          <w:bCs/>
+          <w:kern w:val="3"/>
+          <w:sz w:val="28"/>
+          <w:szCs w:val="28"/>
+        </w:rPr>
+        <w:t>деректииву</w:t>
+      </w:r>
+      <w:proofErr w:type="spellEnd"/>
+      <w:r>
+        <w:rPr>
+          <w:rFonts w:eastAsiaTheme="minorHAnsi"/>
+          <w:bCs/>
+          <w:kern w:val="3"/>
+          <w:sz w:val="28"/>
+          <w:szCs w:val="28"/>
+        </w:rPr>
+        <w:t xml:space="preserve"> </w:t>
+      </w:r>
+      <w:r>
+        <w:rPr>
+          <w:rFonts w:eastAsiaTheme="minorHAnsi"/>
+          <w:bCs/>
+          <w:kern w:val="3"/>
+          <w:sz w:val="28"/>
+          <w:szCs w:val="28"/>
+          <w:lang w:val="en-US"/>
+        </w:rPr>
+        <w:t>DB</w:t>
+      </w:r>
+      <w:r>
+        <w:rPr>
+          <w:rFonts w:eastAsiaTheme="minorHAnsi"/>
+          <w:bCs/>
+          <w:kern w:val="3"/>
+          <w:sz w:val="28"/>
+          <w:szCs w:val="28"/>
+        </w:rPr>
+        <w:t>,</w:t>
+      </w:r>
+      <w:r>
+        <w:rPr>
+          <w:rFonts w:eastAsiaTheme="minorHAnsi"/>
+          <w:bCs/>
+          <w:kern w:val="3"/>
+          <w:sz w:val="28"/>
+          <w:szCs w:val="28"/>
+        </w:rPr>
+        <w:t xml:space="preserve"> </w:t>
+      </w:r>
+      <w:r>
+        <w:rPr>
+          <w:rFonts w:eastAsiaTheme="minorHAnsi"/>
+          <w:bCs/>
+          <w:kern w:val="3"/>
+          <w:sz w:val="28"/>
+          <w:szCs w:val="28"/>
+        </w:rPr>
+        <w:t xml:space="preserve">например, </w:t>
+      </w:r>
+      <w:r>
+        <w:rPr>
+          <w:rFonts w:eastAsiaTheme="minorHAnsi"/>
+          <w:bCs/>
+          <w:kern w:val="3"/>
+          <w:sz w:val="28"/>
+          <w:szCs w:val="28"/>
+          <w:lang w:val="en-US"/>
+        </w:rPr>
+        <w:t>msg</w:t>
+      </w:r>
+      <w:r>
+        <w:rPr>
+          <w:rFonts w:eastAsiaTheme="minorHAnsi"/>
+          <w:bCs/>
+          <w:kern w:val="3"/>
+          <w:sz w:val="28"/>
+          <w:szCs w:val="28"/>
+        </w:rPr>
+        <w:t xml:space="preserve"> </w:t>
+      </w:r>
+      <w:r>
+        <w:rPr>
+          <w:rFonts w:eastAsiaTheme="minorHAnsi"/>
+          <w:bCs/>
+          <w:kern w:val="3"/>
+          <w:sz w:val="28"/>
+          <w:szCs w:val="28"/>
+          <w:lang w:val="en-US"/>
+        </w:rPr>
+        <w:t>DB</w:t>
+      </w:r>
+      <w:r>
+        <w:rPr>
+          <w:rFonts w:eastAsiaTheme="minorHAnsi"/>
+          <w:bCs/>
+          <w:kern w:val="3"/>
+          <w:sz w:val="28"/>
+          <w:szCs w:val="28"/>
+        </w:rPr>
+        <w:t xml:space="preserve"> ‘</w:t>
+      </w:r>
+      <w:r>
+        <w:rPr>
+          <w:rFonts w:eastAsiaTheme="minorHAnsi"/>
+          <w:bCs/>
+          <w:kern w:val="3"/>
+          <w:sz w:val="28"/>
+          <w:szCs w:val="28"/>
+          <w:lang w:val="en-US"/>
+        </w:rPr>
+        <w:t>Hello</w:t>
+      </w:r>
+      <w:r>
+        <w:rPr>
+          <w:rFonts w:eastAsiaTheme="minorHAnsi"/>
+          <w:bCs/>
+          <w:kern w:val="3"/>
+          <w:sz w:val="28"/>
+          <w:szCs w:val="28"/>
+        </w:rPr>
+        <w:t xml:space="preserve"> </w:t>
+      </w:r>
+      <w:r>
+        <w:rPr>
+          <w:rFonts w:eastAsiaTheme="minorHAnsi"/>
+          <w:bCs/>
+          <w:kern w:val="3"/>
+          <w:sz w:val="28"/>
+          <w:szCs w:val="28"/>
+          <w:lang w:val="en-US"/>
+        </w:rPr>
+        <w:t>World</w:t>
+      </w:r>
+      <w:r>
+        <w:rPr>
+          <w:rFonts w:eastAsiaTheme="minorHAnsi"/>
+          <w:bCs/>
+          <w:kern w:val="3"/>
+          <w:sz w:val="28"/>
+          <w:szCs w:val="28"/>
+        </w:rPr>
+        <w:t>’</w:t>
+      </w:r>
+      <w:r>
+        <w:rPr>
+          <w:rFonts w:eastAsiaTheme="minorHAnsi"/>
+          <w:bCs/>
+          <w:kern w:val="3"/>
+          <w:sz w:val="28"/>
+          <w:szCs w:val="28"/>
+        </w:rPr>
+        <w:t>.</w:t>
+      </w:r>
+    </w:p>
+    <w:p>
+      <w:pPr>
+        <w:jc w:val="both"/>
+        <w:rPr>
+          <w:rFonts w:eastAsiaTheme="minorHAnsi"/>
+          <w:bCs/>
+          <w:kern w:val="3"/>
+          <w:sz w:val="28"/>
+          <w:szCs w:val="28"/>
+        </w:rPr>
+      </w:pPr>
+    </w:p>
+    <w:p>
+      <w:pPr>
+        <w:pStyle w:val="2"/>
+        <w:numPr>
+          <w:ilvl w:val="1"/>
+          <w:numId w:val="45"/>
+        </w:numPr>
+      </w:pPr>
+      <w:r>
+        <w:t xml:space="preserve">Каков синтаксис вызова процедур в </w:t>
+      </w:r>
+      <w:r>
+        <w:t>программах на языке ассемблера?</w:t>
+      </w:r>
+    </w:p>
+    <w:p>
+      <w:pPr>
+        <w:ind w:firstLine="709"/>
+        <w:jc w:val="both"/>
+        <w:rPr>
+          <w:rFonts w:eastAsiaTheme="minorHAnsi"/>
+          <w:bCs/>
+          <w:kern w:val="3"/>
+          <w:sz w:val="28"/>
+          <w:szCs w:val="28"/>
+        </w:rPr>
+      </w:pPr>
+      <w:r>
+        <w:rPr>
+          <w:rFonts w:eastAsiaTheme="minorHAnsi"/>
+          <w:bCs/>
+          <w:kern w:val="3"/>
+          <w:sz w:val="28"/>
+          <w:szCs w:val="28"/>
+        </w:rPr>
+        <w:t xml:space="preserve">Процедура обрамляется директивами PROC и ENDP. Вызывается командой </w:t>
+      </w:r>
+      <w:proofErr w:type="spellStart"/>
+      <w:r>
+        <w:rPr>
+          <w:rFonts w:eastAsiaTheme="minorHAnsi"/>
+          <w:bCs/>
+          <w:kern w:val="3"/>
+          <w:sz w:val="28"/>
+          <w:szCs w:val="28"/>
+        </w:rPr>
+        <w:t>call</w:t>
+      </w:r>
+      <w:proofErr w:type="spellEnd"/>
+      <w:r>
+        <w:rPr>
+          <w:rFonts w:eastAsiaTheme="minorHAnsi"/>
+          <w:bCs/>
+          <w:kern w:val="3"/>
+          <w:sz w:val="28"/>
+          <w:szCs w:val="28"/>
+        </w:rPr>
+        <w:t>, во</w:t>
+      </w:r>
+      <w:r>
+        <w:rPr>
+          <w:rFonts w:eastAsiaTheme="minorHAnsi"/>
+          <w:bCs/>
+          <w:kern w:val="3"/>
+          <w:sz w:val="28"/>
+          <w:szCs w:val="28"/>
+        </w:rPr>
+        <w:t>зврат управления –</w:t>
+      </w:r>
+      <w:r>
+        <w:rPr>
+          <w:rFonts w:eastAsiaTheme="minorHAnsi"/>
+          <w:bCs/>
+          <w:kern w:val="3"/>
+          <w:sz w:val="28"/>
+          <w:szCs w:val="28"/>
+        </w:rPr>
+        <w:t xml:space="preserve"> командой </w:t>
+      </w:r>
+      <w:proofErr w:type="spellStart"/>
+      <w:r>
+        <w:rPr>
+          <w:rFonts w:eastAsiaTheme="minorHAnsi"/>
+          <w:bCs/>
+          <w:kern w:val="3"/>
+          <w:sz w:val="28"/>
+          <w:szCs w:val="28"/>
+        </w:rPr>
+        <w:t>ret</w:t>
+      </w:r>
+      <w:proofErr w:type="spellEnd"/>
+      <w:r>
+        <w:rPr>
+          <w:rFonts w:eastAsiaTheme="minorHAnsi"/>
+          <w:bCs/>
+          <w:kern w:val="3"/>
+          <w:sz w:val="28"/>
+          <w:szCs w:val="28"/>
+        </w:rPr>
+        <w:t>.</w:t>
+      </w:r>
+    </w:p>
+    <w:p>
+      <w:pPr>
+        <w:jc w:val="both"/>
+        <w:rPr>
+          <w:rFonts w:eastAsiaTheme="minorHAnsi"/>
+          <w:bCs/>
+          <w:kern w:val="3"/>
+          <w:sz w:val="28"/>
+          <w:szCs w:val="28"/>
+        </w:rPr>
+      </w:pPr>
+    </w:p>
+    <w:p>
+      <w:pPr>
+        <w:pStyle w:val="2"/>
+        <w:numPr>
+          <w:ilvl w:val="1"/>
+          <w:numId w:val="45"/>
+        </w:numPr>
+      </w:pPr>
+      <w:r>
+        <w:t>Какие способы передачи параметров между процедурами используются в программах на языке ассемблера?</w:t>
+      </w:r>
+    </w:p>
+    <w:p>
+      <w:pPr>
+        <w:pStyle w:val="a8"/>
+        <w:numPr>
+          <w:ilvl w:val="0"/>
+          <w:numId w:val="44"/>
+        </w:numPr>
+        <w:ind w:left="0" w:firstLine="992"/>
+        <w:jc w:val="both"/>
+        <w:rPr>
+          <w:rFonts w:eastAsiaTheme="minorHAnsi"/>
+          <w:bCs/>
+          <w:kern w:val="3"/>
+          <w:sz w:val="28"/>
+          <w:szCs w:val="28"/>
+        </w:rPr>
+      </w:pPr>
+      <w:r>
+        <w:rPr>
+          <w:rFonts w:eastAsiaTheme="minorHAnsi"/>
+          <w:bCs/>
+          <w:kern w:val="3"/>
+          <w:sz w:val="28"/>
+          <w:szCs w:val="28"/>
+        </w:rPr>
+        <w:t>через регистры: с</w:t>
+      </w:r>
+      <w:r>
+        <w:rPr>
+          <w:rFonts w:eastAsiaTheme="minorHAnsi"/>
+          <w:bCs/>
+          <w:kern w:val="3"/>
+          <w:sz w:val="28"/>
+          <w:szCs w:val="28"/>
+        </w:rPr>
+        <w:t>амый простой способ. Параметры помещаются в регистры (например</w:t>
+      </w:r>
+      <w:r>
+        <w:rPr>
+          <w:rFonts w:eastAsiaTheme="minorHAnsi"/>
+          <w:bCs/>
+          <w:kern w:val="3"/>
+          <w:sz w:val="28"/>
+          <w:szCs w:val="28"/>
+        </w:rPr>
+        <w:t xml:space="preserve">, </w:t>
+      </w:r>
+      <w:proofErr w:type="spellStart"/>
+      <w:r>
+        <w:rPr>
+          <w:rFonts w:eastAsiaTheme="minorHAnsi"/>
+          <w:bCs/>
+          <w:kern w:val="3"/>
+          <w:sz w:val="28"/>
+          <w:szCs w:val="28"/>
+        </w:rPr>
+        <w:t>mov</w:t>
+      </w:r>
+      <w:proofErr w:type="spellEnd"/>
+      <w:r>
+        <w:rPr>
+          <w:rFonts w:eastAsiaTheme="minorHAnsi"/>
+          <w:bCs/>
+          <w:kern w:val="3"/>
+          <w:sz w:val="28"/>
+          <w:szCs w:val="28"/>
+        </w:rPr>
+        <w:t xml:space="preserve"> </w:t>
+      </w:r>
+      <w:proofErr w:type="spellStart"/>
+      <w:r>
+        <w:rPr>
+          <w:rFonts w:eastAsiaTheme="minorHAnsi"/>
+          <w:bCs/>
+          <w:kern w:val="3"/>
+          <w:sz w:val="28"/>
+          <w:szCs w:val="28"/>
+        </w:rPr>
+        <w:t>al</w:t>
+      </w:r>
+      <w:proofErr w:type="spellEnd"/>
+      <w:r>
+        <w:rPr>
+          <w:rFonts w:eastAsiaTheme="minorHAnsi"/>
+          <w:bCs/>
+          <w:kern w:val="3"/>
+          <w:sz w:val="28"/>
+          <w:szCs w:val="28"/>
+        </w:rPr>
+        <w:t xml:space="preserve">, 5) перед вызовом </w:t>
+      </w:r>
+      <w:proofErr w:type="spellStart"/>
+      <w:r>
+        <w:rPr>
+          <w:rFonts w:eastAsiaTheme="minorHAnsi"/>
+          <w:bCs/>
+          <w:kern w:val="3"/>
+          <w:sz w:val="28"/>
+          <w:szCs w:val="28"/>
+        </w:rPr>
+        <w:t>call</w:t>
+      </w:r>
+      <w:proofErr w:type="spellEnd"/>
+      <w:r>
+        <w:rPr>
+          <w:rFonts w:eastAsiaTheme="minorHAnsi"/>
+          <w:bCs/>
+          <w:kern w:val="3"/>
+          <w:sz w:val="28"/>
+          <w:szCs w:val="28"/>
+        </w:rPr>
+        <w:t>;</w:t>
+      </w:r>
+    </w:p>
+    <w:p>
+      <w:pPr>
+        <w:pStyle w:val="a8"/>
+        <w:numPr>
+          <w:ilvl w:val="0"/>
+          <w:numId w:val="44"/>
+        </w:numPr>
+        <w:ind w:left="0" w:firstLine="992"/>
+        <w:jc w:val="both"/>
+        <w:rPr>
+          <w:rFonts w:eastAsiaTheme="minorHAnsi"/>
+          <w:bCs/>
+          <w:kern w:val="3"/>
+          <w:sz w:val="28"/>
+          <w:szCs w:val="28"/>
+        </w:rPr>
+      </w:pPr>
+      <w:r>
+        <w:rPr>
+          <w:rFonts w:eastAsiaTheme="minorHAnsi"/>
+          <w:bCs/>
+          <w:kern w:val="3"/>
+          <w:sz w:val="28"/>
+          <w:szCs w:val="28"/>
+        </w:rPr>
+        <w:t>через стек: у</w:t>
+      </w:r>
+      <w:r>
+        <w:rPr>
+          <w:rFonts w:eastAsiaTheme="minorHAnsi"/>
+          <w:bCs/>
+          <w:kern w:val="3"/>
+          <w:sz w:val="28"/>
+          <w:szCs w:val="28"/>
+        </w:rPr>
+        <w:t>ниверсальный способ. Параметры заталкиваются в стек (</w:t>
+      </w:r>
+      <w:proofErr w:type="spellStart"/>
+      <w:r>
+        <w:rPr>
+          <w:rFonts w:eastAsiaTheme="minorHAnsi"/>
+          <w:bCs/>
+          <w:kern w:val="3"/>
+          <w:sz w:val="28"/>
+          <w:szCs w:val="28"/>
+        </w:rPr>
+        <w:t>push</w:t>
+      </w:r>
+      <w:proofErr w:type="spellEnd"/>
+      <w:r>
+        <w:rPr>
+          <w:rFonts w:eastAsiaTheme="minorHAnsi"/>
+          <w:bCs/>
+          <w:kern w:val="3"/>
+          <w:sz w:val="28"/>
+          <w:szCs w:val="28"/>
+        </w:rPr>
+        <w:t xml:space="preserve">), а внутри процедуры к </w:t>
+      </w:r>
+      <w:r>
+        <w:rPr>
+          <w:rFonts w:eastAsiaTheme="minorHAnsi"/>
+          <w:bCs/>
+          <w:kern w:val="3"/>
+          <w:sz w:val="28"/>
+          <w:szCs w:val="28"/>
+        </w:rPr>
+        <w:t xml:space="preserve">ним обращаются через регистр </w:t>
+      </w:r>
+      <w:proofErr w:type="spellStart"/>
+      <w:r>
+        <w:rPr>
+          <w:rFonts w:eastAsiaTheme="minorHAnsi"/>
+          <w:bCs/>
+          <w:kern w:val="3"/>
+          <w:sz w:val="28"/>
+          <w:szCs w:val="28"/>
+        </w:rPr>
+        <w:t>bp</w:t>
+      </w:r>
+      <w:proofErr w:type="spellEnd"/>
+      <w:r>
+        <w:rPr>
+          <w:rFonts w:eastAsiaTheme="minorHAnsi"/>
+          <w:bCs/>
+          <w:kern w:val="3"/>
+          <w:sz w:val="28"/>
+          <w:szCs w:val="28"/>
+        </w:rPr>
+        <w:t xml:space="preserve">. Используются разные соглашения (C, </w:t>
+      </w:r>
+      <w:proofErr w:type="spellStart"/>
+      <w:r>
+        <w:rPr>
+          <w:rFonts w:eastAsiaTheme="minorHAnsi"/>
+          <w:bCs/>
+          <w:kern w:val="3"/>
+          <w:sz w:val="28"/>
+          <w:szCs w:val="28"/>
+        </w:rPr>
+        <w:t>Pascal</w:t>
+      </w:r>
+      <w:proofErr w:type="spellEnd"/>
+      <w:r>
+        <w:rPr>
+          <w:rFonts w:eastAsiaTheme="minorHAnsi"/>
+          <w:bCs/>
+          <w:kern w:val="3"/>
+          <w:sz w:val="28"/>
+          <w:szCs w:val="28"/>
+        </w:rPr>
+        <w:t>), определяющие порядок загрузки па</w:t>
+      </w:r>
+      <w:r>
+        <w:rPr>
+          <w:rFonts w:eastAsiaTheme="minorHAnsi"/>
+          <w:bCs/>
+          <w:kern w:val="3"/>
+          <w:sz w:val="28"/>
+          <w:szCs w:val="28"/>
+        </w:rPr>
+        <w:t>раметров и то, кто очищает стек</w:t>
+      </w:r>
+      <w:r>
+        <w:rPr>
+          <w:rFonts w:eastAsiaTheme="minorHAnsi"/>
+          <w:bCs/>
+          <w:kern w:val="3"/>
+          <w:sz w:val="28"/>
+          <w:szCs w:val="28"/>
+        </w:rPr>
+        <w:t>.</w:t>
+      </w:r>
+    </w:p>
+    <w:p>
+      <w:pPr>
+        <w:pStyle w:val="2"/>
+        <w:numPr>
+          <w:ilvl w:val="0"/>
+          <w:numId w:val="0"/>
+        </w:numPr>
+      </w:pPr>
+    </w:p>
+    <w:p>
+      <w:pPr>
+        <w:pStyle w:val="a8"/>
+        <w:numPr>
+          <w:ilvl w:val="1"/>
+          <w:numId w:val="45"/>
+        </w:numPr>
+        <w:rPr>
+          <w:rFonts w:eastAsiaTheme="minorHAnsi"/>
+          <w:bCs/>
+          <w:kern w:val="3"/>
+          <w:sz w:val="28"/>
+          <w:szCs w:val="28"/>
+        </w:rPr>
+      </w:pPr>
+      <w:r>
+        <w:rPr>
+          <w:rFonts w:eastAsiaTheme="minorHAnsi"/>
+          <w:bCs/>
+          <w:kern w:val="3"/>
+          <w:sz w:val="28"/>
+          <w:szCs w:val="28"/>
+        </w:rPr>
+        <w:t>Как скомпилировать программу, состоящую из нескольких модулей?</w:t>
+      </w:r>
+    </w:p>
+    <w:p>
+      <w:pPr>
+        <w:pStyle w:val="a8"/>
+        <w:numPr>
+          <w:ilvl w:val="0"/>
+          <w:numId w:val="44"/>
+        </w:numPr>
+        <w:ind w:left="0" w:firstLine="992"/>
+        <w:jc w:val="both"/>
+        <w:rPr>
+          <w:rFonts w:eastAsiaTheme="minorHAnsi"/>
+          <w:bCs/>
+          <w:kern w:val="3"/>
+          <w:sz w:val="28"/>
+          <w:szCs w:val="28"/>
+        </w:rPr>
+      </w:pPr>
+      <w:r>
+        <w:rPr>
+          <w:rFonts w:eastAsiaTheme="minorHAnsi"/>
+          <w:bCs/>
+          <w:kern w:val="3"/>
+          <w:sz w:val="28"/>
+          <w:szCs w:val="28"/>
+        </w:rPr>
+        <w:t>объявление символов: в</w:t>
+      </w:r>
+      <w:r>
+        <w:rPr>
+          <w:rFonts w:eastAsiaTheme="minorHAnsi"/>
+          <w:bCs/>
+          <w:kern w:val="3"/>
+          <w:sz w:val="28"/>
+          <w:szCs w:val="28"/>
+        </w:rPr>
+        <w:t xml:space="preserve"> модулях-источниках экспортируйте публичные метки директивой </w:t>
+      </w:r>
+      <w:proofErr w:type="spellStart"/>
+      <w:r>
+        <w:rPr>
+          <w:rFonts w:eastAsiaTheme="minorHAnsi"/>
+          <w:bCs/>
+          <w:kern w:val="3"/>
+          <w:sz w:val="28"/>
+          <w:szCs w:val="28"/>
+        </w:rPr>
+        <w:t>global</w:t>
+      </w:r>
+      <w:proofErr w:type="spellEnd"/>
+      <w:r>
+        <w:rPr>
+          <w:rFonts w:eastAsiaTheme="minorHAnsi"/>
+          <w:bCs/>
+          <w:kern w:val="3"/>
+          <w:sz w:val="28"/>
+          <w:szCs w:val="28"/>
+        </w:rPr>
+        <w:t xml:space="preserve"> (или </w:t>
+      </w:r>
+      <w:proofErr w:type="spellStart"/>
+      <w:r>
+        <w:rPr>
+          <w:rFonts w:eastAsiaTheme="minorHAnsi"/>
+          <w:bCs/>
+          <w:kern w:val="3"/>
+          <w:sz w:val="28"/>
+          <w:szCs w:val="28"/>
+        </w:rPr>
+        <w:t>public</w:t>
+      </w:r>
+      <w:proofErr w:type="spellEnd"/>
+      <w:r>
+        <w:rPr>
+          <w:rFonts w:eastAsiaTheme="minorHAnsi"/>
+          <w:bCs/>
+          <w:kern w:val="3"/>
+          <w:sz w:val="28"/>
+          <w:szCs w:val="28"/>
+        </w:rPr>
+        <w:t xml:space="preserve">), а в модулях-приемниках объявляйте внешние символы директивой </w:t>
+      </w:r>
+      <w:proofErr w:type="spellStart"/>
+      <w:r>
+        <w:rPr>
+          <w:rFonts w:eastAsiaTheme="minorHAnsi"/>
+          <w:bCs/>
+          <w:kern w:val="3"/>
+          <w:sz w:val="28"/>
+          <w:szCs w:val="28"/>
+        </w:rPr>
+        <w:t>extern</w:t>
+      </w:r>
+      <w:proofErr w:type="spellEnd"/>
+      <w:r>
+        <w:rPr>
+          <w:rFonts w:eastAsiaTheme="minorHAnsi"/>
+          <w:bCs/>
+          <w:kern w:val="3"/>
+          <w:sz w:val="28"/>
+          <w:szCs w:val="28"/>
+        </w:rPr>
+        <w:t>;</w:t>
+      </w:r>
+    </w:p>
+    <w:p>
+      <w:pPr>
+        <w:pStyle w:val="a8"/>
+        <w:numPr>
+          <w:ilvl w:val="0"/>
+          <w:numId w:val="44"/>
+        </w:numPr>
+        <w:ind w:left="0" w:firstLine="992"/>
+        <w:jc w:val="both"/>
+        <w:rPr>
+          <w:rFonts w:eastAsiaTheme="minorHAnsi"/>
+          <w:bCs/>
+          <w:kern w:val="3"/>
+          <w:sz w:val="28"/>
+          <w:szCs w:val="28"/>
+        </w:rPr>
+      </w:pPr>
+      <w:r>
+        <w:rPr>
+          <w:rFonts w:eastAsiaTheme="minorHAnsi"/>
+          <w:bCs/>
+          <w:kern w:val="3"/>
+          <w:sz w:val="28"/>
+          <w:szCs w:val="28"/>
+        </w:rPr>
+        <w:t>компиляция: к</w:t>
+      </w:r>
+      <w:r>
+        <w:rPr>
+          <w:rFonts w:eastAsiaTheme="minorHAnsi"/>
+          <w:bCs/>
+          <w:kern w:val="3"/>
+          <w:sz w:val="28"/>
+          <w:szCs w:val="28"/>
+        </w:rPr>
+        <w:t xml:space="preserve">аждый модуль (a.asm, b.asm) независимо компилируется в объектный файл </w:t>
+      </w:r>
+      <w:proofErr w:type="gramStart"/>
+      <w:r>
+        <w:rPr>
+          <w:rFonts w:eastAsiaTheme="minorHAnsi"/>
+          <w:bCs/>
+          <w:kern w:val="3"/>
+          <w:sz w:val="28"/>
+          <w:szCs w:val="28"/>
+        </w:rPr>
+        <w:t>(.o</w:t>
+      </w:r>
+      <w:proofErr w:type="gramEnd"/>
+      <w:r>
+        <w:rPr>
+          <w:rFonts w:eastAsiaTheme="minorHAnsi"/>
+          <w:bCs/>
+          <w:kern w:val="3"/>
+          <w:sz w:val="28"/>
+          <w:szCs w:val="28"/>
+        </w:rPr>
+        <w:t xml:space="preserve"> или .</w:t>
+      </w:r>
+      <w:proofErr w:type="spellStart"/>
+      <w:r>
+        <w:rPr>
+          <w:rFonts w:eastAsiaTheme="minorHAnsi"/>
+          <w:bCs/>
+          <w:kern w:val="3"/>
+          <w:sz w:val="28"/>
+          <w:szCs w:val="28"/>
+        </w:rPr>
+        <w:t>obj</w:t>
+      </w:r>
+      <w:proofErr w:type="spellEnd"/>
+      <w:r>
+        <w:rPr>
+          <w:rFonts w:eastAsiaTheme="minorHAnsi"/>
+          <w:bCs/>
+          <w:kern w:val="3"/>
+          <w:sz w:val="28"/>
+          <w:szCs w:val="28"/>
+        </w:rPr>
+        <w:t>);</w:t>
+      </w:r>
+    </w:p>
+    <w:p>
+      <w:pPr>
+        <w:pStyle w:val="a8"/>
+        <w:numPr>
+          <w:ilvl w:val="0"/>
+          <w:numId w:val="44"/>
+        </w:numPr>
+        <w:ind w:left="0" w:firstLine="992"/>
+        <w:jc w:val="both"/>
+        <w:rPr>
+          <w:rFonts w:eastAsiaTheme="minorHAnsi"/>
+          <w:bCs/>
+          <w:kern w:val="3"/>
+          <w:sz w:val="28"/>
+          <w:szCs w:val="28"/>
+        </w:rPr>
+      </w:pPr>
+      <w:r>
+        <w:rPr>
+          <w:rFonts w:eastAsiaTheme="minorHAnsi"/>
+          <w:bCs/>
+          <w:kern w:val="3"/>
+          <w:sz w:val="28"/>
+          <w:szCs w:val="28"/>
+        </w:rPr>
+        <w:t>компоновка (линковка): в</w:t>
+      </w:r>
+      <w:r>
+        <w:rPr>
+          <w:rFonts w:eastAsiaTheme="minorHAnsi"/>
+          <w:bCs/>
+          <w:kern w:val="3"/>
+          <w:sz w:val="28"/>
+          <w:szCs w:val="28"/>
+        </w:rPr>
+        <w:t>се полученные объектные файлы собираются компоновщиком (</w:t>
+      </w:r>
+      <w:proofErr w:type="spellStart"/>
+      <w:r>
+        <w:rPr>
+          <w:rFonts w:eastAsiaTheme="minorHAnsi"/>
+          <w:bCs/>
+          <w:kern w:val="3"/>
+          <w:sz w:val="28"/>
+          <w:szCs w:val="28"/>
+        </w:rPr>
+        <w:t>ld</w:t>
+      </w:r>
+      <w:proofErr w:type="spellEnd"/>
+      <w:r>
+        <w:rPr>
+          <w:rFonts w:eastAsiaTheme="minorHAnsi"/>
+          <w:bCs/>
+          <w:kern w:val="3"/>
+          <w:sz w:val="28"/>
+          <w:szCs w:val="28"/>
+        </w:rPr>
+        <w:t>) в один исполняемый файл.</w:t>
+      </w:r>
+    </w:p>
+    <w:p>
+      <w:pPr>
+        <w:pStyle w:val="2"/>
+        <w:numPr>
+          <w:ilvl w:val="0"/>
+          <w:numId w:val="0"/>
+        </w:numPr>
+        <w:rPr>
+          <w:lang w:eastAsia="ru-RU"/>
+        </w:rPr>
+      </w:pPr>
+      <w:r>
+        <w:rPr>
+          <w:lang w:eastAsia="ru-RU"/>
+        </w:rPr>
+        <w:t xml:space="preserve"> </w:t>
+      </w:r>
+    </w:p>
+    <w:p>
+      <w:pPr>
+        <w:pStyle w:val="a8"/>
+        <w:numPr>
+          <w:ilvl w:val="0"/>
+          <w:numId w:val="45"/>
+        </w:numPr>
+        <w:jc w:val="both"/>
+        <w:rPr>
+          <w:sz w:val="28"/>
+          <w:szCs w:val="28"/>
+          <w:lang w:eastAsia="ru-RU"/>
+        </w:rPr>
+      </w:pPr>
+      <w:r>
+        <w:rPr>
+          <w:b/>
+          <w:bCs/>
+          <w:color w:val="000000"/>
+          <w:sz w:val="28"/>
+          <w:szCs w:val="28"/>
+          <w:lang w:eastAsia="ru-RU"/>
+        </w:rPr>
+        <w:t>Вывод</w:t>
+      </w:r>
+      <w:r>
+        <w:rPr>
+          <w:b/>
+          <w:bCs/>
+          <w:sz w:val="28"/>
+          <w:szCs w:val="28"/>
+          <w:lang w:eastAsia="ru-RU"/>
+        </w:rPr>
+        <w:t>:</w:t>
+      </w:r>
+      <w:r>
+        <w:rPr>
+          <w:sz w:val="28"/>
+          <w:szCs w:val="28"/>
+          <w:lang w:eastAsia="ru-RU"/>
+        </w:rPr>
+        <w:t xml:space="preserve"> в ходе лабораторной работы </w:t>
+      </w:r>
+      <w:r>
+        <w:rPr>
+          <w:sz w:val="28"/>
+          <w:szCs w:val="28"/>
+          <w:lang w:eastAsia="ru-RU"/>
+        </w:rPr>
+        <w:t>и</w:t>
+      </w:r>
+      <w:r>
+        <w:rPr>
+          <w:sz w:val="28"/>
+          <w:szCs w:val="28"/>
+          <w:lang w:eastAsia="ru-RU"/>
+        </w:rPr>
+        <w:t>зучи</w:t>
+      </w:r>
+      <w:r>
+        <w:rPr>
+          <w:sz w:val="28"/>
+          <w:szCs w:val="28"/>
+          <w:lang w:eastAsia="ru-RU"/>
+        </w:rPr>
+        <w:t>ли</w:t>
+      </w:r>
+      <w:r>
+        <w:rPr>
+          <w:sz w:val="28"/>
+          <w:szCs w:val="28"/>
+          <w:lang w:eastAsia="ru-RU"/>
+        </w:rPr>
+        <w:t xml:space="preserve"> процесс разработки подпрограмм с использованием ассемблера NASM</w:t>
+      </w:r>
+      <w:r>
+        <w:rPr>
+          <w:sz w:val="28"/>
+          <w:szCs w:val="28"/>
+          <w:lang w:eastAsia="ru-RU"/>
+        </w:rPr>
+        <w:t xml:space="preserve"> и</w:t>
+      </w:r>
+      <w:r>
+        <w:rPr>
+          <w:sz w:val="28"/>
+          <w:szCs w:val="28"/>
+          <w:lang w:eastAsia="ru-RU"/>
+        </w:rPr>
+        <w:t xml:space="preserve"> процесс разработки программ </w:t>
+      </w:r>
+      <w:proofErr w:type="gramStart"/>
+      <w:r>
+        <w:rPr>
+          <w:sz w:val="28"/>
+          <w:szCs w:val="28"/>
+          <w:lang w:eastAsia="ru-RU"/>
+        </w:rPr>
+        <w:t>на ассемблере</w:t>
+      </w:r>
+      <w:proofErr w:type="gramEnd"/>
+      <w:r>
+        <w:rPr>
+          <w:sz w:val="28"/>
+          <w:szCs w:val="28"/>
+          <w:lang w:eastAsia="ru-RU"/>
+        </w:rPr>
+        <w:t xml:space="preserve"> состоящих из нескольких отдельных модулей.</w:t>
+      </w:r>
+    </w:p>
+    <w:p>
+      <w:pPr>
+        <w:rPr>
+          <w:sz w:val="28"/>
+          <w:szCs w:val="28"/>
+          <w:lang w:eastAsia="ru-RU"/>
+        </w:rPr>
+      </w:pPr>
+      <w:r>
+        <w:rPr>
+          <w:sz w:val="28"/>
+          <w:szCs w:val="28"/>
+          <w:lang w:eastAsia="ru-RU"/>
+        </w:rPr>
+        <w:br w:type="page"/>
+      </w:r>
+    </w:p>
+    <w:p>
+      <w:pPr>
+        <w:pStyle w:val="a8"/>
+        <w:jc w:val="center"/>
+        <w:rPr>
+          <w:b/>
+          <w:bCs/>
+          <w:sz w:val="32"/>
+          <w:szCs w:val="32"/>
+        </w:rPr>
+      </w:pPr>
+      <w:r>
+        <w:rPr>
+          <w:b/>
+          <w:bCs/>
+          <w:sz w:val="32"/>
+          <w:szCs w:val="32"/>
+        </w:rPr>
+        <w:lastRenderedPageBreak/>
+        <w:t>Лабораторная работа №</w:t>
+      </w:r>
+      <w:r>
+        <w:rPr>
+          <w:b/>
+          <w:bCs/>
+          <w:sz w:val="32"/>
+          <w:szCs w:val="32"/>
+        </w:rPr>
+        <w:t>8</w:t>
+      </w:r>
+    </w:p>
+    <w:p>
+      <w:pPr>
+        <w:jc w:val="center"/>
+        <w:rPr>
+          <w:b/>
+          <w:bCs/>
+          <w:sz w:val="32"/>
+          <w:szCs w:val="32"/>
+        </w:rPr>
+      </w:pPr>
+      <w:r>
+        <w:rPr>
+          <w:b/>
+          <w:bCs/>
+          <w:sz w:val="32"/>
+          <w:szCs w:val="32"/>
+        </w:rPr>
+        <w:t>«</w:t>
+      </w:r>
+      <w:r>
+        <w:rPr>
+          <w:b/>
+          <w:bCs/>
+          <w:sz w:val="32"/>
+          <w:szCs w:val="32"/>
+        </w:rPr>
+        <w:t>Дизассемблирование приложений</w:t>
+      </w:r>
+      <w:r>
+        <w:rPr>
+          <w:b/>
+          <w:bCs/>
+          <w:sz w:val="32"/>
+          <w:szCs w:val="32"/>
+        </w:rPr>
+        <w:t>»</w:t>
+      </w:r>
+    </w:p>
+    <w:p>
+      <w:pPr>
+        <w:pStyle w:val="a8"/>
+        <w:numPr>
+          <w:ilvl w:val="0"/>
           <w:numId w:val="39"/>
         </w:numPr>
         <w:jc w:val="both"/>
@@ -7957,6 +10319,7 @@
           <w:lang w:eastAsia="ru-RU"/>
         </w:rPr>
       </w:pPr>
+      <w:proofErr w:type="spellStart"/>
       <w:r>
         <w:rPr>
           <w:b/>
@@ -7965,7 +10328,40 @@
           <w:szCs w:val="28"/>
           <w:lang w:val="en-US" w:eastAsia="ru-RU"/>
         </w:rPr>
-        <w:t>Ход работы:</w:t>
+        <w:t>Ход</w:t>
+      </w:r>
+      <w:proofErr w:type="spellEnd"/>
+      <w:r>
+        <w:rPr>
+          <w:b/>
+          <w:color w:val="000000"/>
+          <w:sz w:val="28"/>
+          <w:szCs w:val="28"/>
+          <w:lang w:val="en-US" w:eastAsia="ru-RU"/>
+        </w:rPr>
+        <w:t xml:space="preserve"> </w:t>
+      </w:r>
+      <w:proofErr w:type="spellStart"/>
+      <w:r>
+        <w:rPr>
+          <w:b/>
+          <w:color w:val="000000"/>
+          <w:sz w:val="28"/>
+          <w:szCs w:val="28"/>
+          <w:lang w:val="en-US" w:eastAsia="ru-RU"/>
+        </w:rPr>
+        <w:t>работы</w:t>
+      </w:r>
+      <w:proofErr w:type="spellEnd"/>
+      <w:r>
+        <w:rPr>
+          <w:b/>
+          <w:color w:val="000000"/>
+          <w:sz w:val="28"/>
+          <w:szCs w:val="28"/>
+          <w:lang w:val="en-US" w:eastAsia="ru-RU"/>
+        </w:rPr>
+        <w:t>:</w:t>
       </w:r>
     </w:p>
     <w:p>
@@ -8308,7 +10704,27 @@
           <w:szCs w:val="28"/>
           <w:lang w:eastAsia="ru-RU"/>
         </w:rPr>
-        <w:t>Применение анализаторов raw-данных:</w:t>
+        <w:t xml:space="preserve">Применение анализаторов </w:t>
+      </w:r>
+      <w:proofErr w:type="spellStart"/>
+      <w:r>
+        <w:rPr>
+          <w:color w:val="000000"/>
+          <w:sz w:val="28"/>
+          <w:szCs w:val="28"/>
+          <w:lang w:eastAsia="ru-RU"/>
+        </w:rPr>
+        <w:t>raw</w:t>
+      </w:r>
+      <w:proofErr w:type="spellEnd"/>
+      <w:r>
+        <w:rPr>
+          <w:color w:val="000000"/>
+          <w:sz w:val="28"/>
+          <w:szCs w:val="28"/>
+          <w:lang w:eastAsia="ru-RU"/>
+        </w:rPr>
+        <w:t>-данных:</w:t>
       </w:r>
     </w:p>
     <w:p>
@@ -8362,6 +10778,7 @@
         </w:rPr>
         <w:t xml:space="preserve"> и запустили программу </w:t>
       </w:r>
+      <w:proofErr w:type="spellStart"/>
       <w:r>
         <w:rPr>
           <w:color w:val="000000"/>
@@ -8371,6 +10788,7 @@
         </w:rPr>
         <w:t>TryToCheckMe</w:t>
       </w:r>
+      <w:proofErr w:type="spellEnd"/>
       <w:r>
         <w:rPr>
           <w:color w:val="000000"/>
@@ -8768,6 +11186,7 @@
         </w:rPr>
         <w:t xml:space="preserve"> </w:t>
       </w:r>
+      <w:proofErr w:type="spellStart"/>
       <w:r>
         <w:rPr>
           <w:color w:val="000000"/>
@@ -8777,6 +11196,7 @@
         </w:rPr>
         <w:t>disasm</w:t>
       </w:r>
+      <w:proofErr w:type="spellEnd"/>
       <w:r>
         <w:rPr>
           <w:color w:val="000000"/>
@@ -9071,6 +11491,7 @@
         </w:rPr>
         <w:t xml:space="preserve">и нашли его в </w:t>
       </w:r>
+      <w:proofErr w:type="spellStart"/>
       <w:r>
         <w:rPr>
           <w:color w:val="000000"/>
@@ -9080,6 +11501,7 @@
         </w:rPr>
         <w:t>disasm</w:t>
       </w:r>
+      <w:proofErr w:type="spellEnd"/>
       <w:r>
         <w:rPr>
           <w:color w:val="000000"/>
@@ -9187,6 +11609,7 @@
           <w:lang w:eastAsia="ru-RU"/>
         </w:rPr>
       </w:pPr>
+      <w:proofErr w:type="spellStart"/>
       <w:r>
         <w:rPr>
           <w:color w:val="000000"/>
@@ -9194,8 +11617,49 @@
           <w:szCs w:val="28"/>
           <w:lang w:val="en-US" w:eastAsia="ru-RU"/>
         </w:rPr>
-        <w:t>Изменение кода приложения</w:t>
-      </w:r>
+        <w:t>Изменение</w:t>
+      </w:r>
+      <w:proofErr w:type="spellEnd"/>
+      <w:r>
+        <w:rPr>
+          <w:color w:val="000000"/>
+          <w:sz w:val="28"/>
+          <w:szCs w:val="28"/>
+          <w:lang w:val="en-US" w:eastAsia="ru-RU"/>
+        </w:rPr>
+        <w:t xml:space="preserve"> </w:t>
+      </w:r>
+      <w:proofErr w:type="spellStart"/>
+      <w:r>
+        <w:rPr>
+          <w:color w:val="000000"/>
+          <w:sz w:val="28"/>
+          <w:szCs w:val="28"/>
+          <w:lang w:val="en-US" w:eastAsia="ru-RU"/>
+        </w:rPr>
+        <w:t>кода</w:t>
+      </w:r>
+      <w:proofErr w:type="spellEnd"/>
+      <w:r>
+        <w:rPr>
+          <w:color w:val="000000"/>
+          <w:sz w:val="28"/>
+          <w:szCs w:val="28"/>
+          <w:lang w:val="en-US" w:eastAsia="ru-RU"/>
+        </w:rPr>
+        <w:t xml:space="preserve"> </w:t>
+      </w:r>
+      <w:proofErr w:type="spellStart"/>
+      <w:r>
+        <w:rPr>
+          <w:color w:val="000000"/>
+          <w:sz w:val="28"/>
+          <w:szCs w:val="28"/>
+          <w:lang w:val="en-US" w:eastAsia="ru-RU"/>
+        </w:rPr>
+        <w:t>приложения</w:t>
+      </w:r>
+      <w:proofErr w:type="spellEnd"/>
       <w:r>
         <w:rPr>
           <w:color w:val="000000"/>
@@ -9248,6 +11712,7 @@
         </w:rPr>
         <w:t xml:space="preserve"> </w:t>
       </w:r>
+      <w:proofErr w:type="spellStart"/>
       <w:r>
         <w:rPr>
           <w:color w:val="000000"/>
@@ -9257,6 +11722,7 @@
         </w:rPr>
         <w:t>eax</w:t>
       </w:r>
+      <w:proofErr w:type="spellEnd"/>
       <w:r>
         <w:rPr>
           <w:color w:val="000000"/>
@@ -9266,6 +11732,7 @@
         </w:rPr>
         <w:t xml:space="preserve">, </w:t>
       </w:r>
+      <w:proofErr w:type="spellStart"/>
       <w:r>
         <w:rPr>
           <w:color w:val="000000"/>
@@ -9275,6 +11742,7 @@
         </w:rPr>
         <w:t>eax</w:t>
       </w:r>
+      <w:proofErr w:type="spellEnd"/>
       <w:r>
         <w:rPr>
           <w:color w:val="000000"/>
@@ -9311,6 +11779,7 @@
         </w:rPr>
         <w:t xml:space="preserve">в </w:t>
       </w:r>
+      <w:proofErr w:type="spellStart"/>
       <w:r>
         <w:rPr>
           <w:color w:val="000000"/>
@@ -9320,6 +11789,7 @@
         </w:rPr>
         <w:t>disasm</w:t>
       </w:r>
+      <w:proofErr w:type="spellEnd"/>
       <w:r>
         <w:rPr>
           <w:color w:val="000000"/>
@@ -9561,6 +12031,7 @@
         </w:rPr>
         <w:t xml:space="preserve"> адрес команды </w:t>
       </w:r>
+      <w:proofErr w:type="spellStart"/>
       <w:r>
         <w:rPr>
           <w:color w:val="000000"/>
@@ -9570,6 +12041,7 @@
         </w:rPr>
         <w:t>xor</w:t>
       </w:r>
+      <w:proofErr w:type="spellEnd"/>
       <w:r>
         <w:rPr>
           <w:color w:val="000000"/>
@@ -9579,6 +12051,7 @@
         </w:rPr>
         <w:t xml:space="preserve"> </w:t>
       </w:r>
+      <w:proofErr w:type="spellStart"/>
       <w:r>
         <w:rPr>
           <w:color w:val="000000"/>
@@ -9588,6 +12061,7 @@
         </w:rPr>
         <w:t>eax</w:t>
       </w:r>
+      <w:proofErr w:type="spellEnd"/>
       <w:r>
         <w:rPr>
           <w:color w:val="000000"/>
@@ -9597,6 +12071,7 @@
         </w:rPr>
         <w:t xml:space="preserve">, </w:t>
       </w:r>
+      <w:proofErr w:type="spellStart"/>
       <w:r>
         <w:rPr>
           <w:color w:val="000000"/>
@@ -9606,6 +12081,7 @@
         </w:rPr>
         <w:t>eax</w:t>
       </w:r>
+      <w:proofErr w:type="spellEnd"/>
       <w:r>
         <w:rPr>
           <w:color w:val="000000"/>
@@ -9660,6 +12136,7 @@
         </w:rPr>
         <w:t xml:space="preserve">в </w:t>
       </w:r>
+      <w:proofErr w:type="spellStart"/>
       <w:r>
         <w:rPr>
           <w:color w:val="000000"/>
@@ -9669,6 +12146,7 @@
         </w:rPr>
         <w:t>disasm</w:t>
       </w:r>
+      <w:proofErr w:type="spellEnd"/>
       <w:r>
         <w:rPr>
           <w:color w:val="000000"/>
@@ -9804,6 +12282,7 @@
         </w:rPr>
         <w:t xml:space="preserve"> </w:t>
       </w:r>
+      <w:proofErr w:type="spellStart"/>
       <w:r>
         <w:rPr>
           <w:color w:val="000000"/>
@@ -9813,6 +12292,7 @@
         </w:rPr>
         <w:t>eax</w:t>
       </w:r>
+      <w:proofErr w:type="spellEnd"/>
       <w:r>
         <w:rPr>
           <w:color w:val="000000"/>
@@ -9822,6 +12302,7 @@
         </w:rPr>
         <w:t xml:space="preserve">, </w:t>
       </w:r>
+      <w:proofErr w:type="spellStart"/>
       <w:r>
         <w:rPr>
           <w:color w:val="000000"/>
@@ -9831,6 +12312,7 @@
         </w:rPr>
         <w:t>eax</w:t>
       </w:r>
+      <w:proofErr w:type="spellEnd"/>
       <w:r>
         <w:rPr>
           <w:color w:val="000000"/>
@@ -9858,6 +12340,7 @@
         </w:rPr>
         <w:t xml:space="preserve">0) на адрес команды </w:t>
       </w:r>
+      <w:proofErr w:type="spellStart"/>
       <w:r>
         <w:rPr>
           <w:color w:val="000000"/>
@@ -9867,6 +12350,7 @@
         </w:rPr>
         <w:t>xor</w:t>
       </w:r>
+      <w:proofErr w:type="spellEnd"/>
       <w:r>
         <w:rPr>
           <w:color w:val="000000"/>
@@ -9876,6 +12360,7 @@
         </w:rPr>
         <w:t xml:space="preserve"> </w:t>
       </w:r>
+      <w:proofErr w:type="spellStart"/>
       <w:r>
         <w:rPr>
           <w:color w:val="000000"/>
@@ -9885,6 +12370,7 @@
         </w:rPr>
         <w:t>eax</w:t>
       </w:r>
+      <w:proofErr w:type="spellEnd"/>
       <w:r>
         <w:rPr>
           <w:color w:val="000000"/>
@@ -9894,6 +12380,7 @@
         </w:rPr>
         <w:t xml:space="preserve">, </w:t>
       </w:r>
+      <w:proofErr w:type="spellStart"/>
       <w:r>
         <w:rPr>
           <w:color w:val="000000"/>
@@ -9903,6 +12390,7 @@
         </w:rPr>
         <w:t>eax</w:t>
       </w:r>
+      <w:proofErr w:type="spellEnd"/>
       <w:r>
         <w:rPr>
           <w:color w:val="000000"/>
@@ -9921,6 +12409,7 @@
         </w:rPr>
         <w:t>C</w:t>
       </w:r>
+      <w:proofErr w:type="gramStart"/>
       <w:r>
         <w:rPr>
           <w:color w:val="000000"/>
@@ -9930,6 +12419,7 @@
         </w:rPr>
         <w:t>0 )</w:t>
       </w:r>
+      <w:proofErr w:type="gramEnd"/>
       <w:r>
         <w:rPr>
           <w:color w:val="000000"/>
@@ -10323,7 +12813,29 @@
           <w:sz w:val="28"/>
           <w:szCs w:val="28"/>
         </w:rPr>
-        <w:t>поиска уязвимостей (Reverse Engineering)</w:t>
+        <w:t>поиска уязвимостей (</w:t>
+      </w:r>
+      <w:proofErr w:type="spellStart"/>
+      <w:r>
+        <w:rPr>
+          <w:rFonts w:eastAsiaTheme="minorHAnsi"/>
+          <w:bCs/>
+          <w:kern w:val="3"/>
+          <w:sz w:val="28"/>
+          <w:szCs w:val="28"/>
+        </w:rPr>
+        <w:t>Reverse</w:t>
+      </w:r>
+      <w:proofErr w:type="spellEnd"/>
+      <w:r>
+        <w:rPr>
+          <w:rFonts w:eastAsiaTheme="minorHAnsi"/>
+          <w:bCs/>
+          <w:kern w:val="3"/>
+          <w:sz w:val="28"/>
+          <w:szCs w:val="28"/>
+        </w:rPr>
+        <w:t xml:space="preserve"> Engineering)</w:t>
       </w:r>
       <w:r>
         <w:rPr>
@@ -10605,6 +13117,7 @@
           <w:szCs w:val="28"/>
         </w:rPr>
       </w:pPr>
+      <w:proofErr w:type="spellStart"/>
       <w:r>
         <w:rPr>
           <w:rFonts w:eastAsiaTheme="minorHAnsi"/>
@@ -10613,7 +13126,40 @@
           <w:sz w:val="28"/>
           <w:szCs w:val="28"/>
         </w:rPr>
-        <w:t>Ghidra (от АНБ, бесплатный, с декомпилятором)</w:t>
+        <w:t>Ghidra</w:t>
+      </w:r>
+      <w:proofErr w:type="spellEnd"/>
+      <w:r>
+        <w:rPr>
+          <w:rFonts w:eastAsiaTheme="minorHAnsi"/>
+          <w:bCs/>
+          <w:kern w:val="3"/>
+          <w:sz w:val="28"/>
+          <w:szCs w:val="28"/>
+        </w:rPr>
+        <w:t xml:space="preserve"> (от АНБ, бесплатный, с </w:t>
+      </w:r>
+      <w:proofErr w:type="spellStart"/>
+      <w:r>
+        <w:rPr>
+          <w:rFonts w:eastAsiaTheme="minorHAnsi"/>
+          <w:bCs/>
+          <w:kern w:val="3"/>
+          <w:sz w:val="28"/>
+          <w:szCs w:val="28"/>
+        </w:rPr>
+        <w:t>декомпилятором</w:t>
+      </w:r>
+      <w:proofErr w:type="spellEnd"/>
+      <w:r>
+        <w:rPr>
+          <w:rFonts w:eastAsiaTheme="minorHAnsi"/>
+          <w:bCs/>
+          <w:kern w:val="3"/>
+          <w:sz w:val="28"/>
+          <w:szCs w:val="28"/>
+        </w:rPr>
+        <w:t>)</w:t>
       </w:r>
       <w:r>
         <w:rPr>
@@ -10681,6 +13227,7 @@
           <w:szCs w:val="28"/>
         </w:rPr>
       </w:pPr>
+      <w:proofErr w:type="spellStart"/>
       <w:r>
         <w:rPr>
           <w:rFonts w:eastAsiaTheme="minorHAnsi"/>
@@ -10689,7 +13236,18 @@
           <w:sz w:val="28"/>
           <w:szCs w:val="28"/>
         </w:rPr>
-        <w:t>OllyDbg (устаревший, но известный отладчик).</w:t>
+        <w:t>OllyDbg</w:t>
+      </w:r>
+      <w:proofErr w:type="spellEnd"/>
+      <w:r>
+        <w:rPr>
+          <w:rFonts w:eastAsiaTheme="minorHAnsi"/>
+          <w:bCs/>
+          <w:kern w:val="3"/>
+          <w:sz w:val="28"/>
+          <w:szCs w:val="28"/>
+        </w:rPr>
+        <w:t xml:space="preserve"> (устаревший, но известный отладчик).</w:t>
       </w:r>
     </w:p>
     <w:p>
@@ -10752,7 +13310,29 @@
           <w:sz w:val="28"/>
           <w:szCs w:val="28"/>
         </w:rPr>
-        <w:t xml:space="preserve">Нужно запустить отладку (поставить точку останова), затем нажать Ctrl + Alt + D (или через меню: Отладка </w:t>
+        <w:t xml:space="preserve">Нужно запустить отладку (поставить точку останова), затем нажать Ctrl + </w:t>
+      </w:r>
+      <w:proofErr w:type="spellStart"/>
+      <w:r>
+        <w:rPr>
+          <w:rFonts w:eastAsiaTheme="minorHAnsi"/>
+          <w:bCs/>
+          <w:kern w:val="3"/>
+          <w:sz w:val="28"/>
+          <w:szCs w:val="28"/>
+        </w:rPr>
+        <w:t>Alt</w:t>
+      </w:r>
+      <w:proofErr w:type="spellEnd"/>
+      <w:r>
+        <w:rPr>
+          <w:rFonts w:eastAsiaTheme="minorHAnsi"/>
+          <w:bCs/>
+          <w:kern w:val="3"/>
+          <w:sz w:val="28"/>
+          <w:szCs w:val="28"/>
+        </w:rPr>
+        <w:t xml:space="preserve"> + D (или через меню: Отладка </w:t>
       </w:r>
       <w:r>
         <w:rPr>
@@ -10834,7 +13414,29 @@
           <w:sz w:val="28"/>
           <w:szCs w:val="28"/>
         </w:rPr>
-        <w:t>Для чего выполняется обфускация кода?</w:t>
+        <w:t xml:space="preserve">Для чего выполняется </w:t>
+      </w:r>
+      <w:proofErr w:type="spellStart"/>
+      <w:r>
+        <w:rPr>
+          <w:rFonts w:eastAsiaTheme="minorHAnsi"/>
+          <w:bCs/>
+          <w:kern w:val="3"/>
+          <w:sz w:val="28"/>
+          <w:szCs w:val="28"/>
+        </w:rPr>
+        <w:t>обфускация</w:t>
+      </w:r>
+      <w:proofErr w:type="spellEnd"/>
+      <w:r>
+        <w:rPr>
+          <w:rFonts w:eastAsiaTheme="minorHAnsi"/>
+          <w:bCs/>
+          <w:kern w:val="3"/>
+          <w:sz w:val="28"/>
+          <w:szCs w:val="28"/>
+        </w:rPr>
+        <w:t xml:space="preserve"> кода?</w:t>
       </w:r>
     </w:p>
     <w:p>
@@ -10940,784 +13542,6 @@
           <w:szCs w:val="28"/>
         </w:rPr>
         <w:t xml:space="preserve"> применять дизассемблеры для изучения и модификации ПО.</w:t>
-      </w:r>
-    </w:p>
-    <w:p>
-      <w:pPr>
-        <w:rPr>
-          <w:sz w:val="28"/>
-          <w:szCs w:val="28"/>
-        </w:rPr>
-      </w:pPr>
-      <w:r>
-        <w:rPr>
-          <w:sz w:val="28"/>
-          <w:szCs w:val="28"/>
-        </w:rPr>
-        <w:br w:type="page"/>
-      </w:r>
-    </w:p>
-    <w:p>
-      <w:pPr>
-        <w:pStyle w:val="a8"/>
-        <w:jc w:val="center"/>
-        <w:rPr>
-          <w:b/>
-          <w:bCs/>
-          <w:sz w:val="32"/>
-          <w:szCs w:val="32"/>
-        </w:rPr>
-      </w:pPr>
-      <w:r>
-        <w:rPr>
-          <w:b/>
-          <w:bCs/>
-          <w:sz w:val="32"/>
-          <w:szCs w:val="32"/>
-        </w:rPr>
-        <w:lastRenderedPageBreak/>
-        <w:t>Лабораторная работа №6</w:t>
-      </w:r>
-    </w:p>
-    <w:p>
-      <w:pPr>
-        <w:jc w:val="center"/>
-        <w:rPr>
-          <w:b/>
-          <w:bCs/>
-          <w:sz w:val="32"/>
-          <w:szCs w:val="32"/>
-        </w:rPr>
-      </w:pPr>
-      <w:r>
-        <w:rPr>
-          <w:b/>
-          <w:bCs/>
-          <w:sz w:val="32"/>
-          <w:szCs w:val="32"/>
-        </w:rPr>
-        <w:t>«Изучение способов ввода-вывода данных на языке ассемблера»</w:t>
-      </w:r>
-    </w:p>
-    <w:p>
-      <w:pPr>
-        <w:pStyle w:val="a8"/>
-        <w:numPr>
-          <w:ilvl w:val="0"/>
-          <w:numId w:val="45"/>
-        </w:numPr>
-        <w:jc w:val="both"/>
-        <w:rPr>
-          <w:b/>
-          <w:bCs/>
-          <w:sz w:val="28"/>
-          <w:szCs w:val="28"/>
-        </w:rPr>
-      </w:pPr>
-      <w:r>
-        <w:rPr>
-          <w:b/>
-          <w:bCs/>
-          <w:sz w:val="28"/>
-          <w:szCs w:val="28"/>
-        </w:rPr>
-        <w:t>Цель работы:</w:t>
-      </w:r>
-    </w:p>
-    <w:p>
-      <w:pPr>
-        <w:pStyle w:val="2"/>
-        <w:numPr>
-          <w:ilvl w:val="1"/>
-          <w:numId w:val="45"/>
-        </w:numPr>
-        <w:rPr>
-          <w:b/>
-          <w:bCs w:val="0"/>
-        </w:rPr>
-      </w:pPr>
-      <w:r>
-        <w:t xml:space="preserve">Изучить процесс разработки </w:t>
-      </w:r>
-      <w:r>
-        <w:t>подпрограмм</w:t>
-      </w:r>
-      <w:r>
-        <w:t xml:space="preserve"> с использованием ассемблера </w:t>
-      </w:r>
-      <w:r>
-        <w:rPr>
-          <w:lang w:val="en-US"/>
-        </w:rPr>
-        <w:t>NASM</w:t>
-      </w:r>
-      <w:r>
-        <w:t>;</w:t>
-      </w:r>
-    </w:p>
-    <w:p>
-      <w:pPr>
-        <w:pStyle w:val="2"/>
-        <w:numPr>
-          <w:ilvl w:val="1"/>
-          <w:numId w:val="45"/>
-        </w:numPr>
-        <w:rPr>
-          <w:b/>
-          <w:bCs w:val="0"/>
-        </w:rPr>
-      </w:pPr>
-      <w:r>
-        <w:t>Изучить процесс разработки программ на ассемблере состоящих из нескольких отдельных модулей.</w:t>
-      </w:r>
-    </w:p>
-    <w:p>
-      <w:pPr>
-        <w:pStyle w:val="a8"/>
-        <w:jc w:val="both"/>
-        <w:rPr>
-          <w:color w:val="000000"/>
-          <w:sz w:val="28"/>
-          <w:szCs w:val="28"/>
-          <w:lang w:eastAsia="ru-RU"/>
-        </w:rPr>
-      </w:pPr>
-    </w:p>
-    <w:p>
-      <w:pPr>
-        <w:pStyle w:val="a8"/>
-        <w:numPr>
-          <w:ilvl w:val="0"/>
-          <w:numId w:val="45"/>
-        </w:numPr>
-        <w:ind w:right="-62"/>
-        <w:jc w:val="both"/>
-        <w:rPr>
-          <w:sz w:val="28"/>
-          <w:szCs w:val="28"/>
-          <w:lang w:eastAsia="ru-RU"/>
-        </w:rPr>
-      </w:pPr>
-      <w:r>
-        <w:rPr>
-          <w:b/>
-          <w:bCs/>
-          <w:color w:val="000000"/>
-          <w:sz w:val="28"/>
-          <w:szCs w:val="28"/>
-          <w:lang w:eastAsia="ru-RU"/>
-        </w:rPr>
-        <w:t>Контрольные вопросы:</w:t>
-      </w:r>
-    </w:p>
-    <w:p>
-      <w:pPr>
-        <w:pStyle w:val="2"/>
-        <w:numPr>
-          <w:ilvl w:val="1"/>
-          <w:numId w:val="45"/>
-        </w:numPr>
-      </w:pPr>
-      <w:r>
-        <w:t>Как в программе на языке ассемблера объяви</w:t>
-      </w:r>
-      <w:r>
-        <w:t>ть целое число, строку, массив?</w:t>
-      </w:r>
-    </w:p>
-    <w:p>
-      <w:pPr>
-        <w:ind w:firstLine="709"/>
-        <w:jc w:val="both"/>
-        <w:rPr>
-          <w:rFonts w:eastAsiaTheme="minorHAnsi"/>
-          <w:bCs/>
-          <w:kern w:val="3"/>
-          <w:sz w:val="28"/>
-          <w:szCs w:val="28"/>
-        </w:rPr>
-      </w:pPr>
-      <w:r>
-        <w:rPr>
-          <w:rFonts w:eastAsiaTheme="minorHAnsi"/>
-          <w:bCs/>
-          <w:kern w:val="3"/>
-          <w:sz w:val="28"/>
-          <w:szCs w:val="28"/>
-        </w:rPr>
-        <w:t>Целое число и массив: с</w:t>
-      </w:r>
-      <w:r>
-        <w:rPr>
-          <w:rFonts w:eastAsiaTheme="minorHAnsi"/>
-          <w:bCs/>
-          <w:kern w:val="3"/>
-          <w:sz w:val="28"/>
-          <w:szCs w:val="28"/>
-        </w:rPr>
-        <w:t xml:space="preserve"> помощью директив DB (байт), DW (слово, 2 байта), DD (двойное слово, 4 байта). Элементы разделяются запятыми. Для повто</w:t>
-      </w:r>
-      <w:r>
-        <w:rPr>
-          <w:rFonts w:eastAsiaTheme="minorHAnsi"/>
-          <w:bCs/>
-          <w:kern w:val="3"/>
-          <w:sz w:val="28"/>
-          <w:szCs w:val="28"/>
-        </w:rPr>
-        <w:t>рения используется оператор DUP</w:t>
-      </w:r>
-      <w:r>
-        <w:rPr>
-          <w:rFonts w:eastAsiaTheme="minorHAnsi"/>
-          <w:bCs/>
-          <w:kern w:val="3"/>
-          <w:sz w:val="28"/>
-          <w:szCs w:val="28"/>
-        </w:rPr>
-        <w:t>.</w:t>
-      </w:r>
-    </w:p>
-    <w:p>
-      <w:pPr>
-        <w:ind w:firstLine="709"/>
-        <w:jc w:val="both"/>
-        <w:rPr>
-          <w:rFonts w:eastAsiaTheme="minorHAnsi"/>
-          <w:bCs/>
-          <w:kern w:val="3"/>
-          <w:sz w:val="28"/>
-          <w:szCs w:val="28"/>
-        </w:rPr>
-      </w:pPr>
-      <w:r>
-        <w:rPr>
-          <w:rFonts w:eastAsiaTheme="minorHAnsi"/>
-          <w:bCs/>
-          <w:kern w:val="3"/>
-          <w:sz w:val="28"/>
-          <w:szCs w:val="28"/>
-        </w:rPr>
-        <w:t>Строка: с</w:t>
-      </w:r>
-      <w:r>
-        <w:rPr>
-          <w:rFonts w:eastAsiaTheme="minorHAnsi"/>
-          <w:bCs/>
-          <w:kern w:val="3"/>
-          <w:sz w:val="28"/>
-          <w:szCs w:val="28"/>
-        </w:rPr>
-        <w:t xml:space="preserve">трока определяется как последовательность символов в кавычках. Часто завершается </w:t>
-      </w:r>
-      <w:r>
-        <w:rPr>
-          <w:rFonts w:eastAsiaTheme="minorHAnsi"/>
-          <w:bCs/>
-          <w:kern w:val="3"/>
-          <w:sz w:val="28"/>
-          <w:szCs w:val="28"/>
-        </w:rPr>
-        <w:t>символом $ для вывода через DOS</w:t>
-      </w:r>
-      <w:r>
-        <w:rPr>
-          <w:rFonts w:eastAsiaTheme="minorHAnsi"/>
-          <w:bCs/>
-          <w:kern w:val="3"/>
-          <w:sz w:val="28"/>
-          <w:szCs w:val="28"/>
-        </w:rPr>
-        <w:t>.</w:t>
-      </w:r>
-    </w:p>
-    <w:p>
-      <w:pPr>
-        <w:jc w:val="both"/>
-        <w:rPr>
-          <w:rFonts w:eastAsiaTheme="minorHAnsi"/>
-          <w:bCs/>
-          <w:kern w:val="3"/>
-          <w:sz w:val="28"/>
-          <w:szCs w:val="28"/>
-        </w:rPr>
-      </w:pPr>
-    </w:p>
-    <w:p>
-      <w:pPr>
-        <w:pStyle w:val="2"/>
-        <w:numPr>
-          <w:ilvl w:val="1"/>
-          <w:numId w:val="45"/>
-        </w:numPr>
-      </w:pPr>
-      <w:r>
-        <w:t xml:space="preserve">Каков синтаксис вызова процедур в </w:t>
-      </w:r>
-      <w:r>
-        <w:t>программах на языке ассемблера?</w:t>
-      </w:r>
-    </w:p>
-    <w:p>
-      <w:pPr>
-        <w:ind w:firstLine="709"/>
-        <w:jc w:val="both"/>
-        <w:rPr>
-          <w:rFonts w:eastAsiaTheme="minorHAnsi"/>
-          <w:bCs/>
-          <w:kern w:val="3"/>
-          <w:sz w:val="28"/>
-          <w:szCs w:val="28"/>
-        </w:rPr>
-      </w:pPr>
-      <w:r>
-        <w:rPr>
-          <w:rFonts w:eastAsiaTheme="minorHAnsi"/>
-          <w:bCs/>
-          <w:kern w:val="3"/>
-          <w:sz w:val="28"/>
-          <w:szCs w:val="28"/>
-        </w:rPr>
-        <w:t>Процедура обрамляется директивами PROC и ENDP. Вызывается командой call, во</w:t>
-      </w:r>
-      <w:r>
-        <w:rPr>
-          <w:rFonts w:eastAsiaTheme="minorHAnsi"/>
-          <w:bCs/>
-          <w:kern w:val="3"/>
-          <w:sz w:val="28"/>
-          <w:szCs w:val="28"/>
-        </w:rPr>
-        <w:t>зврат управления –</w:t>
-      </w:r>
-      <w:r>
-        <w:rPr>
-          <w:rFonts w:eastAsiaTheme="minorHAnsi"/>
-          <w:bCs/>
-          <w:kern w:val="3"/>
-          <w:sz w:val="28"/>
-          <w:szCs w:val="28"/>
-        </w:rPr>
-        <w:t xml:space="preserve"> командой ret.</w:t>
-      </w:r>
-    </w:p>
-    <w:p>
-      <w:pPr>
-        <w:jc w:val="both"/>
-        <w:rPr>
-          <w:rFonts w:eastAsiaTheme="minorHAnsi"/>
-          <w:bCs/>
-          <w:kern w:val="3"/>
-          <w:sz w:val="28"/>
-          <w:szCs w:val="28"/>
-        </w:rPr>
-      </w:pPr>
-    </w:p>
-    <w:p>
-      <w:pPr>
-        <w:pStyle w:val="2"/>
-        <w:numPr>
-          <w:ilvl w:val="1"/>
-          <w:numId w:val="45"/>
-        </w:numPr>
-      </w:pPr>
-      <w:r>
-        <w:t>Какие способы передачи параметров между процедурами используются в программах на языке ассемблера?</w:t>
-      </w:r>
-    </w:p>
-    <w:p>
-      <w:pPr>
-        <w:pStyle w:val="a8"/>
-        <w:numPr>
-          <w:ilvl w:val="0"/>
-          <w:numId w:val="44"/>
-        </w:numPr>
-        <w:ind w:left="0" w:firstLine="992"/>
-        <w:jc w:val="both"/>
-        <w:rPr>
-          <w:rFonts w:eastAsiaTheme="minorHAnsi"/>
-          <w:bCs/>
-          <w:kern w:val="3"/>
-          <w:sz w:val="28"/>
-          <w:szCs w:val="28"/>
-        </w:rPr>
-      </w:pPr>
-      <w:r>
-        <w:rPr>
-          <w:rFonts w:eastAsiaTheme="minorHAnsi"/>
-          <w:bCs/>
-          <w:kern w:val="3"/>
-          <w:sz w:val="28"/>
-          <w:szCs w:val="28"/>
-        </w:rPr>
-        <w:t>через регистры: с</w:t>
-      </w:r>
-      <w:r>
-        <w:rPr>
-          <w:rFonts w:eastAsiaTheme="minorHAnsi"/>
-          <w:bCs/>
-          <w:kern w:val="3"/>
-          <w:sz w:val="28"/>
-          <w:szCs w:val="28"/>
-        </w:rPr>
-        <w:t>амый простой способ. Параметры помещаются в регистры (например</w:t>
-      </w:r>
-      <w:r>
-        <w:rPr>
-          <w:rFonts w:eastAsiaTheme="minorHAnsi"/>
-          <w:bCs/>
-          <w:kern w:val="3"/>
-          <w:sz w:val="28"/>
-          <w:szCs w:val="28"/>
-        </w:rPr>
-        <w:t>, mov al, 5) перед вызовом call</w:t>
-      </w:r>
-      <w:r>
-        <w:rPr>
-          <w:rFonts w:eastAsiaTheme="minorHAnsi"/>
-          <w:bCs/>
-          <w:kern w:val="3"/>
-          <w:sz w:val="28"/>
-          <w:szCs w:val="28"/>
-        </w:rPr>
-        <w:t>.</w:t>
-      </w:r>
-    </w:p>
-    <w:p>
-      <w:pPr>
-        <w:pStyle w:val="a8"/>
-        <w:numPr>
-          <w:ilvl w:val="0"/>
-          <w:numId w:val="44"/>
-        </w:numPr>
-        <w:ind w:left="0" w:firstLine="992"/>
-        <w:jc w:val="both"/>
-        <w:rPr>
-          <w:rFonts w:eastAsiaTheme="minorHAnsi"/>
-          <w:bCs/>
-          <w:kern w:val="3"/>
-          <w:sz w:val="28"/>
-          <w:szCs w:val="28"/>
-        </w:rPr>
-      </w:pPr>
-      <w:r>
-        <w:rPr>
-          <w:rFonts w:eastAsiaTheme="minorHAnsi"/>
-          <w:bCs/>
-          <w:kern w:val="3"/>
-          <w:sz w:val="28"/>
-          <w:szCs w:val="28"/>
-        </w:rPr>
-        <w:t>через стек: у</w:t>
-      </w:r>
-      <w:r>
-        <w:rPr>
-          <w:rFonts w:eastAsiaTheme="minorHAnsi"/>
-          <w:bCs/>
-          <w:kern w:val="3"/>
-          <w:sz w:val="28"/>
-          <w:szCs w:val="28"/>
-        </w:rPr>
-        <w:t xml:space="preserve">ниверсальный способ. Параметры заталкиваются в стек (push), а внутри процедуры к </w:t>
-      </w:r>
-      <w:r>
-        <w:rPr>
-          <w:rFonts w:eastAsiaTheme="minorHAnsi"/>
-          <w:bCs/>
-          <w:kern w:val="3"/>
-          <w:sz w:val="28"/>
-          <w:szCs w:val="28"/>
-        </w:rPr>
-        <w:t>ним обращаются через регистр bp</w:t>
-      </w:r>
-      <w:r>
-        <w:rPr>
-          <w:rFonts w:eastAsiaTheme="minorHAnsi"/>
-          <w:bCs/>
-          <w:kern w:val="3"/>
-          <w:sz w:val="28"/>
-          <w:szCs w:val="28"/>
-        </w:rPr>
-        <w:t>. Используются разные соглашения (C, Pascal), определяющие порядок загрузки па</w:t>
-      </w:r>
-      <w:r>
-        <w:rPr>
-          <w:rFonts w:eastAsiaTheme="minorHAnsi"/>
-          <w:bCs/>
-          <w:kern w:val="3"/>
-          <w:sz w:val="28"/>
-          <w:szCs w:val="28"/>
-        </w:rPr>
-        <w:t>раметров и то, кто очищает стек</w:t>
-      </w:r>
-      <w:r>
-        <w:rPr>
-          <w:rFonts w:eastAsiaTheme="minorHAnsi"/>
-          <w:bCs/>
-          <w:kern w:val="3"/>
-          <w:sz w:val="28"/>
-          <w:szCs w:val="28"/>
-        </w:rPr>
-        <w:t>.</w:t>
-      </w:r>
-    </w:p>
-    <w:p>
-      <w:pPr>
-        <w:pStyle w:val="2"/>
-        <w:numPr>
-          <w:ilvl w:val="0"/>
-          <w:numId w:val="0"/>
-        </w:numPr>
-      </w:pPr>
-      <w:bookmarkStart w:id="2" w:name="_GoBack"/>
-      <w:bookmarkEnd w:id="2"/>
-    </w:p>
-    <w:p>
-      <w:pPr>
-        <w:pStyle w:val="a8"/>
-        <w:numPr>
-          <w:ilvl w:val="1"/>
-          <w:numId w:val="45"/>
-        </w:numPr>
-        <w:rPr>
-          <w:rFonts w:eastAsiaTheme="minorHAnsi"/>
-          <w:bCs/>
-          <w:kern w:val="3"/>
-          <w:sz w:val="28"/>
-          <w:szCs w:val="28"/>
-        </w:rPr>
-      </w:pPr>
-      <w:r>
-        <w:rPr>
-          <w:rFonts w:eastAsiaTheme="minorHAnsi"/>
-          <w:bCs/>
-          <w:kern w:val="3"/>
-          <w:sz w:val="28"/>
-          <w:szCs w:val="28"/>
-        </w:rPr>
-        <w:t>Как скомпилировать программу, состоящую из нескольких модулей?</w:t>
-      </w:r>
-    </w:p>
-    <w:p>
-      <w:pPr>
-        <w:pStyle w:val="a8"/>
-        <w:numPr>
-          <w:ilvl w:val="0"/>
-          <w:numId w:val="44"/>
-        </w:numPr>
-        <w:ind w:left="0" w:firstLine="992"/>
-        <w:jc w:val="both"/>
-        <w:rPr>
-          <w:rFonts w:eastAsiaTheme="minorHAnsi"/>
-          <w:bCs/>
-          <w:kern w:val="3"/>
-          <w:sz w:val="28"/>
-          <w:szCs w:val="28"/>
-        </w:rPr>
-      </w:pPr>
-      <w:r>
-        <w:rPr>
-          <w:rFonts w:eastAsiaTheme="minorHAnsi"/>
-          <w:bCs/>
-          <w:kern w:val="3"/>
-          <w:sz w:val="28"/>
-          <w:szCs w:val="28"/>
-        </w:rPr>
-        <w:t>объявление символов: в</w:t>
-      </w:r>
-      <w:r>
-        <w:rPr>
-          <w:rFonts w:eastAsiaTheme="minorHAnsi"/>
-          <w:bCs/>
-          <w:kern w:val="3"/>
-          <w:sz w:val="28"/>
-          <w:szCs w:val="28"/>
-        </w:rPr>
-        <w:t xml:space="preserve"> модулях-источниках экспортируйте публичные метки директивой global (или public), а в модулях-приемниках объявляйте внешние симв</w:t>
-      </w:r>
-      <w:r>
-        <w:rPr>
-          <w:rFonts w:eastAsiaTheme="minorHAnsi"/>
-          <w:bCs/>
-          <w:kern w:val="3"/>
-          <w:sz w:val="28"/>
-          <w:szCs w:val="28"/>
-        </w:rPr>
-        <w:t>олы директивой extern;</w:t>
-      </w:r>
-    </w:p>
-    <w:p>
-      <w:pPr>
-        <w:pStyle w:val="a8"/>
-        <w:numPr>
-          <w:ilvl w:val="0"/>
-          <w:numId w:val="44"/>
-        </w:numPr>
-        <w:ind w:left="0" w:firstLine="992"/>
-        <w:jc w:val="both"/>
-        <w:rPr>
-          <w:rFonts w:eastAsiaTheme="minorHAnsi"/>
-          <w:bCs/>
-          <w:kern w:val="3"/>
-          <w:sz w:val="28"/>
-          <w:szCs w:val="28"/>
-        </w:rPr>
-      </w:pPr>
-      <w:r>
-        <w:rPr>
-          <w:rFonts w:eastAsiaTheme="minorHAnsi"/>
-          <w:bCs/>
-          <w:kern w:val="3"/>
-          <w:sz w:val="28"/>
-          <w:szCs w:val="28"/>
-        </w:rPr>
-        <w:t>компиляция: к</w:t>
-      </w:r>
-      <w:r>
-        <w:rPr>
-          <w:rFonts w:eastAsiaTheme="minorHAnsi"/>
-          <w:bCs/>
-          <w:kern w:val="3"/>
-          <w:sz w:val="28"/>
-          <w:szCs w:val="28"/>
-        </w:rPr>
-        <w:t xml:space="preserve">аждый модуль (a.asm, b.asm) независимо компилируется </w:t>
-      </w:r>
-      <w:r>
-        <w:rPr>
-          <w:rFonts w:eastAsiaTheme="minorHAnsi"/>
-          <w:bCs/>
-          <w:kern w:val="3"/>
-          <w:sz w:val="28"/>
-          <w:szCs w:val="28"/>
-        </w:rPr>
-        <w:t>в объектный файл (.o или .obj);</w:t>
-      </w:r>
-    </w:p>
-    <w:p>
-      <w:pPr>
-        <w:pStyle w:val="a8"/>
-        <w:numPr>
-          <w:ilvl w:val="0"/>
-          <w:numId w:val="44"/>
-        </w:numPr>
-        <w:ind w:left="0" w:firstLine="992"/>
-        <w:jc w:val="both"/>
-        <w:rPr>
-          <w:rFonts w:eastAsiaTheme="minorHAnsi"/>
-          <w:bCs/>
-          <w:kern w:val="3"/>
-          <w:sz w:val="28"/>
-          <w:szCs w:val="28"/>
-        </w:rPr>
-      </w:pPr>
-      <w:r>
-        <w:rPr>
-          <w:rFonts w:eastAsiaTheme="minorHAnsi"/>
-          <w:bCs/>
-          <w:kern w:val="3"/>
-          <w:sz w:val="28"/>
-          <w:szCs w:val="28"/>
-        </w:rPr>
-        <w:t>компоновка (линковка): в</w:t>
-      </w:r>
-      <w:r>
-        <w:rPr>
-          <w:rFonts w:eastAsiaTheme="minorHAnsi"/>
-          <w:bCs/>
-          <w:kern w:val="3"/>
-          <w:sz w:val="28"/>
-          <w:szCs w:val="28"/>
-        </w:rPr>
-        <w:t>се полученные объектные файлы собираются компоновщик</w:t>
-      </w:r>
-      <w:r>
-        <w:rPr>
-          <w:rFonts w:eastAsiaTheme="minorHAnsi"/>
-          <w:bCs/>
-          <w:kern w:val="3"/>
-          <w:sz w:val="28"/>
-          <w:szCs w:val="28"/>
-        </w:rPr>
-        <w:t>ом (ld) в один исполняемый файл</w:t>
-      </w:r>
-      <w:r>
-        <w:rPr>
-          <w:rFonts w:eastAsiaTheme="minorHAnsi"/>
-          <w:bCs/>
-          <w:kern w:val="3"/>
-          <w:sz w:val="28"/>
-          <w:szCs w:val="28"/>
-        </w:rPr>
-        <w:t>.</w:t>
-      </w:r>
-    </w:p>
-    <w:p>
-      <w:pPr>
-        <w:pStyle w:val="2"/>
-        <w:numPr>
-          <w:ilvl w:val="0"/>
-          <w:numId w:val="0"/>
-        </w:numPr>
-        <w:rPr>
-          <w:lang w:eastAsia="ru-RU"/>
-        </w:rPr>
-      </w:pPr>
-      <w:r>
-        <w:rPr>
-          <w:lang w:eastAsia="ru-RU"/>
-        </w:rPr>
-        <w:t xml:space="preserve"> </w:t>
-      </w:r>
-    </w:p>
-    <w:p>
-      <w:pPr>
-        <w:pStyle w:val="a8"/>
-        <w:numPr>
-          <w:ilvl w:val="0"/>
-          <w:numId w:val="45"/>
-        </w:numPr>
-        <w:jc w:val="both"/>
-        <w:rPr>
-          <w:sz w:val="28"/>
-          <w:szCs w:val="28"/>
-        </w:rPr>
-      </w:pPr>
-      <w:r>
-        <w:rPr>
-          <w:b/>
-          <w:bCs/>
-          <w:color w:val="000000"/>
-          <w:sz w:val="28"/>
-          <w:szCs w:val="28"/>
-          <w:lang w:eastAsia="ru-RU"/>
-        </w:rPr>
-        <w:t>Вывод</w:t>
-      </w:r>
-      <w:r>
-        <w:rPr>
-          <w:b/>
-          <w:bCs/>
-          <w:sz w:val="28"/>
-          <w:szCs w:val="28"/>
-          <w:lang w:eastAsia="ru-RU"/>
-        </w:rPr>
-        <w:t>:</w:t>
-      </w:r>
-      <w:r>
-        <w:rPr>
-          <w:sz w:val="28"/>
-          <w:szCs w:val="28"/>
-          <w:lang w:eastAsia="ru-RU"/>
-        </w:rPr>
-        <w:t xml:space="preserve"> в ходе лабораторной работы и</w:t>
-      </w:r>
-      <w:r>
-        <w:rPr>
-          <w:sz w:val="28"/>
-          <w:szCs w:val="28"/>
-        </w:rPr>
-        <w:t>зучили принципы обработки цепочек данных средствами ассемблера и закрепили навык отладки приложений в IDE SASM.</w:t>
       </w:r>
     </w:p>
     <w:sectPr>
@@ -11732,7 +13556,7 @@
 </file>
 
 <file path=word/endnotes.xml><?xml version="1.0" encoding="utf-8"?>
-<w:endnotes xmlns:wpc="http://schemas.microsoft.com/office/word/2010/wordprocessingCanvas" xmlns:cx="http://schemas.microsoft.com/office/drawing/2014/chartex" xmlns:mc="http://schemas.openxmlformats.org/markup-compatibility/2006" xmlns:o="urn:schemas-microsoft-com:office:office" xmlns:r="http://schemas.openxmlformats.org/officeDocument/2006/relationships" xmlns:m="http://schemas.openxmlformats.org/officeDocument/2006/math" xmlns:v="urn:schemas-microsoft-com:vml" xmlns:wp14="http://schemas.microsoft.com/office/word/2010/wordprocessingDrawing" xmlns:wp="http://schemas.openxmlformats.org/drawingml/2006/wordprocessingDrawing" xmlns:w10="urn:schemas-microsoft-com:office:word" xmlns:w="http://schemas.openxmlformats.org/wordprocessingml/2006/main" xmlns:w14="http://schemas.microsoft.com/office/word/2010/wordml" xmlns:w15="http://schemas.microsoft.com/office/word/2012/wordml" xmlns:w16se="http://schemas.microsoft.com/office/word/2015/wordml/symex" xmlns:wpg="http://schemas.microsoft.com/office/word/2010/wordprocessingGroup" xmlns:wpi="http://schemas.microsoft.com/office/word/2010/wordprocessingInk" xmlns:wne="http://schemas.microsoft.com/office/word/2006/wordml" xmlns:wps="http://schemas.microsoft.com/office/word/2010/wordprocessingShape" mc:Ignorable="w14 w15 w16se wp14">
+<w:endnotes xmlns:wpc="http://schemas.microsoft.com/office/word/2010/wordprocessingCanvas" xmlns:cx="http://schemas.microsoft.com/office/drawing/2014/chartex" xmlns:cx1="http://schemas.microsoft.com/office/drawing/2015/9/8/chartex" xmlns:cx2="http://schemas.microsoft.com/office/drawing/2015/10/21/chartex" xmlns:cx3="http://schemas.microsoft.com/office/drawing/2016/5/9/chartex" xmlns:cx4="http://schemas.microsoft.com/office/drawing/2016/5/10/chartex" xmlns:cx5="http://schemas.microsoft.com/office/drawing/2016/5/11/chartex" xmlns:cx6="http://schemas.microsoft.com/office/drawing/2016/5/12/chartex" xmlns:cx7="http://schemas.microsoft.com/office/drawing/2016/5/13/chartex" xmlns:cx8="http://schemas.microsoft.com/office/drawing/2016/5/14/chartex" xmlns:mc="http://schemas.openxmlformats.org/markup-compatibility/2006" xmlns:aink="http://schemas.microsoft.com/office/drawing/2016/ink" xmlns:am3d="http://schemas.microsoft.com/office/drawing/2017/model3d" xmlns:o="urn:schemas-microsoft-com:office:office" xmlns:r="http://schemas.openxmlformats.org/officeDocument/2006/relationships" xmlns:m="http://schemas.openxmlformats.org/officeDocument/2006/math" xmlns:v="urn:schemas-microsoft-com:vml" xmlns:wp14="http://schemas.microsoft.com/office/word/2010/wordprocessingDrawing" xmlns:wp="http://schemas.openxmlformats.org/drawingml/2006/wordprocessingDrawing" xmlns:w10="urn:schemas-microsoft-com:office:word" xmlns:w="http://schemas.openxmlformats.org/wordprocessingml/2006/main" xmlns:w14="http://schemas.microsoft.com/office/word/2010/wordml" xmlns:w15="http://schemas.microsoft.com/office/word/2012/wordml" xmlns:w16cex="http://schemas.microsoft.com/office/word/2018/wordml/cex" xmlns:w16cid="http://schemas.microsoft.com/office/word/2016/wordml/cid" xmlns:w16="http://schemas.microsoft.com/office/word/2018/wordml" xmlns:w16sdtdh="http://schemas.microsoft.com/office/word/2020/wordml/sdtdatahash" xmlns:w16se="http://schemas.microsoft.com/office/word/2015/wordml/symex" xmlns:wpg="http://schemas.microsoft.com/office/word/2010/wordprocessingGroup" xmlns:wpi="http://schemas.microsoft.com/office/word/2010/wordprocessingInk" xmlns:wne="http://schemas.microsoft.com/office/word/2006/wordml" xmlns:wps="http://schemas.microsoft.com/office/word/2010/wordprocessingShape" mc:Ignorable="w14 w15 w16se w16cid w16 w16cex w16sdtdh wp14">
   <w:endnote w:type="separator" w:id="-1">
     <w:p>
       <w:r>
@@ -11751,7 +13575,7 @@
 </file>
 
 <file path=word/footnotes.xml><?xml version="1.0" encoding="utf-8"?>
-<w:footnotes xmlns:wpc="http://schemas.microsoft.com/office/word/2010/wordprocessingCanvas" xmlns:cx="http://schemas.microsoft.com/office/drawing/2014/chartex" xmlns:mc="http://schemas.openxmlformats.org/markup-compatibility/2006" xmlns:o="urn:schemas-microsoft-com:office:office" xmlns:r="http://schemas.openxmlformats.org/officeDocument/2006/relationships" xmlns:m="http://schemas.openxmlformats.org/officeDocument/2006/math" xmlns:v="urn:schemas-microsoft-com:vml" xmlns:wp14="http://schemas.microsoft.com/office/word/2010/wordprocessingDrawing" xmlns:wp="http://schemas.openxmlformats.org/drawingml/2006/wordprocessingDrawing" xmlns:w10="urn:schemas-microsoft-com:office:word" xmlns:w="http://schemas.openxmlformats.org/wordprocessingml/2006/main" xmlns:w14="http://schemas.microsoft.com/office/word/2010/wordml" xmlns:w15="http://schemas.microsoft.com/office/word/2012/wordml" xmlns:w16se="http://schemas.microsoft.com/office/word/2015/wordml/symex" xmlns:wpg="http://schemas.microsoft.com/office/word/2010/wordprocessingGroup" xmlns:wpi="http://schemas.microsoft.com/office/word/2010/wordprocessingInk" xmlns:wne="http://schemas.microsoft.com/office/word/2006/wordml" xmlns:wps="http://schemas.microsoft.com/office/word/2010/wordprocessingShape" mc:Ignorable="w14 w15 w16se wp14">
+<w:footnotes xmlns:wpc="http://schemas.microsoft.com/office/word/2010/wordprocessingCanvas" xmlns:cx="http://schemas.microsoft.com/office/drawing/2014/chartex" xmlns:cx1="http://schemas.microsoft.com/office/drawing/2015/9/8/chartex" xmlns:cx2="http://schemas.microsoft.com/office/drawing/2015/10/21/chartex" xmlns:cx3="http://schemas.microsoft.com/office/drawing/2016/5/9/chartex" xmlns:cx4="http://schemas.microsoft.com/office/drawing/2016/5/10/chartex" xmlns:cx5="http://schemas.microsoft.com/office/drawing/2016/5/11/chartex" xmlns:cx6="http://schemas.microsoft.com/office/drawing/2016/5/12/chartex" xmlns:cx7="http://schemas.microsoft.com/office/drawing/2016/5/13/chartex" xmlns:cx8="http://schemas.microsoft.com/office/drawing/2016/5/14/chartex" xmlns:mc="http://schemas.openxmlformats.org/markup-compatibility/2006" xmlns:aink="http://schemas.microsoft.com/office/drawing/2016/ink" xmlns:am3d="http://schemas.microsoft.com/office/drawing/2017/model3d" xmlns:o="urn:schemas-microsoft-com:office:office" xmlns:r="http://schemas.openxmlformats.org/officeDocument/2006/relationships" xmlns:m="http://schemas.openxmlformats.org/officeDocument/2006/math" xmlns:v="urn:schemas-microsoft-com:vml" xmlns:wp14="http://schemas.microsoft.com/office/word/2010/wordprocessingDrawing" xmlns:wp="http://schemas.openxmlformats.org/drawingml/2006/wordprocessingDrawing" xmlns:w10="urn:schemas-microsoft-com:office:word" xmlns:w="http://schemas.openxmlformats.org/wordprocessingml/2006/main" xmlns:w14="http://schemas.microsoft.com/office/word/2010/wordml" xmlns:w15="http://schemas.microsoft.com/office/word/2012/wordml" xmlns:w16cex="http://schemas.microsoft.com/office/word/2018/wordml/cex" xmlns:w16cid="http://schemas.microsoft.com/office/word/2016/wordml/cid" xmlns:w16="http://schemas.microsoft.com/office/word/2018/wordml" xmlns:w16sdtdh="http://schemas.microsoft.com/office/word/2020/wordml/sdtdatahash" xmlns:w16se="http://schemas.microsoft.com/office/word/2015/wordml/symex" xmlns:wpg="http://schemas.microsoft.com/office/word/2010/wordprocessingGroup" xmlns:wpi="http://schemas.microsoft.com/office/word/2010/wordprocessingInk" xmlns:wne="http://schemas.microsoft.com/office/word/2006/wordml" xmlns:wps="http://schemas.microsoft.com/office/word/2010/wordprocessingShape" mc:Ignorable="w14 w15 w16se w16cid w16 w16cex w16sdtdh wp14">
   <w:footnote w:type="separator" w:id="-1">
     <w:p>
       <w:r>
@@ -11770,7 +13594,7 @@
 </file>
 
 <file path=word/numbering.xml><?xml version="1.0" encoding="utf-8"?>
-<w:numbering xmlns:wpc="http://schemas.microsoft.com/office/word/2010/wordprocessingCanvas" xmlns:cx="http://schemas.microsoft.com/office/drawing/2014/chartex" xmlns:mc="http://schemas.openxmlformats.org/markup-compatibility/2006" xmlns:o="urn:schemas-microsoft-com:office:office" xmlns:r="http://schemas.openxmlformats.org/officeDocument/2006/relationships" xmlns:m="http://schemas.openxmlformats.org/officeDocument/2006/math" xmlns:v="urn:schemas-microsoft-com:vml" xmlns:wp14="http://schemas.microsoft.com/office/word/2010/wordprocessingDrawing" xmlns:wp="http://schemas.openxmlformats.org/drawingml/2006/wordprocessingDrawing" xmlns:w10="urn:schemas-microsoft-com:office:word" xmlns:w="http://schemas.openxmlformats.org/wordprocessingml/2006/main" xmlns:w14="http://schemas.microsoft.com/office/word/2010/wordml" xmlns:w15="http://schemas.microsoft.com/office/word/2012/wordml" xmlns:w16se="http://schemas.microsoft.com/office/word/2015/wordml/symex" xmlns:wpg="http://schemas.microsoft.com/office/word/2010/wordprocessingGroup" xmlns:wpi="http://schemas.microsoft.com/office/word/2010/wordprocessingInk" xmlns:wne="http://schemas.microsoft.com/office/word/2006/wordml" xmlns:wps="http://schemas.microsoft.com/office/word/2010/wordprocessingShape" mc:Ignorable="w14 w15 w16se wp14">
+<w:numbering xmlns:wpc="http://schemas.microsoft.com/office/word/2010/wordprocessingCanvas" xmlns:cx="http://schemas.microsoft.com/office/drawing/2014/chartex" xmlns:cx1="http://schemas.microsoft.com/office/drawing/2015/9/8/chartex" xmlns:cx2="http://schemas.microsoft.com/office/drawing/2015/10/21/chartex" xmlns:cx3="http://schemas.microsoft.com/office/drawing/2016/5/9/chartex" xmlns:cx4="http://schemas.microsoft.com/office/drawing/2016/5/10/chartex" xmlns:cx5="http://schemas.microsoft.com/office/drawing/2016/5/11/chartex" xmlns:cx6="http://schemas.microsoft.com/office/drawing/2016/5/12/chartex" xmlns:cx7="http://schemas.microsoft.com/office/drawing/2016/5/13/chartex" xmlns:cx8="http://schemas.microsoft.com/office/drawing/2016/5/14/chartex" xmlns:mc="http://schemas.openxmlformats.org/markup-compatibility/2006" xmlns:aink="http://schemas.microsoft.com/office/drawing/2016/ink" xmlns:am3d="http://schemas.microsoft.com/office/drawing/2017/model3d" xmlns:o="urn:schemas-microsoft-com:office:office" xmlns:r="http://schemas.openxmlformats.org/officeDocument/2006/relationships" xmlns:m="http://schemas.openxmlformats.org/officeDocument/2006/math" xmlns:v="urn:schemas-microsoft-com:vml" xmlns:wp14="http://schemas.microsoft.com/office/word/2010/wordprocessingDrawing" xmlns:wp="http://schemas.openxmlformats.org/drawingml/2006/wordprocessingDrawing" xmlns:w10="urn:schemas-microsoft-com:office:word" xmlns:w="http://schemas.openxmlformats.org/wordprocessingml/2006/main" xmlns:w14="http://schemas.microsoft.com/office/word/2010/wordml" xmlns:w15="http://schemas.microsoft.com/office/word/2012/wordml" xmlns:w16cex="http://schemas.microsoft.com/office/word/2018/wordml/cex" xmlns:w16cid="http://schemas.microsoft.com/office/word/2016/wordml/cid" xmlns:w16="http://schemas.microsoft.com/office/word/2018/wordml" xmlns:w16sdtdh="http://schemas.microsoft.com/office/word/2020/wordml/sdtdatahash" xmlns:w16se="http://schemas.microsoft.com/office/word/2015/wordml/symex" xmlns:wpg="http://schemas.microsoft.com/office/word/2010/wordprocessingGroup" xmlns:wpi="http://schemas.microsoft.com/office/word/2010/wordprocessingInk" xmlns:wne="http://schemas.microsoft.com/office/word/2006/wordml" xmlns:wps="http://schemas.microsoft.com/office/word/2010/wordprocessingShape" mc:Ignorable="w14 w15 w16se w16cid w16 w16cex w16sdtdh wp14">
   <w:abstractNum w:abstractNumId="0" w15:restartNumberingAfterBreak="0">
     <w:nsid w:val="FFFFFF89"/>
     <w:multiLevelType w:val="singleLevel"/>
@@ -15539,6 +17363,123 @@
     </w:lvl>
   </w:abstractNum>
   <w:abstractNum w:abstractNumId="33" w15:restartNumberingAfterBreak="0">
+    <w:nsid w:val="654E2249"/>
+    <w:multiLevelType w:val="multilevel"/>
+    <w:tmpl w:val="391EC45C"/>
+    <w:lvl w:ilvl="0">
+      <w:start w:val="1"/>
+      <w:numFmt w:val="decimal"/>
+      <w:lvlText w:val="%1"/>
+      <w:lvlJc w:val="left"/>
+      <w:pPr>
+        <w:ind w:left="0" w:firstLine="0"/>
+      </w:pPr>
+      <w:rPr>
+        <w:rFonts w:hint="default"/>
+        <w:b/>
+        <w:i w:val="0"/>
+      </w:rPr>
+    </w:lvl>
+    <w:lvl w:ilvl="1">
+      <w:start w:val="1"/>
+      <w:numFmt w:val="decimal"/>
+      <w:lvlText w:val="%1.%2"/>
+      <w:lvlJc w:val="left"/>
+      <w:pPr>
+        <w:ind w:left="0" w:firstLine="709"/>
+      </w:pPr>
+      <w:rPr>
+        <w:rFonts w:hint="default"/>
+        <w:b w:val="0"/>
+        <w:bCs/>
+      </w:rPr>
+    </w:lvl>
+    <w:lvl w:ilvl="2">
+      <w:start w:val="1"/>
+      <w:numFmt w:val="decimal"/>
+      <w:lvlText w:val="%1.%2.%3"/>
+      <w:lvlJc w:val="left"/>
+      <w:pPr>
+        <w:ind w:left="0" w:firstLine="1418"/>
+      </w:pPr>
+      <w:rPr>
+        <w:rFonts w:hint="default"/>
+      </w:rPr>
+    </w:lvl>
+    <w:lvl w:ilvl="3">
+      <w:start w:val="1"/>
+      <w:numFmt w:val="decimal"/>
+      <w:lvlText w:val="%1.%2.%3.%4"/>
+      <w:lvlJc w:val="left"/>
+      <w:pPr>
+        <w:ind w:left="2127" w:firstLine="0"/>
+      </w:pPr>
+      <w:rPr>
+        <w:rFonts w:hint="default"/>
+      </w:rPr>
+    </w:lvl>
+    <w:lvl w:ilvl="4">
+      <w:start w:val="1"/>
+      <w:numFmt w:val="decimal"/>
+      <w:lvlText w:val="%1.%2.%3.%4.%5"/>
+      <w:lvlJc w:val="left"/>
+      <w:pPr>
+        <w:ind w:left="2836" w:firstLine="0"/>
+      </w:pPr>
+      <w:rPr>
+        <w:rFonts w:hint="default"/>
+      </w:rPr>
+    </w:lvl>
+    <w:lvl w:ilvl="5">
+      <w:start w:val="1"/>
+      <w:numFmt w:val="decimal"/>
+      <w:lvlText w:val="%1.%2.%3.%4.%5.%6"/>
+      <w:lvlJc w:val="left"/>
+      <w:pPr>
+        <w:ind w:left="3545" w:firstLine="0"/>
+      </w:pPr>
+      <w:rPr>
+        <w:rFonts w:hint="default"/>
+      </w:rPr>
+    </w:lvl>
+    <w:lvl w:ilvl="6">
+      <w:start w:val="1"/>
+      <w:numFmt w:val="decimal"/>
+      <w:lvlText w:val="%1.%2.%3.%4.%5.%6.%7"/>
+      <w:lvlJc w:val="left"/>
+      <w:pPr>
+        <w:ind w:left="4254" w:firstLine="0"/>
+      </w:pPr>
+      <w:rPr>
+        <w:rFonts w:hint="default"/>
+      </w:rPr>
+    </w:lvl>
+    <w:lvl w:ilvl="7">
+      <w:start w:val="1"/>
+      <w:numFmt w:val="decimal"/>
+      <w:lvlText w:val="%1.%2.%3.%4.%5.%6.%7.%8"/>
+      <w:lvlJc w:val="left"/>
+      <w:pPr>
+        <w:ind w:left="4963" w:firstLine="0"/>
+      </w:pPr>
+      <w:rPr>
+        <w:rFonts w:hint="default"/>
+      </w:rPr>
+    </w:lvl>
+    <w:lvl w:ilvl="8">
+      <w:start w:val="1"/>
+      <w:numFmt w:val="decimal"/>
+      <w:lvlText w:val="%1.%2.%3.%4.%5.%6.%7.%8.%9"/>
+      <w:lvlJc w:val="left"/>
+      <w:pPr>
+        <w:ind w:left="5672" w:firstLine="0"/>
+      </w:pPr>
+      <w:rPr>
+        <w:rFonts w:hint="default"/>
+      </w:rPr>
+    </w:lvl>
+  </w:abstractNum>
+  <w:abstractNum w:abstractNumId="34" w15:restartNumberingAfterBreak="0">
     <w:nsid w:val="68F124BF"/>
     <w:multiLevelType w:val="multilevel"/>
     <w:tmpl w:val="52CCB896"/>
@@ -15653,7 +17594,7 @@
       </w:rPr>
     </w:lvl>
   </w:abstractNum>
-  <w:abstractNum w:abstractNumId="34" w15:restartNumberingAfterBreak="0">
+  <w:abstractNum w:abstractNumId="35" w15:restartNumberingAfterBreak="0">
     <w:nsid w:val="6E7A1E65"/>
     <w:multiLevelType w:val="multilevel"/>
     <w:tmpl w:val="7A10320C"/>
@@ -15802,7 +17743,7 @@
       </w:rPr>
     </w:lvl>
   </w:abstractNum>
-  <w:abstractNum w:abstractNumId="35" w15:restartNumberingAfterBreak="0">
+  <w:abstractNum w:abstractNumId="36" w15:restartNumberingAfterBreak="0">
     <w:nsid w:val="734316A4"/>
     <w:multiLevelType w:val="multilevel"/>
     <w:tmpl w:val="52CCB896"/>
@@ -15917,7 +17858,7 @@
       </w:rPr>
     </w:lvl>
   </w:abstractNum>
-  <w:abstractNum w:abstractNumId="36" w15:restartNumberingAfterBreak="0">
+  <w:abstractNum w:abstractNumId="37" w15:restartNumberingAfterBreak="0">
     <w:nsid w:val="763D65B4"/>
     <w:multiLevelType w:val="multilevel"/>
     <w:tmpl w:val="391EC45C"/>
@@ -16034,7 +17975,7 @@
       </w:rPr>
     </w:lvl>
   </w:abstractNum>
-  <w:abstractNum w:abstractNumId="37" w15:restartNumberingAfterBreak="0">
+  <w:abstractNum w:abstractNumId="38" w15:restartNumberingAfterBreak="0">
     <w:nsid w:val="785A619A"/>
     <w:multiLevelType w:val="hybridMultilevel"/>
     <w:tmpl w:val="5B0E9A86"/>
@@ -16147,7 +18088,7 @@
       </w:rPr>
     </w:lvl>
   </w:abstractNum>
-  <w:abstractNum w:abstractNumId="38" w15:restartNumberingAfterBreak="0">
+  <w:abstractNum w:abstractNumId="39" w15:restartNumberingAfterBreak="0">
     <w:nsid w:val="7E2A6FDB"/>
     <w:multiLevelType w:val="multilevel"/>
     <w:tmpl w:val="52CCB896"/>
@@ -16262,7 +18203,7 @@
       </w:rPr>
     </w:lvl>
   </w:abstractNum>
-  <w:abstractNum w:abstractNumId="39" w15:restartNumberingAfterBreak="0">
+  <w:abstractNum w:abstractNumId="40" w15:restartNumberingAfterBreak="0">
     <w:nsid w:val="7F0E22E4"/>
     <w:multiLevelType w:val="hybridMultilevel"/>
     <w:tmpl w:val="8E4C89D8"/>
@@ -16379,7 +18320,7 @@
     <w:abstractNumId w:val="0"/>
   </w:num>
   <w:num w:numId="2">
-    <w:abstractNumId w:val="35"/>
+    <w:abstractNumId w:val="36"/>
   </w:num>
   <w:num w:numId="3">
     <w:abstractNumId w:val="22"/>
@@ -16394,7 +18335,7 @@
     <w:abstractNumId w:val="8"/>
   </w:num>
   <w:num w:numId="7">
-    <w:abstractNumId w:val="38"/>
+    <w:abstractNumId w:val="39"/>
   </w:num>
   <w:num w:numId="8">
     <w:abstractNumId w:val="18"/>
@@ -16424,7 +18365,7 @@
     <w:abstractNumId w:val="21"/>
   </w:num>
   <w:num w:numId="17">
-    <w:abstractNumId w:val="37"/>
+    <w:abstractNumId w:val="38"/>
   </w:num>
   <w:num w:numId="18">
     <w:abstractNumId w:val="12"/>
@@ -16469,7 +18410,7 @@
     <w:abstractNumId w:val="28"/>
   </w:num>
   <w:num w:numId="23">
-    <w:abstractNumId w:val="33"/>
+    <w:abstractNumId w:val="34"/>
   </w:num>
   <w:num w:numId="24">
     <w:abstractNumId w:val="9"/>
@@ -16505,7 +18446,7 @@
     <w:abstractNumId w:val="31"/>
   </w:num>
   <w:num w:numId="35">
-    <w:abstractNumId w:val="34"/>
+    <w:abstractNumId w:val="35"/>
   </w:num>
   <w:num w:numId="36">
     <w:abstractNumId w:val="26"/>
@@ -16514,7 +18455,7 @@
     <w:abstractNumId w:val="15"/>
   </w:num>
   <w:num w:numId="38">
-    <w:abstractNumId w:val="39"/>
+    <w:abstractNumId w:val="40"/>
   </w:num>
   <w:num w:numId="39">
     <w:abstractNumId w:val="4"/>
@@ -16550,7 +18491,7 @@
     </w:lvlOverride>
   </w:num>
   <w:num w:numId="41">
-    <w:abstractNumId w:val="36"/>
+    <w:abstractNumId w:val="37"/>
   </w:num>
   <w:num w:numId="42">
     <w:abstractNumId w:val="23"/>
@@ -16719,12 +18660,15 @@
   <w:num w:numId="47">
     <w:abstractNumId w:val="32"/>
   </w:num>
+  <w:num w:numId="48">
+    <w:abstractNumId w:val="33"/>
+  </w:num>
   <w:numIdMacAtCleanup w:val="2"/>
 </w:numbering>
 </file>
 
 <file path=word/styles.xml><?xml version="1.0" encoding="utf-8"?>
-<w:styles xmlns:mc="http://schemas.openxmlformats.org/markup-compatibility/2006" xmlns:r="http://schemas.openxmlformats.org/officeDocument/2006/relationships" xmlns:w="http://schemas.openxmlformats.org/wordprocessingml/2006/main" xmlns:w14="http://schemas.microsoft.com/office/word/2010/wordml" xmlns:w15="http://schemas.microsoft.com/office/word/2012/wordml" xmlns:w16se="http://schemas.microsoft.com/office/word/2015/wordml/symex" mc:Ignorable="w14 w15 w16se">
+<w:styles xmlns:mc="http://schemas.openxmlformats.org/markup-compatibility/2006" xmlns:r="http://schemas.openxmlformats.org/officeDocument/2006/relationships" xmlns:w="http://schemas.openxmlformats.org/wordprocessingml/2006/main" xmlns:w14="http://schemas.microsoft.com/office/word/2010/wordml" xmlns:w15="http://schemas.microsoft.com/office/word/2012/wordml" xmlns:w16cex="http://schemas.microsoft.com/office/word/2018/wordml/cex" xmlns:w16cid="http://schemas.microsoft.com/office/word/2016/wordml/cid" xmlns:w16="http://schemas.microsoft.com/office/word/2018/wordml" xmlns:w16sdtdh="http://schemas.microsoft.com/office/word/2020/wordml/sdtdatahash" xmlns:w16se="http://schemas.microsoft.com/office/word/2015/wordml/symex" mc:Ignorable="w14 w15 w16se w16cid w16 w16cex w16sdtdh">
   <w:docDefaults>
     <w:rPrDefault>
       <w:rPr>
@@ -16742,7 +18686,7 @@
       </w:pPr>
     </w:pPrDefault>
   </w:docDefaults>
-  <w:latentStyles w:defLockedState="0" w:defUIPriority="99" w:defSemiHidden="0" w:defUnhideWhenUsed="0" w:defQFormat="0" w:count="371">
+  <w:latentStyles w:defLockedState="0" w:defUIPriority="99" w:defSemiHidden="0" w:defUnhideWhenUsed="0" w:defQFormat="0" w:count="376">
     <w:lsdException w:name="Normal" w:uiPriority="0" w:qFormat="1"/>
     <w:lsdException w:name="heading 1" w:uiPriority="9" w:qFormat="1"/>
     <w:lsdException w:name="heading 2" w:semiHidden="1" w:uiPriority="9" w:unhideWhenUsed="1" w:qFormat="1"/>
@@ -16848,7 +18792,6 @@
     <w:lsdException w:name="HTML Sample" w:semiHidden="1" w:unhideWhenUsed="1"/>
     <w:lsdException w:name="HTML Typewriter" w:semiHidden="1" w:unhideWhenUsed="1"/>
     <w:lsdException w:name="HTML Variable" w:semiHidden="1" w:unhideWhenUsed="1"/>
-    <w:lsdException w:name="Normal Table" w:semiHidden="1" w:unhideWhenUsed="1"/>
     <w:lsdException w:name="annotation subject" w:semiHidden="1" w:unhideWhenUsed="1"/>
     <w:lsdException w:name="No List" w:semiHidden="1" w:unhideWhenUsed="1"/>
     <w:lsdException w:name="Outline List 1" w:semiHidden="1" w:unhideWhenUsed="1"/>
@@ -16891,11 +18834,8 @@
     <w:lsdException w:name="Table Contemporary" w:semiHidden="1" w:unhideWhenUsed="1"/>
     <w:lsdException w:name="Table Elegant" w:semiHidden="1" w:unhideWhenUsed="1"/>
     <w:lsdException w:name="Table Professional" w:semiHidden="1" w:unhideWhenUsed="1"/>
-    <w:lsdException w:name="Table Subtle 1" w:semiHidden="1" w:unhideWhenUsed="1"/>
     <w:lsdException w:name="Table Subtle 2" w:semiHidden="1" w:unhideWhenUsed="1"/>
     <w:lsdException w:name="Table Web 1" w:semiHidden="1" w:unhideWhenUsed="1"/>
-    <w:lsdException w:name="Table Web 2" w:semiHidden="1" w:unhideWhenUsed="1"/>
-    <w:lsdException w:name="Table Web 3" w:semiHidden="1" w:unhideWhenUsed="1"/>
     <w:lsdException w:name="Balloon Text" w:semiHidden="1" w:unhideWhenUsed="1"/>
     <w:lsdException w:name="Table Grid" w:uiPriority="39"/>
     <w:lsdException w:name="Table Theme" w:semiHidden="1" w:unhideWhenUsed="1"/>
@@ -17114,11 +19054,16 @@
     <w:lsdException w:name="List Table 5 Dark Accent 6" w:uiPriority="50"/>
     <w:lsdException w:name="List Table 6 Colorful Accent 6" w:uiPriority="51"/>
     <w:lsdException w:name="List Table 7 Colorful Accent 6" w:uiPriority="52"/>
+    <w:lsdException w:name="Mention" w:semiHidden="1" w:unhideWhenUsed="1"/>
+    <w:lsdException w:name="Smart Hyperlink" w:semiHidden="1" w:unhideWhenUsed="1"/>
+    <w:lsdException w:name="Hashtag" w:semiHidden="1" w:unhideWhenUsed="1"/>
+    <w:lsdException w:name="Unresolved Mention" w:semiHidden="1" w:unhideWhenUsed="1"/>
+    <w:lsdException w:name="Smart Link" w:semiHidden="1" w:unhideWhenUsed="1"/>
   </w:latentStyles>
   <w:style w:type="paragraph" w:default="1" w:styleId="a1">
     <w:name w:val="Normal"/>
     <w:qFormat/>
-    <w:rsid w:val="009E7692"/>
+    <w:rsid w:val="00CE0C49"/>
     <w:rPr>
       <w:rFonts w:ascii="Times New Roman" w:eastAsia="Times New Roman" w:hAnsi="Times New Roman" w:cs="Times New Roman"/>
       <w:lang w:val="ru-RU"/>
@@ -17972,6 +19917,75 @@
       <w:szCs w:val="20"/>
     </w:rPr>
   </w:style>
+  <w:style w:type="character" w:styleId="af7">
+    <w:name w:val="annotation reference"/>
+    <w:basedOn w:val="a2"/>
+    <w:uiPriority w:val="99"/>
+    <w:semiHidden/>
+    <w:unhideWhenUsed/>
+    <w:rsid w:val="00C46DD6"/>
+    <w:rPr>
+      <w:sz w:val="16"/>
+      <w:szCs w:val="16"/>
+    </w:rPr>
+  </w:style>
+  <w:style w:type="paragraph" w:styleId="af8">
+    <w:name w:val="annotation text"/>
+    <w:basedOn w:val="a1"/>
+    <w:link w:val="af9"/>
+    <w:uiPriority w:val="99"/>
+    <w:semiHidden/>
+    <w:unhideWhenUsed/>
+    <w:rsid w:val="00C46DD6"/>
+    <w:rPr>
+      <w:sz w:val="20"/>
+      <w:szCs w:val="20"/>
+    </w:rPr>
+  </w:style>
+  <w:style w:type="character" w:customStyle="1" w:styleId="af9">
+    <w:name w:val="Текст примечания Знак"/>
+    <w:basedOn w:val="a2"/>
+    <w:link w:val="af8"/>
+    <w:uiPriority w:val="99"/>
+    <w:semiHidden/>
+    <w:rsid w:val="00C46DD6"/>
+    <w:rPr>
+      <w:rFonts w:ascii="Times New Roman" w:eastAsia="Times New Roman" w:hAnsi="Times New Roman" w:cs="Times New Roman"/>
+      <w:sz w:val="20"/>
+      <w:szCs w:val="20"/>
+      <w:lang w:val="ru-RU"/>
+    </w:rPr>
+  </w:style>
+  <w:style w:type="paragraph" w:styleId="afa">
+    <w:name w:val="annotation subject"/>
+    <w:basedOn w:val="af8"/>
+    <w:next w:val="af8"/>
+    <w:link w:val="afb"/>
+    <w:uiPriority w:val="99"/>
+    <w:semiHidden/>
+    <w:unhideWhenUsed/>
+    <w:rsid w:val="00C46DD6"/>
+    <w:rPr>
+      <w:b/>
+      <w:bCs/>
+    </w:rPr>
+  </w:style>
+  <w:style w:type="character" w:customStyle="1" w:styleId="afb">
+    <w:name w:val="Тема примечания Знак"/>
+    <w:basedOn w:val="af9"/>
+    <w:link w:val="afa"/>
+    <w:uiPriority w:val="99"/>
+    <w:semiHidden/>
+    <w:rsid w:val="00C46DD6"/>
+    <w:rPr>
+      <w:rFonts w:ascii="Times New Roman" w:eastAsia="Times New Roman" w:hAnsi="Times New Roman" w:cs="Times New Roman"/>
+      <w:b/>
+      <w:bCs/>
+      <w:sz w:val="20"/>
+      <w:szCs w:val="20"/>
+      <w:lang w:val="ru-RU"/>
+    </w:rPr>
+  </w:style>
 </w:styles>
 </file>
 

--- a/Labs/Отчёты.docx
+++ b/Labs/Отчёты.docx
@@ -1,6 +1,6 @@
 
 <file path=word/document.xml><?xml version="1.0" encoding="utf-8"?>
-<w:document xmlns:wpc="http://schemas.microsoft.com/office/word/2010/wordprocessingCanvas" xmlns:cx="http://schemas.microsoft.com/office/drawing/2014/chartex" xmlns:cx1="http://schemas.microsoft.com/office/drawing/2015/9/8/chartex" xmlns:cx2="http://schemas.microsoft.com/office/drawing/2015/10/21/chartex" xmlns:cx3="http://schemas.microsoft.com/office/drawing/2016/5/9/chartex" xmlns:cx4="http://schemas.microsoft.com/office/drawing/2016/5/10/chartex" xmlns:cx5="http://schemas.microsoft.com/office/drawing/2016/5/11/chartex" xmlns:cx6="http://schemas.microsoft.com/office/drawing/2016/5/12/chartex" xmlns:cx7="http://schemas.microsoft.com/office/drawing/2016/5/13/chartex" xmlns:cx8="http://schemas.microsoft.com/office/drawing/2016/5/14/chartex" xmlns:mc="http://schemas.openxmlformats.org/markup-compatibility/2006" xmlns:aink="http://schemas.microsoft.com/office/drawing/2016/ink" xmlns:am3d="http://schemas.microsoft.com/office/drawing/2017/model3d" xmlns:o="urn:schemas-microsoft-com:office:office" xmlns:r="http://schemas.openxmlformats.org/officeDocument/2006/relationships" xmlns:m="http://schemas.openxmlformats.org/officeDocument/2006/math" xmlns:v="urn:schemas-microsoft-com:vml" xmlns:wp14="http://schemas.microsoft.com/office/word/2010/wordprocessingDrawing" xmlns:wp="http://schemas.openxmlformats.org/drawingml/2006/wordprocessingDrawing" xmlns:w10="urn:schemas-microsoft-com:office:word" xmlns:w="http://schemas.openxmlformats.org/wordprocessingml/2006/main" xmlns:w14="http://schemas.microsoft.com/office/word/2010/wordml" xmlns:w15="http://schemas.microsoft.com/office/word/2012/wordml" xmlns:w16cex="http://schemas.microsoft.com/office/word/2018/wordml/cex" xmlns:w16cid="http://schemas.microsoft.com/office/word/2016/wordml/cid" xmlns:w16="http://schemas.microsoft.com/office/word/2018/wordml" xmlns:w16sdtdh="http://schemas.microsoft.com/office/word/2020/wordml/sdtdatahash" xmlns:w16se="http://schemas.microsoft.com/office/word/2015/wordml/symex" xmlns:wpg="http://schemas.microsoft.com/office/word/2010/wordprocessingGroup" xmlns:wpi="http://schemas.microsoft.com/office/word/2010/wordprocessingInk" xmlns:wne="http://schemas.microsoft.com/office/word/2006/wordml" xmlns:wps="http://schemas.microsoft.com/office/word/2010/wordprocessingShape" mc:Ignorable="w14 w15 w16se w16cid w16 w16cex w16sdtdh wp14">
+<w:document xmlns:wpc="http://schemas.microsoft.com/office/word/2010/wordprocessingCanvas" xmlns:cx="http://schemas.microsoft.com/office/drawing/2014/chartex" xmlns:mc="http://schemas.openxmlformats.org/markup-compatibility/2006" xmlns:o="urn:schemas-microsoft-com:office:office" xmlns:r="http://schemas.openxmlformats.org/officeDocument/2006/relationships" xmlns:m="http://schemas.openxmlformats.org/officeDocument/2006/math" xmlns:v="urn:schemas-microsoft-com:vml" xmlns:wp14="http://schemas.microsoft.com/office/word/2010/wordprocessingDrawing" xmlns:wp="http://schemas.openxmlformats.org/drawingml/2006/wordprocessingDrawing" xmlns:w10="urn:schemas-microsoft-com:office:word" xmlns:w="http://schemas.openxmlformats.org/wordprocessingml/2006/main" xmlns:w14="http://schemas.microsoft.com/office/word/2010/wordml" xmlns:w15="http://schemas.microsoft.com/office/word/2012/wordml" xmlns:w16se="http://schemas.microsoft.com/office/word/2015/wordml/symex" xmlns:wpg="http://schemas.microsoft.com/office/word/2010/wordprocessingGroup" xmlns:wpi="http://schemas.microsoft.com/office/word/2010/wordprocessingInk" xmlns:wne="http://schemas.microsoft.com/office/word/2006/wordml" xmlns:wps="http://schemas.microsoft.com/office/word/2010/wordprocessingShape" mc:Ignorable="w14 w15 w16se wp14">
   <w:body>
     <w:p>
       <w:pPr>
@@ -12207,17 +12207,7 @@
           <w:sz w:val="28"/>
           <w:szCs w:val="28"/>
         </w:rPr>
-        <w:t>Получить навыки работы с платой Arduino Uno и макетной платой</w:t>
-      </w:r>
-      <w:r>
-        <w:rPr>
-          <w:rFonts w:eastAsiaTheme="minorHAnsi"/>
-          <w:bCs/>
-          <w:kern w:val="3"/>
-          <w:sz w:val="28"/>
-          <w:szCs w:val="28"/>
-        </w:rPr>
-        <w:t>.</w:t>
+        <w:t>Получить навыки работы с платой Arduino Uno и макетной платой.</w:t>
       </w:r>
     </w:p>
     <w:p>
@@ -12292,19 +12282,7 @@
         <w:ind w:firstLine="709"/>
       </w:pPr>
       <w:r>
-        <w:t xml:space="preserve">Arduino Uno </w:t>
-      </w:r>
-      <w:r>
-        <w:t>–</w:t>
-      </w:r>
-      <w:r>
-        <w:t xml:space="preserve"> это небольшая плата с микроконтроллером (маленьким компьютером). Она используется для создания электронных проектов</w:t>
-      </w:r>
-      <w:r>
-        <w:t xml:space="preserve"> </w:t>
-      </w:r>
-      <w:r>
-        <w:t>и автоматизирует различные процессы.</w:t>
+        <w:t>Arduino Uno – это небольшая плата с микроконтроллером (маленьким компьютером). Она используется для создания электронных проектов и автоматизирует различные процессы.</w:t>
       </w:r>
     </w:p>
     <w:p>
@@ -12348,13 +12326,7 @@
         <w:ind w:firstLine="709"/>
       </w:pPr>
       <w:r>
-        <w:t xml:space="preserve">Макетная плата (или breadboard) </w:t>
-      </w:r>
-      <w:r>
-        <w:t>–</w:t>
-      </w:r>
-      <w:r>
-        <w:t xml:space="preserve"> это пластиковая основа с отверстиями и металлическими контактами внутри. Она используется для сборки и тестирования электрических схем без пайки, что позволяет легко менять соединения и детали.</w:t>
+        <w:t>Макетная плата (или breadboard) – это пластиковая основа с отверстиями и металлическими контактами внутри. Она используется для сборки и тестирования электрических схем без пайки, что позволяет легко менять соединения и детали.</w:t>
       </w:r>
     </w:p>
     <w:p>
@@ -12411,22 +12383,7 @@
         <w:ind w:left="0" w:firstLine="992"/>
       </w:pPr>
       <w:r>
-        <w:t>с</w:t>
-      </w:r>
-      <w:r>
-        <w:t>иловые рельсы (</w:t>
-      </w:r>
-      <w:r>
-        <w:t>ш</w:t>
-      </w:r>
-      <w:r>
-        <w:t xml:space="preserve">ины питания): </w:t>
-      </w:r>
-      <w:r>
-        <w:t>д</w:t>
-      </w:r>
-      <w:r>
-        <w:t>линные линии по краям (обычно отмечены красной и синей полосой). Служат для подачи питания («+» и «–») ко всей схеме</w:t>
+        <w:t>силовые рельсы (шины питания): длинные линии по краям (обычно отмечены красной и синей полосой). Служат для подачи питания («+» и «–») ко всей схеме</w:t>
       </w:r>
       <w:r>
         <w:rPr>
@@ -12445,22 +12402,7 @@
         <w:ind w:left="0" w:firstLine="992"/>
       </w:pPr>
       <w:r>
-        <w:t>к</w:t>
-      </w:r>
-      <w:r>
-        <w:t>омпонентные рельсы (</w:t>
-      </w:r>
-      <w:r>
-        <w:t>р</w:t>
-      </w:r>
-      <w:r>
-        <w:t xml:space="preserve">абочая зона): </w:t>
-      </w:r>
-      <w:r>
-        <w:t>ц</w:t>
-      </w:r>
-      <w:r>
-        <w:t>ентральные ряды отверстий (обычно 5 дырок в ряду). Используются для установки основных деталей (резисторов, светодиодов, микросхем) и соединения их друг с другом.</w:t>
+        <w:t>компонентные рельсы (рабочая зона): центральные ряды отверстий (обычно 5 дырок в ряду). Используются для установки основных деталей (резисторов, светодиодов, микросхем) и соединения их друг с другом.</w:t>
       </w:r>
     </w:p>
     <w:p>
@@ -12504,13 +12446,7 @@
         <w:ind w:firstLine="709"/>
       </w:pPr>
       <w:r>
-        <w:t xml:space="preserve">Чтобы соединить элементы последовательно, нужно расположить их так, чтобы конец первого элемента соединялся с началом второго (одна дорожка для тока). Например: ножка резистора втыкается в свободную линию, а ножка светодиода </w:t>
-      </w:r>
-      <w:r>
-        <w:t>–</w:t>
-      </w:r>
-      <w:r>
-        <w:t xml:space="preserve"> в ту же самую линию (или соединяются перемычкой).</w:t>
+        <w:t>Чтобы соединить элементы последовательно, нужно расположить их так, чтобы конец первого элемента соединялся с началом второго (одна дорожка для тока). Например: ножка резистора втыкается в свободную линию, а ножка светодиода – в ту же самую линию (или соединяются перемычкой).</w:t>
       </w:r>
     </w:p>
     <w:p>
@@ -12849,47 +12785,796 @@
           <w:szCs w:val="28"/>
           <w:lang w:eastAsia="ru-RU"/>
         </w:rPr>
-        <w:t xml:space="preserve"> создавать имитационные модели проектов, работающих под управлением микроконтроллеров для Arduino</w:t>
-      </w:r>
-      <w:r>
-        <w:rPr>
-          <w:sz w:val="28"/>
-          <w:szCs w:val="28"/>
+        <w:t xml:space="preserve"> создавать имитационные модели проектов, работающих под управлением микроконтроллеров для Arduino </w:t>
+      </w:r>
+      <w:r>
+        <w:rPr>
+          <w:sz w:val="28"/>
+          <w:szCs w:val="28"/>
+          <w:lang w:eastAsia="ru-RU"/>
+        </w:rPr>
+        <w:t>и п</w:t>
+      </w:r>
+      <w:r>
+        <w:rPr>
+          <w:sz w:val="28"/>
+          <w:szCs w:val="28"/>
+          <w:lang w:eastAsia="ru-RU"/>
+        </w:rPr>
+        <w:t>олучи</w:t>
+      </w:r>
+      <w:r>
+        <w:rPr>
+          <w:sz w:val="28"/>
+          <w:szCs w:val="28"/>
+          <w:lang w:eastAsia="ru-RU"/>
+        </w:rPr>
+        <w:t>ли</w:t>
+      </w:r>
+      <w:r>
+        <w:rPr>
+          <w:sz w:val="28"/>
+          <w:szCs w:val="28"/>
+          <w:lang w:eastAsia="ru-RU"/>
+        </w:rPr>
+        <w:t xml:space="preserve"> навыки работы с платой Arduino Uno и макетной платой.</w:t>
+      </w:r>
+    </w:p>
+    <w:p>
+      <w:pPr>
+        <w:rPr>
+          <w:sz w:val="28"/>
+          <w:szCs w:val="28"/>
+          <w:lang w:eastAsia="ru-RU"/>
+        </w:rPr>
+      </w:pPr>
+      <w:r>
+        <w:rPr>
+          <w:sz w:val="28"/>
+          <w:szCs w:val="28"/>
+          <w:lang w:eastAsia="ru-RU"/>
+        </w:rPr>
+        <w:br w:type="page"/>
+      </w:r>
+    </w:p>
+    <w:p>
+      <w:pPr>
+        <w:pStyle w:val="a8"/>
+        <w:jc w:val="center"/>
+        <w:rPr>
+          <w:b/>
+          <w:bCs/>
+          <w:sz w:val="32"/>
+          <w:szCs w:val="32"/>
+        </w:rPr>
+      </w:pPr>
+      <w:r>
+        <w:rPr>
+          <w:b/>
+          <w:bCs/>
+          <w:sz w:val="32"/>
+          <w:szCs w:val="32"/>
+        </w:rPr>
+        <w:lastRenderedPageBreak/>
+        <w:t>Лабораторная работа №</w:t>
+      </w:r>
+      <w:r>
+        <w:rPr>
+          <w:b/>
+          <w:bCs/>
+          <w:sz w:val="32"/>
+          <w:szCs w:val="32"/>
+        </w:rPr>
+        <w:t>10</w:t>
+      </w:r>
+    </w:p>
+    <w:p>
+      <w:pPr>
+        <w:jc w:val="center"/>
+        <w:rPr>
+          <w:b/>
+          <w:bCs/>
+          <w:sz w:val="32"/>
+          <w:szCs w:val="32"/>
+        </w:rPr>
+      </w:pPr>
+      <w:r>
+        <w:rPr>
+          <w:b/>
+          <w:bCs/>
+          <w:sz w:val="32"/>
+          <w:szCs w:val="32"/>
+        </w:rPr>
+        <w:t>«</w:t>
+      </w:r>
+      <w:r>
+        <w:rPr>
+          <w:b/>
+          <w:bCs/>
+          <w:sz w:val="32"/>
+          <w:szCs w:val="32"/>
+        </w:rPr>
+        <w:t>Разработка схем с использованием датчиков</w:t>
+      </w:r>
+      <w:r>
+        <w:rPr>
+          <w:b/>
+          <w:bCs/>
+          <w:sz w:val="32"/>
+          <w:szCs w:val="32"/>
+        </w:rPr>
+        <w:t>»</w:t>
+      </w:r>
+    </w:p>
+    <w:p>
+      <w:pPr>
+        <w:pStyle w:val="a8"/>
+        <w:numPr>
+          <w:ilvl w:val="0"/>
+          <w:numId w:val="26"/>
+        </w:numPr>
+        <w:jc w:val="both"/>
+        <w:rPr>
+          <w:b/>
+          <w:bCs/>
+          <w:sz w:val="28"/>
+          <w:szCs w:val="28"/>
+        </w:rPr>
+      </w:pPr>
+      <w:r>
+        <w:rPr>
+          <w:b/>
+          <w:bCs/>
+          <w:sz w:val="28"/>
+          <w:szCs w:val="28"/>
+        </w:rPr>
+        <w:t>Цель работы:</w:t>
+      </w:r>
+    </w:p>
+    <w:p>
+      <w:pPr>
+        <w:pStyle w:val="2"/>
+        <w:numPr>
+          <w:ilvl w:val="1"/>
+          <w:numId w:val="26"/>
+        </w:numPr>
+        <w:rPr>
+          <w:b/>
+          <w:bCs w:val="0"/>
+        </w:rPr>
+      </w:pPr>
+      <w:r>
+        <w:t>Научиться создавать скетчи</w:t>
+      </w:r>
+      <w:r>
+        <w:t xml:space="preserve"> для микроконтроллеров Arduino;</w:t>
+      </w:r>
+    </w:p>
+    <w:p>
+      <w:pPr>
+        <w:pStyle w:val="2"/>
+        <w:numPr>
+          <w:ilvl w:val="1"/>
+          <w:numId w:val="26"/>
+        </w:numPr>
+        <w:rPr>
+          <w:b/>
+          <w:bCs w:val="0"/>
+        </w:rPr>
+      </w:pPr>
+      <w:r>
+        <w:t>Получить навыки работы с платой Arduino Uno и макетной платой</w:t>
+      </w:r>
+      <w:r>
+        <w:t>;</w:t>
+      </w:r>
+    </w:p>
+    <w:p>
+      <w:pPr>
+        <w:pStyle w:val="2"/>
+        <w:numPr>
+          <w:ilvl w:val="1"/>
+          <w:numId w:val="26"/>
+        </w:numPr>
+        <w:rPr>
+          <w:b/>
+          <w:bCs w:val="0"/>
+        </w:rPr>
+      </w:pPr>
+      <w:r>
+        <w:t xml:space="preserve">Получить навыки работы с </w:t>
+      </w:r>
+      <w:r>
+        <w:t xml:space="preserve">датчиками </w:t>
+      </w:r>
+      <w:r>
+        <w:rPr>
+          <w:lang w:val="en-US"/>
+        </w:rPr>
+        <w:t>Arduino</w:t>
+      </w:r>
+      <w:r>
+        <w:t>.</w:t>
+      </w:r>
+    </w:p>
+    <w:p>
+      <w:pPr>
+        <w:pStyle w:val="a8"/>
+        <w:jc w:val="both"/>
+        <w:rPr>
+          <w:color w:val="000000"/>
+          <w:sz w:val="28"/>
+          <w:szCs w:val="28"/>
+          <w:lang w:eastAsia="ru-RU"/>
+        </w:rPr>
+      </w:pPr>
+    </w:p>
+    <w:p>
+      <w:pPr>
+        <w:pStyle w:val="a8"/>
+        <w:numPr>
+          <w:ilvl w:val="0"/>
+          <w:numId w:val="26"/>
+        </w:numPr>
+        <w:ind w:right="-62"/>
+        <w:jc w:val="both"/>
+        <w:rPr>
+          <w:sz w:val="28"/>
+          <w:szCs w:val="28"/>
+          <w:lang w:eastAsia="ru-RU"/>
+        </w:rPr>
+      </w:pPr>
+      <w:r>
+        <w:rPr>
+          <w:b/>
+          <w:bCs/>
+          <w:color w:val="000000"/>
+          <w:sz w:val="28"/>
+          <w:szCs w:val="28"/>
+          <w:lang w:eastAsia="ru-RU"/>
+        </w:rPr>
+        <w:t>Контрольные вопросы:</w:t>
+      </w:r>
+    </w:p>
+    <w:p>
+      <w:pPr>
+        <w:pStyle w:val="2"/>
+        <w:numPr>
+          <w:ilvl w:val="1"/>
+          <w:numId w:val="26"/>
+        </w:numPr>
+      </w:pPr>
+      <w:r>
+        <w:t>Как считать аналоговый сигнал с датчика?</w:t>
+      </w:r>
+    </w:p>
+    <w:p>
+      <w:pPr>
+        <w:pStyle w:val="a8"/>
+        <w:ind w:firstLine="709"/>
+        <w:jc w:val="both"/>
+        <w:rPr>
+          <w:sz w:val="28"/>
+          <w:szCs w:val="28"/>
+        </w:rPr>
+      </w:pPr>
+      <w:r>
+        <w:rPr>
+          <w:sz w:val="28"/>
+          <w:szCs w:val="28"/>
+        </w:rPr>
+        <w:t>Аналоговый сигнал считывается с помощью функции analogRead(pin). Она измеряет напряжение на указанном аналоговом пине (например, A0) и возвращает значение от 0 до 1023, где 0 соответствует 0 В, а 1023 — оп</w:t>
+      </w:r>
+      <w:r>
+        <w:rPr>
+          <w:sz w:val="28"/>
+          <w:szCs w:val="28"/>
+        </w:rPr>
+        <w:t>орному напряжению (обычно 5 В).</w:t>
+      </w:r>
+    </w:p>
+    <w:p>
+      <w:pPr>
+        <w:pStyle w:val="a8"/>
+        <w:jc w:val="both"/>
+        <w:rPr>
+          <w:sz w:val="28"/>
+          <w:szCs w:val="28"/>
+        </w:rPr>
+      </w:pPr>
+    </w:p>
+    <w:p>
+      <w:pPr>
+        <w:pStyle w:val="2"/>
+        <w:numPr>
+          <w:ilvl w:val="1"/>
+          <w:numId w:val="26"/>
+        </w:numPr>
+      </w:pPr>
+      <w:r>
+        <w:t>Какие особенности при работе с датчиком влажности почвы существуют?</w:t>
+      </w:r>
+    </w:p>
+    <w:p>
+      <w:pPr>
+        <w:pStyle w:val="2"/>
+        <w:numPr>
+          <w:ilvl w:val="0"/>
+          <w:numId w:val="0"/>
+        </w:numPr>
+        <w:ind w:left="709"/>
+      </w:pPr>
+      <w:r>
+        <w:t>Особенности</w:t>
+      </w:r>
+      <w:r>
+        <w:rPr>
+          <w:lang w:val="en-US"/>
+        </w:rPr>
+        <w:t>:</w:t>
+      </w:r>
+    </w:p>
+    <w:p>
+      <w:pPr>
+        <w:pStyle w:val="2"/>
+        <w:numPr>
+          <w:ilvl w:val="0"/>
+          <w:numId w:val="33"/>
+        </w:numPr>
+        <w:ind w:left="0" w:firstLine="992"/>
+      </w:pPr>
+      <w:r>
+        <w:rPr>
+          <w:rFonts w:eastAsia="Times New Roman"/>
+          <w:kern w:val="0"/>
+        </w:rPr>
+        <w:t>принцип работы: д</w:t>
+      </w:r>
+      <w:r>
+        <w:rPr>
+          <w:rFonts w:eastAsia="Times New Roman"/>
+          <w:kern w:val="0"/>
+        </w:rPr>
+        <w:t>атчик измеряет сопротивление почвы: сухая почва имеет высокое сопротивление (значения на АЦП выс</w:t>
+      </w:r>
+      <w:r>
+        <w:rPr>
+          <w:rFonts w:eastAsia="Times New Roman"/>
+          <w:kern w:val="0"/>
+        </w:rPr>
+        <w:t>окие, ближе к 1023), а влажная –</w:t>
+      </w:r>
+      <w:r>
+        <w:rPr>
+          <w:rFonts w:eastAsia="Times New Roman"/>
+          <w:kern w:val="0"/>
+        </w:rPr>
+        <w:t xml:space="preserve"> низко</w:t>
+      </w:r>
+      <w:r>
+        <w:t>е (значения низкие, ближе к 0);</w:t>
+      </w:r>
+    </w:p>
+    <w:p>
+      <w:pPr>
+        <w:pStyle w:val="2"/>
+        <w:numPr>
+          <w:ilvl w:val="0"/>
+          <w:numId w:val="33"/>
+        </w:numPr>
+        <w:ind w:left="0" w:firstLine="992"/>
+      </w:pPr>
+      <w:r>
+        <w:t>окисление щупов: основная проблема –</w:t>
+      </w:r>
+      <w:r>
+        <w:rPr>
+          <w:rFonts w:eastAsia="Times New Roman"/>
+          <w:bCs w:val="0"/>
+          <w:kern w:val="0"/>
+        </w:rPr>
+        <w:t xml:space="preserve"> электроды быстро окисляются из-за постоянного напряжения. Рекомендация: подавать питание на датчик только на время измерения, по</w:t>
+      </w:r>
+      <w:r>
+        <w:t>дключив его к цифровому пину;</w:t>
+      </w:r>
+    </w:p>
+    <w:p>
+      <w:pPr>
+        <w:pStyle w:val="2"/>
+        <w:numPr>
+          <w:ilvl w:val="0"/>
+          <w:numId w:val="33"/>
+        </w:numPr>
+        <w:ind w:left="0" w:firstLine="992"/>
+      </w:pPr>
+      <w:r>
+        <w:t>калибровка: з</w:t>
+      </w:r>
+      <w:r>
+        <w:rPr>
+          <w:rFonts w:eastAsia="Times New Roman"/>
+          <w:bCs w:val="0"/>
+          <w:kern w:val="0"/>
+        </w:rPr>
+        <w:t>начения сильно зависят от типа почвы. Рекомендуется провести калибровку, чтобы определить пороги "сухо/влажно</w:t>
+      </w:r>
+      <w:r>
+        <w:rPr>
+          <w:rFonts w:eastAsia="Times New Roman"/>
+          <w:bCs w:val="0"/>
+          <w:kern w:val="0"/>
+        </w:rPr>
+        <w:t>" для вашего конкретного случая</w:t>
+      </w:r>
+      <w:r>
+        <w:rPr>
+          <w:rFonts w:eastAsia="Times New Roman"/>
+          <w:bCs w:val="0"/>
+          <w:kern w:val="0"/>
+        </w:rPr>
+        <w:t>.</w:t>
+      </w:r>
+      <w:bookmarkStart w:id="2" w:name="_GoBack"/>
+      <w:bookmarkEnd w:id="2"/>
+    </w:p>
+    <w:p>
+      <w:pPr>
+        <w:pStyle w:val="2"/>
+        <w:numPr>
+          <w:ilvl w:val="0"/>
+          <w:numId w:val="0"/>
+        </w:numPr>
+      </w:pPr>
+    </w:p>
+    <w:p>
+      <w:pPr>
+        <w:pStyle w:val="2"/>
+        <w:numPr>
+          <w:ilvl w:val="1"/>
+          <w:numId w:val="26"/>
+        </w:numPr>
+      </w:pPr>
+      <w:r>
+        <w:t>Как подключить библиотеки к проекту?</w:t>
+      </w:r>
+    </w:p>
+    <w:p>
+      <w:pPr>
+        <w:pStyle w:val="a8"/>
+        <w:ind w:firstLine="709"/>
+        <w:jc w:val="both"/>
+        <w:rPr>
+          <w:sz w:val="28"/>
+          <w:szCs w:val="28"/>
+        </w:rPr>
+      </w:pPr>
+      <w:r>
+        <w:rPr>
+          <w:sz w:val="28"/>
+          <w:szCs w:val="28"/>
+        </w:rPr>
+        <w:t>В Arduino IDE есть три основн</w:t>
+      </w:r>
+      <w:r>
+        <w:rPr>
+          <w:sz w:val="28"/>
+          <w:szCs w:val="28"/>
+        </w:rPr>
+        <w:t>ых способа установки библиотек:</w:t>
+      </w:r>
+    </w:p>
+    <w:p>
+      <w:pPr>
+        <w:pStyle w:val="a8"/>
+        <w:numPr>
+          <w:ilvl w:val="0"/>
+          <w:numId w:val="34"/>
+        </w:numPr>
+        <w:ind w:left="0" w:firstLine="992"/>
+        <w:jc w:val="both"/>
+        <w:rPr>
+          <w:bCs/>
+          <w:sz w:val="28"/>
+          <w:szCs w:val="28"/>
+        </w:rPr>
+      </w:pPr>
+      <w:r>
+        <w:rPr>
+          <w:bCs/>
+          <w:sz w:val="28"/>
+          <w:szCs w:val="28"/>
+        </w:rPr>
+        <w:t>м</w:t>
+      </w:r>
+      <w:r>
+        <w:rPr>
+          <w:sz w:val="28"/>
+          <w:szCs w:val="28"/>
+        </w:rPr>
+        <w:t>ен</w:t>
+      </w:r>
+      <w:r>
+        <w:rPr>
+          <w:sz w:val="28"/>
+          <w:szCs w:val="28"/>
+        </w:rPr>
+        <w:t>еджер библиотек (рекомендуемый)</w:t>
+      </w:r>
+      <w:r>
+        <w:rPr>
+          <w:sz w:val="28"/>
+          <w:szCs w:val="28"/>
+        </w:rPr>
+        <w:t>: С</w:t>
+      </w:r>
+      <w:r>
+        <w:rPr>
+          <w:sz w:val="28"/>
+          <w:szCs w:val="28"/>
+        </w:rPr>
+        <w:t xml:space="preserve">кетч </w:t>
+      </w:r>
+      <w:r>
+        <w:rPr>
+          <w:sz w:val="28"/>
+          <w:szCs w:val="28"/>
+          <w:lang w:val="en-US"/>
+        </w:rPr>
+        <w:sym w:font="Wingdings" w:char="F0E0"/>
+      </w:r>
+      <w:r>
+        <w:rPr>
+          <w:sz w:val="28"/>
+          <w:szCs w:val="28"/>
+        </w:rPr>
+        <w:t xml:space="preserve"> Подключить библиотеку </w:t>
+      </w:r>
+      <w:r>
+        <w:rPr>
+          <w:sz w:val="28"/>
+          <w:szCs w:val="28"/>
+          <w:lang w:val="en-US"/>
+        </w:rPr>
+        <w:sym w:font="Wingdings" w:char="F0E0"/>
+      </w:r>
+      <w:r>
+        <w:rPr>
+          <w:sz w:val="28"/>
+          <w:szCs w:val="28"/>
+        </w:rPr>
+        <w:t xml:space="preserve"> Управлять библиотеками.... Найдите нужную библиоте</w:t>
+      </w:r>
+      <w:r>
+        <w:rPr>
+          <w:bCs/>
+          <w:sz w:val="28"/>
+          <w:szCs w:val="28"/>
+        </w:rPr>
+        <w:t>ку в поиске и нажмите Установка;</w:t>
+      </w:r>
+    </w:p>
+    <w:p>
+      <w:pPr>
+        <w:pStyle w:val="a8"/>
+        <w:numPr>
+          <w:ilvl w:val="0"/>
+          <w:numId w:val="34"/>
+        </w:numPr>
+        <w:ind w:left="0" w:firstLine="992"/>
+        <w:jc w:val="both"/>
+        <w:rPr>
+          <w:bCs/>
+          <w:sz w:val="28"/>
+          <w:szCs w:val="28"/>
+        </w:rPr>
+      </w:pPr>
+      <w:r>
+        <w:rPr>
+          <w:bCs/>
+          <w:sz w:val="28"/>
+          <w:szCs w:val="28"/>
+        </w:rPr>
+        <w:t>и</w:t>
+      </w:r>
+      <w:r>
+        <w:rPr>
+          <w:sz w:val="28"/>
+          <w:szCs w:val="28"/>
+        </w:rPr>
+        <w:t>мпорт ZIP-файла:</w:t>
+      </w:r>
+      <w:r>
+        <w:rPr>
+          <w:sz w:val="28"/>
+          <w:szCs w:val="28"/>
+        </w:rPr>
+        <w:t xml:space="preserve"> Скетч </w:t>
+      </w:r>
+      <w:r>
+        <w:rPr>
+          <w:sz w:val="28"/>
+          <w:szCs w:val="28"/>
+          <w:lang w:val="en-US"/>
+        </w:rPr>
+        <w:sym w:font="Wingdings" w:char="F0E0"/>
+      </w:r>
+      <w:r>
+        <w:rPr>
+          <w:sz w:val="28"/>
+          <w:szCs w:val="28"/>
+        </w:rPr>
+        <w:t xml:space="preserve"> Подключить библиотеку </w:t>
+      </w:r>
+      <w:r>
+        <w:rPr>
+          <w:sz w:val="28"/>
+          <w:szCs w:val="28"/>
+          <w:lang w:val="en-US"/>
+        </w:rPr>
+        <w:sym w:font="Wingdings" w:char="F0E0"/>
+      </w:r>
+      <w:r>
+        <w:rPr>
+          <w:sz w:val="28"/>
+          <w:szCs w:val="28"/>
+        </w:rPr>
+        <w:t xml:space="preserve"> Добавить .ZIP библиотеку.... Укажите путь к с</w:t>
+      </w:r>
+      <w:r>
+        <w:rPr>
+          <w:bCs/>
+          <w:sz w:val="28"/>
+          <w:szCs w:val="28"/>
+        </w:rPr>
+        <w:t>качанному архиву с библиотекой;</w:t>
+      </w:r>
+    </w:p>
+    <w:p>
+      <w:pPr>
+        <w:pStyle w:val="a8"/>
+        <w:numPr>
+          <w:ilvl w:val="0"/>
+          <w:numId w:val="34"/>
+        </w:numPr>
+        <w:ind w:left="0" w:firstLine="992"/>
+        <w:jc w:val="both"/>
+        <w:rPr>
+          <w:sz w:val="28"/>
+          <w:szCs w:val="28"/>
+        </w:rPr>
+      </w:pPr>
+      <w:r>
+        <w:rPr>
+          <w:sz w:val="28"/>
+          <w:szCs w:val="28"/>
+        </w:rPr>
+        <w:t>р</w:t>
+      </w:r>
+      <w:r>
+        <w:rPr>
+          <w:bCs/>
+          <w:sz w:val="28"/>
+          <w:szCs w:val="28"/>
+        </w:rPr>
+        <w:t>учная установка: р</w:t>
+      </w:r>
+      <w:r>
+        <w:rPr>
+          <w:sz w:val="28"/>
+          <w:szCs w:val="28"/>
+        </w:rPr>
+        <w:t>аспакуйте архив и скопируйте папку с библиотекой в папку libraries, которая находится в директории ваших скетчей Arduino.</w:t>
+      </w:r>
+    </w:p>
+    <w:p>
+      <w:pPr>
+        <w:pStyle w:val="2"/>
+        <w:numPr>
+          <w:ilvl w:val="0"/>
+          <w:numId w:val="0"/>
+        </w:numPr>
+        <w:rPr>
+          <w:lang w:eastAsia="ru-RU"/>
+        </w:rPr>
+      </w:pPr>
+      <w:r>
+        <w:rPr>
           <w:lang w:eastAsia="ru-RU"/>
         </w:rPr>
         <w:t xml:space="preserve"> </w:t>
       </w:r>
-      <w:r>
-        <w:rPr>
-          <w:sz w:val="28"/>
-          <w:szCs w:val="28"/>
-          <w:lang w:eastAsia="ru-RU"/>
-        </w:rPr>
-        <w:t>и п</w:t>
-      </w:r>
-      <w:r>
-        <w:rPr>
-          <w:sz w:val="28"/>
-          <w:szCs w:val="28"/>
-          <w:lang w:eastAsia="ru-RU"/>
-        </w:rPr>
-        <w:t>олучи</w:t>
-      </w:r>
-      <w:r>
-        <w:rPr>
-          <w:sz w:val="28"/>
-          <w:szCs w:val="28"/>
-          <w:lang w:eastAsia="ru-RU"/>
-        </w:rPr>
-        <w:t>ли</w:t>
-      </w:r>
-      <w:r>
-        <w:rPr>
-          <w:sz w:val="28"/>
-          <w:szCs w:val="28"/>
-          <w:lang w:eastAsia="ru-RU"/>
-        </w:rPr>
-        <w:t xml:space="preserve"> навыки работы с платой Arduino Uno и макетной платой.</w:t>
+    </w:p>
+    <w:p>
+      <w:pPr>
+        <w:pStyle w:val="a8"/>
+        <w:numPr>
+          <w:ilvl w:val="0"/>
+          <w:numId w:val="26"/>
+        </w:numPr>
+        <w:jc w:val="both"/>
+        <w:rPr>
+          <w:sz w:val="28"/>
+          <w:szCs w:val="28"/>
+          <w:lang w:eastAsia="ru-RU"/>
+        </w:rPr>
+      </w:pPr>
+      <w:r>
+        <w:rPr>
+          <w:b/>
+          <w:bCs/>
+          <w:color w:val="000000"/>
+          <w:sz w:val="28"/>
+          <w:szCs w:val="28"/>
+          <w:lang w:eastAsia="ru-RU"/>
+        </w:rPr>
+        <w:t>Вывод</w:t>
+      </w:r>
+      <w:r>
+        <w:rPr>
+          <w:b/>
+          <w:bCs/>
+          <w:sz w:val="28"/>
+          <w:szCs w:val="28"/>
+          <w:lang w:eastAsia="ru-RU"/>
+        </w:rPr>
+        <w:t>:</w:t>
+      </w:r>
+      <w:r>
+        <w:rPr>
+          <w:sz w:val="28"/>
+          <w:szCs w:val="28"/>
+          <w:lang w:eastAsia="ru-RU"/>
+        </w:rPr>
+        <w:t xml:space="preserve"> в ходе лабораторной работы </w:t>
+      </w:r>
+      <w:r>
+        <w:rPr>
+          <w:sz w:val="28"/>
+          <w:szCs w:val="28"/>
+          <w:lang w:eastAsia="ru-RU"/>
+        </w:rPr>
+        <w:t>научились</w:t>
+      </w:r>
+      <w:r>
+        <w:rPr>
+          <w:sz w:val="28"/>
+          <w:szCs w:val="28"/>
+          <w:lang w:eastAsia="ru-RU"/>
+        </w:rPr>
+        <w:t xml:space="preserve"> создавать скетч</w:t>
+      </w:r>
+      <w:r>
+        <w:rPr>
+          <w:sz w:val="28"/>
+          <w:szCs w:val="28"/>
+          <w:lang w:eastAsia="ru-RU"/>
+        </w:rPr>
+        <w:t>и для микроконтроллеров Arduino, получили</w:t>
+      </w:r>
+      <w:r>
+        <w:rPr>
+          <w:sz w:val="28"/>
+          <w:szCs w:val="28"/>
+          <w:lang w:eastAsia="ru-RU"/>
+        </w:rPr>
+        <w:t xml:space="preserve"> навыки работы с плато</w:t>
+      </w:r>
+      <w:r>
+        <w:rPr>
+          <w:sz w:val="28"/>
+          <w:szCs w:val="28"/>
+          <w:lang w:eastAsia="ru-RU"/>
+        </w:rPr>
+        <w:t>й Arduino Uno и макетной платой и получили</w:t>
+      </w:r>
+      <w:r>
+        <w:rPr>
+          <w:sz w:val="28"/>
+          <w:szCs w:val="28"/>
+          <w:lang w:eastAsia="ru-RU"/>
+        </w:rPr>
+        <w:t xml:space="preserve"> навыки работы с датчиками Arduino.</w:t>
       </w:r>
     </w:p>
     <w:sectPr>
@@ -12904,7 +13589,7 @@
 </file>
 
 <file path=word/endnotes.xml><?xml version="1.0" encoding="utf-8"?>
-<w:endnotes xmlns:wpc="http://schemas.microsoft.com/office/word/2010/wordprocessingCanvas" xmlns:cx="http://schemas.microsoft.com/office/drawing/2014/chartex" xmlns:cx1="http://schemas.microsoft.com/office/drawing/2015/9/8/chartex" xmlns:cx2="http://schemas.microsoft.com/office/drawing/2015/10/21/chartex" xmlns:cx3="http://schemas.microsoft.com/office/drawing/2016/5/9/chartex" xmlns:cx4="http://schemas.microsoft.com/office/drawing/2016/5/10/chartex" xmlns:cx5="http://schemas.microsoft.com/office/drawing/2016/5/11/chartex" xmlns:cx6="http://schemas.microsoft.com/office/drawing/2016/5/12/chartex" xmlns:cx7="http://schemas.microsoft.com/office/drawing/2016/5/13/chartex" xmlns:cx8="http://schemas.microsoft.com/office/drawing/2016/5/14/chartex" xmlns:mc="http://schemas.openxmlformats.org/markup-compatibility/2006" xmlns:aink="http://schemas.microsoft.com/office/drawing/2016/ink" xmlns:am3d="http://schemas.microsoft.com/office/drawing/2017/model3d" xmlns:o="urn:schemas-microsoft-com:office:office" xmlns:r="http://schemas.openxmlformats.org/officeDocument/2006/relationships" xmlns:m="http://schemas.openxmlformats.org/officeDocument/2006/math" xmlns:v="urn:schemas-microsoft-com:vml" xmlns:wp14="http://schemas.microsoft.com/office/word/2010/wordprocessingDrawing" xmlns:wp="http://schemas.openxmlformats.org/drawingml/2006/wordprocessingDrawing" xmlns:w10="urn:schemas-microsoft-com:office:word" xmlns:w="http://schemas.openxmlformats.org/wordprocessingml/2006/main" xmlns:w14="http://schemas.microsoft.com/office/word/2010/wordml" xmlns:w15="http://schemas.microsoft.com/office/word/2012/wordml" xmlns:w16cex="http://schemas.microsoft.com/office/word/2018/wordml/cex" xmlns:w16cid="http://schemas.microsoft.com/office/word/2016/wordml/cid" xmlns:w16="http://schemas.microsoft.com/office/word/2018/wordml" xmlns:w16sdtdh="http://schemas.microsoft.com/office/word/2020/wordml/sdtdatahash" xmlns:w16se="http://schemas.microsoft.com/office/word/2015/wordml/symex" xmlns:wpg="http://schemas.microsoft.com/office/word/2010/wordprocessingGroup" xmlns:wpi="http://schemas.microsoft.com/office/word/2010/wordprocessingInk" xmlns:wne="http://schemas.microsoft.com/office/word/2006/wordml" xmlns:wps="http://schemas.microsoft.com/office/word/2010/wordprocessingShape" mc:Ignorable="w14 w15 w16se w16cid w16 w16cex w16sdtdh wp14">
+<w:endnotes xmlns:wpc="http://schemas.microsoft.com/office/word/2010/wordprocessingCanvas" xmlns:cx="http://schemas.microsoft.com/office/drawing/2014/chartex" xmlns:mc="http://schemas.openxmlformats.org/markup-compatibility/2006" xmlns:o="urn:schemas-microsoft-com:office:office" xmlns:r="http://schemas.openxmlformats.org/officeDocument/2006/relationships" xmlns:m="http://schemas.openxmlformats.org/officeDocument/2006/math" xmlns:v="urn:schemas-microsoft-com:vml" xmlns:wp14="http://schemas.microsoft.com/office/word/2010/wordprocessingDrawing" xmlns:wp="http://schemas.openxmlformats.org/drawingml/2006/wordprocessingDrawing" xmlns:w10="urn:schemas-microsoft-com:office:word" xmlns:w="http://schemas.openxmlformats.org/wordprocessingml/2006/main" xmlns:w14="http://schemas.microsoft.com/office/word/2010/wordml" xmlns:w15="http://schemas.microsoft.com/office/word/2012/wordml" xmlns:w16se="http://schemas.microsoft.com/office/word/2015/wordml/symex" xmlns:wpg="http://schemas.microsoft.com/office/word/2010/wordprocessingGroup" xmlns:wpi="http://schemas.microsoft.com/office/word/2010/wordprocessingInk" xmlns:wne="http://schemas.microsoft.com/office/word/2006/wordml" xmlns:wps="http://schemas.microsoft.com/office/word/2010/wordprocessingShape" mc:Ignorable="w14 w15 w16se wp14">
   <w:endnote w:type="separator" w:id="-1">
     <w:p>
       <w:r>
@@ -12923,7 +13608,7 @@
 </file>
 
 <file path=word/footnotes.xml><?xml version="1.0" encoding="utf-8"?>
-<w:footnotes xmlns:wpc="http://schemas.microsoft.com/office/word/2010/wordprocessingCanvas" xmlns:cx="http://schemas.microsoft.com/office/drawing/2014/chartex" xmlns:cx1="http://schemas.microsoft.com/office/drawing/2015/9/8/chartex" xmlns:cx2="http://schemas.microsoft.com/office/drawing/2015/10/21/chartex" xmlns:cx3="http://schemas.microsoft.com/office/drawing/2016/5/9/chartex" xmlns:cx4="http://schemas.microsoft.com/office/drawing/2016/5/10/chartex" xmlns:cx5="http://schemas.microsoft.com/office/drawing/2016/5/11/chartex" xmlns:cx6="http://schemas.microsoft.com/office/drawing/2016/5/12/chartex" xmlns:cx7="http://schemas.microsoft.com/office/drawing/2016/5/13/chartex" xmlns:cx8="http://schemas.microsoft.com/office/drawing/2016/5/14/chartex" xmlns:mc="http://schemas.openxmlformats.org/markup-compatibility/2006" xmlns:aink="http://schemas.microsoft.com/office/drawing/2016/ink" xmlns:am3d="http://schemas.microsoft.com/office/drawing/2017/model3d" xmlns:o="urn:schemas-microsoft-com:office:office" xmlns:r="http://schemas.openxmlformats.org/officeDocument/2006/relationships" xmlns:m="http://schemas.openxmlformats.org/officeDocument/2006/math" xmlns:v="urn:schemas-microsoft-com:vml" xmlns:wp14="http://schemas.microsoft.com/office/word/2010/wordprocessingDrawing" xmlns:wp="http://schemas.openxmlformats.org/drawingml/2006/wordprocessingDrawing" xmlns:w10="urn:schemas-microsoft-com:office:word" xmlns:w="http://schemas.openxmlformats.org/wordprocessingml/2006/main" xmlns:w14="http://schemas.microsoft.com/office/word/2010/wordml" xmlns:w15="http://schemas.microsoft.com/office/word/2012/wordml" xmlns:w16cex="http://schemas.microsoft.com/office/word/2018/wordml/cex" xmlns:w16cid="http://schemas.microsoft.com/office/word/2016/wordml/cid" xmlns:w16="http://schemas.microsoft.com/office/word/2018/wordml" xmlns:w16sdtdh="http://schemas.microsoft.com/office/word/2020/wordml/sdtdatahash" xmlns:w16se="http://schemas.microsoft.com/office/word/2015/wordml/symex" xmlns:wpg="http://schemas.microsoft.com/office/word/2010/wordprocessingGroup" xmlns:wpi="http://schemas.microsoft.com/office/word/2010/wordprocessingInk" xmlns:wne="http://schemas.microsoft.com/office/word/2006/wordml" xmlns:wps="http://schemas.microsoft.com/office/word/2010/wordprocessingShape" mc:Ignorable="w14 w15 w16se w16cid w16 w16cex w16sdtdh wp14">
+<w:footnotes xmlns:wpc="http://schemas.microsoft.com/office/word/2010/wordprocessingCanvas" xmlns:cx="http://schemas.microsoft.com/office/drawing/2014/chartex" xmlns:mc="http://schemas.openxmlformats.org/markup-compatibility/2006" xmlns:o="urn:schemas-microsoft-com:office:office" xmlns:r="http://schemas.openxmlformats.org/officeDocument/2006/relationships" xmlns:m="http://schemas.openxmlformats.org/officeDocument/2006/math" xmlns:v="urn:schemas-microsoft-com:vml" xmlns:wp14="http://schemas.microsoft.com/office/word/2010/wordprocessingDrawing" xmlns:wp="http://schemas.openxmlformats.org/drawingml/2006/wordprocessingDrawing" xmlns:w10="urn:schemas-microsoft-com:office:word" xmlns:w="http://schemas.openxmlformats.org/wordprocessingml/2006/main" xmlns:w14="http://schemas.microsoft.com/office/word/2010/wordml" xmlns:w15="http://schemas.microsoft.com/office/word/2012/wordml" xmlns:w16se="http://schemas.microsoft.com/office/word/2015/wordml/symex" xmlns:wpg="http://schemas.microsoft.com/office/word/2010/wordprocessingGroup" xmlns:wpi="http://schemas.microsoft.com/office/word/2010/wordprocessingInk" xmlns:wne="http://schemas.microsoft.com/office/word/2006/wordml" xmlns:wps="http://schemas.microsoft.com/office/word/2010/wordprocessingShape" mc:Ignorable="w14 w15 w16se wp14">
   <w:footnote w:type="separator" w:id="-1">
     <w:p>
       <w:r>
@@ -12942,7 +13627,7 @@
 </file>
 
 <file path=word/numbering.xml><?xml version="1.0" encoding="utf-8"?>
-<w:numbering xmlns:wpc="http://schemas.microsoft.com/office/word/2010/wordprocessingCanvas" xmlns:cx="http://schemas.microsoft.com/office/drawing/2014/chartex" xmlns:cx1="http://schemas.microsoft.com/office/drawing/2015/9/8/chartex" xmlns:cx2="http://schemas.microsoft.com/office/drawing/2015/10/21/chartex" xmlns:cx3="http://schemas.microsoft.com/office/drawing/2016/5/9/chartex" xmlns:cx4="http://schemas.microsoft.com/office/drawing/2016/5/10/chartex" xmlns:cx5="http://schemas.microsoft.com/office/drawing/2016/5/11/chartex" xmlns:cx6="http://schemas.microsoft.com/office/drawing/2016/5/12/chartex" xmlns:cx7="http://schemas.microsoft.com/office/drawing/2016/5/13/chartex" xmlns:cx8="http://schemas.microsoft.com/office/drawing/2016/5/14/chartex" xmlns:mc="http://schemas.openxmlformats.org/markup-compatibility/2006" xmlns:aink="http://schemas.microsoft.com/office/drawing/2016/ink" xmlns:am3d="http://schemas.microsoft.com/office/drawing/2017/model3d" xmlns:o="urn:schemas-microsoft-com:office:office" xmlns:r="http://schemas.openxmlformats.org/officeDocument/2006/relationships" xmlns:m="http://schemas.openxmlformats.org/officeDocument/2006/math" xmlns:v="urn:schemas-microsoft-com:vml" xmlns:wp14="http://schemas.microsoft.com/office/word/2010/wordprocessingDrawing" xmlns:wp="http://schemas.openxmlformats.org/drawingml/2006/wordprocessingDrawing" xmlns:w10="urn:schemas-microsoft-com:office:word" xmlns:w="http://schemas.openxmlformats.org/wordprocessingml/2006/main" xmlns:w14="http://schemas.microsoft.com/office/word/2010/wordml" xmlns:w15="http://schemas.microsoft.com/office/word/2012/wordml" xmlns:w16cex="http://schemas.microsoft.com/office/word/2018/wordml/cex" xmlns:w16cid="http://schemas.microsoft.com/office/word/2016/wordml/cid" xmlns:w16="http://schemas.microsoft.com/office/word/2018/wordml" xmlns:w16sdtdh="http://schemas.microsoft.com/office/word/2020/wordml/sdtdatahash" xmlns:w16se="http://schemas.microsoft.com/office/word/2015/wordml/symex" xmlns:wpg="http://schemas.microsoft.com/office/word/2010/wordprocessingGroup" xmlns:wpi="http://schemas.microsoft.com/office/word/2010/wordprocessingInk" xmlns:wne="http://schemas.microsoft.com/office/word/2006/wordml" xmlns:wps="http://schemas.microsoft.com/office/word/2010/wordprocessingShape" mc:Ignorable="w14 w15 w16se w16cid w16 w16cex w16sdtdh wp14">
+<w:numbering xmlns:wpc="http://schemas.microsoft.com/office/word/2010/wordprocessingCanvas" xmlns:cx="http://schemas.microsoft.com/office/drawing/2014/chartex" xmlns:mc="http://schemas.openxmlformats.org/markup-compatibility/2006" xmlns:o="urn:schemas-microsoft-com:office:office" xmlns:r="http://schemas.openxmlformats.org/officeDocument/2006/relationships" xmlns:m="http://schemas.openxmlformats.org/officeDocument/2006/math" xmlns:v="urn:schemas-microsoft-com:vml" xmlns:wp14="http://schemas.microsoft.com/office/word/2010/wordprocessingDrawing" xmlns:wp="http://schemas.openxmlformats.org/drawingml/2006/wordprocessingDrawing" xmlns:w10="urn:schemas-microsoft-com:office:word" xmlns:w="http://schemas.openxmlformats.org/wordprocessingml/2006/main" xmlns:w14="http://schemas.microsoft.com/office/word/2010/wordml" xmlns:w15="http://schemas.microsoft.com/office/word/2012/wordml" xmlns:w16se="http://schemas.microsoft.com/office/word/2015/wordml/symex" xmlns:wpg="http://schemas.microsoft.com/office/word/2010/wordprocessingGroup" xmlns:wpi="http://schemas.microsoft.com/office/word/2010/wordprocessingInk" xmlns:wne="http://schemas.microsoft.com/office/word/2006/wordml" xmlns:wps="http://schemas.microsoft.com/office/word/2010/wordprocessingShape" mc:Ignorable="w14 w15 w16se wp14">
   <w:abstractNum w:abstractNumId="0" w15:restartNumberingAfterBreak="0">
     <w:nsid w:val="FFFFFF89"/>
     <w:multiLevelType w:val="singleLevel"/>
@@ -13078,6 +13763,92 @@
     </w:lvl>
   </w:abstractNum>
   <w:abstractNum w:abstractNumId="2" w15:restartNumberingAfterBreak="0">
+    <w:nsid w:val="075C112D"/>
+    <w:multiLevelType w:val="hybridMultilevel"/>
+    <w:tmpl w:val="DFF2DF9E"/>
+    <w:lvl w:ilvl="0" w:tplc="0419000F">
+      <w:start w:val="1"/>
+      <w:numFmt w:val="decimal"/>
+      <w:lvlText w:val="%1."/>
+      <w:lvlJc w:val="left"/>
+      <w:pPr>
+        <w:ind w:left="720" w:hanging="360"/>
+      </w:pPr>
+    </w:lvl>
+    <w:lvl w:ilvl="1" w:tplc="04190019" w:tentative="1">
+      <w:start w:val="1"/>
+      <w:numFmt w:val="lowerLetter"/>
+      <w:lvlText w:val="%2."/>
+      <w:lvlJc w:val="left"/>
+      <w:pPr>
+        <w:ind w:left="1440" w:hanging="360"/>
+      </w:pPr>
+    </w:lvl>
+    <w:lvl w:ilvl="2" w:tplc="0419001B" w:tentative="1">
+      <w:start w:val="1"/>
+      <w:numFmt w:val="lowerRoman"/>
+      <w:lvlText w:val="%3."/>
+      <w:lvlJc w:val="right"/>
+      <w:pPr>
+        <w:ind w:left="2160" w:hanging="180"/>
+      </w:pPr>
+    </w:lvl>
+    <w:lvl w:ilvl="3" w:tplc="0419000F" w:tentative="1">
+      <w:start w:val="1"/>
+      <w:numFmt w:val="decimal"/>
+      <w:lvlText w:val="%4."/>
+      <w:lvlJc w:val="left"/>
+      <w:pPr>
+        <w:ind w:left="2880" w:hanging="360"/>
+      </w:pPr>
+    </w:lvl>
+    <w:lvl w:ilvl="4" w:tplc="04190019" w:tentative="1">
+      <w:start w:val="1"/>
+      <w:numFmt w:val="lowerLetter"/>
+      <w:lvlText w:val="%5."/>
+      <w:lvlJc w:val="left"/>
+      <w:pPr>
+        <w:ind w:left="3600" w:hanging="360"/>
+      </w:pPr>
+    </w:lvl>
+    <w:lvl w:ilvl="5" w:tplc="0419001B" w:tentative="1">
+      <w:start w:val="1"/>
+      <w:numFmt w:val="lowerRoman"/>
+      <w:lvlText w:val="%6."/>
+      <w:lvlJc w:val="right"/>
+      <w:pPr>
+        <w:ind w:left="4320" w:hanging="180"/>
+      </w:pPr>
+    </w:lvl>
+    <w:lvl w:ilvl="6" w:tplc="0419000F" w:tentative="1">
+      <w:start w:val="1"/>
+      <w:numFmt w:val="decimal"/>
+      <w:lvlText w:val="%7."/>
+      <w:lvlJc w:val="left"/>
+      <w:pPr>
+        <w:ind w:left="5040" w:hanging="360"/>
+      </w:pPr>
+    </w:lvl>
+    <w:lvl w:ilvl="7" w:tplc="04190019" w:tentative="1">
+      <w:start w:val="1"/>
+      <w:numFmt w:val="lowerLetter"/>
+      <w:lvlText w:val="%8."/>
+      <w:lvlJc w:val="left"/>
+      <w:pPr>
+        <w:ind w:left="5760" w:hanging="360"/>
+      </w:pPr>
+    </w:lvl>
+    <w:lvl w:ilvl="8" w:tplc="0419001B" w:tentative="1">
+      <w:start w:val="1"/>
+      <w:numFmt w:val="lowerRoman"/>
+      <w:lvlText w:val="%9."/>
+      <w:lvlJc w:val="right"/>
+      <w:pPr>
+        <w:ind w:left="6480" w:hanging="180"/>
+      </w:pPr>
+    </w:lvl>
+  </w:abstractNum>
+  <w:abstractNum w:abstractNumId="3" w15:restartNumberingAfterBreak="0">
     <w:nsid w:val="0E0633F8"/>
     <w:multiLevelType w:val="hybridMultilevel"/>
     <w:tmpl w:val="DD384FF8"/>
@@ -13190,7 +13961,7 @@
       </w:rPr>
     </w:lvl>
   </w:abstractNum>
-  <w:abstractNum w:abstractNumId="3" w15:restartNumberingAfterBreak="0">
+  <w:abstractNum w:abstractNumId="4" w15:restartNumberingAfterBreak="0">
     <w:nsid w:val="12725E15"/>
     <w:multiLevelType w:val="multilevel"/>
     <w:tmpl w:val="46C668D6"/>
@@ -13309,7 +14080,7 @@
       </w:rPr>
     </w:lvl>
   </w:abstractNum>
-  <w:abstractNum w:abstractNumId="4" w15:restartNumberingAfterBreak="0">
+  <w:abstractNum w:abstractNumId="5" w15:restartNumberingAfterBreak="0">
     <w:nsid w:val="166B474E"/>
     <w:multiLevelType w:val="multilevel"/>
     <w:tmpl w:val="391EC45C"/>
@@ -13426,7 +14197,7 @@
       </w:rPr>
     </w:lvl>
   </w:abstractNum>
-  <w:abstractNum w:abstractNumId="5" w15:restartNumberingAfterBreak="0">
+  <w:abstractNum w:abstractNumId="6" w15:restartNumberingAfterBreak="0">
     <w:nsid w:val="17B419EE"/>
     <w:multiLevelType w:val="multilevel"/>
     <w:tmpl w:val="391EC45C"/>
@@ -13543,7 +14314,126 @@
       </w:rPr>
     </w:lvl>
   </w:abstractNum>
-  <w:abstractNum w:abstractNumId="6" w15:restartNumberingAfterBreak="0">
+  <w:abstractNum w:abstractNumId="7" w15:restartNumberingAfterBreak="0">
+    <w:nsid w:val="1E641C0A"/>
+    <w:multiLevelType w:val="multilevel"/>
+    <w:tmpl w:val="46C668D6"/>
+    <w:lvl w:ilvl="0">
+      <w:start w:val="1"/>
+      <w:numFmt w:val="decimal"/>
+      <w:lvlText w:val="%1"/>
+      <w:lvlJc w:val="left"/>
+      <w:pPr>
+        <w:ind w:left="0" w:firstLine="0"/>
+      </w:pPr>
+      <w:rPr>
+        <w:rFonts w:hint="default"/>
+        <w:b/>
+        <w:i w:val="0"/>
+      </w:rPr>
+    </w:lvl>
+    <w:lvl w:ilvl="1">
+      <w:start w:val="1"/>
+      <w:numFmt w:val="decimal"/>
+      <w:lvlText w:val="%1.%2"/>
+      <w:lvlJc w:val="left"/>
+      <w:pPr>
+        <w:ind w:left="0" w:firstLine="709"/>
+      </w:pPr>
+      <w:rPr>
+        <w:rFonts w:hint="default"/>
+        <w:b w:val="0"/>
+        <w:bCs/>
+      </w:rPr>
+    </w:lvl>
+    <w:lvl w:ilvl="2">
+      <w:start w:val="1"/>
+      <w:numFmt w:val="decimal"/>
+      <w:lvlText w:val="%1.%2.%3"/>
+      <w:lvlJc w:val="left"/>
+      <w:pPr>
+        <w:ind w:left="0" w:firstLine="1418"/>
+      </w:pPr>
+      <w:rPr>
+        <w:rFonts w:hint="default"/>
+        <w:b w:val="0"/>
+        <w:bCs w:val="0"/>
+      </w:rPr>
+    </w:lvl>
+    <w:lvl w:ilvl="3">
+      <w:start w:val="1"/>
+      <w:numFmt w:val="decimal"/>
+      <w:lvlText w:val="%1.%2.%3.%4"/>
+      <w:lvlJc w:val="left"/>
+      <w:pPr>
+        <w:ind w:left="2127" w:firstLine="0"/>
+      </w:pPr>
+      <w:rPr>
+        <w:rFonts w:hint="default"/>
+      </w:rPr>
+    </w:lvl>
+    <w:lvl w:ilvl="4">
+      <w:start w:val="1"/>
+      <w:numFmt w:val="decimal"/>
+      <w:lvlText w:val="%1.%2.%3.%4.%5"/>
+      <w:lvlJc w:val="left"/>
+      <w:pPr>
+        <w:ind w:left="2836" w:firstLine="0"/>
+      </w:pPr>
+      <w:rPr>
+        <w:rFonts w:hint="default"/>
+      </w:rPr>
+    </w:lvl>
+    <w:lvl w:ilvl="5">
+      <w:start w:val="1"/>
+      <w:numFmt w:val="decimal"/>
+      <w:lvlText w:val="%1.%2.%3.%4.%5.%6"/>
+      <w:lvlJc w:val="left"/>
+      <w:pPr>
+        <w:ind w:left="3545" w:firstLine="0"/>
+      </w:pPr>
+      <w:rPr>
+        <w:rFonts w:hint="default"/>
+      </w:rPr>
+    </w:lvl>
+    <w:lvl w:ilvl="6">
+      <w:start w:val="1"/>
+      <w:numFmt w:val="decimal"/>
+      <w:lvlText w:val="%1.%2.%3.%4.%5.%6.%7"/>
+      <w:lvlJc w:val="left"/>
+      <w:pPr>
+        <w:ind w:left="4254" w:firstLine="0"/>
+      </w:pPr>
+      <w:rPr>
+        <w:rFonts w:hint="default"/>
+      </w:rPr>
+    </w:lvl>
+    <w:lvl w:ilvl="7">
+      <w:start w:val="1"/>
+      <w:numFmt w:val="decimal"/>
+      <w:lvlText w:val="%1.%2.%3.%4.%5.%6.%7.%8"/>
+      <w:lvlJc w:val="left"/>
+      <w:pPr>
+        <w:ind w:left="4963" w:firstLine="0"/>
+      </w:pPr>
+      <w:rPr>
+        <w:rFonts w:hint="default"/>
+      </w:rPr>
+    </w:lvl>
+    <w:lvl w:ilvl="8">
+      <w:start w:val="1"/>
+      <w:numFmt w:val="decimal"/>
+      <w:lvlText w:val="%1.%2.%3.%4.%5.%6.%7.%8.%9"/>
+      <w:lvlJc w:val="left"/>
+      <w:pPr>
+        <w:ind w:left="5672" w:firstLine="0"/>
+      </w:pPr>
+      <w:rPr>
+        <w:rFonts w:hint="default"/>
+      </w:rPr>
+    </w:lvl>
+  </w:abstractNum>
+  <w:abstractNum w:abstractNumId="8" w15:restartNumberingAfterBreak="0">
     <w:nsid w:val="2A257629"/>
     <w:multiLevelType w:val="multilevel"/>
     <w:tmpl w:val="391EC45C"/>
@@ -13660,7 +14550,7 @@
       </w:rPr>
     </w:lvl>
   </w:abstractNum>
-  <w:abstractNum w:abstractNumId="7" w15:restartNumberingAfterBreak="0">
+  <w:abstractNum w:abstractNumId="9" w15:restartNumberingAfterBreak="0">
     <w:nsid w:val="2E426723"/>
     <w:multiLevelType w:val="hybridMultilevel"/>
     <w:tmpl w:val="0A20CC2A"/>
@@ -13773,7 +14663,7 @@
       </w:rPr>
     </w:lvl>
   </w:abstractNum>
-  <w:abstractNum w:abstractNumId="8" w15:restartNumberingAfterBreak="0">
+  <w:abstractNum w:abstractNumId="10" w15:restartNumberingAfterBreak="0">
     <w:nsid w:val="32146D39"/>
     <w:multiLevelType w:val="hybridMultilevel"/>
     <w:tmpl w:val="F3942462"/>
@@ -13886,7 +14776,7 @@
       </w:rPr>
     </w:lvl>
   </w:abstractNum>
-  <w:abstractNum w:abstractNumId="9" w15:restartNumberingAfterBreak="0">
+  <w:abstractNum w:abstractNumId="11" w15:restartNumberingAfterBreak="0">
     <w:nsid w:val="371E3211"/>
     <w:multiLevelType w:val="hybridMultilevel"/>
     <w:tmpl w:val="DFF2DF9E"/>
@@ -13972,7 +14862,120 @@
       </w:pPr>
     </w:lvl>
   </w:abstractNum>
-  <w:abstractNum w:abstractNumId="10" w15:restartNumberingAfterBreak="0">
+  <w:abstractNum w:abstractNumId="12" w15:restartNumberingAfterBreak="0">
+    <w:nsid w:val="41755C99"/>
+    <w:multiLevelType w:val="hybridMultilevel"/>
+    <w:tmpl w:val="67B61518"/>
+    <w:lvl w:ilvl="0" w:tplc="6B0044FA">
+      <w:start w:val="1"/>
+      <w:numFmt w:val="bullet"/>
+      <w:lvlText w:val="-"/>
+      <w:lvlJc w:val="left"/>
+      <w:pPr>
+        <w:ind w:left="1429" w:hanging="360"/>
+      </w:pPr>
+      <w:rPr>
+        <w:rFonts w:ascii="Times New Roman" w:hAnsi="Times New Roman" w:cs="Times New Roman" w:hint="default"/>
+      </w:rPr>
+    </w:lvl>
+    <w:lvl w:ilvl="1" w:tplc="04190003" w:tentative="1">
+      <w:start w:val="1"/>
+      <w:numFmt w:val="bullet"/>
+      <w:lvlText w:val="o"/>
+      <w:lvlJc w:val="left"/>
+      <w:pPr>
+        <w:ind w:left="2149" w:hanging="360"/>
+      </w:pPr>
+      <w:rPr>
+        <w:rFonts w:ascii="Courier New" w:hAnsi="Courier New" w:cs="Courier New" w:hint="default"/>
+      </w:rPr>
+    </w:lvl>
+    <w:lvl w:ilvl="2" w:tplc="04190005" w:tentative="1">
+      <w:start w:val="1"/>
+      <w:numFmt w:val="bullet"/>
+      <w:lvlText w:val=""/>
+      <w:lvlJc w:val="left"/>
+      <w:pPr>
+        <w:ind w:left="2869" w:hanging="360"/>
+      </w:pPr>
+      <w:rPr>
+        <w:rFonts w:ascii="Wingdings" w:hAnsi="Wingdings" w:hint="default"/>
+      </w:rPr>
+    </w:lvl>
+    <w:lvl w:ilvl="3" w:tplc="04190001" w:tentative="1">
+      <w:start w:val="1"/>
+      <w:numFmt w:val="bullet"/>
+      <w:lvlText w:val=""/>
+      <w:lvlJc w:val="left"/>
+      <w:pPr>
+        <w:ind w:left="3589" w:hanging="360"/>
+      </w:pPr>
+      <w:rPr>
+        <w:rFonts w:ascii="Symbol" w:hAnsi="Symbol" w:hint="default"/>
+      </w:rPr>
+    </w:lvl>
+    <w:lvl w:ilvl="4" w:tplc="04190003" w:tentative="1">
+      <w:start w:val="1"/>
+      <w:numFmt w:val="bullet"/>
+      <w:lvlText w:val="o"/>
+      <w:lvlJc w:val="left"/>
+      <w:pPr>
+        <w:ind w:left="4309" w:hanging="360"/>
+      </w:pPr>
+      <w:rPr>
+        <w:rFonts w:ascii="Courier New" w:hAnsi="Courier New" w:cs="Courier New" w:hint="default"/>
+      </w:rPr>
+    </w:lvl>
+    <w:lvl w:ilvl="5" w:tplc="04190005" w:tentative="1">
+      <w:start w:val="1"/>
+      <w:numFmt w:val="bullet"/>
+      <w:lvlText w:val=""/>
+      <w:lvlJc w:val="left"/>
+      <w:pPr>
+        <w:ind w:left="5029" w:hanging="360"/>
+      </w:pPr>
+      <w:rPr>
+        <w:rFonts w:ascii="Wingdings" w:hAnsi="Wingdings" w:hint="default"/>
+      </w:rPr>
+    </w:lvl>
+    <w:lvl w:ilvl="6" w:tplc="04190001" w:tentative="1">
+      <w:start w:val="1"/>
+      <w:numFmt w:val="bullet"/>
+      <w:lvlText w:val=""/>
+      <w:lvlJc w:val="left"/>
+      <w:pPr>
+        <w:ind w:left="5749" w:hanging="360"/>
+      </w:pPr>
+      <w:rPr>
+        <w:rFonts w:ascii="Symbol" w:hAnsi="Symbol" w:hint="default"/>
+      </w:rPr>
+    </w:lvl>
+    <w:lvl w:ilvl="7" w:tplc="04190003" w:tentative="1">
+      <w:start w:val="1"/>
+      <w:numFmt w:val="bullet"/>
+      <w:lvlText w:val="o"/>
+      <w:lvlJc w:val="left"/>
+      <w:pPr>
+        <w:ind w:left="6469" w:hanging="360"/>
+      </w:pPr>
+      <w:rPr>
+        <w:rFonts w:ascii="Courier New" w:hAnsi="Courier New" w:cs="Courier New" w:hint="default"/>
+      </w:rPr>
+    </w:lvl>
+    <w:lvl w:ilvl="8" w:tplc="04190005" w:tentative="1">
+      <w:start w:val="1"/>
+      <w:numFmt w:val="bullet"/>
+      <w:lvlText w:val=""/>
+      <w:lvlJc w:val="left"/>
+      <w:pPr>
+        <w:ind w:left="7189" w:hanging="360"/>
+      </w:pPr>
+      <w:rPr>
+        <w:rFonts w:ascii="Wingdings" w:hAnsi="Wingdings" w:hint="default"/>
+      </w:rPr>
+    </w:lvl>
+  </w:abstractNum>
+  <w:abstractNum w:abstractNumId="13" w15:restartNumberingAfterBreak="0">
     <w:nsid w:val="41BD3F6E"/>
     <w:multiLevelType w:val="hybridMultilevel"/>
     <w:tmpl w:val="1AF21878"/>
@@ -14085,7 +15088,120 @@
       </w:rPr>
     </w:lvl>
   </w:abstractNum>
-  <w:abstractNum w:abstractNumId="11" w15:restartNumberingAfterBreak="0">
+  <w:abstractNum w:abstractNumId="14" w15:restartNumberingAfterBreak="0">
+    <w:nsid w:val="47BB228C"/>
+    <w:multiLevelType w:val="hybridMultilevel"/>
+    <w:tmpl w:val="2346B89C"/>
+    <w:lvl w:ilvl="0" w:tplc="04190001">
+      <w:start w:val="1"/>
+      <w:numFmt w:val="bullet"/>
+      <w:lvlText w:val=""/>
+      <w:lvlJc w:val="left"/>
+      <w:pPr>
+        <w:ind w:left="1429" w:hanging="360"/>
+      </w:pPr>
+      <w:rPr>
+        <w:rFonts w:ascii="Symbol" w:hAnsi="Symbol" w:hint="default"/>
+      </w:rPr>
+    </w:lvl>
+    <w:lvl w:ilvl="1" w:tplc="04190003" w:tentative="1">
+      <w:start w:val="1"/>
+      <w:numFmt w:val="bullet"/>
+      <w:lvlText w:val="o"/>
+      <w:lvlJc w:val="left"/>
+      <w:pPr>
+        <w:ind w:left="2149" w:hanging="360"/>
+      </w:pPr>
+      <w:rPr>
+        <w:rFonts w:ascii="Courier New" w:hAnsi="Courier New" w:cs="Courier New" w:hint="default"/>
+      </w:rPr>
+    </w:lvl>
+    <w:lvl w:ilvl="2" w:tplc="04190005" w:tentative="1">
+      <w:start w:val="1"/>
+      <w:numFmt w:val="bullet"/>
+      <w:lvlText w:val=""/>
+      <w:lvlJc w:val="left"/>
+      <w:pPr>
+        <w:ind w:left="2869" w:hanging="360"/>
+      </w:pPr>
+      <w:rPr>
+        <w:rFonts w:ascii="Wingdings" w:hAnsi="Wingdings" w:hint="default"/>
+      </w:rPr>
+    </w:lvl>
+    <w:lvl w:ilvl="3" w:tplc="04190001" w:tentative="1">
+      <w:start w:val="1"/>
+      <w:numFmt w:val="bullet"/>
+      <w:lvlText w:val=""/>
+      <w:lvlJc w:val="left"/>
+      <w:pPr>
+        <w:ind w:left="3589" w:hanging="360"/>
+      </w:pPr>
+      <w:rPr>
+        <w:rFonts w:ascii="Symbol" w:hAnsi="Symbol" w:hint="default"/>
+      </w:rPr>
+    </w:lvl>
+    <w:lvl w:ilvl="4" w:tplc="04190003" w:tentative="1">
+      <w:start w:val="1"/>
+      <w:numFmt w:val="bullet"/>
+      <w:lvlText w:val="o"/>
+      <w:lvlJc w:val="left"/>
+      <w:pPr>
+        <w:ind w:left="4309" w:hanging="360"/>
+      </w:pPr>
+      <w:rPr>
+        <w:rFonts w:ascii="Courier New" w:hAnsi="Courier New" w:cs="Courier New" w:hint="default"/>
+      </w:rPr>
+    </w:lvl>
+    <w:lvl w:ilvl="5" w:tplc="04190005" w:tentative="1">
+      <w:start w:val="1"/>
+      <w:numFmt w:val="bullet"/>
+      <w:lvlText w:val=""/>
+      <w:lvlJc w:val="left"/>
+      <w:pPr>
+        <w:ind w:left="5029" w:hanging="360"/>
+      </w:pPr>
+      <w:rPr>
+        <w:rFonts w:ascii="Wingdings" w:hAnsi="Wingdings" w:hint="default"/>
+      </w:rPr>
+    </w:lvl>
+    <w:lvl w:ilvl="6" w:tplc="04190001" w:tentative="1">
+      <w:start w:val="1"/>
+      <w:numFmt w:val="bullet"/>
+      <w:lvlText w:val=""/>
+      <w:lvlJc w:val="left"/>
+      <w:pPr>
+        <w:ind w:left="5749" w:hanging="360"/>
+      </w:pPr>
+      <w:rPr>
+        <w:rFonts w:ascii="Symbol" w:hAnsi="Symbol" w:hint="default"/>
+      </w:rPr>
+    </w:lvl>
+    <w:lvl w:ilvl="7" w:tplc="04190003" w:tentative="1">
+      <w:start w:val="1"/>
+      <w:numFmt w:val="bullet"/>
+      <w:lvlText w:val="o"/>
+      <w:lvlJc w:val="left"/>
+      <w:pPr>
+        <w:ind w:left="6469" w:hanging="360"/>
+      </w:pPr>
+      <w:rPr>
+        <w:rFonts w:ascii="Courier New" w:hAnsi="Courier New" w:cs="Courier New" w:hint="default"/>
+      </w:rPr>
+    </w:lvl>
+    <w:lvl w:ilvl="8" w:tplc="04190005" w:tentative="1">
+      <w:start w:val="1"/>
+      <w:numFmt w:val="bullet"/>
+      <w:lvlText w:val=""/>
+      <w:lvlJc w:val="left"/>
+      <w:pPr>
+        <w:ind w:left="7189" w:hanging="360"/>
+      </w:pPr>
+      <w:rPr>
+        <w:rFonts w:ascii="Wingdings" w:hAnsi="Wingdings" w:hint="default"/>
+      </w:rPr>
+    </w:lvl>
+  </w:abstractNum>
+  <w:abstractNum w:abstractNumId="15" w15:restartNumberingAfterBreak="0">
     <w:nsid w:val="4CE24A31"/>
     <w:multiLevelType w:val="multilevel"/>
     <w:tmpl w:val="391EC45C"/>
@@ -14202,7 +15318,7 @@
       </w:rPr>
     </w:lvl>
   </w:abstractNum>
-  <w:abstractNum w:abstractNumId="12" w15:restartNumberingAfterBreak="0">
+  <w:abstractNum w:abstractNumId="16" w15:restartNumberingAfterBreak="0">
     <w:nsid w:val="4EA13189"/>
     <w:multiLevelType w:val="multilevel"/>
     <w:tmpl w:val="52CCB896"/>
@@ -14317,7 +15433,7 @@
       </w:rPr>
     </w:lvl>
   </w:abstractNum>
-  <w:abstractNum w:abstractNumId="13" w15:restartNumberingAfterBreak="0">
+  <w:abstractNum w:abstractNumId="17" w15:restartNumberingAfterBreak="0">
     <w:nsid w:val="4F1C2FFE"/>
     <w:multiLevelType w:val="multilevel"/>
     <w:tmpl w:val="391EC45C"/>
@@ -14434,7 +15550,7 @@
       </w:rPr>
     </w:lvl>
   </w:abstractNum>
-  <w:abstractNum w:abstractNumId="14" w15:restartNumberingAfterBreak="0">
+  <w:abstractNum w:abstractNumId="18" w15:restartNumberingAfterBreak="0">
     <w:nsid w:val="510A3725"/>
     <w:multiLevelType w:val="multilevel"/>
     <w:tmpl w:val="391EC45C"/>
@@ -14551,7 +15667,7 @@
       </w:rPr>
     </w:lvl>
   </w:abstractNum>
-  <w:abstractNum w:abstractNumId="15" w15:restartNumberingAfterBreak="0">
+  <w:abstractNum w:abstractNumId="19" w15:restartNumberingAfterBreak="0">
     <w:nsid w:val="552B1EAF"/>
     <w:multiLevelType w:val="multilevel"/>
     <w:tmpl w:val="46C668D6"/>
@@ -14668,7 +15784,7 @@
       </w:rPr>
     </w:lvl>
   </w:abstractNum>
-  <w:abstractNum w:abstractNumId="16" w15:restartNumberingAfterBreak="0">
+  <w:abstractNum w:abstractNumId="20" w15:restartNumberingAfterBreak="0">
     <w:nsid w:val="5EA94513"/>
     <w:multiLevelType w:val="hybridMultilevel"/>
     <w:tmpl w:val="70E80114"/>
@@ -14781,7 +15897,7 @@
       </w:rPr>
     </w:lvl>
   </w:abstractNum>
-  <w:abstractNum w:abstractNumId="17" w15:restartNumberingAfterBreak="0">
+  <w:abstractNum w:abstractNumId="21" w15:restartNumberingAfterBreak="0">
     <w:nsid w:val="60BE241E"/>
     <w:multiLevelType w:val="hybridMultilevel"/>
     <w:tmpl w:val="A872A9C6"/>
@@ -14894,7 +16010,7 @@
       </w:rPr>
     </w:lvl>
   </w:abstractNum>
-  <w:abstractNum w:abstractNumId="18" w15:restartNumberingAfterBreak="0">
+  <w:abstractNum w:abstractNumId="22" w15:restartNumberingAfterBreak="0">
     <w:nsid w:val="618D25E9"/>
     <w:multiLevelType w:val="hybridMultilevel"/>
     <w:tmpl w:val="382E97C8"/>
@@ -15007,7 +16123,7 @@
       </w:rPr>
     </w:lvl>
   </w:abstractNum>
-  <w:abstractNum w:abstractNumId="19" w15:restartNumberingAfterBreak="0">
+  <w:abstractNum w:abstractNumId="23" w15:restartNumberingAfterBreak="0">
     <w:nsid w:val="624E0503"/>
     <w:multiLevelType w:val="hybridMultilevel"/>
     <w:tmpl w:val="F77E65FE"/>
@@ -15120,7 +16236,7 @@
       </w:rPr>
     </w:lvl>
   </w:abstractNum>
-  <w:abstractNum w:abstractNumId="20" w15:restartNumberingAfterBreak="0">
+  <w:abstractNum w:abstractNumId="24" w15:restartNumberingAfterBreak="0">
     <w:nsid w:val="6266226E"/>
     <w:multiLevelType w:val="hybridMultilevel"/>
     <w:tmpl w:val="3D8ECED4"/>
@@ -15233,7 +16349,7 @@
       </w:rPr>
     </w:lvl>
   </w:abstractNum>
-  <w:abstractNum w:abstractNumId="21" w15:restartNumberingAfterBreak="0">
+  <w:abstractNum w:abstractNumId="25" w15:restartNumberingAfterBreak="0">
     <w:nsid w:val="635D41CF"/>
     <w:multiLevelType w:val="multilevel"/>
     <w:tmpl w:val="A7DC3C5C"/>
@@ -15368,7 +16484,7 @@
       </w:rPr>
     </w:lvl>
   </w:abstractNum>
-  <w:abstractNum w:abstractNumId="22" w15:restartNumberingAfterBreak="0">
+  <w:abstractNum w:abstractNumId="26" w15:restartNumberingAfterBreak="0">
     <w:nsid w:val="63D22B98"/>
     <w:multiLevelType w:val="hybridMultilevel"/>
     <w:tmpl w:val="628E689A"/>
@@ -15481,7 +16597,7 @@
       </w:rPr>
     </w:lvl>
   </w:abstractNum>
-  <w:abstractNum w:abstractNumId="23" w15:restartNumberingAfterBreak="0">
+  <w:abstractNum w:abstractNumId="27" w15:restartNumberingAfterBreak="0">
     <w:nsid w:val="785A619A"/>
     <w:multiLevelType w:val="hybridMultilevel"/>
     <w:tmpl w:val="5B0E9A86"/>
@@ -15594,7 +16710,120 @@
       </w:rPr>
     </w:lvl>
   </w:abstractNum>
-  <w:abstractNum w:abstractNumId="24" w15:restartNumberingAfterBreak="0">
+  <w:abstractNum w:abstractNumId="28" w15:restartNumberingAfterBreak="0">
+    <w:nsid w:val="7B460B42"/>
+    <w:multiLevelType w:val="hybridMultilevel"/>
+    <w:tmpl w:val="18F4AC3A"/>
+    <w:lvl w:ilvl="0" w:tplc="6B0044FA">
+      <w:start w:val="1"/>
+      <w:numFmt w:val="bullet"/>
+      <w:lvlText w:val="-"/>
+      <w:lvlJc w:val="left"/>
+      <w:pPr>
+        <w:ind w:left="720" w:hanging="360"/>
+      </w:pPr>
+      <w:rPr>
+        <w:rFonts w:ascii="Times New Roman" w:hAnsi="Times New Roman" w:cs="Times New Roman" w:hint="default"/>
+      </w:rPr>
+    </w:lvl>
+    <w:lvl w:ilvl="1" w:tplc="04190003" w:tentative="1">
+      <w:start w:val="1"/>
+      <w:numFmt w:val="bullet"/>
+      <w:lvlText w:val="o"/>
+      <w:lvlJc w:val="left"/>
+      <w:pPr>
+        <w:ind w:left="1440" w:hanging="360"/>
+      </w:pPr>
+      <w:rPr>
+        <w:rFonts w:ascii="Courier New" w:hAnsi="Courier New" w:cs="Courier New" w:hint="default"/>
+      </w:rPr>
+    </w:lvl>
+    <w:lvl w:ilvl="2" w:tplc="04190005" w:tentative="1">
+      <w:start w:val="1"/>
+      <w:numFmt w:val="bullet"/>
+      <w:lvlText w:val=""/>
+      <w:lvlJc w:val="left"/>
+      <w:pPr>
+        <w:ind w:left="2160" w:hanging="360"/>
+      </w:pPr>
+      <w:rPr>
+        <w:rFonts w:ascii="Wingdings" w:hAnsi="Wingdings" w:hint="default"/>
+      </w:rPr>
+    </w:lvl>
+    <w:lvl w:ilvl="3" w:tplc="04190001" w:tentative="1">
+      <w:start w:val="1"/>
+      <w:numFmt w:val="bullet"/>
+      <w:lvlText w:val=""/>
+      <w:lvlJc w:val="left"/>
+      <w:pPr>
+        <w:ind w:left="2880" w:hanging="360"/>
+      </w:pPr>
+      <w:rPr>
+        <w:rFonts w:ascii="Symbol" w:hAnsi="Symbol" w:hint="default"/>
+      </w:rPr>
+    </w:lvl>
+    <w:lvl w:ilvl="4" w:tplc="04190003" w:tentative="1">
+      <w:start w:val="1"/>
+      <w:numFmt w:val="bullet"/>
+      <w:lvlText w:val="o"/>
+      <w:lvlJc w:val="left"/>
+      <w:pPr>
+        <w:ind w:left="3600" w:hanging="360"/>
+      </w:pPr>
+      <w:rPr>
+        <w:rFonts w:ascii="Courier New" w:hAnsi="Courier New" w:cs="Courier New" w:hint="default"/>
+      </w:rPr>
+    </w:lvl>
+    <w:lvl w:ilvl="5" w:tplc="04190005" w:tentative="1">
+      <w:start w:val="1"/>
+      <w:numFmt w:val="bullet"/>
+      <w:lvlText w:val=""/>
+      <w:lvlJc w:val="left"/>
+      <w:pPr>
+        <w:ind w:left="4320" w:hanging="360"/>
+      </w:pPr>
+      <w:rPr>
+        <w:rFonts w:ascii="Wingdings" w:hAnsi="Wingdings" w:hint="default"/>
+      </w:rPr>
+    </w:lvl>
+    <w:lvl w:ilvl="6" w:tplc="04190001" w:tentative="1">
+      <w:start w:val="1"/>
+      <w:numFmt w:val="bullet"/>
+      <w:lvlText w:val=""/>
+      <w:lvlJc w:val="left"/>
+      <w:pPr>
+        <w:ind w:left="5040" w:hanging="360"/>
+      </w:pPr>
+      <w:rPr>
+        <w:rFonts w:ascii="Symbol" w:hAnsi="Symbol" w:hint="default"/>
+      </w:rPr>
+    </w:lvl>
+    <w:lvl w:ilvl="7" w:tplc="04190003" w:tentative="1">
+      <w:start w:val="1"/>
+      <w:numFmt w:val="bullet"/>
+      <w:lvlText w:val="o"/>
+      <w:lvlJc w:val="left"/>
+      <w:pPr>
+        <w:ind w:left="5760" w:hanging="360"/>
+      </w:pPr>
+      <w:rPr>
+        <w:rFonts w:ascii="Courier New" w:hAnsi="Courier New" w:cs="Courier New" w:hint="default"/>
+      </w:rPr>
+    </w:lvl>
+    <w:lvl w:ilvl="8" w:tplc="04190005" w:tentative="1">
+      <w:start w:val="1"/>
+      <w:numFmt w:val="bullet"/>
+      <w:lvlText w:val=""/>
+      <w:lvlJc w:val="left"/>
+      <w:pPr>
+        <w:ind w:left="6480" w:hanging="360"/>
+      </w:pPr>
+      <w:rPr>
+        <w:rFonts w:ascii="Wingdings" w:hAnsi="Wingdings" w:hint="default"/>
+      </w:rPr>
+    </w:lvl>
+  </w:abstractNum>
+  <w:abstractNum w:abstractNumId="29" w15:restartNumberingAfterBreak="0">
     <w:nsid w:val="7F0E22E4"/>
     <w:multiLevelType w:val="hybridMultilevel"/>
     <w:tmpl w:val="8E4C89D8"/>
@@ -15711,83 +16940,165 @@
     <w:abstractNumId w:val="0"/>
   </w:num>
   <w:num w:numId="2">
-    <w:abstractNumId w:val="15"/>
+    <w:abstractNumId w:val="19"/>
   </w:num>
   <w:num w:numId="3">
-    <w:abstractNumId w:val="12"/>
+    <w:abstractNumId w:val="16"/>
   </w:num>
   <w:num w:numId="4">
-    <w:abstractNumId w:val="10"/>
+    <w:abstractNumId w:val="13"/>
   </w:num>
   <w:num w:numId="5">
-    <w:abstractNumId w:val="2"/>
+    <w:abstractNumId w:val="3"/>
   </w:num>
   <w:num w:numId="6">
-    <w:abstractNumId w:val="16"/>
+    <w:abstractNumId w:val="20"/>
   </w:num>
   <w:num w:numId="7">
+    <w:abstractNumId w:val="25"/>
+  </w:num>
+  <w:num w:numId="8">
+    <w:abstractNumId w:val="18"/>
+  </w:num>
+  <w:num w:numId="9">
+    <w:abstractNumId w:val="27"/>
+  </w:num>
+  <w:num w:numId="10">
+    <w:abstractNumId w:val="9"/>
+  </w:num>
+  <w:num w:numId="11">
+    <w:abstractNumId w:val="6"/>
+  </w:num>
+  <w:num w:numId="12">
+    <w:abstractNumId w:val="5"/>
+  </w:num>
+  <w:num w:numId="13">
     <w:abstractNumId w:val="21"/>
   </w:num>
-  <w:num w:numId="8">
-    <w:abstractNumId w:val="14"/>
-  </w:num>
-  <w:num w:numId="9">
-    <w:abstractNumId w:val="23"/>
-  </w:num>
-  <w:num w:numId="10">
-    <w:abstractNumId w:val="7"/>
-  </w:num>
-  <w:num w:numId="11">
-    <w:abstractNumId w:val="5"/>
-  </w:num>
-  <w:num w:numId="12">
-    <w:abstractNumId w:val="4"/>
-  </w:num>
-  <w:num w:numId="13">
-    <w:abstractNumId w:val="17"/>
-  </w:num>
   <w:num w:numId="14">
-    <w:abstractNumId w:val="6"/>
+    <w:abstractNumId w:val="8"/>
   </w:num>
   <w:num w:numId="15">
     <w:abstractNumId w:val="1"/>
   </w:num>
   <w:num w:numId="16">
-    <w:abstractNumId w:val="18"/>
+    <w:abstractNumId w:val="22"/>
   </w:num>
   <w:num w:numId="17">
-    <w:abstractNumId w:val="20"/>
+    <w:abstractNumId w:val="24"/>
   </w:num>
   <w:num w:numId="18">
-    <w:abstractNumId w:val="8"/>
+    <w:abstractNumId w:val="10"/>
   </w:num>
   <w:num w:numId="19">
-    <w:abstractNumId w:val="24"/>
+    <w:abstractNumId w:val="29"/>
   </w:num>
   <w:num w:numId="20">
-    <w:abstractNumId w:val="3"/>
+    <w:abstractNumId w:val="4"/>
   </w:num>
   <w:num w:numId="21">
-    <w:abstractNumId w:val="19"/>
+    <w:abstractNumId w:val="23"/>
   </w:num>
   <w:num w:numId="22">
+    <w:abstractNumId w:val="15"/>
+  </w:num>
+  <w:num w:numId="23">
+    <w:abstractNumId w:val="17"/>
+  </w:num>
+  <w:num w:numId="24">
+    <w:abstractNumId w:val="26"/>
+  </w:num>
+  <w:num w:numId="25">
     <w:abstractNumId w:val="11"/>
   </w:num>
-  <w:num w:numId="23">
-    <w:abstractNumId w:val="13"/>
+  <w:num w:numId="26">
+    <w:abstractNumId w:val="7"/>
   </w:num>
-  <w:num w:numId="24">
-    <w:abstractNumId w:val="22"/>
+  <w:num w:numId="27">
+    <w:abstractNumId w:val="2"/>
   </w:num>
-  <w:num w:numId="25">
-    <w:abstractNumId w:val="9"/>
+  <w:num w:numId="28">
+    <w:abstractNumId w:val="25"/>
+    <w:lvlOverride w:ilvl="0">
+      <w:lvl w:ilvl="0">
+        <w:start w:val="1"/>
+        <w:numFmt w:val="decimal"/>
+        <w:pStyle w:val="1"/>
+        <w:suff w:val="space"/>
+        <w:lvlText w:val="%1"/>
+        <w:lvlJc w:val="left"/>
+        <w:pPr>
+          <w:ind w:left="0" w:firstLine="0"/>
+        </w:pPr>
+        <w:rPr>
+          <w:rFonts w:ascii="Times New Roman" w:hAnsi="Times New Roman" w:hint="default"/>
+          <w:b/>
+          <w:sz w:val="28"/>
+        </w:rPr>
+      </w:lvl>
+    </w:lvlOverride>
+    <w:lvlOverride w:ilvl="1">
+      <w:lvl w:ilvl="1">
+        <w:start w:val="1"/>
+        <w:numFmt w:val="decimal"/>
+        <w:pStyle w:val="2"/>
+        <w:suff w:val="space"/>
+        <w:lvlText w:val="%1.%2"/>
+        <w:lvlJc w:val="left"/>
+        <w:pPr>
+          <w:ind w:left="0" w:firstLine="567"/>
+        </w:pPr>
+        <w:rPr>
+          <w:rFonts w:ascii="Times New Roman" w:hAnsi="Times New Roman" w:hint="default"/>
+          <w:b w:val="0"/>
+          <w:bCs/>
+          <w:sz w:val="28"/>
+        </w:rPr>
+      </w:lvl>
+    </w:lvlOverride>
+    <w:lvlOverride w:ilvl="2">
+      <w:lvl w:ilvl="2">
+        <w:start w:val="1"/>
+        <w:numFmt w:val="decimal"/>
+        <w:suff w:val="space"/>
+        <w:lvlText w:val="%1.%2.%3"/>
+        <w:lvlJc w:val="left"/>
+        <w:pPr>
+          <w:ind w:left="0" w:firstLine="567"/>
+        </w:pPr>
+        <w:rPr>
+          <w:rFonts w:ascii="Times New Roman" w:hAnsi="Times New Roman" w:hint="default"/>
+          <w:b w:val="0"/>
+          <w:bCs/>
+          <w:sz w:val="28"/>
+        </w:rPr>
+      </w:lvl>
+    </w:lvlOverride>
+  </w:num>
+  <w:num w:numId="29">
+    <w:abstractNumId w:val="25"/>
+  </w:num>
+  <w:num w:numId="30">
+    <w:abstractNumId w:val="25"/>
+  </w:num>
+  <w:num w:numId="31">
+    <w:abstractNumId w:val="25"/>
+  </w:num>
+  <w:num w:numId="32">
+    <w:abstractNumId w:val="14"/>
+  </w:num>
+  <w:num w:numId="33">
+    <w:abstractNumId w:val="12"/>
+  </w:num>
+  <w:num w:numId="34">
+    <w:abstractNumId w:val="28"/>
   </w:num>
   <w:numIdMacAtCleanup w:val="25"/>
 </w:numbering>
 </file>
 
 <file path=word/styles.xml><?xml version="1.0" encoding="utf-8"?>
-<w:styles xmlns:mc="http://schemas.openxmlformats.org/markup-compatibility/2006" xmlns:r="http://schemas.openxmlformats.org/officeDocument/2006/relationships" xmlns:w="http://schemas.openxmlformats.org/wordprocessingml/2006/main" xmlns:w14="http://schemas.microsoft.com/office/word/2010/wordml" xmlns:w15="http://schemas.microsoft.com/office/word/2012/wordml" xmlns:w16cex="http://schemas.microsoft.com/office/word/2018/wordml/cex" xmlns:w16cid="http://schemas.microsoft.com/office/word/2016/wordml/cid" xmlns:w16="http://schemas.microsoft.com/office/word/2018/wordml" xmlns:w16sdtdh="http://schemas.microsoft.com/office/word/2020/wordml/sdtdatahash" xmlns:w16se="http://schemas.microsoft.com/office/word/2015/wordml/symex" mc:Ignorable="w14 w15 w16se w16cid w16 w16cex w16sdtdh">
+<w:styles xmlns:mc="http://schemas.openxmlformats.org/markup-compatibility/2006" xmlns:r="http://schemas.openxmlformats.org/officeDocument/2006/relationships" xmlns:w="http://schemas.openxmlformats.org/wordprocessingml/2006/main" xmlns:w14="http://schemas.microsoft.com/office/word/2010/wordml" xmlns:w15="http://schemas.microsoft.com/office/word/2012/wordml" xmlns:w16se="http://schemas.microsoft.com/office/word/2015/wordml/symex" mc:Ignorable="w14 w15 w16se">
   <w:docDefaults>
     <w:rPrDefault>
       <w:rPr>
@@ -15805,7 +17116,7 @@
       </w:pPr>
     </w:pPrDefault>
   </w:docDefaults>
-  <w:latentStyles w:defLockedState="0" w:defUIPriority="99" w:defSemiHidden="0" w:defUnhideWhenUsed="0" w:defQFormat="0" w:count="376">
+  <w:latentStyles w:defLockedState="0" w:defUIPriority="99" w:defSemiHidden="0" w:defUnhideWhenUsed="0" w:defQFormat="0" w:count="371">
     <w:lsdException w:name="Normal" w:uiPriority="0" w:qFormat="1"/>
     <w:lsdException w:name="heading 1" w:uiPriority="9" w:qFormat="1"/>
     <w:lsdException w:name="heading 2" w:semiHidden="1" w:uiPriority="9" w:unhideWhenUsed="1" w:qFormat="1"/>
@@ -16177,16 +17488,11 @@
     <w:lsdException w:name="List Table 5 Dark Accent 6" w:uiPriority="50"/>
     <w:lsdException w:name="List Table 6 Colorful Accent 6" w:uiPriority="51"/>
     <w:lsdException w:name="List Table 7 Colorful Accent 6" w:uiPriority="52"/>
-    <w:lsdException w:name="Mention" w:semiHidden="1" w:unhideWhenUsed="1"/>
-    <w:lsdException w:name="Smart Hyperlink" w:semiHidden="1" w:unhideWhenUsed="1"/>
-    <w:lsdException w:name="Hashtag" w:semiHidden="1" w:unhideWhenUsed="1"/>
-    <w:lsdException w:name="Unresolved Mention" w:semiHidden="1" w:unhideWhenUsed="1"/>
-    <w:lsdException w:name="Smart Link" w:semiHidden="1" w:unhideWhenUsed="1"/>
   </w:latentStyles>
   <w:style w:type="paragraph" w:default="1" w:styleId="a1">
     <w:name w:val="Normal"/>
     <w:qFormat/>
-    <w:rsid w:val="00B54C5D"/>
+    <w:rsid w:val="008E0B22"/>
     <w:rPr>
       <w:rFonts w:ascii="Times New Roman" w:eastAsia="Times New Roman" w:hAnsi="Times New Roman" w:cs="Times New Roman"/>
       <w:lang w:val="ru-RU"/>
@@ -17400,7 +18706,7 @@
 </file>
 
 <file path=customXml/itemProps1.xml><?xml version="1.0" encoding="utf-8"?>
-<ds:datastoreItem xmlns:ds="http://schemas.openxmlformats.org/officeDocument/2006/customXml" ds:itemID="{D27F3DE7-9402-42C0-8D70-8FE7BCC91120}">
+<ds:datastoreItem xmlns:ds="http://schemas.openxmlformats.org/officeDocument/2006/customXml" ds:itemID="{2328B0D6-D686-436C-9108-1A7C91F257F9}">
   <ds:schemaRefs>
     <ds:schemaRef ds:uri="http://schemas.openxmlformats.org/officeDocument/2006/bibliography"/>
   </ds:schemaRefs>

--- a/Labs/Отчёты.docx
+++ b/Labs/Отчёты.docx
@@ -13063,14 +13063,7 @@
           <w:sz w:val="28"/>
           <w:szCs w:val="28"/>
         </w:rPr>
-        <w:t>Аналоговый сигнал считывается с помощью функции analogRead(pin). Она измеряет напряжение на указанном аналоговом пине (например, A0) и возвращает значение от 0 до 1023, где 0 соответствует 0 В, а 1023 — оп</w:t>
-      </w:r>
-      <w:r>
-        <w:rPr>
-          <w:sz w:val="28"/>
-          <w:szCs w:val="28"/>
-        </w:rPr>
-        <w:t>орному напряжению (обычно 5 В).</w:t>
+        <w:t>Аналоговый сигнал считывается с помощью функции analogRead(pin). Она измеряет напряжение на указанном аналоговом пине (например, A0) и возвращает значение от 0 до 1023, где 0 соответствует 0 В, а 1023 — опорному напряжению (обычно 5 В).</w:t>
       </w:r>
     </w:p>
     <w:p>
@@ -13128,14 +13121,7 @@
           <w:rFonts w:eastAsia="Times New Roman"/>
           <w:kern w:val="0"/>
         </w:rPr>
-        <w:t>принцип работы: д</w:t>
-      </w:r>
-      <w:r>
-        <w:rPr>
-          <w:rFonts w:eastAsia="Times New Roman"/>
-          <w:kern w:val="0"/>
-        </w:rPr>
-        <w:t>атчик измеряет сопротивление почвы: сухая почва имеет высокое сопротивление (значения на АЦП выс</w:t>
+        <w:t>принцип работы: датчик измеряет сопротивление почвы: сухая почва имеет высокое сопротивление (значения на АЦП выс</w:t>
       </w:r>
       <w:r>
         <w:rPr>
@@ -13215,6 +13201,1210 @@
         </w:rPr>
         <w:t>.</w:t>
       </w:r>
+    </w:p>
+    <w:p>
+      <w:pPr>
+        <w:pStyle w:val="2"/>
+        <w:numPr>
+          <w:ilvl w:val="0"/>
+          <w:numId w:val="0"/>
+        </w:numPr>
+      </w:pPr>
+    </w:p>
+    <w:p>
+      <w:pPr>
+        <w:pStyle w:val="2"/>
+        <w:numPr>
+          <w:ilvl w:val="1"/>
+          <w:numId w:val="26"/>
+        </w:numPr>
+      </w:pPr>
+      <w:r>
+        <w:t>Как подключить библиотеки к проекту?</w:t>
+      </w:r>
+    </w:p>
+    <w:p>
+      <w:pPr>
+        <w:pStyle w:val="a8"/>
+        <w:ind w:firstLine="709"/>
+        <w:jc w:val="both"/>
+        <w:rPr>
+          <w:sz w:val="28"/>
+          <w:szCs w:val="28"/>
+        </w:rPr>
+      </w:pPr>
+      <w:r>
+        <w:rPr>
+          <w:sz w:val="28"/>
+          <w:szCs w:val="28"/>
+        </w:rPr>
+        <w:t>В Arduino IDE есть три основных способа установки библиотек:</w:t>
+      </w:r>
+    </w:p>
+    <w:p>
+      <w:pPr>
+        <w:pStyle w:val="a8"/>
+        <w:numPr>
+          <w:ilvl w:val="0"/>
+          <w:numId w:val="34"/>
+        </w:numPr>
+        <w:ind w:left="0" w:firstLine="992"/>
+        <w:jc w:val="both"/>
+        <w:rPr>
+          <w:bCs/>
+          <w:sz w:val="28"/>
+          <w:szCs w:val="28"/>
+        </w:rPr>
+      </w:pPr>
+      <w:r>
+        <w:rPr>
+          <w:bCs/>
+          <w:sz w:val="28"/>
+          <w:szCs w:val="28"/>
+        </w:rPr>
+        <w:t>м</w:t>
+      </w:r>
+      <w:r>
+        <w:rPr>
+          <w:sz w:val="28"/>
+          <w:szCs w:val="28"/>
+        </w:rPr>
+        <w:t>ен</w:t>
+      </w:r>
+      <w:r>
+        <w:rPr>
+          <w:sz w:val="28"/>
+          <w:szCs w:val="28"/>
+        </w:rPr>
+        <w:t>еджер библиотек (рекомендуемый)</w:t>
+      </w:r>
+      <w:r>
+        <w:rPr>
+          <w:sz w:val="28"/>
+          <w:szCs w:val="28"/>
+        </w:rPr>
+        <w:t>: С</w:t>
+      </w:r>
+      <w:r>
+        <w:rPr>
+          <w:sz w:val="28"/>
+          <w:szCs w:val="28"/>
+        </w:rPr>
+        <w:t xml:space="preserve">кетч </w:t>
+      </w:r>
+      <w:r>
+        <w:rPr>
+          <w:sz w:val="28"/>
+          <w:szCs w:val="28"/>
+          <w:lang w:val="en-US"/>
+        </w:rPr>
+        <w:sym w:font="Wingdings" w:char="F0E0"/>
+      </w:r>
+      <w:r>
+        <w:rPr>
+          <w:sz w:val="28"/>
+          <w:szCs w:val="28"/>
+        </w:rPr>
+        <w:t xml:space="preserve"> Подключить библиотеку </w:t>
+      </w:r>
+      <w:r>
+        <w:rPr>
+          <w:sz w:val="28"/>
+          <w:szCs w:val="28"/>
+          <w:lang w:val="en-US"/>
+        </w:rPr>
+        <w:sym w:font="Wingdings" w:char="F0E0"/>
+      </w:r>
+      <w:r>
+        <w:rPr>
+          <w:sz w:val="28"/>
+          <w:szCs w:val="28"/>
+        </w:rPr>
+        <w:t xml:space="preserve"> Управлять библиотеками.... Найдите нужную библиоте</w:t>
+      </w:r>
+      <w:r>
+        <w:rPr>
+          <w:bCs/>
+          <w:sz w:val="28"/>
+          <w:szCs w:val="28"/>
+        </w:rPr>
+        <w:t>ку в поиске и нажмите Установка;</w:t>
+      </w:r>
+    </w:p>
+    <w:p>
+      <w:pPr>
+        <w:pStyle w:val="a8"/>
+        <w:numPr>
+          <w:ilvl w:val="0"/>
+          <w:numId w:val="34"/>
+        </w:numPr>
+        <w:ind w:left="0" w:firstLine="992"/>
+        <w:jc w:val="both"/>
+        <w:rPr>
+          <w:bCs/>
+          <w:sz w:val="28"/>
+          <w:szCs w:val="28"/>
+        </w:rPr>
+      </w:pPr>
+      <w:r>
+        <w:rPr>
+          <w:bCs/>
+          <w:sz w:val="28"/>
+          <w:szCs w:val="28"/>
+        </w:rPr>
+        <w:t>и</w:t>
+      </w:r>
+      <w:r>
+        <w:rPr>
+          <w:sz w:val="28"/>
+          <w:szCs w:val="28"/>
+        </w:rPr>
+        <w:t>мпорт ZIP-файла:</w:t>
+      </w:r>
+      <w:r>
+        <w:rPr>
+          <w:sz w:val="28"/>
+          <w:szCs w:val="28"/>
+        </w:rPr>
+        <w:t xml:space="preserve"> Скетч </w:t>
+      </w:r>
+      <w:r>
+        <w:rPr>
+          <w:sz w:val="28"/>
+          <w:szCs w:val="28"/>
+          <w:lang w:val="en-US"/>
+        </w:rPr>
+        <w:sym w:font="Wingdings" w:char="F0E0"/>
+      </w:r>
+      <w:r>
+        <w:rPr>
+          <w:sz w:val="28"/>
+          <w:szCs w:val="28"/>
+        </w:rPr>
+        <w:t xml:space="preserve"> Подключить библиотеку </w:t>
+      </w:r>
+      <w:r>
+        <w:rPr>
+          <w:sz w:val="28"/>
+          <w:szCs w:val="28"/>
+          <w:lang w:val="en-US"/>
+        </w:rPr>
+        <w:sym w:font="Wingdings" w:char="F0E0"/>
+      </w:r>
+      <w:r>
+        <w:rPr>
+          <w:sz w:val="28"/>
+          <w:szCs w:val="28"/>
+        </w:rPr>
+        <w:t xml:space="preserve"> Добавить .ZIP библиотеку.... Укажите путь к с</w:t>
+      </w:r>
+      <w:r>
+        <w:rPr>
+          <w:bCs/>
+          <w:sz w:val="28"/>
+          <w:szCs w:val="28"/>
+        </w:rPr>
+        <w:t>качанному архиву с библиотекой;</w:t>
+      </w:r>
+    </w:p>
+    <w:p>
+      <w:pPr>
+        <w:pStyle w:val="a8"/>
+        <w:numPr>
+          <w:ilvl w:val="0"/>
+          <w:numId w:val="34"/>
+        </w:numPr>
+        <w:ind w:left="0" w:firstLine="992"/>
+        <w:jc w:val="both"/>
+        <w:rPr>
+          <w:sz w:val="28"/>
+          <w:szCs w:val="28"/>
+        </w:rPr>
+      </w:pPr>
+      <w:r>
+        <w:rPr>
+          <w:sz w:val="28"/>
+          <w:szCs w:val="28"/>
+        </w:rPr>
+        <w:t>р</w:t>
+      </w:r>
+      <w:r>
+        <w:rPr>
+          <w:bCs/>
+          <w:sz w:val="28"/>
+          <w:szCs w:val="28"/>
+        </w:rPr>
+        <w:t>учная установка: р</w:t>
+      </w:r>
+      <w:r>
+        <w:rPr>
+          <w:sz w:val="28"/>
+          <w:szCs w:val="28"/>
+        </w:rPr>
+        <w:t>аспакуйте архив и скопируйте папку с библиотекой в папку libraries, которая находится в директории ваших скетчей Arduino.</w:t>
+      </w:r>
+    </w:p>
+    <w:p>
+      <w:pPr>
+        <w:pStyle w:val="2"/>
+        <w:numPr>
+          <w:ilvl w:val="0"/>
+          <w:numId w:val="0"/>
+        </w:numPr>
+        <w:rPr>
+          <w:lang w:eastAsia="ru-RU"/>
+        </w:rPr>
+      </w:pPr>
+      <w:r>
+        <w:rPr>
+          <w:lang w:eastAsia="ru-RU"/>
+        </w:rPr>
+        <w:t xml:space="preserve"> </w:t>
+      </w:r>
+    </w:p>
+    <w:p>
+      <w:pPr>
+        <w:pStyle w:val="a8"/>
+        <w:numPr>
+          <w:ilvl w:val="0"/>
+          <w:numId w:val="26"/>
+        </w:numPr>
+        <w:jc w:val="both"/>
+        <w:rPr>
+          <w:sz w:val="28"/>
+          <w:szCs w:val="28"/>
+          <w:lang w:eastAsia="ru-RU"/>
+        </w:rPr>
+      </w:pPr>
+      <w:r>
+        <w:rPr>
+          <w:b/>
+          <w:bCs/>
+          <w:color w:val="000000"/>
+          <w:sz w:val="28"/>
+          <w:szCs w:val="28"/>
+          <w:lang w:eastAsia="ru-RU"/>
+        </w:rPr>
+        <w:t>Вывод</w:t>
+      </w:r>
+      <w:r>
+        <w:rPr>
+          <w:b/>
+          <w:bCs/>
+          <w:sz w:val="28"/>
+          <w:szCs w:val="28"/>
+          <w:lang w:eastAsia="ru-RU"/>
+        </w:rPr>
+        <w:t>:</w:t>
+      </w:r>
+      <w:r>
+        <w:rPr>
+          <w:sz w:val="28"/>
+          <w:szCs w:val="28"/>
+          <w:lang w:eastAsia="ru-RU"/>
+        </w:rPr>
+        <w:t xml:space="preserve"> в ходе лабораторной работы научились создавать скетчи для микроконтроллеров Arduino, получили навыки работы с платой Arduino Uno и макетной платой и получили навыки работы с датчиками Arduino.</w:t>
+      </w:r>
+    </w:p>
+    <w:p>
+      <w:pPr>
+        <w:rPr>
+          <w:sz w:val="28"/>
+          <w:szCs w:val="28"/>
+          <w:lang w:eastAsia="ru-RU"/>
+        </w:rPr>
+      </w:pPr>
+      <w:r>
+        <w:rPr>
+          <w:sz w:val="28"/>
+          <w:szCs w:val="28"/>
+          <w:lang w:eastAsia="ru-RU"/>
+        </w:rPr>
+        <w:br w:type="page"/>
+      </w:r>
+    </w:p>
+    <w:p>
+      <w:pPr>
+        <w:pStyle w:val="a8"/>
+        <w:jc w:val="center"/>
+        <w:rPr>
+          <w:b/>
+          <w:bCs/>
+          <w:sz w:val="32"/>
+          <w:szCs w:val="32"/>
+        </w:rPr>
+      </w:pPr>
+      <w:r>
+        <w:rPr>
+          <w:b/>
+          <w:bCs/>
+          <w:sz w:val="32"/>
+          <w:szCs w:val="32"/>
+        </w:rPr>
+        <w:lastRenderedPageBreak/>
+        <w:t>Лабораторная работа №</w:t>
+      </w:r>
+      <w:r>
+        <w:rPr>
+          <w:b/>
+          <w:bCs/>
+          <w:sz w:val="32"/>
+          <w:szCs w:val="32"/>
+        </w:rPr>
+        <w:t>11</w:t>
+      </w:r>
+    </w:p>
+    <w:p>
+      <w:pPr>
+        <w:jc w:val="center"/>
+        <w:rPr>
+          <w:b/>
+          <w:bCs/>
+          <w:sz w:val="32"/>
+          <w:szCs w:val="32"/>
+        </w:rPr>
+      </w:pPr>
+      <w:r>
+        <w:rPr>
+          <w:b/>
+          <w:bCs/>
+          <w:sz w:val="32"/>
+          <w:szCs w:val="32"/>
+        </w:rPr>
+        <w:t>«</w:t>
+      </w:r>
+      <w:r>
+        <w:rPr>
+          <w:b/>
+          <w:bCs/>
+          <w:sz w:val="32"/>
+          <w:szCs w:val="32"/>
+        </w:rPr>
+        <w:t>Разработка схем с использованием таймеров</w:t>
+      </w:r>
+      <w:r>
+        <w:rPr>
+          <w:b/>
+          <w:bCs/>
+          <w:sz w:val="32"/>
+          <w:szCs w:val="32"/>
+        </w:rPr>
+        <w:t>»</w:t>
+      </w:r>
+    </w:p>
+    <w:p>
+      <w:pPr>
+        <w:pStyle w:val="a8"/>
+        <w:numPr>
+          <w:ilvl w:val="0"/>
+          <w:numId w:val="35"/>
+        </w:numPr>
+        <w:jc w:val="both"/>
+        <w:rPr>
+          <w:b/>
+          <w:bCs/>
+          <w:sz w:val="28"/>
+          <w:szCs w:val="28"/>
+        </w:rPr>
+      </w:pPr>
+      <w:r>
+        <w:rPr>
+          <w:b/>
+          <w:bCs/>
+          <w:sz w:val="28"/>
+          <w:szCs w:val="28"/>
+        </w:rPr>
+        <w:t>Цель работы:</w:t>
+      </w:r>
+    </w:p>
+    <w:p>
+      <w:pPr>
+        <w:pStyle w:val="2"/>
+        <w:numPr>
+          <w:ilvl w:val="1"/>
+          <w:numId w:val="35"/>
+        </w:numPr>
+        <w:rPr>
+          <w:b/>
+          <w:bCs w:val="0"/>
+        </w:rPr>
+      </w:pPr>
+      <w:r>
+        <w:t>Научиться создавать скетчи</w:t>
+      </w:r>
+      <w:r>
+        <w:t xml:space="preserve"> для микроконтроллеров Arduino;</w:t>
+      </w:r>
+    </w:p>
+    <w:p>
+      <w:pPr>
+        <w:pStyle w:val="2"/>
+        <w:numPr>
+          <w:ilvl w:val="1"/>
+          <w:numId w:val="35"/>
+        </w:numPr>
+        <w:rPr>
+          <w:b/>
+          <w:bCs w:val="0"/>
+        </w:rPr>
+      </w:pPr>
+      <w:r>
+        <w:t>Получить навыки работы с платой Arduino Uno и макетной платой</w:t>
+      </w:r>
+      <w:r>
+        <w:t>;</w:t>
+      </w:r>
+    </w:p>
+    <w:p>
+      <w:pPr>
+        <w:pStyle w:val="2"/>
+        <w:numPr>
+          <w:ilvl w:val="1"/>
+          <w:numId w:val="35"/>
+        </w:numPr>
+        <w:rPr>
+          <w:b/>
+          <w:bCs w:val="0"/>
+        </w:rPr>
+      </w:pPr>
+      <w:r>
+        <w:t xml:space="preserve">Получить навыки работы с </w:t>
+      </w:r>
+      <w:r>
+        <w:t xml:space="preserve">таймерами </w:t>
+      </w:r>
+      <w:r>
+        <w:rPr>
+          <w:lang w:val="en-US"/>
+        </w:rPr>
+        <w:t>Arduino</w:t>
+      </w:r>
+      <w:r>
+        <w:t>.</w:t>
+      </w:r>
+    </w:p>
+    <w:p>
+      <w:pPr>
+        <w:pStyle w:val="a8"/>
+        <w:jc w:val="both"/>
+        <w:rPr>
+          <w:color w:val="000000"/>
+          <w:sz w:val="28"/>
+          <w:szCs w:val="28"/>
+          <w:lang w:eastAsia="ru-RU"/>
+        </w:rPr>
+      </w:pPr>
+    </w:p>
+    <w:p>
+      <w:pPr>
+        <w:pStyle w:val="a8"/>
+        <w:numPr>
+          <w:ilvl w:val="0"/>
+          <w:numId w:val="35"/>
+        </w:numPr>
+        <w:ind w:right="-62"/>
+        <w:jc w:val="both"/>
+        <w:rPr>
+          <w:sz w:val="28"/>
+          <w:szCs w:val="28"/>
+          <w:lang w:eastAsia="ru-RU"/>
+        </w:rPr>
+      </w:pPr>
+      <w:r>
+        <w:rPr>
+          <w:b/>
+          <w:bCs/>
+          <w:color w:val="000000"/>
+          <w:sz w:val="28"/>
+          <w:szCs w:val="28"/>
+          <w:lang w:eastAsia="ru-RU"/>
+        </w:rPr>
+        <w:t>Контрольные вопросы:</w:t>
+      </w:r>
+    </w:p>
+    <w:p>
+      <w:pPr>
+        <w:pStyle w:val="2"/>
+        <w:numPr>
+          <w:ilvl w:val="1"/>
+          <w:numId w:val="35"/>
+        </w:numPr>
+      </w:pPr>
+      <w:r>
+        <w:t>Для чего используется функция millis()?</w:t>
+      </w:r>
+    </w:p>
+    <w:p>
+      <w:pPr>
+        <w:pStyle w:val="2"/>
+        <w:numPr>
+          <w:ilvl w:val="0"/>
+          <w:numId w:val="0"/>
+        </w:numPr>
+        <w:ind w:firstLine="709"/>
+      </w:pPr>
+      <w:r>
+        <w:t>Функция millis() возвращает количество миллисекунд, прошедших с момента запуска программы на Arduino. Она применяется для измерения временных интервалов, создания таймеров и организации неблокирующих задержек.</w:t>
+      </w:r>
+    </w:p>
+    <w:p>
+      <w:pPr>
+        <w:pStyle w:val="2"/>
+        <w:numPr>
+          <w:ilvl w:val="0"/>
+          <w:numId w:val="0"/>
+        </w:numPr>
+      </w:pPr>
+    </w:p>
+    <w:p>
+      <w:pPr>
+        <w:pStyle w:val="2"/>
+        <w:numPr>
+          <w:ilvl w:val="1"/>
+          <w:numId w:val="35"/>
+        </w:numPr>
+      </w:pPr>
+      <w:r>
+        <w:t>Какой период времени позволяет замерить millis()?</w:t>
+      </w:r>
+    </w:p>
+    <w:p>
+      <w:pPr>
+        <w:pStyle w:val="2"/>
+        <w:numPr>
+          <w:ilvl w:val="0"/>
+          <w:numId w:val="0"/>
+        </w:numPr>
+        <w:ind w:firstLine="709"/>
+      </w:pPr>
+      <w:r>
+        <w:t>millis() позволяет измерять интервалы времени до переполнения счётчика, которое происходит примерно через 50 дней (точнее 49,71 дня). Для более длительных периодов требуется дополнительная обработка переполнения.</w:t>
+      </w:r>
+    </w:p>
+    <w:p>
+      <w:pPr>
+        <w:pStyle w:val="2"/>
+        <w:numPr>
+          <w:ilvl w:val="0"/>
+          <w:numId w:val="0"/>
+        </w:numPr>
+      </w:pPr>
+    </w:p>
+    <w:p>
+      <w:pPr>
+        <w:pStyle w:val="2"/>
+        <w:numPr>
+          <w:ilvl w:val="1"/>
+          <w:numId w:val="35"/>
+        </w:numPr>
+      </w:pPr>
+      <w:r>
+        <w:t>Каким образом корректно вычислять прошедшее время даже при переполнении таймера?</w:t>
+      </w:r>
+    </w:p>
+    <w:p>
+      <w:pPr>
+        <w:pStyle w:val="2"/>
+        <w:numPr>
+          <w:ilvl w:val="0"/>
+          <w:numId w:val="0"/>
+        </w:numPr>
+        <w:ind w:firstLine="709"/>
+      </w:pPr>
+      <w:r>
+        <w:t>Корректное вычисление прошедшего времени при переполнении выполняется с помощью вычитания беззнаковых целых:</w:t>
+      </w:r>
+    </w:p>
+    <w:p>
+      <w:pPr>
+        <w:pStyle w:val="2"/>
+        <w:numPr>
+          <w:ilvl w:val="0"/>
+          <w:numId w:val="0"/>
+        </w:numPr>
+        <w:ind w:firstLine="992"/>
+        <w:rPr>
+          <w:lang w:val="en-US"/>
+        </w:rPr>
+      </w:pPr>
+      <w:r>
+        <w:rPr>
+          <w:lang w:val="en-US"/>
+        </w:rPr>
+        <w:t>int</w:t>
+      </w:r>
+      <w:r>
+        <w:rPr>
+          <w:lang w:val="en-US"/>
+        </w:rPr>
+        <w:t xml:space="preserve"> start = millis();</w:t>
+      </w:r>
+    </w:p>
+    <w:p>
+      <w:pPr>
+        <w:pStyle w:val="2"/>
+        <w:numPr>
+          <w:ilvl w:val="0"/>
+          <w:numId w:val="0"/>
+        </w:numPr>
+        <w:ind w:firstLine="992"/>
+        <w:rPr>
+          <w:lang w:val="en-US"/>
+        </w:rPr>
+      </w:pPr>
+      <w:r>
+        <w:rPr>
+          <w:lang w:val="en-US"/>
+        </w:rPr>
+        <w:t>if</w:t>
+      </w:r>
+      <w:r>
+        <w:rPr>
+          <w:lang w:val="en-US"/>
+        </w:rPr>
+        <w:t xml:space="preserve"> (</w:t>
+      </w:r>
+      <w:r>
+        <w:rPr>
+          <w:lang w:val="en-US"/>
+        </w:rPr>
+        <w:t>millis</w:t>
+      </w:r>
+      <w:r>
+        <w:rPr>
+          <w:lang w:val="en-US"/>
+        </w:rPr>
+        <w:t xml:space="preserve">() - </w:t>
+      </w:r>
+      <w:r>
+        <w:rPr>
+          <w:lang w:val="en-US"/>
+        </w:rPr>
+        <w:t>start</w:t>
+      </w:r>
+      <w:r>
+        <w:rPr>
+          <w:lang w:val="en-US"/>
+        </w:rPr>
+        <w:t xml:space="preserve"> &gt;= </w:t>
+      </w:r>
+      <w:r>
+        <w:t>интервал</w:t>
+      </w:r>
+      <w:r>
+        <w:rPr>
+          <w:lang w:val="en-US"/>
+        </w:rPr>
+        <w:t>) { ... }</w:t>
+      </w:r>
+    </w:p>
+    <w:p>
+      <w:pPr>
+        <w:pStyle w:val="2"/>
+        <w:numPr>
+          <w:ilvl w:val="0"/>
+          <w:numId w:val="0"/>
+        </w:numPr>
+        <w:ind w:firstLine="709"/>
+      </w:pPr>
+      <w:r>
+        <w:t>Благодаря свойствам беззнаковой арифметики результат всегда верен, даже если millis() переполнится.</w:t>
+      </w:r>
+    </w:p>
+    <w:p>
+      <w:pPr>
+        <w:pStyle w:val="2"/>
+        <w:numPr>
+          <w:ilvl w:val="0"/>
+          <w:numId w:val="0"/>
+        </w:numPr>
+      </w:pPr>
+    </w:p>
+    <w:p>
+      <w:pPr>
+        <w:pStyle w:val="2"/>
+        <w:numPr>
+          <w:ilvl w:val="1"/>
+          <w:numId w:val="35"/>
+        </w:numPr>
+      </w:pPr>
+      <w:r>
+        <w:t>Какие преимущества использование millis имеет перед delay?</w:t>
+      </w:r>
+    </w:p>
+    <w:p>
+      <w:pPr>
+        <w:pStyle w:val="2"/>
+        <w:numPr>
+          <w:ilvl w:val="0"/>
+          <w:numId w:val="0"/>
+        </w:numPr>
+        <w:ind w:firstLine="709"/>
+      </w:pPr>
+      <w:r>
+        <w:t>Преимущества millis() перед delay():</w:t>
+      </w:r>
+    </w:p>
+    <w:p>
+      <w:pPr>
+        <w:pStyle w:val="2"/>
+        <w:numPr>
+          <w:ilvl w:val="0"/>
+          <w:numId w:val="40"/>
+        </w:numPr>
+        <w:ind w:left="0" w:firstLine="992"/>
+      </w:pPr>
+      <w:r>
+        <w:t>н</w:t>
+      </w:r>
+      <w:r>
+        <w:t>еблокирующая работа – во время ожидания можно выполнять другой код (обрабатывать кнопки, считывать датчики, управлять выводами).</w:t>
+      </w:r>
+    </w:p>
+    <w:p>
+      <w:pPr>
+        <w:pStyle w:val="2"/>
+        <w:numPr>
+          <w:ilvl w:val="0"/>
+          <w:numId w:val="40"/>
+        </w:numPr>
+        <w:ind w:left="0" w:firstLine="992"/>
+      </w:pPr>
+      <w:r>
+        <w:t>в</w:t>
+      </w:r>
+      <w:r>
+        <w:t>озможность многозадачности – одновременное управление несколькими процессами с разными интервалами.</w:t>
+      </w:r>
+    </w:p>
+    <w:p>
+      <w:pPr>
+        <w:pStyle w:val="2"/>
+        <w:numPr>
+          <w:ilvl w:val="0"/>
+          <w:numId w:val="40"/>
+        </w:numPr>
+        <w:ind w:left="0" w:firstLine="992"/>
+      </w:pPr>
+      <w:r>
+        <w:t>э</w:t>
+      </w:r>
+      <w:r>
+        <w:t>ффективность – процессор не простаивает, что важно для энергосбережения и быстродействия.</w:t>
+      </w:r>
+    </w:p>
+    <w:p>
+      <w:pPr>
+        <w:pStyle w:val="2"/>
+        <w:numPr>
+          <w:ilvl w:val="0"/>
+          <w:numId w:val="0"/>
+        </w:numPr>
+        <w:rPr>
+          <w:lang w:eastAsia="ru-RU"/>
+        </w:rPr>
+      </w:pPr>
+      <w:r>
+        <w:rPr>
+          <w:lang w:eastAsia="ru-RU"/>
+        </w:rPr>
+        <w:t xml:space="preserve"> </w:t>
+      </w:r>
+    </w:p>
+    <w:p>
+      <w:pPr>
+        <w:pStyle w:val="a8"/>
+        <w:numPr>
+          <w:ilvl w:val="0"/>
+          <w:numId w:val="35"/>
+        </w:numPr>
+        <w:jc w:val="both"/>
+        <w:rPr>
+          <w:sz w:val="28"/>
+          <w:szCs w:val="28"/>
+          <w:lang w:eastAsia="ru-RU"/>
+        </w:rPr>
+      </w:pPr>
+      <w:r>
+        <w:rPr>
+          <w:b/>
+          <w:bCs/>
+          <w:color w:val="000000"/>
+          <w:sz w:val="28"/>
+          <w:szCs w:val="28"/>
+          <w:lang w:eastAsia="ru-RU"/>
+        </w:rPr>
+        <w:t>Вывод</w:t>
+      </w:r>
+      <w:r>
+        <w:rPr>
+          <w:b/>
+          <w:bCs/>
+          <w:sz w:val="28"/>
+          <w:szCs w:val="28"/>
+          <w:lang w:eastAsia="ru-RU"/>
+        </w:rPr>
+        <w:t>:</w:t>
+      </w:r>
+      <w:r>
+        <w:rPr>
+          <w:sz w:val="28"/>
+          <w:szCs w:val="28"/>
+          <w:lang w:eastAsia="ru-RU"/>
+        </w:rPr>
+        <w:t xml:space="preserve"> в ходе лабораторной работы научились создавать скетчи для микроконтроллеров Arduino, получили навыки работы с платой Arduino Uno и макетной платой и получили навыки работы с </w:t>
+      </w:r>
+      <w:r>
+        <w:rPr>
+          <w:sz w:val="28"/>
+          <w:szCs w:val="28"/>
+          <w:lang w:eastAsia="ru-RU"/>
+        </w:rPr>
+        <w:t xml:space="preserve">таймерами </w:t>
+      </w:r>
+      <w:r>
+        <w:rPr>
+          <w:sz w:val="28"/>
+          <w:szCs w:val="28"/>
+          <w:lang w:eastAsia="ru-RU"/>
+        </w:rPr>
+        <w:t>Arduino.</w:t>
+      </w:r>
+    </w:p>
+    <w:p>
+      <w:pPr>
+        <w:rPr>
+          <w:sz w:val="28"/>
+          <w:szCs w:val="28"/>
+          <w:lang w:eastAsia="ru-RU"/>
+        </w:rPr>
+      </w:pPr>
+      <w:r>
+        <w:rPr>
+          <w:sz w:val="28"/>
+          <w:szCs w:val="28"/>
+          <w:lang w:eastAsia="ru-RU"/>
+        </w:rPr>
+        <w:br w:type="page"/>
+      </w:r>
+    </w:p>
+    <w:p>
+      <w:pPr>
+        <w:pStyle w:val="a8"/>
+        <w:jc w:val="center"/>
+        <w:rPr>
+          <w:b/>
+          <w:bCs/>
+          <w:sz w:val="32"/>
+          <w:szCs w:val="32"/>
+          <w:lang w:val="en-US"/>
+        </w:rPr>
+      </w:pPr>
+      <w:r>
+        <w:rPr>
+          <w:b/>
+          <w:bCs/>
+          <w:sz w:val="32"/>
+          <w:szCs w:val="32"/>
+        </w:rPr>
+        <w:lastRenderedPageBreak/>
+        <w:t>Лабораторная работа №</w:t>
+      </w:r>
+      <w:r>
+        <w:rPr>
+          <w:b/>
+          <w:bCs/>
+          <w:sz w:val="32"/>
+          <w:szCs w:val="32"/>
+        </w:rPr>
+        <w:t>1</w:t>
+      </w:r>
+      <w:r>
+        <w:rPr>
+          <w:b/>
+          <w:bCs/>
+          <w:sz w:val="32"/>
+          <w:szCs w:val="32"/>
+          <w:lang w:val="en-US"/>
+        </w:rPr>
+        <w:t>2</w:t>
+      </w:r>
+    </w:p>
+    <w:p>
+      <w:pPr>
+        <w:jc w:val="center"/>
+        <w:rPr>
+          <w:b/>
+          <w:bCs/>
+          <w:sz w:val="32"/>
+          <w:szCs w:val="32"/>
+        </w:rPr>
+      </w:pPr>
+      <w:r>
+        <w:rPr>
+          <w:b/>
+          <w:bCs/>
+          <w:sz w:val="32"/>
+          <w:szCs w:val="32"/>
+        </w:rPr>
+        <w:t>«</w:t>
+      </w:r>
+      <w:r>
+        <w:rPr>
+          <w:b/>
+          <w:bCs/>
+          <w:sz w:val="32"/>
+          <w:szCs w:val="32"/>
+        </w:rPr>
+        <w:t>Разработка схем с использованием таймеров</w:t>
+      </w:r>
+      <w:r>
+        <w:rPr>
+          <w:b/>
+          <w:bCs/>
+          <w:sz w:val="32"/>
+          <w:szCs w:val="32"/>
+        </w:rPr>
+        <w:t>»</w:t>
+      </w:r>
+    </w:p>
+    <w:p>
+      <w:pPr>
+        <w:pStyle w:val="a8"/>
+        <w:numPr>
+          <w:ilvl w:val="0"/>
+          <w:numId w:val="41"/>
+        </w:numPr>
+        <w:jc w:val="both"/>
+        <w:rPr>
+          <w:b/>
+          <w:bCs/>
+          <w:sz w:val="28"/>
+          <w:szCs w:val="28"/>
+        </w:rPr>
+      </w:pPr>
+      <w:r>
+        <w:rPr>
+          <w:b/>
+          <w:bCs/>
+          <w:sz w:val="28"/>
+          <w:szCs w:val="28"/>
+        </w:rPr>
+        <w:t>Цель работы:</w:t>
+      </w:r>
+    </w:p>
+    <w:p>
+      <w:pPr>
+        <w:pStyle w:val="2"/>
+        <w:numPr>
+          <w:ilvl w:val="1"/>
+          <w:numId w:val="41"/>
+        </w:numPr>
+        <w:rPr>
+          <w:b/>
+          <w:bCs w:val="0"/>
+        </w:rPr>
+      </w:pPr>
+      <w:r>
+        <w:t>Научиться создавать скетчи</w:t>
+      </w:r>
+      <w:r>
+        <w:t xml:space="preserve"> для микроконтроллеров Arduino;</w:t>
+      </w:r>
+    </w:p>
+    <w:p>
+      <w:pPr>
+        <w:pStyle w:val="2"/>
+        <w:numPr>
+          <w:ilvl w:val="1"/>
+          <w:numId w:val="41"/>
+        </w:numPr>
+        <w:rPr>
+          <w:b/>
+          <w:bCs w:val="0"/>
+        </w:rPr>
+      </w:pPr>
+      <w:r>
+        <w:t>Получить навыки работы с платой Arduino Uno и макетной платой</w:t>
+      </w:r>
+      <w:r>
+        <w:t>;</w:t>
+      </w:r>
+    </w:p>
+    <w:p>
+      <w:pPr>
+        <w:pStyle w:val="2"/>
+        <w:numPr>
+          <w:ilvl w:val="1"/>
+          <w:numId w:val="41"/>
+        </w:numPr>
+        <w:rPr>
+          <w:b/>
+          <w:bCs w:val="0"/>
+        </w:rPr>
+      </w:pPr>
+      <w:r>
+        <w:t xml:space="preserve">Получить навыки работы с </w:t>
+      </w:r>
+      <w:r>
+        <w:t xml:space="preserve">кнопками </w:t>
+      </w:r>
+      <w:r>
+        <w:rPr>
+          <w:lang w:val="en-US"/>
+        </w:rPr>
+        <w:t>Arduino</w:t>
+      </w:r>
+      <w:r>
+        <w:t>;</w:t>
+      </w:r>
+    </w:p>
+    <w:p>
+      <w:pPr>
+        <w:pStyle w:val="2"/>
+        <w:numPr>
+          <w:ilvl w:val="1"/>
+          <w:numId w:val="41"/>
+        </w:numPr>
+        <w:rPr>
+          <w:b/>
+          <w:bCs w:val="0"/>
+        </w:rPr>
+      </w:pPr>
+      <w:r>
+        <w:t xml:space="preserve">Получить навыки работы с </w:t>
+      </w:r>
+      <w:r>
+        <w:t xml:space="preserve">прерываниями </w:t>
+      </w:r>
+      <w:r>
+        <w:rPr>
+          <w:lang w:val="en-US"/>
+        </w:rPr>
+        <w:t>Arduino</w:t>
+      </w:r>
+      <w:r>
+        <w:t>.</w:t>
+      </w:r>
+    </w:p>
+    <w:p>
+      <w:pPr>
+        <w:pStyle w:val="a8"/>
+        <w:jc w:val="both"/>
+        <w:rPr>
+          <w:color w:val="000000"/>
+          <w:sz w:val="28"/>
+          <w:szCs w:val="28"/>
+          <w:lang w:eastAsia="ru-RU"/>
+        </w:rPr>
+      </w:pPr>
+    </w:p>
+    <w:p>
+      <w:pPr>
+        <w:pStyle w:val="a8"/>
+        <w:numPr>
+          <w:ilvl w:val="0"/>
+          <w:numId w:val="41"/>
+        </w:numPr>
+        <w:ind w:right="-62"/>
+        <w:jc w:val="both"/>
+        <w:rPr>
+          <w:sz w:val="28"/>
+          <w:szCs w:val="28"/>
+          <w:lang w:eastAsia="ru-RU"/>
+        </w:rPr>
+      </w:pPr>
+      <w:r>
+        <w:rPr>
+          <w:b/>
+          <w:bCs/>
+          <w:color w:val="000000"/>
+          <w:sz w:val="28"/>
+          <w:szCs w:val="28"/>
+          <w:lang w:eastAsia="ru-RU"/>
+        </w:rPr>
+        <w:t>Контрольные вопросы:</w:t>
+      </w:r>
+    </w:p>
+    <w:p>
+      <w:pPr>
+        <w:pStyle w:val="2"/>
+        <w:numPr>
+          <w:ilvl w:val="1"/>
+          <w:numId w:val="41"/>
+        </w:numPr>
+      </w:pPr>
+      <w:r>
+        <w:t>Как выполняется подключение кнопки к Arduino?</w:t>
+      </w:r>
+    </w:p>
+    <w:p>
+      <w:pPr>
+        <w:pStyle w:val="2"/>
+        <w:numPr>
+          <w:ilvl w:val="0"/>
+          <w:numId w:val="0"/>
+        </w:numPr>
+        <w:ind w:firstLine="709"/>
+      </w:pPr>
+      <w:r>
+        <w:t>Кнопка подключается к цифровому пину, настроенному как INPUT. Для корректного считывания сигнала используется подтягивающий резистор (обычно 10 кОм), который подключается либо к GND (резистор стягивающий, тогда нажатие дает HIGH), либо к 5V . Также можно использовать встроенный подтягивающий резистор, настроив пин как INPUT_PULLUP . Состояние кнопки считывается функцией digitalRead().</w:t>
+      </w:r>
+    </w:p>
+    <w:p>
+      <w:pPr>
+        <w:pStyle w:val="2"/>
+        <w:numPr>
+          <w:ilvl w:val="0"/>
+          <w:numId w:val="0"/>
+        </w:numPr>
+      </w:pPr>
+    </w:p>
+    <w:p>
+      <w:pPr>
+        <w:pStyle w:val="2"/>
+        <w:numPr>
+          <w:ilvl w:val="1"/>
+          <w:numId w:val="41"/>
+        </w:numPr>
+        <w:rPr>
+          <w:lang w:eastAsia="ru-RU"/>
+        </w:rPr>
+      </w:pPr>
+      <w:r>
+        <w:t>Какие пины поддерживают внешние прерывания в Arduino Uno/Nano?</w:t>
+      </w:r>
+    </w:p>
+    <w:p>
+      <w:pPr>
+        <w:pStyle w:val="2"/>
+        <w:numPr>
+          <w:ilvl w:val="0"/>
+          <w:numId w:val="0"/>
+        </w:numPr>
+        <w:ind w:firstLine="709"/>
+      </w:pPr>
+      <w:r>
+        <w:t>Arduino Uno и Nano внешние прерывания доступны только на двух цифровых выводах: пин 2 (преры</w:t>
+      </w:r>
+      <w:r>
+        <w:t>вание 0) и пин 3 (прерывание 1)</w:t>
+      </w:r>
+      <w:r>
+        <w:t>.</w:t>
+      </w:r>
+    </w:p>
+    <w:p>
+      <w:pPr>
+        <w:pStyle w:val="2"/>
+        <w:numPr>
+          <w:ilvl w:val="0"/>
+          <w:numId w:val="0"/>
+        </w:numPr>
+        <w:rPr>
+          <w:lang w:eastAsia="ru-RU"/>
+        </w:rPr>
+      </w:pPr>
       <w:bookmarkStart w:id="2" w:name="_GoBack"/>
       <w:bookmarkEnd w:id="2"/>
     </w:p>
@@ -13222,249 +14412,131 @@
       <w:pPr>
         <w:pStyle w:val="2"/>
         <w:numPr>
+          <w:ilvl w:val="1"/>
+          <w:numId w:val="41"/>
+        </w:numPr>
+      </w:pPr>
+      <w:r>
+        <w:t>Как подключаются и обрабатываются внешние прерывания в Arduino?</w:t>
+      </w:r>
+    </w:p>
+    <w:p>
+      <w:pPr>
+        <w:pStyle w:val="2"/>
+        <w:numPr>
           <w:ilvl w:val="0"/>
           <w:numId w:val="0"/>
         </w:numPr>
-      </w:pPr>
+        <w:ind w:firstLine="709"/>
+      </w:pPr>
+      <w:r>
+        <w:t>Кнопка или другое устройство подключается к одному из пинов прерывания. В коде обработка настраивается функцией attachInterrupt(), которая указывает номер прерывания (или пина), функцию-обработчик (ISR) и режим срабатывания (LOW, CHANGE, RISING, FALLING) . При возникновении события на пине основной цикл loop() приостанавливается, и выполняется указанная функция-обработчик.</w:t>
+      </w:r>
     </w:p>
     <w:p>
       <w:pPr>
         <w:pStyle w:val="2"/>
         <w:numPr>
+          <w:ilvl w:val="0"/>
+          <w:numId w:val="0"/>
+        </w:numPr>
+      </w:pPr>
+    </w:p>
+    <w:p>
+      <w:pPr>
+        <w:pStyle w:val="2"/>
+        <w:numPr>
           <w:ilvl w:val="1"/>
-          <w:numId w:val="26"/>
-        </w:numPr>
-      </w:pPr>
-      <w:r>
-        <w:t>Как подключить библиотеки к проекту?</w:t>
-      </w:r>
-    </w:p>
-    <w:p>
-      <w:pPr>
-        <w:pStyle w:val="a8"/>
+          <w:numId w:val="41"/>
+        </w:numPr>
+        <w:rPr>
+          <w:lang w:eastAsia="ru-RU"/>
+        </w:rPr>
+      </w:pPr>
+      <w:r>
+        <w:t>Какие условия применяются к коду в обработчиках прерываний?</w:t>
+      </w:r>
+    </w:p>
+    <w:p>
+      <w:pPr>
+        <w:pStyle w:val="2"/>
+        <w:numPr>
+          <w:ilvl w:val="0"/>
+          <w:numId w:val="0"/>
+        </w:numPr>
         <w:ind w:firstLine="709"/>
-        <w:jc w:val="both"/>
-        <w:rPr>
-          <w:sz w:val="28"/>
-          <w:szCs w:val="28"/>
-        </w:rPr>
-      </w:pPr>
-      <w:r>
-        <w:rPr>
-          <w:sz w:val="28"/>
-          <w:szCs w:val="28"/>
-        </w:rPr>
-        <w:t>В Arduino IDE есть три основн</w:t>
-      </w:r>
-      <w:r>
-        <w:rPr>
-          <w:sz w:val="28"/>
-          <w:szCs w:val="28"/>
-        </w:rPr>
-        <w:t>ых способа установки библиотек:</w:t>
-      </w:r>
-    </w:p>
-    <w:p>
-      <w:pPr>
-        <w:pStyle w:val="a8"/>
-        <w:numPr>
-          <w:ilvl w:val="0"/>
-          <w:numId w:val="34"/>
+      </w:pPr>
+      <w:r>
+        <w:t>К обработчикам прерываний (ISR) предъявляются строгие требования:</w:t>
+      </w:r>
+    </w:p>
+    <w:p>
+      <w:pPr>
+        <w:pStyle w:val="2"/>
+        <w:numPr>
+          <w:ilvl w:val="0"/>
+          <w:numId w:val="46"/>
         </w:numPr>
         <w:ind w:left="0" w:firstLine="992"/>
-        <w:jc w:val="both"/>
-        <w:rPr>
-          <w:bCs/>
-          <w:sz w:val="28"/>
-          <w:szCs w:val="28"/>
-        </w:rPr>
-      </w:pPr>
-      <w:r>
-        <w:rPr>
-          <w:bCs/>
-          <w:sz w:val="28"/>
-          <w:szCs w:val="28"/>
-        </w:rPr>
-        <w:t>м</w:t>
-      </w:r>
-      <w:r>
-        <w:rPr>
-          <w:sz w:val="28"/>
-          <w:szCs w:val="28"/>
-        </w:rPr>
-        <w:t>ен</w:t>
-      </w:r>
-      <w:r>
-        <w:rPr>
-          <w:sz w:val="28"/>
-          <w:szCs w:val="28"/>
-        </w:rPr>
-        <w:t>еджер библиотек (рекомендуемый)</w:t>
-      </w:r>
-      <w:r>
-        <w:rPr>
-          <w:sz w:val="28"/>
-          <w:szCs w:val="28"/>
-        </w:rPr>
-        <w:t>: С</w:t>
-      </w:r>
-      <w:r>
-        <w:rPr>
-          <w:sz w:val="28"/>
-          <w:szCs w:val="28"/>
-        </w:rPr>
-        <w:t xml:space="preserve">кетч </w:t>
-      </w:r>
-      <w:r>
-        <w:rPr>
-          <w:sz w:val="28"/>
-          <w:szCs w:val="28"/>
-          <w:lang w:val="en-US"/>
-        </w:rPr>
-        <w:sym w:font="Wingdings" w:char="F0E0"/>
-      </w:r>
-      <w:r>
-        <w:rPr>
-          <w:sz w:val="28"/>
-          <w:szCs w:val="28"/>
-        </w:rPr>
-        <w:t xml:space="preserve"> Подключить библиотеку </w:t>
-      </w:r>
-      <w:r>
-        <w:rPr>
-          <w:sz w:val="28"/>
-          <w:szCs w:val="28"/>
-          <w:lang w:val="en-US"/>
-        </w:rPr>
-        <w:sym w:font="Wingdings" w:char="F0E0"/>
-      </w:r>
-      <w:r>
-        <w:rPr>
-          <w:sz w:val="28"/>
-          <w:szCs w:val="28"/>
-        </w:rPr>
-        <w:t xml:space="preserve"> Управлять библиотеками.... Найдите нужную библиоте</w:t>
-      </w:r>
-      <w:r>
-        <w:rPr>
-          <w:bCs/>
-          <w:sz w:val="28"/>
-          <w:szCs w:val="28"/>
-        </w:rPr>
-        <w:t>ку в поиске и нажмите Установка;</w:t>
-      </w:r>
-    </w:p>
-    <w:p>
-      <w:pPr>
-        <w:pStyle w:val="a8"/>
-        <w:numPr>
-          <w:ilvl w:val="0"/>
-          <w:numId w:val="34"/>
+      </w:pPr>
+      <w:r>
+        <w:t>о</w:t>
+      </w:r>
+      <w:r>
+        <w:t xml:space="preserve">ни должны </w:t>
+      </w:r>
+      <w:r>
+        <w:t>быть очень короткими и быстрыми</w:t>
+      </w:r>
+      <w:r>
+        <w:t>;</w:t>
+      </w:r>
+    </w:p>
+    <w:p>
+      <w:pPr>
+        <w:pStyle w:val="2"/>
+        <w:numPr>
+          <w:ilvl w:val="0"/>
+          <w:numId w:val="46"/>
         </w:numPr>
         <w:ind w:left="0" w:firstLine="992"/>
-        <w:jc w:val="both"/>
-        <w:rPr>
-          <w:bCs/>
-          <w:sz w:val="28"/>
-          <w:szCs w:val="28"/>
-        </w:rPr>
-      </w:pPr>
-      <w:r>
-        <w:rPr>
-          <w:bCs/>
-          <w:sz w:val="28"/>
-          <w:szCs w:val="28"/>
-        </w:rPr>
-        <w:t>и</w:t>
-      </w:r>
-      <w:r>
-        <w:rPr>
-          <w:sz w:val="28"/>
-          <w:szCs w:val="28"/>
-        </w:rPr>
-        <w:t>мпорт ZIP-файла:</w:t>
-      </w:r>
-      <w:r>
-        <w:rPr>
-          <w:sz w:val="28"/>
-          <w:szCs w:val="28"/>
-        </w:rPr>
-        <w:t xml:space="preserve"> Скетч </w:t>
-      </w:r>
-      <w:r>
-        <w:rPr>
-          <w:sz w:val="28"/>
-          <w:szCs w:val="28"/>
-          <w:lang w:val="en-US"/>
-        </w:rPr>
-        <w:sym w:font="Wingdings" w:char="F0E0"/>
-      </w:r>
-      <w:r>
-        <w:rPr>
-          <w:sz w:val="28"/>
-          <w:szCs w:val="28"/>
-        </w:rPr>
-        <w:t xml:space="preserve"> Подключить библиотеку </w:t>
-      </w:r>
-      <w:r>
-        <w:rPr>
-          <w:sz w:val="28"/>
-          <w:szCs w:val="28"/>
-          <w:lang w:val="en-US"/>
-        </w:rPr>
-        <w:sym w:font="Wingdings" w:char="F0E0"/>
-      </w:r>
-      <w:r>
-        <w:rPr>
-          <w:sz w:val="28"/>
-          <w:szCs w:val="28"/>
-        </w:rPr>
-        <w:t xml:space="preserve"> Добавить .ZIP библиотеку.... Укажите путь к с</w:t>
-      </w:r>
-      <w:r>
-        <w:rPr>
-          <w:bCs/>
-          <w:sz w:val="28"/>
-          <w:szCs w:val="28"/>
-        </w:rPr>
-        <w:t>качанному архиву с библиотекой;</w:t>
-      </w:r>
-    </w:p>
-    <w:p>
-      <w:pPr>
-        <w:pStyle w:val="a8"/>
-        <w:numPr>
-          <w:ilvl w:val="0"/>
-          <w:numId w:val="34"/>
+      </w:pPr>
+      <w:r>
+        <w:t>в</w:t>
+      </w:r>
+      <w:r>
+        <w:t xml:space="preserve"> них не работают функции, которые сами используют прерывания или требуют времени, такие как delay(), millis() (её значение не обновляется), micr</w:t>
+      </w:r>
+      <w:r>
+        <w:t>os(), Serial.read() и т.п</w:t>
+      </w:r>
+      <w:r>
+        <w:t>;</w:t>
+      </w:r>
+    </w:p>
+    <w:p>
+      <w:pPr>
+        <w:pStyle w:val="2"/>
+        <w:numPr>
+          <w:ilvl w:val="0"/>
+          <w:numId w:val="46"/>
         </w:numPr>
         <w:ind w:left="0" w:firstLine="992"/>
-        <w:jc w:val="both"/>
-        <w:rPr>
-          <w:sz w:val="28"/>
-          <w:szCs w:val="28"/>
-        </w:rPr>
-      </w:pPr>
-      <w:r>
-        <w:rPr>
-          <w:sz w:val="28"/>
-          <w:szCs w:val="28"/>
-        </w:rPr>
-        <w:t>р</w:t>
-      </w:r>
-      <w:r>
-        <w:rPr>
-          <w:bCs/>
-          <w:sz w:val="28"/>
-          <w:szCs w:val="28"/>
-        </w:rPr>
-        <w:t>учная установка: р</w:t>
-      </w:r>
-      <w:r>
-        <w:rPr>
-          <w:sz w:val="28"/>
-          <w:szCs w:val="28"/>
-        </w:rPr>
-        <w:t>аспакуйте архив и скопируйте папку с библиотекой в папку libraries, которая находится в директории ваших скетчей Arduino.</w:t>
+        <w:rPr>
+          <w:lang w:eastAsia="ru-RU"/>
+        </w:rPr>
+      </w:pPr>
+      <w:r>
+        <w:t>в</w:t>
+      </w:r>
+      <w:r>
+        <w:t>се переменные, которые изменяются в обработчике и используются в основном коде, должны быть объяв</w:t>
+      </w:r>
+      <w:r>
+        <w:t>лены с ключевым словом volatile</w:t>
+      </w:r>
+      <w:r>
+        <w:t>.</w:t>
       </w:r>
     </w:p>
     <w:p>
@@ -13490,7 +14562,7 @@
         <w:pStyle w:val="a8"/>
         <w:numPr>
           <w:ilvl w:val="0"/>
-          <w:numId w:val="26"/>
+          <w:numId w:val="41"/>
         </w:numPr>
         <w:jc w:val="both"/>
         <w:rPr>
@@ -13550,7 +14622,23 @@
           <w:szCs w:val="28"/>
           <w:lang w:eastAsia="ru-RU"/>
         </w:rPr>
-        <w:t>и для микроконтроллеров Arduino, получили</w:t>
+        <w:t>и для микроконтроллеров Arduino,</w:t>
+      </w:r>
+      <w:r>
+        <w:rPr>
+          <w:sz w:val="28"/>
+          <w:szCs w:val="28"/>
+          <w:lang w:eastAsia="ru-RU"/>
+        </w:rPr>
+        <w:t xml:space="preserve"> п</w:t>
+      </w:r>
+      <w:r>
+        <w:rPr>
+          <w:sz w:val="28"/>
+          <w:szCs w:val="28"/>
+          <w:lang w:eastAsia="ru-RU"/>
+        </w:rPr>
+        <w:t>олучили</w:t>
       </w:r>
       <w:r>
         <w:rPr>
@@ -13566,15 +14654,31 @@
           <w:szCs w:val="28"/>
           <w:lang w:eastAsia="ru-RU"/>
         </w:rPr>
-        <w:t>й Arduino Uno и макетной платой и получили</w:t>
-      </w:r>
-      <w:r>
-        <w:rPr>
-          <w:sz w:val="28"/>
-          <w:szCs w:val="28"/>
-          <w:lang w:eastAsia="ru-RU"/>
-        </w:rPr>
-        <w:t xml:space="preserve"> навыки работы с датчиками Arduino.</w:t>
+        <w:t>й Arduino Uno и макетной платой,</w:t>
+      </w:r>
+      <w:r>
+        <w:rPr>
+          <w:sz w:val="28"/>
+          <w:szCs w:val="28"/>
+          <w:lang w:eastAsia="ru-RU"/>
+        </w:rPr>
+        <w:t xml:space="preserve"> н</w:t>
+      </w:r>
+      <w:r>
+        <w:rPr>
+          <w:sz w:val="28"/>
+          <w:szCs w:val="28"/>
+          <w:lang w:eastAsia="ru-RU"/>
+        </w:rPr>
+        <w:t>авыки работы с кнопками Arduino и</w:t>
+      </w:r>
+      <w:r>
+        <w:rPr>
+          <w:sz w:val="28"/>
+          <w:szCs w:val="28"/>
+          <w:lang w:eastAsia="ru-RU"/>
+        </w:rPr>
+        <w:t xml:space="preserve"> навыки работы с прерываниями Arduino.</w:t>
       </w:r>
     </w:p>
     <w:sectPr>
@@ -14664,6 +15768,125 @@
     </w:lvl>
   </w:abstractNum>
   <w:abstractNum w:abstractNumId="10" w15:restartNumberingAfterBreak="0">
+    <w:nsid w:val="2F1321F3"/>
+    <w:multiLevelType w:val="multilevel"/>
+    <w:tmpl w:val="46C668D6"/>
+    <w:lvl w:ilvl="0">
+      <w:start w:val="1"/>
+      <w:numFmt w:val="decimal"/>
+      <w:lvlText w:val="%1"/>
+      <w:lvlJc w:val="left"/>
+      <w:pPr>
+        <w:ind w:left="0" w:firstLine="0"/>
+      </w:pPr>
+      <w:rPr>
+        <w:rFonts w:hint="default"/>
+        <w:b/>
+        <w:i w:val="0"/>
+      </w:rPr>
+    </w:lvl>
+    <w:lvl w:ilvl="1">
+      <w:start w:val="1"/>
+      <w:numFmt w:val="decimal"/>
+      <w:lvlText w:val="%1.%2"/>
+      <w:lvlJc w:val="left"/>
+      <w:pPr>
+        <w:ind w:left="0" w:firstLine="709"/>
+      </w:pPr>
+      <w:rPr>
+        <w:rFonts w:hint="default"/>
+        <w:b w:val="0"/>
+        <w:bCs/>
+      </w:rPr>
+    </w:lvl>
+    <w:lvl w:ilvl="2">
+      <w:start w:val="1"/>
+      <w:numFmt w:val="decimal"/>
+      <w:lvlText w:val="%1.%2.%3"/>
+      <w:lvlJc w:val="left"/>
+      <w:pPr>
+        <w:ind w:left="0" w:firstLine="1418"/>
+      </w:pPr>
+      <w:rPr>
+        <w:rFonts w:hint="default"/>
+        <w:b w:val="0"/>
+        <w:bCs w:val="0"/>
+      </w:rPr>
+    </w:lvl>
+    <w:lvl w:ilvl="3">
+      <w:start w:val="1"/>
+      <w:numFmt w:val="decimal"/>
+      <w:lvlText w:val="%1.%2.%3.%4"/>
+      <w:lvlJc w:val="left"/>
+      <w:pPr>
+        <w:ind w:left="2127" w:firstLine="0"/>
+      </w:pPr>
+      <w:rPr>
+        <w:rFonts w:hint="default"/>
+      </w:rPr>
+    </w:lvl>
+    <w:lvl w:ilvl="4">
+      <w:start w:val="1"/>
+      <w:numFmt w:val="decimal"/>
+      <w:lvlText w:val="%1.%2.%3.%4.%5"/>
+      <w:lvlJc w:val="left"/>
+      <w:pPr>
+        <w:ind w:left="2836" w:firstLine="0"/>
+      </w:pPr>
+      <w:rPr>
+        <w:rFonts w:hint="default"/>
+      </w:rPr>
+    </w:lvl>
+    <w:lvl w:ilvl="5">
+      <w:start w:val="1"/>
+      <w:numFmt w:val="decimal"/>
+      <w:lvlText w:val="%1.%2.%3.%4.%5.%6"/>
+      <w:lvlJc w:val="left"/>
+      <w:pPr>
+        <w:ind w:left="3545" w:firstLine="0"/>
+      </w:pPr>
+      <w:rPr>
+        <w:rFonts w:hint="default"/>
+      </w:rPr>
+    </w:lvl>
+    <w:lvl w:ilvl="6">
+      <w:start w:val="1"/>
+      <w:numFmt w:val="decimal"/>
+      <w:lvlText w:val="%1.%2.%3.%4.%5.%6.%7"/>
+      <w:lvlJc w:val="left"/>
+      <w:pPr>
+        <w:ind w:left="4254" w:firstLine="0"/>
+      </w:pPr>
+      <w:rPr>
+        <w:rFonts w:hint="default"/>
+      </w:rPr>
+    </w:lvl>
+    <w:lvl w:ilvl="7">
+      <w:start w:val="1"/>
+      <w:numFmt w:val="decimal"/>
+      <w:lvlText w:val="%1.%2.%3.%4.%5.%6.%7.%8"/>
+      <w:lvlJc w:val="left"/>
+      <w:pPr>
+        <w:ind w:left="4963" w:firstLine="0"/>
+      </w:pPr>
+      <w:rPr>
+        <w:rFonts w:hint="default"/>
+      </w:rPr>
+    </w:lvl>
+    <w:lvl w:ilvl="8">
+      <w:start w:val="1"/>
+      <w:numFmt w:val="decimal"/>
+      <w:lvlText w:val="%1.%2.%3.%4.%5.%6.%7.%8.%9"/>
+      <w:lvlJc w:val="left"/>
+      <w:pPr>
+        <w:ind w:left="5672" w:firstLine="0"/>
+      </w:pPr>
+      <w:rPr>
+        <w:rFonts w:hint="default"/>
+      </w:rPr>
+    </w:lvl>
+  </w:abstractNum>
+  <w:abstractNum w:abstractNumId="11" w15:restartNumberingAfterBreak="0">
     <w:nsid w:val="32146D39"/>
     <w:multiLevelType w:val="hybridMultilevel"/>
     <w:tmpl w:val="F3942462"/>
@@ -14776,7 +15999,7 @@
       </w:rPr>
     </w:lvl>
   </w:abstractNum>
-  <w:abstractNum w:abstractNumId="11" w15:restartNumberingAfterBreak="0">
+  <w:abstractNum w:abstractNumId="12" w15:restartNumberingAfterBreak="0">
     <w:nsid w:val="371E3211"/>
     <w:multiLevelType w:val="hybridMultilevel"/>
     <w:tmpl w:val="DFF2DF9E"/>
@@ -14862,7 +16085,7 @@
       </w:pPr>
     </w:lvl>
   </w:abstractNum>
-  <w:abstractNum w:abstractNumId="12" w15:restartNumberingAfterBreak="0">
+  <w:abstractNum w:abstractNumId="13" w15:restartNumberingAfterBreak="0">
     <w:nsid w:val="41755C99"/>
     <w:multiLevelType w:val="hybridMultilevel"/>
     <w:tmpl w:val="67B61518"/>
@@ -14975,7 +16198,7 @@
       </w:rPr>
     </w:lvl>
   </w:abstractNum>
-  <w:abstractNum w:abstractNumId="13" w15:restartNumberingAfterBreak="0">
+  <w:abstractNum w:abstractNumId="14" w15:restartNumberingAfterBreak="0">
     <w:nsid w:val="41BD3F6E"/>
     <w:multiLevelType w:val="hybridMultilevel"/>
     <w:tmpl w:val="1AF21878"/>
@@ -15088,7 +16311,7 @@
       </w:rPr>
     </w:lvl>
   </w:abstractNum>
-  <w:abstractNum w:abstractNumId="14" w15:restartNumberingAfterBreak="0">
+  <w:abstractNum w:abstractNumId="15" w15:restartNumberingAfterBreak="0">
     <w:nsid w:val="47BB228C"/>
     <w:multiLevelType w:val="hybridMultilevel"/>
     <w:tmpl w:val="2346B89C"/>
@@ -15201,7 +16424,7 @@
       </w:rPr>
     </w:lvl>
   </w:abstractNum>
-  <w:abstractNum w:abstractNumId="15" w15:restartNumberingAfterBreak="0">
+  <w:abstractNum w:abstractNumId="16" w15:restartNumberingAfterBreak="0">
     <w:nsid w:val="4CE24A31"/>
     <w:multiLevelType w:val="multilevel"/>
     <w:tmpl w:val="391EC45C"/>
@@ -15318,7 +16541,7 @@
       </w:rPr>
     </w:lvl>
   </w:abstractNum>
-  <w:abstractNum w:abstractNumId="16" w15:restartNumberingAfterBreak="0">
+  <w:abstractNum w:abstractNumId="17" w15:restartNumberingAfterBreak="0">
     <w:nsid w:val="4EA13189"/>
     <w:multiLevelType w:val="multilevel"/>
     <w:tmpl w:val="52CCB896"/>
@@ -15433,7 +16656,7 @@
       </w:rPr>
     </w:lvl>
   </w:abstractNum>
-  <w:abstractNum w:abstractNumId="17" w15:restartNumberingAfterBreak="0">
+  <w:abstractNum w:abstractNumId="18" w15:restartNumberingAfterBreak="0">
     <w:nsid w:val="4F1C2FFE"/>
     <w:multiLevelType w:val="multilevel"/>
     <w:tmpl w:val="391EC45C"/>
@@ -15550,7 +16773,126 @@
       </w:rPr>
     </w:lvl>
   </w:abstractNum>
-  <w:abstractNum w:abstractNumId="18" w15:restartNumberingAfterBreak="0">
+  <w:abstractNum w:abstractNumId="19" w15:restartNumberingAfterBreak="0">
+    <w:nsid w:val="4FC62C57"/>
+    <w:multiLevelType w:val="multilevel"/>
+    <w:tmpl w:val="46C668D6"/>
+    <w:lvl w:ilvl="0">
+      <w:start w:val="1"/>
+      <w:numFmt w:val="decimal"/>
+      <w:lvlText w:val="%1"/>
+      <w:lvlJc w:val="left"/>
+      <w:pPr>
+        <w:ind w:left="0" w:firstLine="0"/>
+      </w:pPr>
+      <w:rPr>
+        <w:rFonts w:hint="default"/>
+        <w:b/>
+        <w:i w:val="0"/>
+      </w:rPr>
+    </w:lvl>
+    <w:lvl w:ilvl="1">
+      <w:start w:val="1"/>
+      <w:numFmt w:val="decimal"/>
+      <w:lvlText w:val="%1.%2"/>
+      <w:lvlJc w:val="left"/>
+      <w:pPr>
+        <w:ind w:left="0" w:firstLine="709"/>
+      </w:pPr>
+      <w:rPr>
+        <w:rFonts w:hint="default"/>
+        <w:b w:val="0"/>
+        <w:bCs/>
+      </w:rPr>
+    </w:lvl>
+    <w:lvl w:ilvl="2">
+      <w:start w:val="1"/>
+      <w:numFmt w:val="decimal"/>
+      <w:lvlText w:val="%1.%2.%3"/>
+      <w:lvlJc w:val="left"/>
+      <w:pPr>
+        <w:ind w:left="0" w:firstLine="1418"/>
+      </w:pPr>
+      <w:rPr>
+        <w:rFonts w:hint="default"/>
+        <w:b w:val="0"/>
+        <w:bCs w:val="0"/>
+      </w:rPr>
+    </w:lvl>
+    <w:lvl w:ilvl="3">
+      <w:start w:val="1"/>
+      <w:numFmt w:val="decimal"/>
+      <w:lvlText w:val="%1.%2.%3.%4"/>
+      <w:lvlJc w:val="left"/>
+      <w:pPr>
+        <w:ind w:left="2127" w:firstLine="0"/>
+      </w:pPr>
+      <w:rPr>
+        <w:rFonts w:hint="default"/>
+      </w:rPr>
+    </w:lvl>
+    <w:lvl w:ilvl="4">
+      <w:start w:val="1"/>
+      <w:numFmt w:val="decimal"/>
+      <w:lvlText w:val="%1.%2.%3.%4.%5"/>
+      <w:lvlJc w:val="left"/>
+      <w:pPr>
+        <w:ind w:left="2836" w:firstLine="0"/>
+      </w:pPr>
+      <w:rPr>
+        <w:rFonts w:hint="default"/>
+      </w:rPr>
+    </w:lvl>
+    <w:lvl w:ilvl="5">
+      <w:start w:val="1"/>
+      <w:numFmt w:val="decimal"/>
+      <w:lvlText w:val="%1.%2.%3.%4.%5.%6"/>
+      <w:lvlJc w:val="left"/>
+      <w:pPr>
+        <w:ind w:left="3545" w:firstLine="0"/>
+      </w:pPr>
+      <w:rPr>
+        <w:rFonts w:hint="default"/>
+      </w:rPr>
+    </w:lvl>
+    <w:lvl w:ilvl="6">
+      <w:start w:val="1"/>
+      <w:numFmt w:val="decimal"/>
+      <w:lvlText w:val="%1.%2.%3.%4.%5.%6.%7"/>
+      <w:lvlJc w:val="left"/>
+      <w:pPr>
+        <w:ind w:left="4254" w:firstLine="0"/>
+      </w:pPr>
+      <w:rPr>
+        <w:rFonts w:hint="default"/>
+      </w:rPr>
+    </w:lvl>
+    <w:lvl w:ilvl="7">
+      <w:start w:val="1"/>
+      <w:numFmt w:val="decimal"/>
+      <w:lvlText w:val="%1.%2.%3.%4.%5.%6.%7.%8"/>
+      <w:lvlJc w:val="left"/>
+      <w:pPr>
+        <w:ind w:left="4963" w:firstLine="0"/>
+      </w:pPr>
+      <w:rPr>
+        <w:rFonts w:hint="default"/>
+      </w:rPr>
+    </w:lvl>
+    <w:lvl w:ilvl="8">
+      <w:start w:val="1"/>
+      <w:numFmt w:val="decimal"/>
+      <w:lvlText w:val="%1.%2.%3.%4.%5.%6.%7.%8.%9"/>
+      <w:lvlJc w:val="left"/>
+      <w:pPr>
+        <w:ind w:left="5672" w:firstLine="0"/>
+      </w:pPr>
+      <w:rPr>
+        <w:rFonts w:hint="default"/>
+      </w:rPr>
+    </w:lvl>
+  </w:abstractNum>
+  <w:abstractNum w:abstractNumId="20" w15:restartNumberingAfterBreak="0">
     <w:nsid w:val="510A3725"/>
     <w:multiLevelType w:val="multilevel"/>
     <w:tmpl w:val="391EC45C"/>
@@ -15667,7 +17009,7 @@
       </w:rPr>
     </w:lvl>
   </w:abstractNum>
-  <w:abstractNum w:abstractNumId="19" w15:restartNumberingAfterBreak="0">
+  <w:abstractNum w:abstractNumId="21" w15:restartNumberingAfterBreak="0">
     <w:nsid w:val="552B1EAF"/>
     <w:multiLevelType w:val="multilevel"/>
     <w:tmpl w:val="46C668D6"/>
@@ -15784,7 +17126,7 @@
       </w:rPr>
     </w:lvl>
   </w:abstractNum>
-  <w:abstractNum w:abstractNumId="20" w15:restartNumberingAfterBreak="0">
+  <w:abstractNum w:abstractNumId="22" w15:restartNumberingAfterBreak="0">
     <w:nsid w:val="5EA94513"/>
     <w:multiLevelType w:val="hybridMultilevel"/>
     <w:tmpl w:val="70E80114"/>
@@ -15897,7 +17239,7 @@
       </w:rPr>
     </w:lvl>
   </w:abstractNum>
-  <w:abstractNum w:abstractNumId="21" w15:restartNumberingAfterBreak="0">
+  <w:abstractNum w:abstractNumId="23" w15:restartNumberingAfterBreak="0">
     <w:nsid w:val="60BE241E"/>
     <w:multiLevelType w:val="hybridMultilevel"/>
     <w:tmpl w:val="A872A9C6"/>
@@ -16010,7 +17352,7 @@
       </w:rPr>
     </w:lvl>
   </w:abstractNum>
-  <w:abstractNum w:abstractNumId="22" w15:restartNumberingAfterBreak="0">
+  <w:abstractNum w:abstractNumId="24" w15:restartNumberingAfterBreak="0">
     <w:nsid w:val="618D25E9"/>
     <w:multiLevelType w:val="hybridMultilevel"/>
     <w:tmpl w:val="382E97C8"/>
@@ -16123,7 +17465,7 @@
       </w:rPr>
     </w:lvl>
   </w:abstractNum>
-  <w:abstractNum w:abstractNumId="23" w15:restartNumberingAfterBreak="0">
+  <w:abstractNum w:abstractNumId="25" w15:restartNumberingAfterBreak="0">
     <w:nsid w:val="624E0503"/>
     <w:multiLevelType w:val="hybridMultilevel"/>
     <w:tmpl w:val="F77E65FE"/>
@@ -16236,7 +17578,7 @@
       </w:rPr>
     </w:lvl>
   </w:abstractNum>
-  <w:abstractNum w:abstractNumId="24" w15:restartNumberingAfterBreak="0">
+  <w:abstractNum w:abstractNumId="26" w15:restartNumberingAfterBreak="0">
     <w:nsid w:val="6266226E"/>
     <w:multiLevelType w:val="hybridMultilevel"/>
     <w:tmpl w:val="3D8ECED4"/>
@@ -16349,7 +17691,7 @@
       </w:rPr>
     </w:lvl>
   </w:abstractNum>
-  <w:abstractNum w:abstractNumId="25" w15:restartNumberingAfterBreak="0">
+  <w:abstractNum w:abstractNumId="27" w15:restartNumberingAfterBreak="0">
     <w:nsid w:val="635D41CF"/>
     <w:multiLevelType w:val="multilevel"/>
     <w:tmpl w:val="A7DC3C5C"/>
@@ -16484,7 +17826,7 @@
       </w:rPr>
     </w:lvl>
   </w:abstractNum>
-  <w:abstractNum w:abstractNumId="26" w15:restartNumberingAfterBreak="0">
+  <w:abstractNum w:abstractNumId="28" w15:restartNumberingAfterBreak="0">
     <w:nsid w:val="63D22B98"/>
     <w:multiLevelType w:val="hybridMultilevel"/>
     <w:tmpl w:val="628E689A"/>
@@ -16597,7 +17939,120 @@
       </w:rPr>
     </w:lvl>
   </w:abstractNum>
-  <w:abstractNum w:abstractNumId="27" w15:restartNumberingAfterBreak="0">
+  <w:abstractNum w:abstractNumId="29" w15:restartNumberingAfterBreak="0">
+    <w:nsid w:val="6EC5583E"/>
+    <w:multiLevelType w:val="hybridMultilevel"/>
+    <w:tmpl w:val="137CEDEE"/>
+    <w:lvl w:ilvl="0" w:tplc="6B0044FA">
+      <w:start w:val="1"/>
+      <w:numFmt w:val="bullet"/>
+      <w:lvlText w:val="-"/>
+      <w:lvlJc w:val="left"/>
+      <w:pPr>
+        <w:ind w:left="1429" w:hanging="360"/>
+      </w:pPr>
+      <w:rPr>
+        <w:rFonts w:ascii="Times New Roman" w:hAnsi="Times New Roman" w:cs="Times New Roman" w:hint="default"/>
+      </w:rPr>
+    </w:lvl>
+    <w:lvl w:ilvl="1" w:tplc="04190003" w:tentative="1">
+      <w:start w:val="1"/>
+      <w:numFmt w:val="bullet"/>
+      <w:lvlText w:val="o"/>
+      <w:lvlJc w:val="left"/>
+      <w:pPr>
+        <w:ind w:left="2149" w:hanging="360"/>
+      </w:pPr>
+      <w:rPr>
+        <w:rFonts w:ascii="Courier New" w:hAnsi="Courier New" w:cs="Courier New" w:hint="default"/>
+      </w:rPr>
+    </w:lvl>
+    <w:lvl w:ilvl="2" w:tplc="04190005" w:tentative="1">
+      <w:start w:val="1"/>
+      <w:numFmt w:val="bullet"/>
+      <w:lvlText w:val=""/>
+      <w:lvlJc w:val="left"/>
+      <w:pPr>
+        <w:ind w:left="2869" w:hanging="360"/>
+      </w:pPr>
+      <w:rPr>
+        <w:rFonts w:ascii="Wingdings" w:hAnsi="Wingdings" w:hint="default"/>
+      </w:rPr>
+    </w:lvl>
+    <w:lvl w:ilvl="3" w:tplc="04190001" w:tentative="1">
+      <w:start w:val="1"/>
+      <w:numFmt w:val="bullet"/>
+      <w:lvlText w:val=""/>
+      <w:lvlJc w:val="left"/>
+      <w:pPr>
+        <w:ind w:left="3589" w:hanging="360"/>
+      </w:pPr>
+      <w:rPr>
+        <w:rFonts w:ascii="Symbol" w:hAnsi="Symbol" w:hint="default"/>
+      </w:rPr>
+    </w:lvl>
+    <w:lvl w:ilvl="4" w:tplc="04190003" w:tentative="1">
+      <w:start w:val="1"/>
+      <w:numFmt w:val="bullet"/>
+      <w:lvlText w:val="o"/>
+      <w:lvlJc w:val="left"/>
+      <w:pPr>
+        <w:ind w:left="4309" w:hanging="360"/>
+      </w:pPr>
+      <w:rPr>
+        <w:rFonts w:ascii="Courier New" w:hAnsi="Courier New" w:cs="Courier New" w:hint="default"/>
+      </w:rPr>
+    </w:lvl>
+    <w:lvl w:ilvl="5" w:tplc="04190005" w:tentative="1">
+      <w:start w:val="1"/>
+      <w:numFmt w:val="bullet"/>
+      <w:lvlText w:val=""/>
+      <w:lvlJc w:val="left"/>
+      <w:pPr>
+        <w:ind w:left="5029" w:hanging="360"/>
+      </w:pPr>
+      <w:rPr>
+        <w:rFonts w:ascii="Wingdings" w:hAnsi="Wingdings" w:hint="default"/>
+      </w:rPr>
+    </w:lvl>
+    <w:lvl w:ilvl="6" w:tplc="04190001" w:tentative="1">
+      <w:start w:val="1"/>
+      <w:numFmt w:val="bullet"/>
+      <w:lvlText w:val=""/>
+      <w:lvlJc w:val="left"/>
+      <w:pPr>
+        <w:ind w:left="5749" w:hanging="360"/>
+      </w:pPr>
+      <w:rPr>
+        <w:rFonts w:ascii="Symbol" w:hAnsi="Symbol" w:hint="default"/>
+      </w:rPr>
+    </w:lvl>
+    <w:lvl w:ilvl="7" w:tplc="04190003" w:tentative="1">
+      <w:start w:val="1"/>
+      <w:numFmt w:val="bullet"/>
+      <w:lvlText w:val="o"/>
+      <w:lvlJc w:val="left"/>
+      <w:pPr>
+        <w:ind w:left="6469" w:hanging="360"/>
+      </w:pPr>
+      <w:rPr>
+        <w:rFonts w:ascii="Courier New" w:hAnsi="Courier New" w:cs="Courier New" w:hint="default"/>
+      </w:rPr>
+    </w:lvl>
+    <w:lvl w:ilvl="8" w:tplc="04190005" w:tentative="1">
+      <w:start w:val="1"/>
+      <w:numFmt w:val="bullet"/>
+      <w:lvlText w:val=""/>
+      <w:lvlJc w:val="left"/>
+      <w:pPr>
+        <w:ind w:left="7189" w:hanging="360"/>
+      </w:pPr>
+      <w:rPr>
+        <w:rFonts w:ascii="Wingdings" w:hAnsi="Wingdings" w:hint="default"/>
+      </w:rPr>
+    </w:lvl>
+  </w:abstractNum>
+  <w:abstractNum w:abstractNumId="30" w15:restartNumberingAfterBreak="0">
     <w:nsid w:val="785A619A"/>
     <w:multiLevelType w:val="hybridMultilevel"/>
     <w:tmpl w:val="5B0E9A86"/>
@@ -16710,7 +18165,120 @@
       </w:rPr>
     </w:lvl>
   </w:abstractNum>
-  <w:abstractNum w:abstractNumId="28" w15:restartNumberingAfterBreak="0">
+  <w:abstractNum w:abstractNumId="31" w15:restartNumberingAfterBreak="0">
+    <w:nsid w:val="78DC6C2D"/>
+    <w:multiLevelType w:val="hybridMultilevel"/>
+    <w:tmpl w:val="9DC2C1D2"/>
+    <w:lvl w:ilvl="0" w:tplc="6B0044FA">
+      <w:start w:val="1"/>
+      <w:numFmt w:val="bullet"/>
+      <w:lvlText w:val="-"/>
+      <w:lvlJc w:val="left"/>
+      <w:pPr>
+        <w:ind w:left="1429" w:hanging="360"/>
+      </w:pPr>
+      <w:rPr>
+        <w:rFonts w:ascii="Times New Roman" w:hAnsi="Times New Roman" w:cs="Times New Roman" w:hint="default"/>
+      </w:rPr>
+    </w:lvl>
+    <w:lvl w:ilvl="1" w:tplc="04190003" w:tentative="1">
+      <w:start w:val="1"/>
+      <w:numFmt w:val="bullet"/>
+      <w:lvlText w:val="o"/>
+      <w:lvlJc w:val="left"/>
+      <w:pPr>
+        <w:ind w:left="2149" w:hanging="360"/>
+      </w:pPr>
+      <w:rPr>
+        <w:rFonts w:ascii="Courier New" w:hAnsi="Courier New" w:cs="Courier New" w:hint="default"/>
+      </w:rPr>
+    </w:lvl>
+    <w:lvl w:ilvl="2" w:tplc="04190005" w:tentative="1">
+      <w:start w:val="1"/>
+      <w:numFmt w:val="bullet"/>
+      <w:lvlText w:val=""/>
+      <w:lvlJc w:val="left"/>
+      <w:pPr>
+        <w:ind w:left="2869" w:hanging="360"/>
+      </w:pPr>
+      <w:rPr>
+        <w:rFonts w:ascii="Wingdings" w:hAnsi="Wingdings" w:hint="default"/>
+      </w:rPr>
+    </w:lvl>
+    <w:lvl w:ilvl="3" w:tplc="04190001" w:tentative="1">
+      <w:start w:val="1"/>
+      <w:numFmt w:val="bullet"/>
+      <w:lvlText w:val=""/>
+      <w:lvlJc w:val="left"/>
+      <w:pPr>
+        <w:ind w:left="3589" w:hanging="360"/>
+      </w:pPr>
+      <w:rPr>
+        <w:rFonts w:ascii="Symbol" w:hAnsi="Symbol" w:hint="default"/>
+      </w:rPr>
+    </w:lvl>
+    <w:lvl w:ilvl="4" w:tplc="04190003" w:tentative="1">
+      <w:start w:val="1"/>
+      <w:numFmt w:val="bullet"/>
+      <w:lvlText w:val="o"/>
+      <w:lvlJc w:val="left"/>
+      <w:pPr>
+        <w:ind w:left="4309" w:hanging="360"/>
+      </w:pPr>
+      <w:rPr>
+        <w:rFonts w:ascii="Courier New" w:hAnsi="Courier New" w:cs="Courier New" w:hint="default"/>
+      </w:rPr>
+    </w:lvl>
+    <w:lvl w:ilvl="5" w:tplc="04190005" w:tentative="1">
+      <w:start w:val="1"/>
+      <w:numFmt w:val="bullet"/>
+      <w:lvlText w:val=""/>
+      <w:lvlJc w:val="left"/>
+      <w:pPr>
+        <w:ind w:left="5029" w:hanging="360"/>
+      </w:pPr>
+      <w:rPr>
+        <w:rFonts w:ascii="Wingdings" w:hAnsi="Wingdings" w:hint="default"/>
+      </w:rPr>
+    </w:lvl>
+    <w:lvl w:ilvl="6" w:tplc="04190001" w:tentative="1">
+      <w:start w:val="1"/>
+      <w:numFmt w:val="bullet"/>
+      <w:lvlText w:val=""/>
+      <w:lvlJc w:val="left"/>
+      <w:pPr>
+        <w:ind w:left="5749" w:hanging="360"/>
+      </w:pPr>
+      <w:rPr>
+        <w:rFonts w:ascii="Symbol" w:hAnsi="Symbol" w:hint="default"/>
+      </w:rPr>
+    </w:lvl>
+    <w:lvl w:ilvl="7" w:tplc="04190003" w:tentative="1">
+      <w:start w:val="1"/>
+      <w:numFmt w:val="bullet"/>
+      <w:lvlText w:val="o"/>
+      <w:lvlJc w:val="left"/>
+      <w:pPr>
+        <w:ind w:left="6469" w:hanging="360"/>
+      </w:pPr>
+      <w:rPr>
+        <w:rFonts w:ascii="Courier New" w:hAnsi="Courier New" w:cs="Courier New" w:hint="default"/>
+      </w:rPr>
+    </w:lvl>
+    <w:lvl w:ilvl="8" w:tplc="04190005" w:tentative="1">
+      <w:start w:val="1"/>
+      <w:numFmt w:val="bullet"/>
+      <w:lvlText w:val=""/>
+      <w:lvlJc w:val="left"/>
+      <w:pPr>
+        <w:ind w:left="7189" w:hanging="360"/>
+      </w:pPr>
+      <w:rPr>
+        <w:rFonts w:ascii="Wingdings" w:hAnsi="Wingdings" w:hint="default"/>
+      </w:rPr>
+    </w:lvl>
+  </w:abstractNum>
+  <w:abstractNum w:abstractNumId="32" w15:restartNumberingAfterBreak="0">
     <w:nsid w:val="7B460B42"/>
     <w:multiLevelType w:val="hybridMultilevel"/>
     <w:tmpl w:val="18F4AC3A"/>
@@ -16823,7 +18391,7 @@
       </w:rPr>
     </w:lvl>
   </w:abstractNum>
-  <w:abstractNum w:abstractNumId="29" w15:restartNumberingAfterBreak="0">
+  <w:abstractNum w:abstractNumId="33" w15:restartNumberingAfterBreak="0">
     <w:nsid w:val="7F0E22E4"/>
     <w:multiLevelType w:val="hybridMultilevel"/>
     <w:tmpl w:val="8E4C89D8"/>
@@ -16940,28 +18508,28 @@
     <w:abstractNumId w:val="0"/>
   </w:num>
   <w:num w:numId="2">
-    <w:abstractNumId w:val="19"/>
+    <w:abstractNumId w:val="21"/>
   </w:num>
   <w:num w:numId="3">
-    <w:abstractNumId w:val="16"/>
+    <w:abstractNumId w:val="17"/>
   </w:num>
   <w:num w:numId="4">
-    <w:abstractNumId w:val="13"/>
+    <w:abstractNumId w:val="14"/>
   </w:num>
   <w:num w:numId="5">
     <w:abstractNumId w:val="3"/>
   </w:num>
   <w:num w:numId="6">
+    <w:abstractNumId w:val="22"/>
+  </w:num>
+  <w:num w:numId="7">
+    <w:abstractNumId w:val="27"/>
+  </w:num>
+  <w:num w:numId="8">
     <w:abstractNumId w:val="20"/>
   </w:num>
-  <w:num w:numId="7">
-    <w:abstractNumId w:val="25"/>
-  </w:num>
-  <w:num w:numId="8">
-    <w:abstractNumId w:val="18"/>
-  </w:num>
   <w:num w:numId="9">
-    <w:abstractNumId w:val="27"/>
+    <w:abstractNumId w:val="30"/>
   </w:num>
   <w:num w:numId="10">
     <w:abstractNumId w:val="9"/>
@@ -16973,7 +18541,7 @@
     <w:abstractNumId w:val="5"/>
   </w:num>
   <w:num w:numId="13">
-    <w:abstractNumId w:val="21"/>
+    <w:abstractNumId w:val="23"/>
   </w:num>
   <w:num w:numId="14">
     <w:abstractNumId w:val="8"/>
@@ -16982,34 +18550,34 @@
     <w:abstractNumId w:val="1"/>
   </w:num>
   <w:num w:numId="16">
-    <w:abstractNumId w:val="22"/>
+    <w:abstractNumId w:val="24"/>
   </w:num>
   <w:num w:numId="17">
-    <w:abstractNumId w:val="24"/>
+    <w:abstractNumId w:val="26"/>
   </w:num>
   <w:num w:numId="18">
-    <w:abstractNumId w:val="10"/>
+    <w:abstractNumId w:val="11"/>
   </w:num>
   <w:num w:numId="19">
-    <w:abstractNumId w:val="29"/>
+    <w:abstractNumId w:val="33"/>
   </w:num>
   <w:num w:numId="20">
     <w:abstractNumId w:val="4"/>
   </w:num>
   <w:num w:numId="21">
-    <w:abstractNumId w:val="23"/>
+    <w:abstractNumId w:val="25"/>
   </w:num>
   <w:num w:numId="22">
-    <w:abstractNumId w:val="15"/>
+    <w:abstractNumId w:val="16"/>
   </w:num>
   <w:num w:numId="23">
-    <w:abstractNumId w:val="17"/>
+    <w:abstractNumId w:val="18"/>
   </w:num>
   <w:num w:numId="24">
-    <w:abstractNumId w:val="26"/>
+    <w:abstractNumId w:val="28"/>
   </w:num>
   <w:num w:numId="25">
-    <w:abstractNumId w:val="11"/>
+    <w:abstractNumId w:val="12"/>
   </w:num>
   <w:num w:numId="26">
     <w:abstractNumId w:val="7"/>
@@ -17018,7 +18586,7 @@
     <w:abstractNumId w:val="2"/>
   </w:num>
   <w:num w:numId="28">
-    <w:abstractNumId w:val="25"/>
+    <w:abstractNumId w:val="27"/>
     <w:lvlOverride w:ilvl="0">
       <w:lvl w:ilvl="0">
         <w:start w:val="1"/>
@@ -17076,22 +18644,58 @@
     </w:lvlOverride>
   </w:num>
   <w:num w:numId="29">
-    <w:abstractNumId w:val="25"/>
+    <w:abstractNumId w:val="27"/>
   </w:num>
   <w:num w:numId="30">
-    <w:abstractNumId w:val="25"/>
+    <w:abstractNumId w:val="27"/>
   </w:num>
   <w:num w:numId="31">
-    <w:abstractNumId w:val="25"/>
+    <w:abstractNumId w:val="27"/>
   </w:num>
   <w:num w:numId="32">
-    <w:abstractNumId w:val="14"/>
+    <w:abstractNumId w:val="15"/>
   </w:num>
   <w:num w:numId="33">
-    <w:abstractNumId w:val="12"/>
+    <w:abstractNumId w:val="13"/>
   </w:num>
   <w:num w:numId="34">
-    <w:abstractNumId w:val="28"/>
+    <w:abstractNumId w:val="32"/>
+  </w:num>
+  <w:num w:numId="35">
+    <w:abstractNumId w:val="10"/>
+  </w:num>
+  <w:num w:numId="36">
+    <w:abstractNumId w:val="27"/>
+  </w:num>
+  <w:num w:numId="37">
+    <w:abstractNumId w:val="27"/>
+  </w:num>
+  <w:num w:numId="38">
+    <w:abstractNumId w:val="27"/>
+  </w:num>
+  <w:num w:numId="39">
+    <w:abstractNumId w:val="27"/>
+  </w:num>
+  <w:num w:numId="40">
+    <w:abstractNumId w:val="31"/>
+  </w:num>
+  <w:num w:numId="41">
+    <w:abstractNumId w:val="19"/>
+  </w:num>
+  <w:num w:numId="42">
+    <w:abstractNumId w:val="27"/>
+  </w:num>
+  <w:num w:numId="43">
+    <w:abstractNumId w:val="27"/>
+  </w:num>
+  <w:num w:numId="44">
+    <w:abstractNumId w:val="27"/>
+  </w:num>
+  <w:num w:numId="45">
+    <w:abstractNumId w:val="27"/>
+  </w:num>
+  <w:num w:numId="46">
+    <w:abstractNumId w:val="29"/>
   </w:num>
   <w:numIdMacAtCleanup w:val="25"/>
 </w:numbering>
@@ -17492,7 +19096,7 @@
   <w:style w:type="paragraph" w:default="1" w:styleId="a1">
     <w:name w:val="Normal"/>
     <w:qFormat/>
-    <w:rsid w:val="008E0B22"/>
+    <w:rsid w:val="005E5DD4"/>
     <w:rPr>
       <w:rFonts w:ascii="Times New Roman" w:eastAsia="Times New Roman" w:hAnsi="Times New Roman" w:cs="Times New Roman"/>
       <w:lang w:val="ru-RU"/>
@@ -18706,7 +20310,7 @@
 </file>
 
 <file path=customXml/itemProps1.xml><?xml version="1.0" encoding="utf-8"?>
-<ds:datastoreItem xmlns:ds="http://schemas.openxmlformats.org/officeDocument/2006/customXml" ds:itemID="{2328B0D6-D686-436C-9108-1A7C91F257F9}">
+<ds:datastoreItem xmlns:ds="http://schemas.openxmlformats.org/officeDocument/2006/customXml" ds:itemID="{3B5972E2-4382-4465-BB3B-57A46C17ACFD}">
   <ds:schemaRefs>
     <ds:schemaRef ds:uri="http://schemas.openxmlformats.org/officeDocument/2006/bibliography"/>
   </ds:schemaRefs>

--- a/Labs/Отчёты.docx
+++ b/Labs/Отчёты.docx
@@ -13112,7 +13112,7 @@
         <w:pStyle w:val="2"/>
         <w:numPr>
           <w:ilvl w:val="0"/>
-          <w:numId w:val="33"/>
+          <w:numId w:val="27"/>
         </w:numPr>
         <w:ind w:left="0" w:firstLine="992"/>
       </w:pPr>
@@ -13146,7 +13146,7 @@
         <w:pStyle w:val="2"/>
         <w:numPr>
           <w:ilvl w:val="0"/>
-          <w:numId w:val="33"/>
+          <w:numId w:val="27"/>
         </w:numPr>
         <w:ind w:left="0" w:firstLine="992"/>
       </w:pPr>
@@ -13170,7 +13170,7 @@
         <w:pStyle w:val="2"/>
         <w:numPr>
           <w:ilvl w:val="0"/>
-          <w:numId w:val="33"/>
+          <w:numId w:val="27"/>
         </w:numPr>
         <w:ind w:left="0" w:firstLine="992"/>
       </w:pPr>
@@ -13246,7 +13246,7 @@
         <w:pStyle w:val="a8"/>
         <w:numPr>
           <w:ilvl w:val="0"/>
-          <w:numId w:val="34"/>
+          <w:numId w:val="28"/>
         </w:numPr>
         <w:ind w:left="0" w:firstLine="992"/>
         <w:jc w:val="both"/>
@@ -13336,7 +13336,7 @@
         <w:pStyle w:val="a8"/>
         <w:numPr>
           <w:ilvl w:val="0"/>
-          <w:numId w:val="34"/>
+          <w:numId w:val="28"/>
         </w:numPr>
         <w:ind w:left="0" w:firstLine="992"/>
         <w:jc w:val="both"/>
@@ -13412,7 +13412,7 @@
         <w:pStyle w:val="a8"/>
         <w:numPr>
           <w:ilvl w:val="0"/>
-          <w:numId w:val="34"/>
+          <w:numId w:val="28"/>
         </w:numPr>
         <w:ind w:left="0" w:firstLine="992"/>
         <w:jc w:val="both"/>
@@ -13597,7 +13597,7 @@
         <w:pStyle w:val="a8"/>
         <w:numPr>
           <w:ilvl w:val="0"/>
-          <w:numId w:val="35"/>
+          <w:numId w:val="29"/>
         </w:numPr>
         <w:jc w:val="both"/>
         <w:rPr>
@@ -13622,7 +13622,7 @@
         <w:pStyle w:val="2"/>
         <w:numPr>
           <w:ilvl w:val="1"/>
-          <w:numId w:val="35"/>
+          <w:numId w:val="29"/>
         </w:numPr>
         <w:rPr>
           <w:b/>
@@ -13641,7 +13641,7 @@
         <w:pStyle w:val="2"/>
         <w:numPr>
           <w:ilvl w:val="1"/>
-          <w:numId w:val="35"/>
+          <w:numId w:val="29"/>
         </w:numPr>
         <w:rPr>
           <w:b/>
@@ -13660,7 +13660,7 @@
         <w:pStyle w:val="2"/>
         <w:numPr>
           <w:ilvl w:val="1"/>
-          <w:numId w:val="35"/>
+          <w:numId w:val="29"/>
         </w:numPr>
         <w:rPr>
           <w:b/>
@@ -13700,7 +13700,7 @@
         <w:pStyle w:val="a8"/>
         <w:numPr>
           <w:ilvl w:val="0"/>
-          <w:numId w:val="35"/>
+          <w:numId w:val="29"/>
         </w:numPr>
         <w:ind w:right="-62"/>
         <w:jc w:val="both"/>
@@ -13727,7 +13727,7 @@
         <w:pStyle w:val="2"/>
         <w:numPr>
           <w:ilvl w:val="1"/>
-          <w:numId w:val="35"/>
+          <w:numId w:val="29"/>
         </w:numPr>
       </w:pPr>
       <w:r>
@@ -13761,7 +13761,7 @@
         <w:pStyle w:val="2"/>
         <w:numPr>
           <w:ilvl w:val="1"/>
-          <w:numId w:val="35"/>
+          <w:numId w:val="29"/>
         </w:numPr>
       </w:pPr>
       <w:r>
@@ -13795,7 +13795,7 @@
         <w:pStyle w:val="2"/>
         <w:numPr>
           <w:ilvl w:val="1"/>
-          <w:numId w:val="35"/>
+          <w:numId w:val="29"/>
         </w:numPr>
       </w:pPr>
       <w:r>
@@ -13925,7 +13925,7 @@
         <w:pStyle w:val="2"/>
         <w:numPr>
           <w:ilvl w:val="1"/>
-          <w:numId w:val="35"/>
+          <w:numId w:val="29"/>
         </w:numPr>
       </w:pPr>
       <w:r>
@@ -13950,7 +13950,7 @@
         <w:pStyle w:val="2"/>
         <w:numPr>
           <w:ilvl w:val="0"/>
-          <w:numId w:val="40"/>
+          <w:numId w:val="30"/>
         </w:numPr>
         <w:ind w:left="0" w:firstLine="992"/>
       </w:pPr>
@@ -13966,7 +13966,7 @@
         <w:pStyle w:val="2"/>
         <w:numPr>
           <w:ilvl w:val="0"/>
-          <w:numId w:val="40"/>
+          <w:numId w:val="30"/>
         </w:numPr>
         <w:ind w:left="0" w:firstLine="992"/>
       </w:pPr>
@@ -13982,7 +13982,7 @@
         <w:pStyle w:val="2"/>
         <w:numPr>
           <w:ilvl w:val="0"/>
-          <w:numId w:val="40"/>
+          <w:numId w:val="30"/>
         </w:numPr>
         <w:ind w:left="0" w:firstLine="992"/>
       </w:pPr>
@@ -14016,7 +14016,7 @@
         <w:pStyle w:val="a8"/>
         <w:numPr>
           <w:ilvl w:val="0"/>
-          <w:numId w:val="35"/>
+          <w:numId w:val="29"/>
         </w:numPr>
         <w:jc w:val="both"/>
         <w:rPr>
@@ -14097,7 +14097,6 @@
           <w:bCs/>
           <w:sz w:val="32"/>
           <w:szCs w:val="32"/>
-          <w:lang w:val="en-US"/>
         </w:rPr>
       </w:pPr>
       <w:r>
@@ -14125,7 +14124,6 @@
           <w:bCs/>
           <w:sz w:val="32"/>
           <w:szCs w:val="32"/>
-          <w:lang w:val="en-US"/>
         </w:rPr>
         <w:t>2</w:t>
       </w:r>
@@ -14173,7 +14171,7 @@
         <w:pStyle w:val="a8"/>
         <w:numPr>
           <w:ilvl w:val="0"/>
-          <w:numId w:val="41"/>
+          <w:numId w:val="31"/>
         </w:numPr>
         <w:jc w:val="both"/>
         <w:rPr>
@@ -14198,7 +14196,7 @@
         <w:pStyle w:val="2"/>
         <w:numPr>
           <w:ilvl w:val="1"/>
-          <w:numId w:val="41"/>
+          <w:numId w:val="31"/>
         </w:numPr>
         <w:rPr>
           <w:b/>
@@ -14217,7 +14215,7 @@
         <w:pStyle w:val="2"/>
         <w:numPr>
           <w:ilvl w:val="1"/>
-          <w:numId w:val="41"/>
+          <w:numId w:val="31"/>
         </w:numPr>
         <w:rPr>
           <w:b/>
@@ -14236,7 +14234,7 @@
         <w:pStyle w:val="2"/>
         <w:numPr>
           <w:ilvl w:val="1"/>
-          <w:numId w:val="41"/>
+          <w:numId w:val="31"/>
         </w:numPr>
         <w:rPr>
           <w:b/>
@@ -14264,7 +14262,7 @@
         <w:pStyle w:val="2"/>
         <w:numPr>
           <w:ilvl w:val="1"/>
-          <w:numId w:val="41"/>
+          <w:numId w:val="31"/>
         </w:numPr>
         <w:rPr>
           <w:b/>
@@ -14304,7 +14302,7 @@
         <w:pStyle w:val="a8"/>
         <w:numPr>
           <w:ilvl w:val="0"/>
-          <w:numId w:val="41"/>
+          <w:numId w:val="31"/>
         </w:numPr>
         <w:ind w:right="-62"/>
         <w:jc w:val="both"/>
@@ -14331,7 +14329,7 @@
         <w:pStyle w:val="2"/>
         <w:numPr>
           <w:ilvl w:val="1"/>
-          <w:numId w:val="41"/>
+          <w:numId w:val="31"/>
         </w:numPr>
       </w:pPr>
       <w:r>
@@ -14365,7 +14363,7 @@
         <w:pStyle w:val="2"/>
         <w:numPr>
           <w:ilvl w:val="1"/>
-          <w:numId w:val="41"/>
+          <w:numId w:val="31"/>
         </w:numPr>
         <w:rPr>
           <w:lang w:eastAsia="ru-RU"/>
@@ -14385,10 +14383,144 @@
         <w:ind w:firstLine="709"/>
       </w:pPr>
       <w:r>
-        <w:t>Arduino Uno и Nano внешние прерывания доступны только на двух цифровых выводах: пин 2 (преры</w:t>
-      </w:r>
-      <w:r>
-        <w:t>вание 0) и пин 3 (прерывание 1)</w:t>
+        <w:t>Arduino Uno и Nano внешние прерывания доступны только на двух цифровых выводах: пин 2 (прерывание 0) и пин 3 (прерывание 1).</w:t>
+      </w:r>
+    </w:p>
+    <w:p>
+      <w:pPr>
+        <w:pStyle w:val="2"/>
+        <w:numPr>
+          <w:ilvl w:val="0"/>
+          <w:numId w:val="0"/>
+        </w:numPr>
+        <w:rPr>
+          <w:lang w:eastAsia="ru-RU"/>
+        </w:rPr>
+      </w:pPr>
+    </w:p>
+    <w:p>
+      <w:pPr>
+        <w:pStyle w:val="2"/>
+        <w:numPr>
+          <w:ilvl w:val="1"/>
+          <w:numId w:val="31"/>
+        </w:numPr>
+      </w:pPr>
+      <w:r>
+        <w:t>Как подключаются и обрабатываются внешние прерывания в Arduino?</w:t>
+      </w:r>
+    </w:p>
+    <w:p>
+      <w:pPr>
+        <w:pStyle w:val="2"/>
+        <w:numPr>
+          <w:ilvl w:val="0"/>
+          <w:numId w:val="0"/>
+        </w:numPr>
+        <w:ind w:firstLine="709"/>
+      </w:pPr>
+      <w:r>
+        <w:t>Кнопка или другое устройство подключается к одному из пинов прерывания. В коде обработка настраивается функцией attachInterrupt(), которая указывает номер прерывания (или пина), функцию-обработчик (ISR) и режим срабатывания (LOW, CHANGE, RISING, FALLING) . При возникновении события на пине основной цикл loop() приостанавливается, и выполняется указанная функция-обработчик.</w:t>
+      </w:r>
+    </w:p>
+    <w:p>
+      <w:pPr>
+        <w:pStyle w:val="2"/>
+        <w:numPr>
+          <w:ilvl w:val="0"/>
+          <w:numId w:val="0"/>
+        </w:numPr>
+      </w:pPr>
+    </w:p>
+    <w:p>
+      <w:pPr>
+        <w:pStyle w:val="2"/>
+        <w:numPr>
+          <w:ilvl w:val="1"/>
+          <w:numId w:val="31"/>
+        </w:numPr>
+        <w:rPr>
+          <w:lang w:eastAsia="ru-RU"/>
+        </w:rPr>
+      </w:pPr>
+      <w:r>
+        <w:t>Какие условия применяются к коду в обработчиках прерываний?</w:t>
+      </w:r>
+    </w:p>
+    <w:p>
+      <w:pPr>
+        <w:pStyle w:val="2"/>
+        <w:numPr>
+          <w:ilvl w:val="0"/>
+          <w:numId w:val="0"/>
+        </w:numPr>
+        <w:ind w:firstLine="709"/>
+      </w:pPr>
+      <w:r>
+        <w:t>К обработчикам прерываний (ISR) предъявляются строгие требования:</w:t>
+      </w:r>
+    </w:p>
+    <w:p>
+      <w:pPr>
+        <w:pStyle w:val="2"/>
+        <w:numPr>
+          <w:ilvl w:val="0"/>
+          <w:numId w:val="32"/>
+        </w:numPr>
+        <w:ind w:left="0" w:firstLine="992"/>
+      </w:pPr>
+      <w:r>
+        <w:t>о</w:t>
+      </w:r>
+      <w:r>
+        <w:t>ни должны быть очень короткими и быстрыми</w:t>
+      </w:r>
+      <w:r>
+        <w:t>;</w:t>
+      </w:r>
+    </w:p>
+    <w:p>
+      <w:pPr>
+        <w:pStyle w:val="2"/>
+        <w:numPr>
+          <w:ilvl w:val="0"/>
+          <w:numId w:val="32"/>
+        </w:numPr>
+        <w:ind w:left="0" w:firstLine="992"/>
+      </w:pPr>
+      <w:r>
+        <w:t>в</w:t>
+      </w:r>
+      <w:r>
+        <w:t xml:space="preserve"> них не работают функции, которые сами используют прерывания или требуют времени, такие как delay(), millis() (её значение не обновляется), micr</w:t>
+      </w:r>
+      <w:r>
+        <w:t>os(), Serial.read() и т.п</w:t>
+      </w:r>
+      <w:r>
+        <w:t>;</w:t>
+      </w:r>
+    </w:p>
+    <w:p>
+      <w:pPr>
+        <w:pStyle w:val="2"/>
+        <w:numPr>
+          <w:ilvl w:val="0"/>
+          <w:numId w:val="32"/>
+        </w:numPr>
+        <w:ind w:left="0" w:firstLine="992"/>
+        <w:rPr>
+          <w:lang w:eastAsia="ru-RU"/>
+        </w:rPr>
+      </w:pPr>
+      <w:r>
+        <w:t>в</w:t>
+      </w:r>
+      <w:r>
+        <w:t>се переменные, которые изменяются в обработчике и используются в основном коде, должны быть объяв</w:t>
+      </w:r>
+      <w:r>
+        <w:t>лены с ключевым словом volatile</w:t>
       </w:r>
       <w:r>
         <w:t>.</w:t>
@@ -14405,19 +14537,875 @@
           <w:lang w:eastAsia="ru-RU"/>
         </w:rPr>
       </w:pPr>
+      <w:r>
+        <w:rPr>
+          <w:lang w:eastAsia="ru-RU"/>
+        </w:rPr>
+        <w:t xml:space="preserve"> </w:t>
+      </w:r>
+    </w:p>
+    <w:p>
+      <w:pPr>
+        <w:pStyle w:val="a8"/>
+        <w:numPr>
+          <w:ilvl w:val="0"/>
+          <w:numId w:val="31"/>
+        </w:numPr>
+        <w:jc w:val="both"/>
+        <w:rPr>
+          <w:sz w:val="28"/>
+          <w:szCs w:val="28"/>
+          <w:lang w:eastAsia="ru-RU"/>
+        </w:rPr>
+      </w:pPr>
+      <w:r>
+        <w:rPr>
+          <w:b/>
+          <w:bCs/>
+          <w:color w:val="000000"/>
+          <w:sz w:val="28"/>
+          <w:szCs w:val="28"/>
+          <w:lang w:eastAsia="ru-RU"/>
+        </w:rPr>
+        <w:t>Вывод</w:t>
+      </w:r>
+      <w:r>
+        <w:rPr>
+          <w:b/>
+          <w:bCs/>
+          <w:sz w:val="28"/>
+          <w:szCs w:val="28"/>
+          <w:lang w:eastAsia="ru-RU"/>
+        </w:rPr>
+        <w:t>:</w:t>
+      </w:r>
+      <w:r>
+        <w:rPr>
+          <w:sz w:val="28"/>
+          <w:szCs w:val="28"/>
+          <w:lang w:eastAsia="ru-RU"/>
+        </w:rPr>
+        <w:t xml:space="preserve"> в ходе лабораторной работы </w:t>
+      </w:r>
+      <w:r>
+        <w:rPr>
+          <w:sz w:val="28"/>
+          <w:szCs w:val="28"/>
+          <w:lang w:eastAsia="ru-RU"/>
+        </w:rPr>
+        <w:t>научились</w:t>
+      </w:r>
+      <w:r>
+        <w:rPr>
+          <w:sz w:val="28"/>
+          <w:szCs w:val="28"/>
+          <w:lang w:eastAsia="ru-RU"/>
+        </w:rPr>
+        <w:t xml:space="preserve"> создавать скетч</w:t>
+      </w:r>
+      <w:r>
+        <w:rPr>
+          <w:sz w:val="28"/>
+          <w:szCs w:val="28"/>
+          <w:lang w:eastAsia="ru-RU"/>
+        </w:rPr>
+        <w:t>и для микроконтроллеров Arduino,</w:t>
+      </w:r>
+      <w:r>
+        <w:rPr>
+          <w:sz w:val="28"/>
+          <w:szCs w:val="28"/>
+          <w:lang w:eastAsia="ru-RU"/>
+        </w:rPr>
+        <w:t xml:space="preserve"> п</w:t>
+      </w:r>
+      <w:r>
+        <w:rPr>
+          <w:sz w:val="28"/>
+          <w:szCs w:val="28"/>
+          <w:lang w:eastAsia="ru-RU"/>
+        </w:rPr>
+        <w:t>олучили</w:t>
+      </w:r>
+      <w:r>
+        <w:rPr>
+          <w:sz w:val="28"/>
+          <w:szCs w:val="28"/>
+          <w:lang w:eastAsia="ru-RU"/>
+        </w:rPr>
+        <w:t xml:space="preserve"> навыки работы с плато</w:t>
+      </w:r>
+      <w:r>
+        <w:rPr>
+          <w:sz w:val="28"/>
+          <w:szCs w:val="28"/>
+          <w:lang w:eastAsia="ru-RU"/>
+        </w:rPr>
+        <w:t>й Arduino Uno и макетной платой,</w:t>
+      </w:r>
+      <w:r>
+        <w:rPr>
+          <w:sz w:val="28"/>
+          <w:szCs w:val="28"/>
+          <w:lang w:eastAsia="ru-RU"/>
+        </w:rPr>
+        <w:t xml:space="preserve"> н</w:t>
+      </w:r>
+      <w:r>
+        <w:rPr>
+          <w:sz w:val="28"/>
+          <w:szCs w:val="28"/>
+          <w:lang w:eastAsia="ru-RU"/>
+        </w:rPr>
+        <w:t>авыки работы с кнопками Arduino и</w:t>
+      </w:r>
+      <w:r>
+        <w:rPr>
+          <w:sz w:val="28"/>
+          <w:szCs w:val="28"/>
+          <w:lang w:eastAsia="ru-RU"/>
+        </w:rPr>
+        <w:t xml:space="preserve"> навыки работы с прерываниями Arduino.</w:t>
+      </w:r>
+    </w:p>
+    <w:p>
+      <w:pPr>
+        <w:rPr>
+          <w:sz w:val="28"/>
+          <w:szCs w:val="28"/>
+          <w:lang w:eastAsia="ru-RU"/>
+        </w:rPr>
+      </w:pPr>
+      <w:r>
+        <w:rPr>
+          <w:sz w:val="28"/>
+          <w:szCs w:val="28"/>
+          <w:lang w:eastAsia="ru-RU"/>
+        </w:rPr>
+        <w:br w:type="page"/>
+      </w:r>
+    </w:p>
+    <w:p>
+      <w:pPr>
+        <w:pStyle w:val="a8"/>
+        <w:jc w:val="center"/>
+        <w:rPr>
+          <w:b/>
+          <w:bCs/>
+          <w:sz w:val="32"/>
+          <w:szCs w:val="32"/>
+        </w:rPr>
+      </w:pPr>
+      <w:r>
+        <w:rPr>
+          <w:b/>
+          <w:bCs/>
+          <w:sz w:val="32"/>
+          <w:szCs w:val="32"/>
+        </w:rPr>
+        <w:lastRenderedPageBreak/>
+        <w:t>Лабораторная работа №</w:t>
+      </w:r>
+      <w:r>
+        <w:rPr>
+          <w:b/>
+          <w:bCs/>
+          <w:sz w:val="32"/>
+          <w:szCs w:val="32"/>
+        </w:rPr>
+        <w:t>1</w:t>
+      </w:r>
+      <w:r>
+        <w:rPr>
+          <w:b/>
+          <w:bCs/>
+          <w:sz w:val="32"/>
+          <w:szCs w:val="32"/>
+        </w:rPr>
+        <w:t>3</w:t>
+      </w:r>
+    </w:p>
+    <w:p>
+      <w:pPr>
+        <w:jc w:val="center"/>
+        <w:rPr>
+          <w:b/>
+          <w:bCs/>
+          <w:sz w:val="32"/>
+          <w:szCs w:val="32"/>
+        </w:rPr>
+      </w:pPr>
+      <w:r>
+        <w:rPr>
+          <w:b/>
+          <w:bCs/>
+          <w:sz w:val="32"/>
+          <w:szCs w:val="32"/>
+        </w:rPr>
+        <w:t>«</w:t>
+      </w:r>
+      <w:r>
+        <w:rPr>
+          <w:b/>
+          <w:bCs/>
+          <w:sz w:val="32"/>
+          <w:szCs w:val="32"/>
+        </w:rPr>
+        <w:t>Разработка схем с использованием дисплея</w:t>
+      </w:r>
+      <w:r>
+        <w:rPr>
+          <w:b/>
+          <w:bCs/>
+          <w:sz w:val="32"/>
+          <w:szCs w:val="32"/>
+        </w:rPr>
+        <w:t>»</w:t>
+      </w:r>
+    </w:p>
+    <w:p>
+      <w:pPr>
+        <w:pStyle w:val="a8"/>
+        <w:numPr>
+          <w:ilvl w:val="0"/>
+          <w:numId w:val="33"/>
+        </w:numPr>
+        <w:jc w:val="both"/>
+        <w:rPr>
+          <w:b/>
+          <w:bCs/>
+          <w:sz w:val="28"/>
+          <w:szCs w:val="28"/>
+        </w:rPr>
+      </w:pPr>
+      <w:r>
+        <w:rPr>
+          <w:b/>
+          <w:bCs/>
+          <w:sz w:val="28"/>
+          <w:szCs w:val="28"/>
+        </w:rPr>
+        <w:t>Цель работы:</w:t>
+      </w:r>
+    </w:p>
+    <w:p>
+      <w:pPr>
+        <w:pStyle w:val="2"/>
+        <w:numPr>
+          <w:ilvl w:val="1"/>
+          <w:numId w:val="33"/>
+        </w:numPr>
+        <w:rPr>
+          <w:b/>
+          <w:bCs w:val="0"/>
+        </w:rPr>
+      </w:pPr>
+      <w:r>
+        <w:t>Научиться создавать скетчи</w:t>
+      </w:r>
+      <w:r>
+        <w:t xml:space="preserve"> для микроконтроллеров Arduino;</w:t>
+      </w:r>
+    </w:p>
+    <w:p>
+      <w:pPr>
+        <w:pStyle w:val="2"/>
+        <w:numPr>
+          <w:ilvl w:val="1"/>
+          <w:numId w:val="33"/>
+        </w:numPr>
+        <w:rPr>
+          <w:b/>
+          <w:bCs w:val="0"/>
+        </w:rPr>
+      </w:pPr>
+      <w:r>
+        <w:t>Получить навыки работы с платой Arduino Uno и макетной платой</w:t>
+      </w:r>
+      <w:r>
+        <w:t>;</w:t>
+      </w:r>
+    </w:p>
+    <w:p>
+      <w:pPr>
+        <w:pStyle w:val="2"/>
+        <w:numPr>
+          <w:ilvl w:val="1"/>
+          <w:numId w:val="33"/>
+        </w:numPr>
+        <w:rPr>
+          <w:b/>
+          <w:bCs w:val="0"/>
+        </w:rPr>
+      </w:pPr>
+      <w:r>
+        <w:t xml:space="preserve">Получить навыки работы с </w:t>
+      </w:r>
+      <w:r>
+        <w:t xml:space="preserve">дисплеями </w:t>
+      </w:r>
+      <w:r>
+        <w:rPr>
+          <w:lang w:val="en-US"/>
+        </w:rPr>
+        <w:t>Arduino</w:t>
+      </w:r>
+      <w:r>
+        <w:t>.</w:t>
+      </w:r>
+    </w:p>
+    <w:p>
+      <w:pPr>
+        <w:pStyle w:val="a8"/>
+        <w:jc w:val="both"/>
+        <w:rPr>
+          <w:color w:val="000000"/>
+          <w:sz w:val="28"/>
+          <w:szCs w:val="28"/>
+          <w:lang w:eastAsia="ru-RU"/>
+        </w:rPr>
+      </w:pPr>
+    </w:p>
+    <w:p>
+      <w:pPr>
+        <w:pStyle w:val="a8"/>
+        <w:numPr>
+          <w:ilvl w:val="0"/>
+          <w:numId w:val="33"/>
+        </w:numPr>
+        <w:ind w:right="-62"/>
+        <w:jc w:val="both"/>
+        <w:rPr>
+          <w:sz w:val="28"/>
+          <w:szCs w:val="28"/>
+          <w:lang w:eastAsia="ru-RU"/>
+        </w:rPr>
+      </w:pPr>
+      <w:r>
+        <w:rPr>
+          <w:b/>
+          <w:bCs/>
+          <w:color w:val="000000"/>
+          <w:sz w:val="28"/>
+          <w:szCs w:val="28"/>
+          <w:lang w:eastAsia="ru-RU"/>
+        </w:rPr>
+        <w:t>Контрольные вопросы:</w:t>
+      </w:r>
+    </w:p>
+    <w:p>
+      <w:pPr>
+        <w:pStyle w:val="2"/>
+        <w:numPr>
+          <w:ilvl w:val="1"/>
+          <w:numId w:val="33"/>
+        </w:numPr>
+      </w:pPr>
+      <w:r>
+        <w:t>Как выполняется подключение дисплея через I2C к Arduino?</w:t>
+      </w:r>
+    </w:p>
+    <w:p>
+      <w:pPr>
+        <w:pStyle w:val="2"/>
+        <w:numPr>
+          <w:ilvl w:val="0"/>
+          <w:numId w:val="0"/>
+        </w:numPr>
+        <w:ind w:left="709"/>
+      </w:pPr>
+      <w:r>
+        <w:t xml:space="preserve">Подключение любого I2C-дисплея </w:t>
+      </w:r>
+      <w:r>
+        <w:t>выполняется по четырем проводам</w:t>
+      </w:r>
+      <w:r>
+        <w:t>:</w:t>
+      </w:r>
+    </w:p>
+    <w:p>
+      <w:pPr>
+        <w:pStyle w:val="2"/>
+        <w:numPr>
+          <w:ilvl w:val="0"/>
+          <w:numId w:val="32"/>
+        </w:numPr>
+        <w:ind w:left="0" w:firstLine="992"/>
+      </w:pPr>
+      <w:r>
+        <w:t xml:space="preserve">GND </w:t>
+      </w:r>
+      <w:r>
+        <w:rPr>
+          <w:lang w:val="en-US"/>
+        </w:rPr>
+        <w:sym w:font="Wingdings" w:char="F0E0"/>
+      </w:r>
+      <w:r>
+        <w:t xml:space="preserve"> GND (Arduino)</w:t>
+      </w:r>
+      <w:r>
+        <w:rPr>
+          <w:lang w:val="en-US"/>
+        </w:rPr>
+        <w:t>;</w:t>
+      </w:r>
+    </w:p>
+    <w:p>
+      <w:pPr>
+        <w:pStyle w:val="2"/>
+        <w:numPr>
+          <w:ilvl w:val="0"/>
+          <w:numId w:val="32"/>
+        </w:numPr>
+        <w:ind w:left="0" w:firstLine="992"/>
+      </w:pPr>
+      <w:r>
+        <w:t xml:space="preserve">VCC </w:t>
+      </w:r>
+      <w:r>
+        <w:rPr>
+          <w:lang w:val="en-US"/>
+        </w:rPr>
+        <w:sym w:font="Wingdings" w:char="F0E0"/>
+      </w:r>
+      <w:r>
+        <w:t xml:space="preserve"> 5V (или 3.3V, в</w:t>
+      </w:r>
+      <w:r>
+        <w:t xml:space="preserve"> зависимости от модели дисплея)</w:t>
+      </w:r>
+      <w:r>
+        <w:t>;</w:t>
+      </w:r>
+    </w:p>
+    <w:p>
+      <w:pPr>
+        <w:pStyle w:val="2"/>
+        <w:numPr>
+          <w:ilvl w:val="0"/>
+          <w:numId w:val="32"/>
+        </w:numPr>
+        <w:ind w:left="0" w:firstLine="992"/>
+        <w:rPr>
+          <w:lang w:val="en-US"/>
+        </w:rPr>
+      </w:pPr>
+      <w:r>
+        <w:rPr>
+          <w:lang w:val="en-US"/>
+        </w:rPr>
+        <w:t xml:space="preserve">SDA </w:t>
+      </w:r>
+      <w:r>
+        <w:rPr>
+          <w:lang w:val="en-US"/>
+        </w:rPr>
+        <w:sym w:font="Wingdings" w:char="F0E0"/>
+      </w:r>
+      <w:r>
+        <w:rPr>
+          <w:lang w:val="en-US"/>
+        </w:rPr>
+        <w:t xml:space="preserve"> A4 (</w:t>
+      </w:r>
+      <w:r>
+        <w:t>для</w:t>
+      </w:r>
+      <w:r>
+        <w:rPr>
+          <w:lang w:val="en-US"/>
+        </w:rPr>
+        <w:t xml:space="preserve"> Arduino Uno/Nano);</w:t>
+      </w:r>
+    </w:p>
+    <w:p>
+      <w:pPr>
+        <w:pStyle w:val="2"/>
+        <w:numPr>
+          <w:ilvl w:val="0"/>
+          <w:numId w:val="32"/>
+        </w:numPr>
+        <w:ind w:left="0" w:firstLine="992"/>
+        <w:rPr>
+          <w:lang w:val="en-US"/>
+        </w:rPr>
+      </w:pPr>
+      <w:r>
+        <w:rPr>
+          <w:lang w:val="en-US"/>
+        </w:rPr>
+        <w:t xml:space="preserve">SCL </w:t>
+      </w:r>
+      <w:r>
+        <w:rPr>
+          <w:lang w:val="en-US"/>
+        </w:rPr>
+        <w:sym w:font="Wingdings" w:char="F0E0"/>
+      </w:r>
+      <w:r>
+        <w:rPr>
+          <w:lang w:val="en-US"/>
+        </w:rPr>
+        <w:t xml:space="preserve"> A5 (</w:t>
+      </w:r>
+      <w:r>
+        <w:t>для</w:t>
+      </w:r>
+      <w:r>
+        <w:rPr>
+          <w:lang w:val="en-US"/>
+        </w:rPr>
+        <w:t xml:space="preserve"> Arduino Uno/Nano).</w:t>
+      </w:r>
+    </w:p>
+    <w:p>
+      <w:pPr>
+        <w:pStyle w:val="a8"/>
+        <w:jc w:val="both"/>
+        <w:rPr>
+          <w:lang w:val="en-US"/>
+        </w:rPr>
+      </w:pPr>
+    </w:p>
+    <w:p>
+      <w:pPr>
+        <w:pStyle w:val="2"/>
+        <w:numPr>
+          <w:ilvl w:val="1"/>
+          <w:numId w:val="33"/>
+        </w:numPr>
+      </w:pPr>
+      <w:r>
+        <w:t>Какие библиотеки можно использовать для работы с дисплеем?</w:t>
+      </w:r>
+    </w:p>
+    <w:p>
+      <w:pPr>
+        <w:pStyle w:val="2"/>
+        <w:numPr>
+          <w:ilvl w:val="0"/>
+          <w:numId w:val="0"/>
+        </w:numPr>
+        <w:ind w:left="709"/>
+      </w:pPr>
+      <w:r>
+        <w:t>Выбор библиотеки зависит от типа дисплея:</w:t>
+      </w:r>
+    </w:p>
+    <w:p>
+      <w:pPr>
+        <w:pStyle w:val="2"/>
+        <w:numPr>
+          <w:ilvl w:val="0"/>
+          <w:numId w:val="32"/>
+        </w:numPr>
+        <w:ind w:left="0" w:firstLine="992"/>
+        <w:rPr>
+          <w:lang w:val="en-US"/>
+        </w:rPr>
+      </w:pPr>
+      <w:r>
+        <w:rPr>
+          <w:lang w:val="en-US"/>
+        </w:rPr>
+        <w:t>д</w:t>
+      </w:r>
+      <w:r>
+        <w:rPr>
+          <w:lang w:val="en-US"/>
+        </w:rPr>
+        <w:t>ля</w:t>
+      </w:r>
+      <w:r>
+        <w:rPr>
+          <w:lang w:val="en-US"/>
+        </w:rPr>
+        <w:t xml:space="preserve"> LCD (</w:t>
+      </w:r>
+      <w:r>
+        <w:rPr>
+          <w:lang w:val="en-US"/>
+        </w:rPr>
+        <w:t>символьных</w:t>
+      </w:r>
+      <w:r>
+        <w:rPr>
+          <w:lang w:val="en-US"/>
+        </w:rPr>
+        <w:t>)</w:t>
+      </w:r>
+      <w:r>
+        <w:rPr>
+          <w:lang w:val="en-US"/>
+        </w:rPr>
+        <w:t xml:space="preserve"> LiquidCrystal_I2C by Frank de Brabander</w:t>
+      </w:r>
+      <w:r>
+        <w:rPr>
+          <w:lang w:val="en-US"/>
+        </w:rPr>
+        <w:t>;</w:t>
+      </w:r>
+    </w:p>
+    <w:p>
+      <w:pPr>
+        <w:pStyle w:val="2"/>
+        <w:numPr>
+          <w:ilvl w:val="0"/>
+          <w:numId w:val="32"/>
+        </w:numPr>
+        <w:ind w:left="0" w:firstLine="992"/>
+        <w:rPr>
+          <w:lang w:val="en-US"/>
+        </w:rPr>
+      </w:pPr>
+      <w:r>
+        <w:rPr>
+          <w:lang w:val="en-US"/>
+        </w:rPr>
+        <w:t>д</w:t>
+      </w:r>
+      <w:r>
+        <w:rPr>
+          <w:lang w:val="en-US"/>
+        </w:rPr>
+        <w:t>ля поддержки русского языка можно испол</w:t>
+      </w:r>
+      <w:r>
+        <w:rPr>
+          <w:lang w:val="en-US"/>
+        </w:rPr>
+        <w:t>ьзовать библиотеку LCD_1602_RUS.</w:t>
+      </w:r>
+    </w:p>
+    <w:p>
+      <w:pPr>
+        <w:pStyle w:val="2"/>
+        <w:numPr>
+          <w:ilvl w:val="0"/>
+          <w:numId w:val="0"/>
+        </w:numPr>
+        <w:ind w:firstLine="709"/>
+      </w:pPr>
+      <w:r>
+        <w:t>Для OLED (графических): Самые популярн</w:t>
+      </w:r>
+      <w:r>
+        <w:t>ые –</w:t>
+      </w:r>
+      <w:r>
+        <w:t xml:space="preserve"> U8g2, Adafruit_SSD1306</w:t>
+      </w:r>
+      <w:r>
+        <w:t xml:space="preserve"> и </w:t>
+      </w:r>
+      <w:r>
+        <w:t>легкая GyverOLED</w:t>
+      </w:r>
+      <w:r>
+        <w:t xml:space="preserve"> (с поддержкой русского языка).</w:t>
+      </w:r>
+    </w:p>
+    <w:p>
+      <w:pPr>
+        <w:pStyle w:val="a8"/>
+        <w:jc w:val="both"/>
+      </w:pPr>
+    </w:p>
+    <w:p>
+      <w:pPr>
+        <w:pStyle w:val="2"/>
+        <w:numPr>
+          <w:ilvl w:val="1"/>
+          <w:numId w:val="33"/>
+        </w:numPr>
+      </w:pPr>
+      <w:r>
+        <w:t>Как подключается дисплей LCD 16x2?</w:t>
+      </w:r>
+    </w:p>
+    <w:p>
+      <w:pPr>
+        <w:pStyle w:val="2"/>
+        <w:numPr>
+          <w:ilvl w:val="0"/>
+          <w:numId w:val="0"/>
+        </w:numPr>
+        <w:ind w:left="709"/>
+      </w:pPr>
+      <w:r>
+        <w:t xml:space="preserve">LCD 16x2 с I2C модулем </w:t>
+      </w:r>
+      <w:r>
+        <w:t>подключается стандартно для I2C</w:t>
+      </w:r>
+      <w:r>
+        <w:t>:</w:t>
+      </w:r>
+    </w:p>
+    <w:p>
+      <w:pPr>
+        <w:pStyle w:val="2"/>
+        <w:numPr>
+          <w:ilvl w:val="0"/>
+          <w:numId w:val="32"/>
+        </w:numPr>
+        <w:ind w:left="0" w:firstLine="992"/>
+      </w:pPr>
+      <w:r>
+        <w:t>п</w:t>
+      </w:r>
+      <w:r>
+        <w:t>итание: 5V</w:t>
+      </w:r>
+      <w:r>
+        <w:rPr>
+          <w:lang w:val="en-US"/>
+        </w:rPr>
+        <w:t>;</w:t>
+      </w:r>
+    </w:p>
+    <w:p>
+      <w:pPr>
+        <w:pStyle w:val="2"/>
+        <w:numPr>
+          <w:ilvl w:val="0"/>
+          <w:numId w:val="32"/>
+        </w:numPr>
+        <w:ind w:left="0" w:firstLine="992"/>
+        <w:rPr>
+          <w:lang w:val="en-US"/>
+        </w:rPr>
+      </w:pPr>
+      <w:r>
+        <w:t>с</w:t>
+      </w:r>
+      <w:r>
+        <w:t>игнал</w:t>
+      </w:r>
+      <w:r>
+        <w:rPr>
+          <w:lang w:val="en-US"/>
+        </w:rPr>
+        <w:t xml:space="preserve">: SDA </w:t>
+      </w:r>
+      <w:r>
+        <w:rPr>
+          <w:lang w:val="en-US"/>
+        </w:rPr>
+        <w:sym w:font="Wingdings" w:char="F0E0"/>
+      </w:r>
+      <w:r>
+        <w:rPr>
+          <w:lang w:val="en-US"/>
+        </w:rPr>
+        <w:t xml:space="preserve"> A4, SCL </w:t>
+      </w:r>
+      <w:r>
+        <w:rPr>
+          <w:lang w:val="en-US"/>
+        </w:rPr>
+        <w:sym w:font="Wingdings" w:char="F0E0"/>
+      </w:r>
+      <w:r>
+        <w:rPr>
+          <w:lang w:val="en-US"/>
+        </w:rPr>
+        <w:t xml:space="preserve"> A5</w:t>
+      </w:r>
+      <w:r>
+        <w:rPr>
+          <w:lang w:val="en-US"/>
+        </w:rPr>
+        <w:t>;</w:t>
+      </w:r>
+    </w:p>
+    <w:p>
+      <w:pPr>
+        <w:pStyle w:val="2"/>
+        <w:numPr>
+          <w:ilvl w:val="0"/>
+          <w:numId w:val="32"/>
+        </w:numPr>
+        <w:ind w:left="0" w:firstLine="992"/>
+      </w:pPr>
+      <w:r>
+        <w:t>а</w:t>
+      </w:r>
+      <w:r>
+        <w:t>дрес на шине по умолч</w:t>
+      </w:r>
+      <w:r>
+        <w:t>анию часто бывает 0x27 или 0x3F</w:t>
+      </w:r>
+      <w:r>
+        <w:t>.</w:t>
+      </w:r>
+    </w:p>
+    <w:p>
+      <w:pPr>
+        <w:pStyle w:val="2"/>
+        <w:numPr>
+          <w:ilvl w:val="0"/>
+          <w:numId w:val="0"/>
+        </w:numPr>
+        <w:ind w:left="567"/>
+      </w:pPr>
+      <w:r>
+        <w:t>В коде используется библиотека Liq</w:t>
+      </w:r>
+      <w:r>
+        <w:t>uidCrystal_I2C и инициализация:</w:t>
+      </w:r>
+    </w:p>
+    <w:p>
+      <w:pPr>
+        <w:pStyle w:val="2"/>
+        <w:numPr>
+          <w:ilvl w:val="0"/>
+          <w:numId w:val="0"/>
+        </w:numPr>
+        <w:ind w:left="567"/>
+      </w:pPr>
+      <w:r>
+        <w:t>Liqu</w:t>
+      </w:r>
+      <w:r>
+        <w:t>idCrystal_I2C lcd(0x27, 16, 2)</w:t>
+      </w:r>
+      <w:r>
+        <w:rPr>
+          <w:lang w:val="en-US"/>
+        </w:rPr>
+        <w:t>;</w:t>
+      </w:r>
+      <w:r>
+        <w:t>.</w:t>
+      </w:r>
+    </w:p>
+    <w:p>
+      <w:pPr>
+        <w:pStyle w:val="a8"/>
+        <w:jc w:val="both"/>
+      </w:pPr>
+    </w:p>
+    <w:p>
+      <w:pPr>
+        <w:pStyle w:val="2"/>
+        <w:numPr>
+          <w:ilvl w:val="1"/>
+          <w:numId w:val="33"/>
+        </w:numPr>
+      </w:pPr>
+      <w:r>
+        <w:t>Как подключается дисплей OLED 128</w:t>
+      </w:r>
       <w:bookmarkStart w:id="2" w:name="_GoBack"/>
       <w:bookmarkEnd w:id="2"/>
-    </w:p>
-    <w:p>
-      <w:pPr>
-        <w:pStyle w:val="2"/>
-        <w:numPr>
-          <w:ilvl w:val="1"/>
-          <w:numId w:val="41"/>
-        </w:numPr>
-      </w:pPr>
-      <w:r>
-        <w:t>Как подключаются и обрабатываются внешние прерывания в Arduino?</w:t>
+      <w:r>
+        <w:t>x64?</w:t>
       </w:r>
     </w:p>
     <w:p>
@@ -14427,10 +15415,131 @@
           <w:ilvl w:val="0"/>
           <w:numId w:val="0"/>
         </w:numPr>
+        <w:ind w:left="709"/>
+      </w:pPr>
+      <w:r>
+        <w:t>OLED 128x64 (на чипе S</w:t>
+      </w:r>
+      <w:r>
+        <w:t>SD1306) подключается аналогично</w:t>
+      </w:r>
+      <w:r>
+        <w:t>:</w:t>
+      </w:r>
+    </w:p>
+    <w:p>
+      <w:pPr>
+        <w:pStyle w:val="2"/>
+        <w:numPr>
+          <w:ilvl w:val="0"/>
+          <w:numId w:val="32"/>
+        </w:numPr>
+        <w:ind w:left="0" w:firstLine="992"/>
+      </w:pPr>
+      <w:r>
+        <w:t>п</w:t>
+      </w:r>
+      <w:r>
+        <w:t>итание: 3.3V или 5V (</w:t>
+      </w:r>
+      <w:r>
+        <w:t>зависит от модуля, обычно 3.3В)</w:t>
+      </w:r>
+      <w:r>
+        <w:t>;</w:t>
+      </w:r>
+    </w:p>
+    <w:p>
+      <w:pPr>
+        <w:pStyle w:val="2"/>
+        <w:numPr>
+          <w:ilvl w:val="0"/>
+          <w:numId w:val="32"/>
+        </w:numPr>
+        <w:ind w:left="0" w:firstLine="992"/>
+        <w:rPr>
+          <w:lang w:val="en-US"/>
+        </w:rPr>
+      </w:pPr>
+      <w:r>
+        <w:t>с</w:t>
+      </w:r>
+      <w:r>
+        <w:t>игнал</w:t>
+      </w:r>
+      <w:r>
+        <w:rPr>
+          <w:lang w:val="en-US"/>
+        </w:rPr>
+        <w:t xml:space="preserve">: SDA </w:t>
+      </w:r>
+      <w:r>
+        <w:rPr>
+          <w:lang w:val="en-US"/>
+        </w:rPr>
+        <w:sym w:font="Wingdings" w:char="F0E0"/>
+      </w:r>
+      <w:r>
+        <w:rPr>
+          <w:lang w:val="en-US"/>
+        </w:rPr>
+        <w:t xml:space="preserve"> A4, SCL </w:t>
+      </w:r>
+      <w:r>
+        <w:rPr>
+          <w:lang w:val="en-US"/>
+        </w:rPr>
+        <w:sym w:font="Wingdings" w:char="F0E0"/>
+      </w:r>
+      <w:r>
+        <w:rPr>
+          <w:lang w:val="en-US"/>
+        </w:rPr>
+        <w:t xml:space="preserve"> A5</w:t>
+      </w:r>
+      <w:r>
+        <w:rPr>
+          <w:lang w:val="en-US"/>
+        </w:rPr>
+        <w:t>;</w:t>
+      </w:r>
+    </w:p>
+    <w:p>
+      <w:pPr>
+        <w:pStyle w:val="2"/>
+        <w:numPr>
+          <w:ilvl w:val="0"/>
+          <w:numId w:val="32"/>
+        </w:numPr>
+        <w:ind w:left="0" w:firstLine="992"/>
+      </w:pPr>
+      <w:r>
+        <w:t>а</w:t>
+      </w:r>
+      <w:r>
+        <w:t>др</w:t>
+      </w:r>
+      <w:r>
+        <w:t>ес по умолчанию чаще всего 0x3C</w:t>
+      </w:r>
+      <w:r>
+        <w:t>.</w:t>
+      </w:r>
+    </w:p>
+    <w:p>
+      <w:pPr>
+        <w:pStyle w:val="2"/>
+        <w:numPr>
+          <w:ilvl w:val="0"/>
+          <w:numId w:val="0"/>
+        </w:numPr>
         <w:ind w:firstLine="709"/>
       </w:pPr>
       <w:r>
-        <w:t>Кнопка или другое устройство подключается к одному из пинов прерывания. В коде обработка настраивается функцией attachInterrupt(), которая указывает номер прерывания (или пина), функцию-обработчик (ISR) и режим срабатывания (LOW, CHANGE, RISING, FALLING) . При возникновении события на пине основной цикл loop() приостанавливается, и выполняется указанная функция-обработчик.</w:t>
+        <w:t>В коде, например с библиотекой Adafruit_SSD13</w:t>
+      </w:r>
+      <w:r>
+        <w:t>06, инициализация выглядит так:</w:t>
       </w:r>
     </w:p>
     <w:p>
@@ -14440,21 +15549,22 @@
           <w:ilvl w:val="0"/>
           <w:numId w:val="0"/>
         </w:numPr>
-      </w:pPr>
-    </w:p>
-    <w:p>
-      <w:pPr>
-        <w:pStyle w:val="2"/>
-        <w:numPr>
-          <w:ilvl w:val="1"/>
-          <w:numId w:val="41"/>
-        </w:numPr>
-        <w:rPr>
-          <w:lang w:eastAsia="ru-RU"/>
-        </w:rPr>
-      </w:pPr>
-      <w:r>
-        <w:t>Какие условия применяются к коду в обработчиках прерываний?</w:t>
+        <w:ind w:firstLine="709"/>
+        <w:rPr>
+          <w:lang w:val="en-US"/>
+        </w:rPr>
+      </w:pPr>
+      <w:r>
+        <w:rPr>
+          <w:lang w:val="en-US"/>
+        </w:rPr>
+        <w:t>Adafru</w:t>
+      </w:r>
+      <w:r>
+        <w:rPr>
+          <w:lang w:val="en-US"/>
+        </w:rPr>
+        <w:t>it_SSD1306 display(OLED_RESET);</w:t>
       </w:r>
     </w:p>
     <w:p>
@@ -14465,94 +15575,34 @@
           <w:numId w:val="0"/>
         </w:numPr>
         <w:ind w:firstLine="709"/>
-      </w:pPr>
-      <w:r>
-        <w:t>К обработчикам прерываний (ISR) предъявляются строгие требования:</w:t>
-      </w:r>
-    </w:p>
-    <w:p>
-      <w:pPr>
-        <w:pStyle w:val="2"/>
-        <w:numPr>
-          <w:ilvl w:val="0"/>
-          <w:numId w:val="46"/>
-        </w:numPr>
-        <w:ind w:left="0" w:firstLine="992"/>
-      </w:pPr>
-      <w:r>
-        <w:t>о</w:t>
-      </w:r>
-      <w:r>
-        <w:t xml:space="preserve">ни должны </w:t>
-      </w:r>
-      <w:r>
-        <w:t>быть очень короткими и быстрыми</w:t>
-      </w:r>
-      <w:r>
-        <w:t>;</w:t>
-      </w:r>
-    </w:p>
-    <w:p>
-      <w:pPr>
-        <w:pStyle w:val="2"/>
-        <w:numPr>
-          <w:ilvl w:val="0"/>
-          <w:numId w:val="46"/>
-        </w:numPr>
-        <w:ind w:left="0" w:firstLine="992"/>
-      </w:pPr>
-      <w:r>
-        <w:t>в</w:t>
-      </w:r>
-      <w:r>
-        <w:t xml:space="preserve"> них не работают функции, которые сами используют прерывания или требуют времени, такие как delay(), millis() (её значение не обновляется), micr</w:t>
-      </w:r>
-      <w:r>
-        <w:t>os(), Serial.read() и т.п</w:t>
-      </w:r>
-      <w:r>
-        <w:t>;</w:t>
-      </w:r>
-    </w:p>
-    <w:p>
-      <w:pPr>
-        <w:pStyle w:val="2"/>
-        <w:numPr>
-          <w:ilvl w:val="0"/>
-          <w:numId w:val="46"/>
-        </w:numPr>
-        <w:ind w:left="0" w:firstLine="992"/>
-        <w:rPr>
-          <w:lang w:eastAsia="ru-RU"/>
-        </w:rPr>
-      </w:pPr>
-      <w:r>
-        <w:t>в</w:t>
-      </w:r>
-      <w:r>
-        <w:t>се переменные, которые изменяются в обработчике и используются в основном коде, должны быть объяв</w:t>
-      </w:r>
-      <w:r>
-        <w:t>лены с ключевым словом volatile</w:t>
-      </w:r>
-      <w:r>
-        <w:t>.</w:t>
-      </w:r>
-    </w:p>
-    <w:p>
-      <w:pPr>
-        <w:pStyle w:val="2"/>
-        <w:numPr>
-          <w:ilvl w:val="0"/>
-          <w:numId w:val="0"/>
-        </w:numPr>
-        <w:rPr>
-          <w:lang w:eastAsia="ru-RU"/>
-        </w:rPr>
-      </w:pPr>
-      <w:r>
-        <w:rPr>
-          <w:lang w:eastAsia="ru-RU"/>
+        <w:rPr>
+          <w:lang w:val="en-US"/>
+        </w:rPr>
+      </w:pPr>
+      <w:r>
+        <w:rPr>
+          <w:lang w:val="en-US"/>
+        </w:rPr>
+        <w:t>display.begin(SSD130</w:t>
+      </w:r>
+      <w:r>
+        <w:rPr>
+          <w:lang w:val="en-US"/>
+        </w:rPr>
+        <w:t>6_SWITCHCAPVCC, 0x3C);.</w:t>
+      </w:r>
+    </w:p>
+    <w:p>
+      <w:pPr>
+        <w:pStyle w:val="a8"/>
+        <w:jc w:val="both"/>
+        <w:rPr>
+          <w:lang w:val="en-US" w:eastAsia="ru-RU"/>
+        </w:rPr>
+      </w:pPr>
+      <w:r>
+        <w:rPr>
+          <w:lang w:val="en-US" w:eastAsia="ru-RU"/>
         </w:rPr>
         <w:t xml:space="preserve"> </w:t>
       </w:r>
@@ -14562,7 +15612,7 @@
         <w:pStyle w:val="a8"/>
         <w:numPr>
           <w:ilvl w:val="0"/>
-          <w:numId w:val="41"/>
+          <w:numId w:val="33"/>
         </w:numPr>
         <w:jc w:val="both"/>
         <w:rPr>
@@ -14614,31 +15664,23 @@
           <w:szCs w:val="28"/>
           <w:lang w:eastAsia="ru-RU"/>
         </w:rPr>
-        <w:t xml:space="preserve"> создавать скетч</w:t>
-      </w:r>
-      <w:r>
-        <w:rPr>
-          <w:sz w:val="28"/>
-          <w:szCs w:val="28"/>
-          <w:lang w:eastAsia="ru-RU"/>
-        </w:rPr>
-        <w:t>и для микроконтроллеров Arduino,</w:t>
-      </w:r>
-      <w:r>
-        <w:rPr>
-          <w:sz w:val="28"/>
-          <w:szCs w:val="28"/>
-          <w:lang w:eastAsia="ru-RU"/>
-        </w:rPr>
-        <w:t xml:space="preserve"> п</w:t>
-      </w:r>
-      <w:r>
-        <w:rPr>
-          <w:sz w:val="28"/>
-          <w:szCs w:val="28"/>
-          <w:lang w:eastAsia="ru-RU"/>
-        </w:rPr>
-        <w:t>олучили</w:t>
+        <w:t xml:space="preserve"> </w:t>
+      </w:r>
+      <w:r>
+        <w:rPr>
+          <w:sz w:val="28"/>
+          <w:szCs w:val="28"/>
+          <w:lang w:eastAsia="ru-RU"/>
+        </w:rPr>
+        <w:t>создавать скетч</w:t>
+      </w:r>
+      <w:r>
+        <w:rPr>
+          <w:sz w:val="28"/>
+          <w:szCs w:val="28"/>
+          <w:lang w:eastAsia="ru-RU"/>
+        </w:rPr>
+        <w:t>и для микроконтроллеров Arduino, получили</w:t>
       </w:r>
       <w:r>
         <w:rPr>
@@ -14654,31 +15696,15 @@
           <w:szCs w:val="28"/>
           <w:lang w:eastAsia="ru-RU"/>
         </w:rPr>
-        <w:t>й Arduino Uno и макетной платой,</w:t>
-      </w:r>
-      <w:r>
-        <w:rPr>
-          <w:sz w:val="28"/>
-          <w:szCs w:val="28"/>
-          <w:lang w:eastAsia="ru-RU"/>
-        </w:rPr>
-        <w:t xml:space="preserve"> н</w:t>
-      </w:r>
-      <w:r>
-        <w:rPr>
-          <w:sz w:val="28"/>
-          <w:szCs w:val="28"/>
-          <w:lang w:eastAsia="ru-RU"/>
-        </w:rPr>
-        <w:t>авыки работы с кнопками Arduino и</w:t>
-      </w:r>
-      <w:r>
-        <w:rPr>
-          <w:sz w:val="28"/>
-          <w:szCs w:val="28"/>
-          <w:lang w:eastAsia="ru-RU"/>
-        </w:rPr>
-        <w:t xml:space="preserve"> навыки работы с прерываниями Arduino.</w:t>
+        <w:t>й Arduino Uno, макетной платой и</w:t>
+      </w:r>
+      <w:r>
+        <w:rPr>
+          <w:sz w:val="28"/>
+          <w:szCs w:val="28"/>
+          <w:lang w:eastAsia="ru-RU"/>
+        </w:rPr>
+        <w:t xml:space="preserve"> дисплеями Arduino.</w:t>
       </w:r>
     </w:p>
     <w:sectPr>
@@ -14867,92 +15893,6 @@
     </w:lvl>
   </w:abstractNum>
   <w:abstractNum w:abstractNumId="2" w15:restartNumberingAfterBreak="0">
-    <w:nsid w:val="075C112D"/>
-    <w:multiLevelType w:val="hybridMultilevel"/>
-    <w:tmpl w:val="DFF2DF9E"/>
-    <w:lvl w:ilvl="0" w:tplc="0419000F">
-      <w:start w:val="1"/>
-      <w:numFmt w:val="decimal"/>
-      <w:lvlText w:val="%1."/>
-      <w:lvlJc w:val="left"/>
-      <w:pPr>
-        <w:ind w:left="720" w:hanging="360"/>
-      </w:pPr>
-    </w:lvl>
-    <w:lvl w:ilvl="1" w:tplc="04190019" w:tentative="1">
-      <w:start w:val="1"/>
-      <w:numFmt w:val="lowerLetter"/>
-      <w:lvlText w:val="%2."/>
-      <w:lvlJc w:val="left"/>
-      <w:pPr>
-        <w:ind w:left="1440" w:hanging="360"/>
-      </w:pPr>
-    </w:lvl>
-    <w:lvl w:ilvl="2" w:tplc="0419001B" w:tentative="1">
-      <w:start w:val="1"/>
-      <w:numFmt w:val="lowerRoman"/>
-      <w:lvlText w:val="%3."/>
-      <w:lvlJc w:val="right"/>
-      <w:pPr>
-        <w:ind w:left="2160" w:hanging="180"/>
-      </w:pPr>
-    </w:lvl>
-    <w:lvl w:ilvl="3" w:tplc="0419000F" w:tentative="1">
-      <w:start w:val="1"/>
-      <w:numFmt w:val="decimal"/>
-      <w:lvlText w:val="%4."/>
-      <w:lvlJc w:val="left"/>
-      <w:pPr>
-        <w:ind w:left="2880" w:hanging="360"/>
-      </w:pPr>
-    </w:lvl>
-    <w:lvl w:ilvl="4" w:tplc="04190019" w:tentative="1">
-      <w:start w:val="1"/>
-      <w:numFmt w:val="lowerLetter"/>
-      <w:lvlText w:val="%5."/>
-      <w:lvlJc w:val="left"/>
-      <w:pPr>
-        <w:ind w:left="3600" w:hanging="360"/>
-      </w:pPr>
-    </w:lvl>
-    <w:lvl w:ilvl="5" w:tplc="0419001B" w:tentative="1">
-      <w:start w:val="1"/>
-      <w:numFmt w:val="lowerRoman"/>
-      <w:lvlText w:val="%6."/>
-      <w:lvlJc w:val="right"/>
-      <w:pPr>
-        <w:ind w:left="4320" w:hanging="180"/>
-      </w:pPr>
-    </w:lvl>
-    <w:lvl w:ilvl="6" w:tplc="0419000F" w:tentative="1">
-      <w:start w:val="1"/>
-      <w:numFmt w:val="decimal"/>
-      <w:lvlText w:val="%7."/>
-      <w:lvlJc w:val="left"/>
-      <w:pPr>
-        <w:ind w:left="5040" w:hanging="360"/>
-      </w:pPr>
-    </w:lvl>
-    <w:lvl w:ilvl="7" w:tplc="04190019" w:tentative="1">
-      <w:start w:val="1"/>
-      <w:numFmt w:val="lowerLetter"/>
-      <w:lvlText w:val="%8."/>
-      <w:lvlJc w:val="left"/>
-      <w:pPr>
-        <w:ind w:left="5760" w:hanging="360"/>
-      </w:pPr>
-    </w:lvl>
-    <w:lvl w:ilvl="8" w:tplc="0419001B" w:tentative="1">
-      <w:start w:val="1"/>
-      <w:numFmt w:val="lowerRoman"/>
-      <w:lvlText w:val="%9."/>
-      <w:lvlJc w:val="right"/>
-      <w:pPr>
-        <w:ind w:left="6480" w:hanging="180"/>
-      </w:pPr>
-    </w:lvl>
-  </w:abstractNum>
-  <w:abstractNum w:abstractNumId="3" w15:restartNumberingAfterBreak="0">
     <w:nsid w:val="0E0633F8"/>
     <w:multiLevelType w:val="hybridMultilevel"/>
     <w:tmpl w:val="DD384FF8"/>
@@ -15065,7 +16005,7 @@
       </w:rPr>
     </w:lvl>
   </w:abstractNum>
-  <w:abstractNum w:abstractNumId="4" w15:restartNumberingAfterBreak="0">
+  <w:abstractNum w:abstractNumId="3" w15:restartNumberingAfterBreak="0">
     <w:nsid w:val="12725E15"/>
     <w:multiLevelType w:val="multilevel"/>
     <w:tmpl w:val="46C668D6"/>
@@ -15184,7 +16124,7 @@
       </w:rPr>
     </w:lvl>
   </w:abstractNum>
-  <w:abstractNum w:abstractNumId="5" w15:restartNumberingAfterBreak="0">
+  <w:abstractNum w:abstractNumId="4" w15:restartNumberingAfterBreak="0">
     <w:nsid w:val="166B474E"/>
     <w:multiLevelType w:val="multilevel"/>
     <w:tmpl w:val="391EC45C"/>
@@ -15301,7 +16241,7 @@
       </w:rPr>
     </w:lvl>
   </w:abstractNum>
-  <w:abstractNum w:abstractNumId="6" w15:restartNumberingAfterBreak="0">
+  <w:abstractNum w:abstractNumId="5" w15:restartNumberingAfterBreak="0">
     <w:nsid w:val="17B419EE"/>
     <w:multiLevelType w:val="multilevel"/>
     <w:tmpl w:val="391EC45C"/>
@@ -15418,7 +16358,7 @@
       </w:rPr>
     </w:lvl>
   </w:abstractNum>
-  <w:abstractNum w:abstractNumId="7" w15:restartNumberingAfterBreak="0">
+  <w:abstractNum w:abstractNumId="6" w15:restartNumberingAfterBreak="0">
     <w:nsid w:val="1E641C0A"/>
     <w:multiLevelType w:val="multilevel"/>
     <w:tmpl w:val="46C668D6"/>
@@ -15537,7 +16477,7 @@
       </w:rPr>
     </w:lvl>
   </w:abstractNum>
-  <w:abstractNum w:abstractNumId="8" w15:restartNumberingAfterBreak="0">
+  <w:abstractNum w:abstractNumId="7" w15:restartNumberingAfterBreak="0">
     <w:nsid w:val="2A257629"/>
     <w:multiLevelType w:val="multilevel"/>
     <w:tmpl w:val="391EC45C"/>
@@ -15654,7 +16594,7 @@
       </w:rPr>
     </w:lvl>
   </w:abstractNum>
-  <w:abstractNum w:abstractNumId="9" w15:restartNumberingAfterBreak="0">
+  <w:abstractNum w:abstractNumId="8" w15:restartNumberingAfterBreak="0">
     <w:nsid w:val="2E426723"/>
     <w:multiLevelType w:val="hybridMultilevel"/>
     <w:tmpl w:val="0A20CC2A"/>
@@ -15767,7 +16707,7 @@
       </w:rPr>
     </w:lvl>
   </w:abstractNum>
-  <w:abstractNum w:abstractNumId="10" w15:restartNumberingAfterBreak="0">
+  <w:abstractNum w:abstractNumId="9" w15:restartNumberingAfterBreak="0">
     <w:nsid w:val="2F1321F3"/>
     <w:multiLevelType w:val="multilevel"/>
     <w:tmpl w:val="46C668D6"/>
@@ -15886,7 +16826,7 @@
       </w:rPr>
     </w:lvl>
   </w:abstractNum>
-  <w:abstractNum w:abstractNumId="11" w15:restartNumberingAfterBreak="0">
+  <w:abstractNum w:abstractNumId="10" w15:restartNumberingAfterBreak="0">
     <w:nsid w:val="32146D39"/>
     <w:multiLevelType w:val="hybridMultilevel"/>
     <w:tmpl w:val="F3942462"/>
@@ -15999,7 +16939,7 @@
       </w:rPr>
     </w:lvl>
   </w:abstractNum>
-  <w:abstractNum w:abstractNumId="12" w15:restartNumberingAfterBreak="0">
+  <w:abstractNum w:abstractNumId="11" w15:restartNumberingAfterBreak="0">
     <w:nsid w:val="371E3211"/>
     <w:multiLevelType w:val="hybridMultilevel"/>
     <w:tmpl w:val="DFF2DF9E"/>
@@ -16085,7 +17025,7 @@
       </w:pPr>
     </w:lvl>
   </w:abstractNum>
-  <w:abstractNum w:abstractNumId="13" w15:restartNumberingAfterBreak="0">
+  <w:abstractNum w:abstractNumId="12" w15:restartNumberingAfterBreak="0">
     <w:nsid w:val="41755C99"/>
     <w:multiLevelType w:val="hybridMultilevel"/>
     <w:tmpl w:val="67B61518"/>
@@ -16198,7 +17138,7 @@
       </w:rPr>
     </w:lvl>
   </w:abstractNum>
-  <w:abstractNum w:abstractNumId="14" w15:restartNumberingAfterBreak="0">
+  <w:abstractNum w:abstractNumId="13" w15:restartNumberingAfterBreak="0">
     <w:nsid w:val="41BD3F6E"/>
     <w:multiLevelType w:val="hybridMultilevel"/>
     <w:tmpl w:val="1AF21878"/>
@@ -16311,120 +17251,7 @@
       </w:rPr>
     </w:lvl>
   </w:abstractNum>
-  <w:abstractNum w:abstractNumId="15" w15:restartNumberingAfterBreak="0">
-    <w:nsid w:val="47BB228C"/>
-    <w:multiLevelType w:val="hybridMultilevel"/>
-    <w:tmpl w:val="2346B89C"/>
-    <w:lvl w:ilvl="0" w:tplc="04190001">
-      <w:start w:val="1"/>
-      <w:numFmt w:val="bullet"/>
-      <w:lvlText w:val=""/>
-      <w:lvlJc w:val="left"/>
-      <w:pPr>
-        <w:ind w:left="1429" w:hanging="360"/>
-      </w:pPr>
-      <w:rPr>
-        <w:rFonts w:ascii="Symbol" w:hAnsi="Symbol" w:hint="default"/>
-      </w:rPr>
-    </w:lvl>
-    <w:lvl w:ilvl="1" w:tplc="04190003" w:tentative="1">
-      <w:start w:val="1"/>
-      <w:numFmt w:val="bullet"/>
-      <w:lvlText w:val="o"/>
-      <w:lvlJc w:val="left"/>
-      <w:pPr>
-        <w:ind w:left="2149" w:hanging="360"/>
-      </w:pPr>
-      <w:rPr>
-        <w:rFonts w:ascii="Courier New" w:hAnsi="Courier New" w:cs="Courier New" w:hint="default"/>
-      </w:rPr>
-    </w:lvl>
-    <w:lvl w:ilvl="2" w:tplc="04190005" w:tentative="1">
-      <w:start w:val="1"/>
-      <w:numFmt w:val="bullet"/>
-      <w:lvlText w:val=""/>
-      <w:lvlJc w:val="left"/>
-      <w:pPr>
-        <w:ind w:left="2869" w:hanging="360"/>
-      </w:pPr>
-      <w:rPr>
-        <w:rFonts w:ascii="Wingdings" w:hAnsi="Wingdings" w:hint="default"/>
-      </w:rPr>
-    </w:lvl>
-    <w:lvl w:ilvl="3" w:tplc="04190001" w:tentative="1">
-      <w:start w:val="1"/>
-      <w:numFmt w:val="bullet"/>
-      <w:lvlText w:val=""/>
-      <w:lvlJc w:val="left"/>
-      <w:pPr>
-        <w:ind w:left="3589" w:hanging="360"/>
-      </w:pPr>
-      <w:rPr>
-        <w:rFonts w:ascii="Symbol" w:hAnsi="Symbol" w:hint="default"/>
-      </w:rPr>
-    </w:lvl>
-    <w:lvl w:ilvl="4" w:tplc="04190003" w:tentative="1">
-      <w:start w:val="1"/>
-      <w:numFmt w:val="bullet"/>
-      <w:lvlText w:val="o"/>
-      <w:lvlJc w:val="left"/>
-      <w:pPr>
-        <w:ind w:left="4309" w:hanging="360"/>
-      </w:pPr>
-      <w:rPr>
-        <w:rFonts w:ascii="Courier New" w:hAnsi="Courier New" w:cs="Courier New" w:hint="default"/>
-      </w:rPr>
-    </w:lvl>
-    <w:lvl w:ilvl="5" w:tplc="04190005" w:tentative="1">
-      <w:start w:val="1"/>
-      <w:numFmt w:val="bullet"/>
-      <w:lvlText w:val=""/>
-      <w:lvlJc w:val="left"/>
-      <w:pPr>
-        <w:ind w:left="5029" w:hanging="360"/>
-      </w:pPr>
-      <w:rPr>
-        <w:rFonts w:ascii="Wingdings" w:hAnsi="Wingdings" w:hint="default"/>
-      </w:rPr>
-    </w:lvl>
-    <w:lvl w:ilvl="6" w:tplc="04190001" w:tentative="1">
-      <w:start w:val="1"/>
-      <w:numFmt w:val="bullet"/>
-      <w:lvlText w:val=""/>
-      <w:lvlJc w:val="left"/>
-      <w:pPr>
-        <w:ind w:left="5749" w:hanging="360"/>
-      </w:pPr>
-      <w:rPr>
-        <w:rFonts w:ascii="Symbol" w:hAnsi="Symbol" w:hint="default"/>
-      </w:rPr>
-    </w:lvl>
-    <w:lvl w:ilvl="7" w:tplc="04190003" w:tentative="1">
-      <w:start w:val="1"/>
-      <w:numFmt w:val="bullet"/>
-      <w:lvlText w:val="o"/>
-      <w:lvlJc w:val="left"/>
-      <w:pPr>
-        <w:ind w:left="6469" w:hanging="360"/>
-      </w:pPr>
-      <w:rPr>
-        <w:rFonts w:ascii="Courier New" w:hAnsi="Courier New" w:cs="Courier New" w:hint="default"/>
-      </w:rPr>
-    </w:lvl>
-    <w:lvl w:ilvl="8" w:tplc="04190005" w:tentative="1">
-      <w:start w:val="1"/>
-      <w:numFmt w:val="bullet"/>
-      <w:lvlText w:val=""/>
-      <w:lvlJc w:val="left"/>
-      <w:pPr>
-        <w:ind w:left="7189" w:hanging="360"/>
-      </w:pPr>
-      <w:rPr>
-        <w:rFonts w:ascii="Wingdings" w:hAnsi="Wingdings" w:hint="default"/>
-      </w:rPr>
-    </w:lvl>
-  </w:abstractNum>
-  <w:abstractNum w:abstractNumId="16" w15:restartNumberingAfterBreak="0">
+  <w:abstractNum w:abstractNumId="14" w15:restartNumberingAfterBreak="0">
     <w:nsid w:val="4CE24A31"/>
     <w:multiLevelType w:val="multilevel"/>
     <w:tmpl w:val="391EC45C"/>
@@ -16541,7 +17368,7 @@
       </w:rPr>
     </w:lvl>
   </w:abstractNum>
-  <w:abstractNum w:abstractNumId="17" w15:restartNumberingAfterBreak="0">
+  <w:abstractNum w:abstractNumId="15" w15:restartNumberingAfterBreak="0">
     <w:nsid w:val="4EA13189"/>
     <w:multiLevelType w:val="multilevel"/>
     <w:tmpl w:val="52CCB896"/>
@@ -16656,7 +17483,7 @@
       </w:rPr>
     </w:lvl>
   </w:abstractNum>
-  <w:abstractNum w:abstractNumId="18" w15:restartNumberingAfterBreak="0">
+  <w:abstractNum w:abstractNumId="16" w15:restartNumberingAfterBreak="0">
     <w:nsid w:val="4F1C2FFE"/>
     <w:multiLevelType w:val="multilevel"/>
     <w:tmpl w:val="391EC45C"/>
@@ -16773,7 +17600,7 @@
       </w:rPr>
     </w:lvl>
   </w:abstractNum>
-  <w:abstractNum w:abstractNumId="19" w15:restartNumberingAfterBreak="0">
+  <w:abstractNum w:abstractNumId="17" w15:restartNumberingAfterBreak="0">
     <w:nsid w:val="4FC62C57"/>
     <w:multiLevelType w:val="multilevel"/>
     <w:tmpl w:val="46C668D6"/>
@@ -16892,7 +17719,7 @@
       </w:rPr>
     </w:lvl>
   </w:abstractNum>
-  <w:abstractNum w:abstractNumId="20" w15:restartNumberingAfterBreak="0">
+  <w:abstractNum w:abstractNumId="18" w15:restartNumberingAfterBreak="0">
     <w:nsid w:val="510A3725"/>
     <w:multiLevelType w:val="multilevel"/>
     <w:tmpl w:val="391EC45C"/>
@@ -17009,7 +17836,7 @@
       </w:rPr>
     </w:lvl>
   </w:abstractNum>
-  <w:abstractNum w:abstractNumId="21" w15:restartNumberingAfterBreak="0">
+  <w:abstractNum w:abstractNumId="19" w15:restartNumberingAfterBreak="0">
     <w:nsid w:val="552B1EAF"/>
     <w:multiLevelType w:val="multilevel"/>
     <w:tmpl w:val="46C668D6"/>
@@ -17126,7 +17953,7 @@
       </w:rPr>
     </w:lvl>
   </w:abstractNum>
-  <w:abstractNum w:abstractNumId="22" w15:restartNumberingAfterBreak="0">
+  <w:abstractNum w:abstractNumId="20" w15:restartNumberingAfterBreak="0">
     <w:nsid w:val="5EA94513"/>
     <w:multiLevelType w:val="hybridMultilevel"/>
     <w:tmpl w:val="70E80114"/>
@@ -17239,7 +18066,7 @@
       </w:rPr>
     </w:lvl>
   </w:abstractNum>
-  <w:abstractNum w:abstractNumId="23" w15:restartNumberingAfterBreak="0">
+  <w:abstractNum w:abstractNumId="21" w15:restartNumberingAfterBreak="0">
     <w:nsid w:val="60BE241E"/>
     <w:multiLevelType w:val="hybridMultilevel"/>
     <w:tmpl w:val="A872A9C6"/>
@@ -17352,7 +18179,7 @@
       </w:rPr>
     </w:lvl>
   </w:abstractNum>
-  <w:abstractNum w:abstractNumId="24" w15:restartNumberingAfterBreak="0">
+  <w:abstractNum w:abstractNumId="22" w15:restartNumberingAfterBreak="0">
     <w:nsid w:val="618D25E9"/>
     <w:multiLevelType w:val="hybridMultilevel"/>
     <w:tmpl w:val="382E97C8"/>
@@ -17465,7 +18292,126 @@
       </w:rPr>
     </w:lvl>
   </w:abstractNum>
-  <w:abstractNum w:abstractNumId="25" w15:restartNumberingAfterBreak="0">
+  <w:abstractNum w:abstractNumId="23" w15:restartNumberingAfterBreak="0">
+    <w:nsid w:val="61FC53C0"/>
+    <w:multiLevelType w:val="multilevel"/>
+    <w:tmpl w:val="46C668D6"/>
+    <w:lvl w:ilvl="0">
+      <w:start w:val="1"/>
+      <w:numFmt w:val="decimal"/>
+      <w:lvlText w:val="%1"/>
+      <w:lvlJc w:val="left"/>
+      <w:pPr>
+        <w:ind w:left="0" w:firstLine="0"/>
+      </w:pPr>
+      <w:rPr>
+        <w:rFonts w:hint="default"/>
+        <w:b/>
+        <w:i w:val="0"/>
+      </w:rPr>
+    </w:lvl>
+    <w:lvl w:ilvl="1">
+      <w:start w:val="1"/>
+      <w:numFmt w:val="decimal"/>
+      <w:lvlText w:val="%1.%2"/>
+      <w:lvlJc w:val="left"/>
+      <w:pPr>
+        <w:ind w:left="0" w:firstLine="709"/>
+      </w:pPr>
+      <w:rPr>
+        <w:rFonts w:hint="default"/>
+        <w:b w:val="0"/>
+        <w:bCs/>
+      </w:rPr>
+    </w:lvl>
+    <w:lvl w:ilvl="2">
+      <w:start w:val="1"/>
+      <w:numFmt w:val="decimal"/>
+      <w:lvlText w:val="%1.%2.%3"/>
+      <w:lvlJc w:val="left"/>
+      <w:pPr>
+        <w:ind w:left="0" w:firstLine="1418"/>
+      </w:pPr>
+      <w:rPr>
+        <w:rFonts w:hint="default"/>
+        <w:b w:val="0"/>
+        <w:bCs w:val="0"/>
+      </w:rPr>
+    </w:lvl>
+    <w:lvl w:ilvl="3">
+      <w:start w:val="1"/>
+      <w:numFmt w:val="decimal"/>
+      <w:lvlText w:val="%1.%2.%3.%4"/>
+      <w:lvlJc w:val="left"/>
+      <w:pPr>
+        <w:ind w:left="2127" w:firstLine="0"/>
+      </w:pPr>
+      <w:rPr>
+        <w:rFonts w:hint="default"/>
+      </w:rPr>
+    </w:lvl>
+    <w:lvl w:ilvl="4">
+      <w:start w:val="1"/>
+      <w:numFmt w:val="decimal"/>
+      <w:lvlText w:val="%1.%2.%3.%4.%5"/>
+      <w:lvlJc w:val="left"/>
+      <w:pPr>
+        <w:ind w:left="2836" w:firstLine="0"/>
+      </w:pPr>
+      <w:rPr>
+        <w:rFonts w:hint="default"/>
+      </w:rPr>
+    </w:lvl>
+    <w:lvl w:ilvl="5">
+      <w:start w:val="1"/>
+      <w:numFmt w:val="decimal"/>
+      <w:lvlText w:val="%1.%2.%3.%4.%5.%6"/>
+      <w:lvlJc w:val="left"/>
+      <w:pPr>
+        <w:ind w:left="3545" w:firstLine="0"/>
+      </w:pPr>
+      <w:rPr>
+        <w:rFonts w:hint="default"/>
+      </w:rPr>
+    </w:lvl>
+    <w:lvl w:ilvl="6">
+      <w:start w:val="1"/>
+      <w:numFmt w:val="decimal"/>
+      <w:lvlText w:val="%1.%2.%3.%4.%5.%6.%7"/>
+      <w:lvlJc w:val="left"/>
+      <w:pPr>
+        <w:ind w:left="4254" w:firstLine="0"/>
+      </w:pPr>
+      <w:rPr>
+        <w:rFonts w:hint="default"/>
+      </w:rPr>
+    </w:lvl>
+    <w:lvl w:ilvl="7">
+      <w:start w:val="1"/>
+      <w:numFmt w:val="decimal"/>
+      <w:lvlText w:val="%1.%2.%3.%4.%5.%6.%7.%8"/>
+      <w:lvlJc w:val="left"/>
+      <w:pPr>
+        <w:ind w:left="4963" w:firstLine="0"/>
+      </w:pPr>
+      <w:rPr>
+        <w:rFonts w:hint="default"/>
+      </w:rPr>
+    </w:lvl>
+    <w:lvl w:ilvl="8">
+      <w:start w:val="1"/>
+      <w:numFmt w:val="decimal"/>
+      <w:lvlText w:val="%1.%2.%3.%4.%5.%6.%7.%8.%9"/>
+      <w:lvlJc w:val="left"/>
+      <w:pPr>
+        <w:ind w:left="5672" w:firstLine="0"/>
+      </w:pPr>
+      <w:rPr>
+        <w:rFonts w:hint="default"/>
+      </w:rPr>
+    </w:lvl>
+  </w:abstractNum>
+  <w:abstractNum w:abstractNumId="24" w15:restartNumberingAfterBreak="0">
     <w:nsid w:val="624E0503"/>
     <w:multiLevelType w:val="hybridMultilevel"/>
     <w:tmpl w:val="F77E65FE"/>
@@ -17578,7 +18524,7 @@
       </w:rPr>
     </w:lvl>
   </w:abstractNum>
-  <w:abstractNum w:abstractNumId="26" w15:restartNumberingAfterBreak="0">
+  <w:abstractNum w:abstractNumId="25" w15:restartNumberingAfterBreak="0">
     <w:nsid w:val="6266226E"/>
     <w:multiLevelType w:val="hybridMultilevel"/>
     <w:tmpl w:val="3D8ECED4"/>
@@ -17691,7 +18637,7 @@
       </w:rPr>
     </w:lvl>
   </w:abstractNum>
-  <w:abstractNum w:abstractNumId="27" w15:restartNumberingAfterBreak="0">
+  <w:abstractNum w:abstractNumId="26" w15:restartNumberingAfterBreak="0">
     <w:nsid w:val="635D41CF"/>
     <w:multiLevelType w:val="multilevel"/>
     <w:tmpl w:val="A7DC3C5C"/>
@@ -17826,7 +18772,7 @@
       </w:rPr>
     </w:lvl>
   </w:abstractNum>
-  <w:abstractNum w:abstractNumId="28" w15:restartNumberingAfterBreak="0">
+  <w:abstractNum w:abstractNumId="27" w15:restartNumberingAfterBreak="0">
     <w:nsid w:val="63D22B98"/>
     <w:multiLevelType w:val="hybridMultilevel"/>
     <w:tmpl w:val="628E689A"/>
@@ -17939,7 +18885,7 @@
       </w:rPr>
     </w:lvl>
   </w:abstractNum>
-  <w:abstractNum w:abstractNumId="29" w15:restartNumberingAfterBreak="0">
+  <w:abstractNum w:abstractNumId="28" w15:restartNumberingAfterBreak="0">
     <w:nsid w:val="6EC5583E"/>
     <w:multiLevelType w:val="hybridMultilevel"/>
     <w:tmpl w:val="137CEDEE"/>
@@ -18052,7 +18998,7 @@
       </w:rPr>
     </w:lvl>
   </w:abstractNum>
-  <w:abstractNum w:abstractNumId="30" w15:restartNumberingAfterBreak="0">
+  <w:abstractNum w:abstractNumId="29" w15:restartNumberingAfterBreak="0">
     <w:nsid w:val="785A619A"/>
     <w:multiLevelType w:val="hybridMultilevel"/>
     <w:tmpl w:val="5B0E9A86"/>
@@ -18165,7 +19111,7 @@
       </w:rPr>
     </w:lvl>
   </w:abstractNum>
-  <w:abstractNum w:abstractNumId="31" w15:restartNumberingAfterBreak="0">
+  <w:abstractNum w:abstractNumId="30" w15:restartNumberingAfterBreak="0">
     <w:nsid w:val="78DC6C2D"/>
     <w:multiLevelType w:val="hybridMultilevel"/>
     <w:tmpl w:val="9DC2C1D2"/>
@@ -18278,7 +19224,7 @@
       </w:rPr>
     </w:lvl>
   </w:abstractNum>
-  <w:abstractNum w:abstractNumId="32" w15:restartNumberingAfterBreak="0">
+  <w:abstractNum w:abstractNumId="31" w15:restartNumberingAfterBreak="0">
     <w:nsid w:val="7B460B42"/>
     <w:multiLevelType w:val="hybridMultilevel"/>
     <w:tmpl w:val="18F4AC3A"/>
@@ -18391,7 +19337,7 @@
       </w:rPr>
     </w:lvl>
   </w:abstractNum>
-  <w:abstractNum w:abstractNumId="33" w15:restartNumberingAfterBreak="0">
+  <w:abstractNum w:abstractNumId="32" w15:restartNumberingAfterBreak="0">
     <w:nsid w:val="7F0E22E4"/>
     <w:multiLevelType w:val="hybridMultilevel"/>
     <w:tmpl w:val="8E4C89D8"/>
@@ -18508,196 +19454,102 @@
     <w:abstractNumId w:val="0"/>
   </w:num>
   <w:num w:numId="2">
+    <w:abstractNumId w:val="19"/>
+  </w:num>
+  <w:num w:numId="3">
+    <w:abstractNumId w:val="15"/>
+  </w:num>
+  <w:num w:numId="4">
+    <w:abstractNumId w:val="13"/>
+  </w:num>
+  <w:num w:numId="5">
+    <w:abstractNumId w:val="2"/>
+  </w:num>
+  <w:num w:numId="6">
+    <w:abstractNumId w:val="20"/>
+  </w:num>
+  <w:num w:numId="7">
+    <w:abstractNumId w:val="26"/>
+  </w:num>
+  <w:num w:numId="8">
+    <w:abstractNumId w:val="18"/>
+  </w:num>
+  <w:num w:numId="9">
+    <w:abstractNumId w:val="29"/>
+  </w:num>
+  <w:num w:numId="10">
+    <w:abstractNumId w:val="8"/>
+  </w:num>
+  <w:num w:numId="11">
+    <w:abstractNumId w:val="5"/>
+  </w:num>
+  <w:num w:numId="12">
+    <w:abstractNumId w:val="4"/>
+  </w:num>
+  <w:num w:numId="13">
     <w:abstractNumId w:val="21"/>
   </w:num>
-  <w:num w:numId="3">
-    <w:abstractNumId w:val="17"/>
-  </w:num>
-  <w:num w:numId="4">
-    <w:abstractNumId w:val="14"/>
-  </w:num>
-  <w:num w:numId="5">
-    <w:abstractNumId w:val="3"/>
-  </w:num>
-  <w:num w:numId="6">
-    <w:abstractNumId w:val="22"/>
-  </w:num>
-  <w:num w:numId="7">
-    <w:abstractNumId w:val="27"/>
-  </w:num>
-  <w:num w:numId="8">
-    <w:abstractNumId w:val="20"/>
-  </w:num>
-  <w:num w:numId="9">
-    <w:abstractNumId w:val="30"/>
-  </w:num>
-  <w:num w:numId="10">
-    <w:abstractNumId w:val="9"/>
-  </w:num>
-  <w:num w:numId="11">
-    <w:abstractNumId w:val="6"/>
-  </w:num>
-  <w:num w:numId="12">
-    <w:abstractNumId w:val="5"/>
-  </w:num>
-  <w:num w:numId="13">
-    <w:abstractNumId w:val="23"/>
-  </w:num>
   <w:num w:numId="14">
-    <w:abstractNumId w:val="8"/>
+    <w:abstractNumId w:val="7"/>
   </w:num>
   <w:num w:numId="15">
     <w:abstractNumId w:val="1"/>
   </w:num>
   <w:num w:numId="16">
+    <w:abstractNumId w:val="22"/>
+  </w:num>
+  <w:num w:numId="17">
+    <w:abstractNumId w:val="25"/>
+  </w:num>
+  <w:num w:numId="18">
+    <w:abstractNumId w:val="10"/>
+  </w:num>
+  <w:num w:numId="19">
+    <w:abstractNumId w:val="32"/>
+  </w:num>
+  <w:num w:numId="20">
+    <w:abstractNumId w:val="3"/>
+  </w:num>
+  <w:num w:numId="21">
     <w:abstractNumId w:val="24"/>
   </w:num>
-  <w:num w:numId="17">
-    <w:abstractNumId w:val="26"/>
+  <w:num w:numId="22">
+    <w:abstractNumId w:val="14"/>
   </w:num>
-  <w:num w:numId="18">
+  <w:num w:numId="23">
+    <w:abstractNumId w:val="16"/>
+  </w:num>
+  <w:num w:numId="24">
+    <w:abstractNumId w:val="27"/>
+  </w:num>
+  <w:num w:numId="25">
     <w:abstractNumId w:val="11"/>
   </w:num>
-  <w:num w:numId="19">
-    <w:abstractNumId w:val="33"/>
+  <w:num w:numId="26">
+    <w:abstractNumId w:val="6"/>
   </w:num>
-  <w:num w:numId="20">
-    <w:abstractNumId w:val="4"/>
+  <w:num w:numId="27">
+    <w:abstractNumId w:val="12"/>
   </w:num>
-  <w:num w:numId="21">
-    <w:abstractNumId w:val="25"/>
+  <w:num w:numId="28">
+    <w:abstractNumId w:val="31"/>
   </w:num>
-  <w:num w:numId="22">
-    <w:abstractNumId w:val="16"/>
+  <w:num w:numId="29">
+    <w:abstractNumId w:val="9"/>
   </w:num>
-  <w:num w:numId="23">
-    <w:abstractNumId w:val="18"/>
+  <w:num w:numId="30">
+    <w:abstractNumId w:val="30"/>
   </w:num>
-  <w:num w:numId="24">
+  <w:num w:numId="31">
+    <w:abstractNumId w:val="17"/>
+  </w:num>
+  <w:num w:numId="32">
     <w:abstractNumId w:val="28"/>
   </w:num>
-  <w:num w:numId="25">
-    <w:abstractNumId w:val="12"/>
+  <w:num w:numId="33">
+    <w:abstractNumId w:val="23"/>
   </w:num>
-  <w:num w:numId="26">
-    <w:abstractNumId w:val="7"/>
-  </w:num>
-  <w:num w:numId="27">
-    <w:abstractNumId w:val="2"/>
-  </w:num>
-  <w:num w:numId="28">
-    <w:abstractNumId w:val="27"/>
-    <w:lvlOverride w:ilvl="0">
-      <w:lvl w:ilvl="0">
-        <w:start w:val="1"/>
-        <w:numFmt w:val="decimal"/>
-        <w:pStyle w:val="1"/>
-        <w:suff w:val="space"/>
-        <w:lvlText w:val="%1"/>
-        <w:lvlJc w:val="left"/>
-        <w:pPr>
-          <w:ind w:left="0" w:firstLine="0"/>
-        </w:pPr>
-        <w:rPr>
-          <w:rFonts w:ascii="Times New Roman" w:hAnsi="Times New Roman" w:hint="default"/>
-          <w:b/>
-          <w:sz w:val="28"/>
-        </w:rPr>
-      </w:lvl>
-    </w:lvlOverride>
-    <w:lvlOverride w:ilvl="1">
-      <w:lvl w:ilvl="1">
-        <w:start w:val="1"/>
-        <w:numFmt w:val="decimal"/>
-        <w:pStyle w:val="2"/>
-        <w:suff w:val="space"/>
-        <w:lvlText w:val="%1.%2"/>
-        <w:lvlJc w:val="left"/>
-        <w:pPr>
-          <w:ind w:left="0" w:firstLine="567"/>
-        </w:pPr>
-        <w:rPr>
-          <w:rFonts w:ascii="Times New Roman" w:hAnsi="Times New Roman" w:hint="default"/>
-          <w:b w:val="0"/>
-          <w:bCs/>
-          <w:sz w:val="28"/>
-        </w:rPr>
-      </w:lvl>
-    </w:lvlOverride>
-    <w:lvlOverride w:ilvl="2">
-      <w:lvl w:ilvl="2">
-        <w:start w:val="1"/>
-        <w:numFmt w:val="decimal"/>
-        <w:suff w:val="space"/>
-        <w:lvlText w:val="%1.%2.%3"/>
-        <w:lvlJc w:val="left"/>
-        <w:pPr>
-          <w:ind w:left="0" w:firstLine="567"/>
-        </w:pPr>
-        <w:rPr>
-          <w:rFonts w:ascii="Times New Roman" w:hAnsi="Times New Roman" w:hint="default"/>
-          <w:b w:val="0"/>
-          <w:bCs/>
-          <w:sz w:val="28"/>
-        </w:rPr>
-      </w:lvl>
-    </w:lvlOverride>
-  </w:num>
-  <w:num w:numId="29">
-    <w:abstractNumId w:val="27"/>
-  </w:num>
-  <w:num w:numId="30">
-    <w:abstractNumId w:val="27"/>
-  </w:num>
-  <w:num w:numId="31">
-    <w:abstractNumId w:val="27"/>
-  </w:num>
-  <w:num w:numId="32">
-    <w:abstractNumId w:val="15"/>
-  </w:num>
-  <w:num w:numId="33">
-    <w:abstractNumId w:val="13"/>
-  </w:num>
-  <w:num w:numId="34">
-    <w:abstractNumId w:val="32"/>
-  </w:num>
-  <w:num w:numId="35">
-    <w:abstractNumId w:val="10"/>
-  </w:num>
-  <w:num w:numId="36">
-    <w:abstractNumId w:val="27"/>
-  </w:num>
-  <w:num w:numId="37">
-    <w:abstractNumId w:val="27"/>
-  </w:num>
-  <w:num w:numId="38">
-    <w:abstractNumId w:val="27"/>
-  </w:num>
-  <w:num w:numId="39">
-    <w:abstractNumId w:val="27"/>
-  </w:num>
-  <w:num w:numId="40">
-    <w:abstractNumId w:val="31"/>
-  </w:num>
-  <w:num w:numId="41">
-    <w:abstractNumId w:val="19"/>
-  </w:num>
-  <w:num w:numId="42">
-    <w:abstractNumId w:val="27"/>
-  </w:num>
-  <w:num w:numId="43">
-    <w:abstractNumId w:val="27"/>
-  </w:num>
-  <w:num w:numId="44">
-    <w:abstractNumId w:val="27"/>
-  </w:num>
-  <w:num w:numId="45">
-    <w:abstractNumId w:val="27"/>
-  </w:num>
-  <w:num w:numId="46">
-    <w:abstractNumId w:val="29"/>
-  </w:num>
-  <w:numIdMacAtCleanup w:val="25"/>
+  <w:numIdMacAtCleanup w:val="33"/>
 </w:numbering>
 </file>
 
@@ -19096,7 +19948,7 @@
   <w:style w:type="paragraph" w:default="1" w:styleId="a1">
     <w:name w:val="Normal"/>
     <w:qFormat/>
-    <w:rsid w:val="005E5DD4"/>
+    <w:rsid w:val="00D23DAB"/>
     <w:rPr>
       <w:rFonts w:ascii="Times New Roman" w:eastAsia="Times New Roman" w:hAnsi="Times New Roman" w:cs="Times New Roman"/>
       <w:lang w:val="ru-RU"/>
@@ -20310,7 +21162,7 @@
 </file>
 
 <file path=customXml/itemProps1.xml><?xml version="1.0" encoding="utf-8"?>
-<ds:datastoreItem xmlns:ds="http://schemas.openxmlformats.org/officeDocument/2006/customXml" ds:itemID="{3B5972E2-4382-4465-BB3B-57A46C17ACFD}">
+<ds:datastoreItem xmlns:ds="http://schemas.openxmlformats.org/officeDocument/2006/customXml" ds:itemID="{D34B31AD-21A6-42EA-BB89-3726633CF8BD}">
   <ds:schemaRefs>
     <ds:schemaRef ds:uri="http://schemas.openxmlformats.org/officeDocument/2006/bibliography"/>
   </ds:schemaRefs>

--- a/Labs/Отчёты.docx
+++ b/Labs/Отчёты.docx
@@ -14713,28 +14713,28 @@
           <w:sz w:val="32"/>
           <w:szCs w:val="32"/>
         </w:rPr>
-        <w:t>1</w:t>
-      </w:r>
-      <w:r>
+        <w:t>13</w:t>
+      </w:r>
+    </w:p>
+    <w:p>
+      <w:pPr>
+        <w:jc w:val="center"/>
         <w:rPr>
           <w:b/>
           <w:bCs/>
           <w:sz w:val="32"/>
           <w:szCs w:val="32"/>
         </w:rPr>
-        <w:t>3</w:t>
-      </w:r>
-    </w:p>
-    <w:p>
-      <w:pPr>
-        <w:jc w:val="center"/>
+      </w:pPr>
+      <w:r>
         <w:rPr>
           <w:b/>
           <w:bCs/>
           <w:sz w:val="32"/>
           <w:szCs w:val="32"/>
         </w:rPr>
-      </w:pPr>
+        <w:t>«</w:t>
+      </w:r>
       <w:r>
         <w:rPr>
           <w:b/>
@@ -14742,7 +14742,7 @@
           <w:sz w:val="32"/>
           <w:szCs w:val="32"/>
         </w:rPr>
-        <w:t>«</w:t>
+        <w:t>Разработка схем с использованием дисплея</w:t>
       </w:r>
       <w:r>
         <w:rPr>
@@ -14751,15 +14751,1021 @@
           <w:sz w:val="32"/>
           <w:szCs w:val="32"/>
         </w:rPr>
-        <w:t>Разработка схем с использованием дисплея</w:t>
-      </w:r>
-      <w:r>
+        <w:t>»</w:t>
+      </w:r>
+    </w:p>
+    <w:p>
+      <w:pPr>
+        <w:pStyle w:val="a8"/>
+        <w:numPr>
+          <w:ilvl w:val="0"/>
+          <w:numId w:val="33"/>
+        </w:numPr>
+        <w:jc w:val="both"/>
+        <w:rPr>
+          <w:b/>
+          <w:bCs/>
+          <w:sz w:val="28"/>
+          <w:szCs w:val="28"/>
+        </w:rPr>
+      </w:pPr>
+      <w:r>
+        <w:rPr>
+          <w:b/>
+          <w:bCs/>
+          <w:sz w:val="28"/>
+          <w:szCs w:val="28"/>
+        </w:rPr>
+        <w:t>Цель работы:</w:t>
+      </w:r>
+    </w:p>
+    <w:p>
+      <w:pPr>
+        <w:pStyle w:val="2"/>
+        <w:numPr>
+          <w:ilvl w:val="1"/>
+          <w:numId w:val="33"/>
+        </w:numPr>
+        <w:rPr>
+          <w:b/>
+          <w:bCs w:val="0"/>
+        </w:rPr>
+      </w:pPr>
+      <w:r>
+        <w:t>Научиться создавать скетчи</w:t>
+      </w:r>
+      <w:r>
+        <w:t xml:space="preserve"> для микроконтроллеров Arduino;</w:t>
+      </w:r>
+    </w:p>
+    <w:p>
+      <w:pPr>
+        <w:pStyle w:val="2"/>
+        <w:numPr>
+          <w:ilvl w:val="1"/>
+          <w:numId w:val="33"/>
+        </w:numPr>
+        <w:rPr>
+          <w:b/>
+          <w:bCs w:val="0"/>
+        </w:rPr>
+      </w:pPr>
+      <w:r>
+        <w:t>Получить навыки работы с платой Arduino Uno и макетной платой</w:t>
+      </w:r>
+      <w:r>
+        <w:t>;</w:t>
+      </w:r>
+    </w:p>
+    <w:p>
+      <w:pPr>
+        <w:pStyle w:val="2"/>
+        <w:numPr>
+          <w:ilvl w:val="1"/>
+          <w:numId w:val="33"/>
+        </w:numPr>
+        <w:rPr>
+          <w:b/>
+          <w:bCs w:val="0"/>
+        </w:rPr>
+      </w:pPr>
+      <w:r>
+        <w:t xml:space="preserve">Получить навыки работы с </w:t>
+      </w:r>
+      <w:r>
+        <w:t xml:space="preserve">дисплеями </w:t>
+      </w:r>
+      <w:r>
+        <w:rPr>
+          <w:lang w:val="en-US"/>
+        </w:rPr>
+        <w:t>Arduino</w:t>
+      </w:r>
+      <w:r>
+        <w:t>.</w:t>
+      </w:r>
+    </w:p>
+    <w:p>
+      <w:pPr>
+        <w:pStyle w:val="a8"/>
+        <w:jc w:val="both"/>
+        <w:rPr>
+          <w:color w:val="000000"/>
+          <w:sz w:val="28"/>
+          <w:szCs w:val="28"/>
+          <w:lang w:eastAsia="ru-RU"/>
+        </w:rPr>
+      </w:pPr>
+    </w:p>
+    <w:p>
+      <w:pPr>
+        <w:pStyle w:val="a8"/>
+        <w:numPr>
+          <w:ilvl w:val="0"/>
+          <w:numId w:val="33"/>
+        </w:numPr>
+        <w:ind w:right="-62"/>
+        <w:jc w:val="both"/>
+        <w:rPr>
+          <w:sz w:val="28"/>
+          <w:szCs w:val="28"/>
+          <w:lang w:eastAsia="ru-RU"/>
+        </w:rPr>
+      </w:pPr>
+      <w:r>
+        <w:rPr>
+          <w:b/>
+          <w:bCs/>
+          <w:color w:val="000000"/>
+          <w:sz w:val="28"/>
+          <w:szCs w:val="28"/>
+          <w:lang w:eastAsia="ru-RU"/>
+        </w:rPr>
+        <w:t>Контрольные вопросы:</w:t>
+      </w:r>
+    </w:p>
+    <w:p>
+      <w:pPr>
+        <w:pStyle w:val="2"/>
+        <w:numPr>
+          <w:ilvl w:val="1"/>
+          <w:numId w:val="33"/>
+        </w:numPr>
+      </w:pPr>
+      <w:r>
+        <w:t>Как выполняется подключение дисплея через I2C к Arduino?</w:t>
+      </w:r>
+    </w:p>
+    <w:p>
+      <w:pPr>
+        <w:pStyle w:val="2"/>
+        <w:numPr>
+          <w:ilvl w:val="0"/>
+          <w:numId w:val="0"/>
+        </w:numPr>
+        <w:ind w:left="709"/>
+      </w:pPr>
+      <w:r>
+        <w:t xml:space="preserve">Подключение любого I2C-дисплея </w:t>
+      </w:r>
+      <w:r>
+        <w:t>выполняется по четырем проводам</w:t>
+      </w:r>
+      <w:r>
+        <w:t>:</w:t>
+      </w:r>
+    </w:p>
+    <w:p>
+      <w:pPr>
+        <w:pStyle w:val="2"/>
+        <w:numPr>
+          <w:ilvl w:val="0"/>
+          <w:numId w:val="32"/>
+        </w:numPr>
+        <w:ind w:left="0" w:firstLine="992"/>
+      </w:pPr>
+      <w:r>
+        <w:t xml:space="preserve">GND </w:t>
+      </w:r>
+      <w:r>
+        <w:rPr>
+          <w:lang w:val="en-US"/>
+        </w:rPr>
+        <w:sym w:font="Wingdings" w:char="F0E0"/>
+      </w:r>
+      <w:r>
+        <w:t xml:space="preserve"> GND (Arduino)</w:t>
+      </w:r>
+      <w:r>
+        <w:rPr>
+          <w:lang w:val="en-US"/>
+        </w:rPr>
+        <w:t>;</w:t>
+      </w:r>
+    </w:p>
+    <w:p>
+      <w:pPr>
+        <w:pStyle w:val="2"/>
+        <w:numPr>
+          <w:ilvl w:val="0"/>
+          <w:numId w:val="32"/>
+        </w:numPr>
+        <w:ind w:left="0" w:firstLine="992"/>
+      </w:pPr>
+      <w:r>
+        <w:t xml:space="preserve">VCC </w:t>
+      </w:r>
+      <w:r>
+        <w:rPr>
+          <w:lang w:val="en-US"/>
+        </w:rPr>
+        <w:sym w:font="Wingdings" w:char="F0E0"/>
+      </w:r>
+      <w:r>
+        <w:t xml:space="preserve"> 5V (или 3.3V, в</w:t>
+      </w:r>
+      <w:r>
+        <w:t xml:space="preserve"> зависимости от модели дисплея)</w:t>
+      </w:r>
+      <w:r>
+        <w:t>;</w:t>
+      </w:r>
+    </w:p>
+    <w:p>
+      <w:pPr>
+        <w:pStyle w:val="2"/>
+        <w:numPr>
+          <w:ilvl w:val="0"/>
+          <w:numId w:val="32"/>
+        </w:numPr>
+        <w:ind w:left="0" w:firstLine="992"/>
+        <w:rPr>
+          <w:lang w:val="en-US"/>
+        </w:rPr>
+      </w:pPr>
+      <w:r>
+        <w:rPr>
+          <w:lang w:val="en-US"/>
+        </w:rPr>
+        <w:t xml:space="preserve">SDA </w:t>
+      </w:r>
+      <w:r>
+        <w:rPr>
+          <w:lang w:val="en-US"/>
+        </w:rPr>
+        <w:sym w:font="Wingdings" w:char="F0E0"/>
+      </w:r>
+      <w:r>
+        <w:rPr>
+          <w:lang w:val="en-US"/>
+        </w:rPr>
+        <w:t xml:space="preserve"> A4 (</w:t>
+      </w:r>
+      <w:r>
+        <w:t>для</w:t>
+      </w:r>
+      <w:r>
+        <w:rPr>
+          <w:lang w:val="en-US"/>
+        </w:rPr>
+        <w:t xml:space="preserve"> Arduino Uno/Nano);</w:t>
+      </w:r>
+    </w:p>
+    <w:p>
+      <w:pPr>
+        <w:pStyle w:val="2"/>
+        <w:numPr>
+          <w:ilvl w:val="0"/>
+          <w:numId w:val="32"/>
+        </w:numPr>
+        <w:ind w:left="0" w:firstLine="992"/>
+        <w:rPr>
+          <w:lang w:val="en-US"/>
+        </w:rPr>
+      </w:pPr>
+      <w:r>
+        <w:rPr>
+          <w:lang w:val="en-US"/>
+        </w:rPr>
+        <w:t xml:space="preserve">SCL </w:t>
+      </w:r>
+      <w:r>
+        <w:rPr>
+          <w:lang w:val="en-US"/>
+        </w:rPr>
+        <w:sym w:font="Wingdings" w:char="F0E0"/>
+      </w:r>
+      <w:r>
+        <w:rPr>
+          <w:lang w:val="en-US"/>
+        </w:rPr>
+        <w:t xml:space="preserve"> A5 (</w:t>
+      </w:r>
+      <w:r>
+        <w:t>для</w:t>
+      </w:r>
+      <w:r>
+        <w:rPr>
+          <w:lang w:val="en-US"/>
+        </w:rPr>
+        <w:t xml:space="preserve"> Arduino Uno/Nano).</w:t>
+      </w:r>
+    </w:p>
+    <w:p>
+      <w:pPr>
+        <w:pStyle w:val="a8"/>
+        <w:jc w:val="both"/>
+        <w:rPr>
+          <w:lang w:val="en-US"/>
+        </w:rPr>
+      </w:pPr>
+    </w:p>
+    <w:p>
+      <w:pPr>
+        <w:pStyle w:val="2"/>
+        <w:numPr>
+          <w:ilvl w:val="1"/>
+          <w:numId w:val="33"/>
+        </w:numPr>
+      </w:pPr>
+      <w:r>
+        <w:t>Какие библиотеки можно использовать для работы с дисплеем?</w:t>
+      </w:r>
+    </w:p>
+    <w:p>
+      <w:pPr>
+        <w:pStyle w:val="2"/>
+        <w:numPr>
+          <w:ilvl w:val="0"/>
+          <w:numId w:val="0"/>
+        </w:numPr>
+        <w:ind w:left="709"/>
+      </w:pPr>
+      <w:r>
+        <w:t>Выбор библиотеки зависит от типа дисплея:</w:t>
+      </w:r>
+    </w:p>
+    <w:p>
+      <w:pPr>
+        <w:pStyle w:val="2"/>
+        <w:numPr>
+          <w:ilvl w:val="0"/>
+          <w:numId w:val="32"/>
+        </w:numPr>
+        <w:ind w:left="0" w:firstLine="992"/>
+        <w:rPr>
+          <w:lang w:val="en-US"/>
+        </w:rPr>
+      </w:pPr>
+      <w:r>
+        <w:rPr>
+          <w:lang w:val="en-US"/>
+        </w:rPr>
+        <w:t>д</w:t>
+      </w:r>
+      <w:r>
+        <w:rPr>
+          <w:lang w:val="en-US"/>
+        </w:rPr>
+        <w:t>ля</w:t>
+      </w:r>
+      <w:r>
+        <w:rPr>
+          <w:lang w:val="en-US"/>
+        </w:rPr>
+        <w:t xml:space="preserve"> LCD (</w:t>
+      </w:r>
+      <w:r>
+        <w:rPr>
+          <w:lang w:val="en-US"/>
+        </w:rPr>
+        <w:t>символьных</w:t>
+      </w:r>
+      <w:r>
+        <w:rPr>
+          <w:lang w:val="en-US"/>
+        </w:rPr>
+        <w:t>)</w:t>
+      </w:r>
+      <w:r>
+        <w:rPr>
+          <w:lang w:val="en-US"/>
+        </w:rPr>
+        <w:t xml:space="preserve"> LiquidCrystal_I2C by Frank de Brabander</w:t>
+      </w:r>
+      <w:r>
+        <w:rPr>
+          <w:lang w:val="en-US"/>
+        </w:rPr>
+        <w:t>;</w:t>
+      </w:r>
+    </w:p>
+    <w:p>
+      <w:pPr>
+        <w:pStyle w:val="2"/>
+        <w:numPr>
+          <w:ilvl w:val="0"/>
+          <w:numId w:val="32"/>
+        </w:numPr>
+        <w:ind w:left="0" w:firstLine="992"/>
+      </w:pPr>
+      <w:r>
+        <w:t>д</w:t>
+      </w:r>
+      <w:r>
+        <w:t>ля поддержки русского языка можно испол</w:t>
+      </w:r>
+      <w:r>
+        <w:t xml:space="preserve">ьзовать библиотеку </w:t>
+      </w:r>
+      <w:r>
+        <w:rPr>
+          <w:lang w:val="en-US"/>
+        </w:rPr>
+        <w:t>LCD</w:t>
+      </w:r>
+      <w:r>
+        <w:t>_1602_</w:t>
+      </w:r>
+      <w:r>
+        <w:rPr>
+          <w:lang w:val="en-US"/>
+        </w:rPr>
+        <w:t>RUS</w:t>
+      </w:r>
+      <w:r>
+        <w:t>.</w:t>
+      </w:r>
+    </w:p>
+    <w:p>
+      <w:pPr>
+        <w:pStyle w:val="2"/>
+        <w:numPr>
+          <w:ilvl w:val="0"/>
+          <w:numId w:val="0"/>
+        </w:numPr>
+        <w:ind w:firstLine="709"/>
+      </w:pPr>
+      <w:r>
+        <w:t>Для OLED (графических): Самые популярн</w:t>
+      </w:r>
+      <w:r>
+        <w:t>ые –</w:t>
+      </w:r>
+      <w:r>
+        <w:t xml:space="preserve"> U8g2, Adafruit_SSD1306</w:t>
+      </w:r>
+      <w:r>
+        <w:t xml:space="preserve"> и </w:t>
+      </w:r>
+      <w:r>
+        <w:t>легкая GyverOLED</w:t>
+      </w:r>
+      <w:r>
+        <w:t xml:space="preserve"> (с поддержкой русского языка).</w:t>
+      </w:r>
+    </w:p>
+    <w:p>
+      <w:pPr>
+        <w:pStyle w:val="a8"/>
+        <w:jc w:val="both"/>
+      </w:pPr>
+    </w:p>
+    <w:p>
+      <w:pPr>
+        <w:pStyle w:val="2"/>
+        <w:numPr>
+          <w:ilvl w:val="1"/>
+          <w:numId w:val="33"/>
+        </w:numPr>
+      </w:pPr>
+      <w:r>
+        <w:t>Как подключается дисплей LCD 16x2?</w:t>
+      </w:r>
+    </w:p>
+    <w:p>
+      <w:pPr>
+        <w:pStyle w:val="2"/>
+        <w:numPr>
+          <w:ilvl w:val="0"/>
+          <w:numId w:val="0"/>
+        </w:numPr>
+        <w:ind w:left="709"/>
+      </w:pPr>
+      <w:r>
+        <w:t xml:space="preserve">LCD 16x2 с I2C модулем </w:t>
+      </w:r>
+      <w:r>
+        <w:t>подключается стандартно для I2C</w:t>
+      </w:r>
+      <w:r>
+        <w:t>:</w:t>
+      </w:r>
+    </w:p>
+    <w:p>
+      <w:pPr>
+        <w:pStyle w:val="2"/>
+        <w:numPr>
+          <w:ilvl w:val="0"/>
+          <w:numId w:val="32"/>
+        </w:numPr>
+        <w:ind w:left="0" w:firstLine="992"/>
+      </w:pPr>
+      <w:r>
+        <w:t>п</w:t>
+      </w:r>
+      <w:r>
+        <w:t>итание: 5V</w:t>
+      </w:r>
+      <w:r>
+        <w:rPr>
+          <w:lang w:val="en-US"/>
+        </w:rPr>
+        <w:t>;</w:t>
+      </w:r>
+    </w:p>
+    <w:p>
+      <w:pPr>
+        <w:pStyle w:val="2"/>
+        <w:numPr>
+          <w:ilvl w:val="0"/>
+          <w:numId w:val="32"/>
+        </w:numPr>
+        <w:ind w:left="0" w:firstLine="992"/>
+        <w:rPr>
+          <w:lang w:val="en-US"/>
+        </w:rPr>
+      </w:pPr>
+      <w:r>
+        <w:t>с</w:t>
+      </w:r>
+      <w:r>
+        <w:t>игнал</w:t>
+      </w:r>
+      <w:r>
+        <w:rPr>
+          <w:lang w:val="en-US"/>
+        </w:rPr>
+        <w:t xml:space="preserve">: SDA </w:t>
+      </w:r>
+      <w:r>
+        <w:rPr>
+          <w:lang w:val="en-US"/>
+        </w:rPr>
+        <w:sym w:font="Wingdings" w:char="F0E0"/>
+      </w:r>
+      <w:r>
+        <w:rPr>
+          <w:lang w:val="en-US"/>
+        </w:rPr>
+        <w:t xml:space="preserve"> A4, SCL </w:t>
+      </w:r>
+      <w:r>
+        <w:rPr>
+          <w:lang w:val="en-US"/>
+        </w:rPr>
+        <w:sym w:font="Wingdings" w:char="F0E0"/>
+      </w:r>
+      <w:r>
+        <w:rPr>
+          <w:lang w:val="en-US"/>
+        </w:rPr>
+        <w:t xml:space="preserve"> A5</w:t>
+      </w:r>
+      <w:r>
+        <w:rPr>
+          <w:lang w:val="en-US"/>
+        </w:rPr>
+        <w:t>;</w:t>
+      </w:r>
+    </w:p>
+    <w:p>
+      <w:pPr>
+        <w:pStyle w:val="2"/>
+        <w:numPr>
+          <w:ilvl w:val="0"/>
+          <w:numId w:val="32"/>
+        </w:numPr>
+        <w:ind w:left="0" w:firstLine="992"/>
+      </w:pPr>
+      <w:r>
+        <w:t>а</w:t>
+      </w:r>
+      <w:r>
+        <w:t>дрес на шине по умолч</w:t>
+      </w:r>
+      <w:r>
+        <w:t>анию часто бывает 0x27 или 0x3F</w:t>
+      </w:r>
+      <w:r>
+        <w:t>.</w:t>
+      </w:r>
+    </w:p>
+    <w:p>
+      <w:pPr>
+        <w:pStyle w:val="2"/>
+        <w:numPr>
+          <w:ilvl w:val="0"/>
+          <w:numId w:val="0"/>
+        </w:numPr>
+        <w:ind w:left="567"/>
+      </w:pPr>
+      <w:r>
+        <w:t>В коде используется библиотека Liq</w:t>
+      </w:r>
+      <w:r>
+        <w:t>uidCrystal_I2C и инициализация:</w:t>
+      </w:r>
+    </w:p>
+    <w:p>
+      <w:pPr>
+        <w:pStyle w:val="2"/>
+        <w:numPr>
+          <w:ilvl w:val="0"/>
+          <w:numId w:val="0"/>
+        </w:numPr>
+        <w:ind w:left="567"/>
+      </w:pPr>
+      <w:r>
+        <w:t>Liqu</w:t>
+      </w:r>
+      <w:r>
+        <w:t>idCrystal_I2C lcd(0x27, 16, 2)</w:t>
+      </w:r>
+      <w:r>
+        <w:rPr>
+          <w:lang w:val="en-US"/>
+        </w:rPr>
+        <w:t>;</w:t>
+      </w:r>
+      <w:r>
+        <w:t>.</w:t>
+      </w:r>
+    </w:p>
+    <w:p>
+      <w:pPr>
+        <w:pStyle w:val="a8"/>
+        <w:jc w:val="both"/>
+      </w:pPr>
+    </w:p>
+    <w:p>
+      <w:pPr>
+        <w:pStyle w:val="2"/>
+        <w:numPr>
+          <w:ilvl w:val="1"/>
+          <w:numId w:val="33"/>
+        </w:numPr>
+      </w:pPr>
+      <w:r>
+        <w:t>Как подключается дисплей OLED 128x64?</w:t>
+      </w:r>
+    </w:p>
+    <w:p>
+      <w:pPr>
+        <w:pStyle w:val="2"/>
+        <w:numPr>
+          <w:ilvl w:val="0"/>
+          <w:numId w:val="0"/>
+        </w:numPr>
+        <w:ind w:left="709"/>
+      </w:pPr>
+      <w:r>
+        <w:t>OLED 128x64 (на чипе S</w:t>
+      </w:r>
+      <w:r>
+        <w:t>SD1306) подключается аналогично</w:t>
+      </w:r>
+      <w:r>
+        <w:t>:</w:t>
+      </w:r>
+    </w:p>
+    <w:p>
+      <w:pPr>
+        <w:pStyle w:val="2"/>
+        <w:numPr>
+          <w:ilvl w:val="0"/>
+          <w:numId w:val="32"/>
+        </w:numPr>
+        <w:ind w:left="0" w:firstLine="992"/>
+      </w:pPr>
+      <w:r>
+        <w:t>п</w:t>
+      </w:r>
+      <w:r>
+        <w:t>итание: 3.3V или 5V (</w:t>
+      </w:r>
+      <w:r>
+        <w:t>зависит от модуля, обычно 3.3В)</w:t>
+      </w:r>
+      <w:r>
+        <w:t>;</w:t>
+      </w:r>
+    </w:p>
+    <w:p>
+      <w:pPr>
+        <w:pStyle w:val="2"/>
+        <w:numPr>
+          <w:ilvl w:val="0"/>
+          <w:numId w:val="32"/>
+        </w:numPr>
+        <w:ind w:left="0" w:firstLine="992"/>
+        <w:rPr>
+          <w:lang w:val="en-US"/>
+        </w:rPr>
+      </w:pPr>
+      <w:r>
+        <w:t>с</w:t>
+      </w:r>
+      <w:r>
+        <w:t>игнал</w:t>
+      </w:r>
+      <w:r>
+        <w:rPr>
+          <w:lang w:val="en-US"/>
+        </w:rPr>
+        <w:t xml:space="preserve">: SDA </w:t>
+      </w:r>
+      <w:r>
+        <w:rPr>
+          <w:lang w:val="en-US"/>
+        </w:rPr>
+        <w:sym w:font="Wingdings" w:char="F0E0"/>
+      </w:r>
+      <w:r>
+        <w:rPr>
+          <w:lang w:val="en-US"/>
+        </w:rPr>
+        <w:t xml:space="preserve"> A4, SCL </w:t>
+      </w:r>
+      <w:r>
+        <w:rPr>
+          <w:lang w:val="en-US"/>
+        </w:rPr>
+        <w:sym w:font="Wingdings" w:char="F0E0"/>
+      </w:r>
+      <w:r>
+        <w:rPr>
+          <w:lang w:val="en-US"/>
+        </w:rPr>
+        <w:t xml:space="preserve"> A5</w:t>
+      </w:r>
+      <w:r>
+        <w:rPr>
+          <w:lang w:val="en-US"/>
+        </w:rPr>
+        <w:t>;</w:t>
+      </w:r>
+    </w:p>
+    <w:p>
+      <w:pPr>
+        <w:pStyle w:val="2"/>
+        <w:numPr>
+          <w:ilvl w:val="0"/>
+          <w:numId w:val="32"/>
+        </w:numPr>
+        <w:ind w:left="0" w:firstLine="992"/>
+      </w:pPr>
+      <w:r>
+        <w:t>а</w:t>
+      </w:r>
+      <w:r>
+        <w:t>др</w:t>
+      </w:r>
+      <w:r>
+        <w:t>ес по умолчанию чаще всего 0x3C</w:t>
+      </w:r>
+      <w:r>
+        <w:t>.</w:t>
+      </w:r>
+    </w:p>
+    <w:p>
+      <w:pPr>
+        <w:pStyle w:val="2"/>
+        <w:numPr>
+          <w:ilvl w:val="0"/>
+          <w:numId w:val="0"/>
+        </w:numPr>
+        <w:ind w:firstLine="709"/>
+      </w:pPr>
+      <w:r>
+        <w:t>В коде, например с библиотекой Adafruit_SSD13</w:t>
+      </w:r>
+      <w:r>
+        <w:t>06, инициализация выглядит так:</w:t>
+      </w:r>
+    </w:p>
+    <w:p>
+      <w:pPr>
+        <w:pStyle w:val="2"/>
+        <w:numPr>
+          <w:ilvl w:val="0"/>
+          <w:numId w:val="0"/>
+        </w:numPr>
+        <w:ind w:firstLine="709"/>
+        <w:rPr>
+          <w:lang w:val="en-US"/>
+        </w:rPr>
+      </w:pPr>
+      <w:r>
+        <w:rPr>
+          <w:lang w:val="en-US"/>
+        </w:rPr>
+        <w:t>Adafru</w:t>
+      </w:r>
+      <w:r>
+        <w:rPr>
+          <w:lang w:val="en-US"/>
+        </w:rPr>
+        <w:t>it_SSD1306 display(OLED_RESET);</w:t>
+      </w:r>
+    </w:p>
+    <w:p>
+      <w:pPr>
+        <w:pStyle w:val="2"/>
+        <w:numPr>
+          <w:ilvl w:val="0"/>
+          <w:numId w:val="0"/>
+        </w:numPr>
+        <w:ind w:firstLine="709"/>
+        <w:rPr>
+          <w:lang w:val="en-US"/>
+        </w:rPr>
+      </w:pPr>
+      <w:r>
+        <w:rPr>
+          <w:lang w:val="en-US"/>
+        </w:rPr>
+        <w:t>display.begin(SSD130</w:t>
+      </w:r>
+      <w:r>
+        <w:rPr>
+          <w:lang w:val="en-US"/>
+        </w:rPr>
+        <w:t>6_SWITCHCAPVCC, 0x3C);.</w:t>
+      </w:r>
+    </w:p>
+    <w:p>
+      <w:pPr>
+        <w:pStyle w:val="a8"/>
+        <w:jc w:val="both"/>
+        <w:rPr>
+          <w:lang w:val="en-US" w:eastAsia="ru-RU"/>
+        </w:rPr>
+      </w:pPr>
+      <w:r>
+        <w:rPr>
+          <w:lang w:val="en-US" w:eastAsia="ru-RU"/>
+        </w:rPr>
+        <w:t xml:space="preserve"> </w:t>
+      </w:r>
+    </w:p>
+    <w:p>
+      <w:pPr>
+        <w:pStyle w:val="a8"/>
+        <w:numPr>
+          <w:ilvl w:val="0"/>
+          <w:numId w:val="33"/>
+        </w:numPr>
+        <w:jc w:val="both"/>
+        <w:rPr>
+          <w:sz w:val="28"/>
+          <w:szCs w:val="28"/>
+          <w:lang w:eastAsia="ru-RU"/>
+        </w:rPr>
+      </w:pPr>
+      <w:r>
+        <w:rPr>
+          <w:b/>
+          <w:bCs/>
+          <w:color w:val="000000"/>
+          <w:sz w:val="28"/>
+          <w:szCs w:val="28"/>
+          <w:lang w:eastAsia="ru-RU"/>
+        </w:rPr>
+        <w:t>Вывод</w:t>
+      </w:r>
+      <w:r>
+        <w:rPr>
+          <w:b/>
+          <w:bCs/>
+          <w:sz w:val="28"/>
+          <w:szCs w:val="28"/>
+          <w:lang w:eastAsia="ru-RU"/>
+        </w:rPr>
+        <w:t>:</w:t>
+      </w:r>
+      <w:r>
+        <w:rPr>
+          <w:sz w:val="28"/>
+          <w:szCs w:val="28"/>
+          <w:lang w:eastAsia="ru-RU"/>
+        </w:rPr>
+        <w:t xml:space="preserve"> в ходе лабораторной работы </w:t>
+      </w:r>
+      <w:r>
+        <w:rPr>
+          <w:sz w:val="28"/>
+          <w:szCs w:val="28"/>
+          <w:lang w:eastAsia="ru-RU"/>
+        </w:rPr>
+        <w:t>научились</w:t>
+      </w:r>
+      <w:r>
+        <w:rPr>
+          <w:sz w:val="28"/>
+          <w:szCs w:val="28"/>
+          <w:lang w:eastAsia="ru-RU"/>
+        </w:rPr>
+        <w:t xml:space="preserve"> </w:t>
+      </w:r>
+      <w:r>
+        <w:rPr>
+          <w:sz w:val="28"/>
+          <w:szCs w:val="28"/>
+          <w:lang w:eastAsia="ru-RU"/>
+        </w:rPr>
+        <w:t>создавать скетч</w:t>
+      </w:r>
+      <w:r>
+        <w:rPr>
+          <w:sz w:val="28"/>
+          <w:szCs w:val="28"/>
+          <w:lang w:eastAsia="ru-RU"/>
+        </w:rPr>
+        <w:t>и для микроконтроллеров Arduino, получили</w:t>
+      </w:r>
+      <w:r>
+        <w:rPr>
+          <w:sz w:val="28"/>
+          <w:szCs w:val="28"/>
+          <w:lang w:eastAsia="ru-RU"/>
+        </w:rPr>
+        <w:t xml:space="preserve"> навыки работы с платой Arduino Uno, макетной платой и дисплеями Arduino.</w:t>
+      </w:r>
+    </w:p>
+    <w:p>
+      <w:pPr>
+        <w:rPr>
+          <w:sz w:val="28"/>
+          <w:szCs w:val="28"/>
+          <w:lang w:eastAsia="ru-RU"/>
+        </w:rPr>
+      </w:pPr>
+      <w:r>
+        <w:rPr>
+          <w:sz w:val="28"/>
+          <w:szCs w:val="28"/>
+          <w:lang w:eastAsia="ru-RU"/>
+        </w:rPr>
+        <w:br w:type="page"/>
+      </w:r>
+    </w:p>
+    <w:p>
+      <w:pPr>
+        <w:pStyle w:val="a8"/>
+        <w:jc w:val="center"/>
         <w:rPr>
           <w:b/>
           <w:bCs/>
           <w:sz w:val="32"/>
           <w:szCs w:val="32"/>
         </w:rPr>
+      </w:pPr>
+      <w:r>
+        <w:rPr>
+          <w:b/>
+          <w:bCs/>
+          <w:sz w:val="32"/>
+          <w:szCs w:val="32"/>
+        </w:rPr>
+        <w:lastRenderedPageBreak/>
+        <w:t>Лабораторная работа №</w:t>
+      </w:r>
+      <w:r>
+        <w:rPr>
+          <w:b/>
+          <w:bCs/>
+          <w:sz w:val="32"/>
+          <w:szCs w:val="32"/>
+        </w:rPr>
+        <w:t>14</w:t>
+      </w:r>
+    </w:p>
+    <w:p>
+      <w:pPr>
+        <w:jc w:val="center"/>
+        <w:rPr>
+          <w:b/>
+          <w:bCs/>
+          <w:sz w:val="32"/>
+          <w:szCs w:val="32"/>
+        </w:rPr>
+      </w:pPr>
+      <w:r>
+        <w:rPr>
+          <w:b/>
+          <w:bCs/>
+          <w:sz w:val="32"/>
+          <w:szCs w:val="32"/>
+        </w:rPr>
+        <w:t>«</w:t>
+      </w:r>
+      <w:r>
+        <w:rPr>
+          <w:b/>
+          <w:bCs/>
+          <w:sz w:val="32"/>
+          <w:szCs w:val="32"/>
+        </w:rPr>
+        <w:t>Управление подвижными элементами</w:t>
+      </w:r>
+      <w:r>
+        <w:rPr>
+          <w:b/>
+          <w:bCs/>
+          <w:sz w:val="32"/>
+          <w:szCs w:val="32"/>
+        </w:rPr>
         <w:t>»</w:t>
       </w:r>
     </w:p>
@@ -14768,7 +15774,7 @@
         <w:pStyle w:val="a8"/>
         <w:numPr>
           <w:ilvl w:val="0"/>
-          <w:numId w:val="33"/>
+          <w:numId w:val="34"/>
         </w:numPr>
         <w:jc w:val="both"/>
         <w:rPr>
@@ -14793,7 +15799,7 @@
         <w:pStyle w:val="2"/>
         <w:numPr>
           <w:ilvl w:val="1"/>
-          <w:numId w:val="33"/>
+          <w:numId w:val="34"/>
         </w:numPr>
         <w:rPr>
           <w:b/>
@@ -14812,7 +15818,7 @@
         <w:pStyle w:val="2"/>
         <w:numPr>
           <w:ilvl w:val="1"/>
-          <w:numId w:val="33"/>
+          <w:numId w:val="34"/>
         </w:numPr>
         <w:rPr>
           <w:b/>
@@ -14831,7 +15837,7 @@
         <w:pStyle w:val="2"/>
         <w:numPr>
           <w:ilvl w:val="1"/>
-          <w:numId w:val="33"/>
+          <w:numId w:val="34"/>
         </w:numPr>
         <w:rPr>
           <w:b/>
@@ -14842,7 +15848,7 @@
         <w:t xml:space="preserve">Получить навыки работы с </w:t>
       </w:r>
       <w:r>
-        <w:t xml:space="preserve">дисплеями </w:t>
+        <w:t xml:space="preserve">подвижными элементами </w:t>
       </w:r>
       <w:r>
         <w:rPr>
@@ -14871,7 +15877,7 @@
         <w:pStyle w:val="a8"/>
         <w:numPr>
           <w:ilvl w:val="0"/>
-          <w:numId w:val="33"/>
+          <w:numId w:val="34"/>
         </w:numPr>
         <w:ind w:right="-62"/>
         <w:jc w:val="both"/>
@@ -14898,11 +15904,11 @@
         <w:pStyle w:val="2"/>
         <w:numPr>
           <w:ilvl w:val="1"/>
-          <w:numId w:val="33"/>
-        </w:numPr>
-      </w:pPr>
-      <w:r>
-        <w:t>Как выполняется подключение дисплея через I2C к Arduino?</w:t>
+          <w:numId w:val="34"/>
+        </w:numPr>
+      </w:pPr>
+      <w:r>
+        <w:t>Как выполняется подключение сервопривода к Arduino?</w:t>
       </w:r>
     </w:p>
     <w:p>
@@ -14912,16 +15918,10 @@
           <w:ilvl w:val="0"/>
           <w:numId w:val="0"/>
         </w:numPr>
-        <w:ind w:left="709"/>
-      </w:pPr>
-      <w:r>
-        <w:t xml:space="preserve">Подключение любого I2C-дисплея </w:t>
-      </w:r>
-      <w:r>
-        <w:t>выполняется по четырем проводам</w:t>
-      </w:r>
-      <w:r>
-        <w:t>:</w:t>
+        <w:ind w:firstLine="709"/>
+      </w:pPr>
+      <w:r>
+        <w:t>Сервопривод (например, SG90) подключается через три провода:</w:t>
       </w:r>
     </w:p>
     <w:p>
@@ -14934,22 +15934,16 @@
         <w:ind w:left="0" w:firstLine="992"/>
       </w:pPr>
       <w:r>
-        <w:t xml:space="preserve">GND </w:t>
-      </w:r>
-      <w:r>
-        <w:rPr>
-          <w:lang w:val="en-US"/>
-        </w:rPr>
-        <w:sym w:font="Wingdings" w:char="F0E0"/>
-      </w:r>
-      <w:r>
-        <w:t xml:space="preserve"> GND (Arduino)</w:t>
-      </w:r>
-      <w:r>
-        <w:rPr>
-          <w:lang w:val="en-US"/>
-        </w:rPr>
-        <w:t>;</w:t>
+        <w:t>к</w:t>
+      </w:r>
+      <w:r>
+        <w:t>оричн</w:t>
+      </w:r>
+      <w:r>
+        <w:t>евый (или черный): GND (Земля) –</w:t>
+      </w:r>
+      <w:r>
+        <w:t xml:space="preserve"> подключается к GND на Arduino.</w:t>
       </w:r>
     </w:p>
     <w:p>
@@ -14962,22 +15956,10 @@
         <w:ind w:left="0" w:firstLine="992"/>
       </w:pPr>
       <w:r>
-        <w:t xml:space="preserve">VCC </w:t>
-      </w:r>
-      <w:r>
-        <w:rPr>
-          <w:lang w:val="en-US"/>
-        </w:rPr>
-        <w:sym w:font="Wingdings" w:char="F0E0"/>
-      </w:r>
-      <w:r>
-        <w:t xml:space="preserve"> 5V (или 3.3V, в</w:t>
-      </w:r>
-      <w:r>
-        <w:t xml:space="preserve"> зависимости от модели дисплея)</w:t>
-      </w:r>
-      <w:r>
-        <w:t>;</w:t>
+        <w:t>красный: питание (+5V) –</w:t>
+      </w:r>
+      <w:r>
+        <w:t xml:space="preserve"> подключается к контакту 5V на Arduino (только для маломощных серв) или к плюсу внешнего блока питания.</w:t>
       </w:r>
     </w:p>
     <w:p>
@@ -14988,36 +15970,56 @@
           <w:numId w:val="32"/>
         </w:numPr>
         <w:ind w:left="0" w:firstLine="992"/>
-        <w:rPr>
-          <w:lang w:val="en-US"/>
-        </w:rPr>
-      </w:pPr>
-      <w:r>
-        <w:rPr>
-          <w:lang w:val="en-US"/>
-        </w:rPr>
-        <w:t xml:space="preserve">SDA </w:t>
-      </w:r>
-      <w:r>
-        <w:rPr>
-          <w:lang w:val="en-US"/>
-        </w:rPr>
-        <w:sym w:font="Wingdings" w:char="F0E0"/>
-      </w:r>
-      <w:r>
-        <w:rPr>
-          <w:lang w:val="en-US"/>
-        </w:rPr>
-        <w:t xml:space="preserve"> A4 (</w:t>
-      </w:r>
-      <w:r>
-        <w:t>для</w:t>
-      </w:r>
-      <w:r>
-        <w:rPr>
-          <w:lang w:val="en-US"/>
-        </w:rPr>
-        <w:t xml:space="preserve"> Arduino Uno/Nano);</w:t>
+      </w:pPr>
+      <w:r>
+        <w:t>о</w:t>
+      </w:r>
+      <w:r>
+        <w:t>ранже</w:t>
+      </w:r>
+      <w:r>
+        <w:t>вый (или желтый/белый): сигнал –</w:t>
+      </w:r>
+      <w:r>
+        <w:t xml:space="preserve"> подключается к любому цифровому ШИМ-пину (например, 9 или 10) для управления углом поворота.</w:t>
+      </w:r>
+    </w:p>
+    <w:p>
+      <w:pPr>
+        <w:pStyle w:val="a8"/>
+        <w:jc w:val="both"/>
+        <w:rPr>
+          <w:rFonts w:eastAsiaTheme="minorHAnsi"/>
+          <w:bCs/>
+          <w:kern w:val="3"/>
+          <w:sz w:val="28"/>
+          <w:szCs w:val="28"/>
+        </w:rPr>
+      </w:pPr>
+    </w:p>
+    <w:p>
+      <w:pPr>
+        <w:pStyle w:val="2"/>
+        <w:numPr>
+          <w:ilvl w:val="1"/>
+          <w:numId w:val="34"/>
+        </w:numPr>
+      </w:pPr>
+      <w:r>
+        <w:t>Что такое транзистор?</w:t>
+      </w:r>
+    </w:p>
+    <w:p>
+      <w:pPr>
+        <w:pStyle w:val="2"/>
+        <w:numPr>
+          <w:ilvl w:val="0"/>
+          <w:numId w:val="0"/>
+        </w:numPr>
+        <w:ind w:firstLine="709"/>
+      </w:pPr>
+      <w:r>
+        <w:t>Это полупроводниковый компонент, который может выполнять две основные функции:</w:t>
       </w:r>
     </w:p>
     <w:p>
@@ -15028,44 +16030,40 @@
           <w:numId w:val="32"/>
         </w:numPr>
         <w:ind w:left="0" w:firstLine="992"/>
-        <w:rPr>
-          <w:lang w:val="en-US"/>
-        </w:rPr>
-      </w:pPr>
-      <w:r>
-        <w:rPr>
-          <w:lang w:val="en-US"/>
-        </w:rPr>
-        <w:t xml:space="preserve">SCL </w:t>
-      </w:r>
-      <w:r>
-        <w:rPr>
-          <w:lang w:val="en-US"/>
-        </w:rPr>
-        <w:sym w:font="Wingdings" w:char="F0E0"/>
-      </w:r>
-      <w:r>
-        <w:rPr>
-          <w:lang w:val="en-US"/>
-        </w:rPr>
-        <w:t xml:space="preserve"> A5 (</w:t>
-      </w:r>
-      <w:r>
-        <w:t>для</w:t>
-      </w:r>
-      <w:r>
-        <w:rPr>
-          <w:lang w:val="en-US"/>
-        </w:rPr>
-        <w:t xml:space="preserve"> Arduino Uno/Nano).</w:t>
-      </w:r>
-    </w:p>
-    <w:p>
-      <w:pPr>
-        <w:pStyle w:val="a8"/>
-        <w:jc w:val="both"/>
-        <w:rPr>
-          <w:lang w:val="en-US"/>
+      </w:pPr>
+      <w:r>
+        <w:t>электронный ключ: п</w:t>
+      </w:r>
+      <w:r>
+        <w:t>озволяет слабым сигналом (с пина Arduino) включать и выключать мощную нагрузку (мотор, лампу, которые нельзя подключать напрямую к выводу микроконтроллера).</w:t>
+      </w:r>
+    </w:p>
+    <w:p>
+      <w:pPr>
+        <w:pStyle w:val="2"/>
+        <w:numPr>
+          <w:ilvl w:val="0"/>
+          <w:numId w:val="32"/>
+        </w:numPr>
+        <w:ind w:left="0" w:firstLine="992"/>
+      </w:pPr>
+      <w:r>
+        <w:t>усилитель: у</w:t>
+      </w:r>
+      <w:r>
+        <w:t>величивает силу или мощность входного сигнала.</w:t>
+      </w:r>
+    </w:p>
+    <w:p>
+      <w:pPr>
+        <w:pStyle w:val="a8"/>
+        <w:jc w:val="both"/>
+        <w:rPr>
+          <w:rFonts w:eastAsiaTheme="minorHAnsi"/>
+          <w:bCs/>
+          <w:kern w:val="3"/>
+          <w:sz w:val="28"/>
+          <w:szCs w:val="28"/>
         </w:rPr>
       </w:pPr>
     </w:p>
@@ -15074,11 +16072,11 @@
         <w:pStyle w:val="2"/>
         <w:numPr>
           <w:ilvl w:val="1"/>
-          <w:numId w:val="33"/>
-        </w:numPr>
-      </w:pPr>
-      <w:r>
-        <w:t>Какие библиотеки можно использовать для работы с дисплеем?</w:t>
+          <w:numId w:val="34"/>
+        </w:numPr>
+      </w:pPr>
+      <w:r>
+        <w:t>Почему для подключения сервоприводов и электромоторов нужен внешний источник питания?</w:t>
       </w:r>
     </w:p>
     <w:p>
@@ -15088,599 +16086,109 @@
           <w:ilvl w:val="0"/>
           <w:numId w:val="0"/>
         </w:numPr>
-        <w:ind w:left="709"/>
-      </w:pPr>
-      <w:r>
-        <w:t>Выбор библиотеки зависит от типа дисплея:</w:t>
-      </w:r>
-    </w:p>
-    <w:p>
-      <w:pPr>
-        <w:pStyle w:val="2"/>
-        <w:numPr>
-          <w:ilvl w:val="0"/>
-          <w:numId w:val="32"/>
-        </w:numPr>
-        <w:ind w:left="0" w:firstLine="992"/>
-        <w:rPr>
-          <w:lang w:val="en-US"/>
-        </w:rPr>
-      </w:pPr>
-      <w:r>
-        <w:rPr>
-          <w:lang w:val="en-US"/>
-        </w:rPr>
-        <w:t>д</w:t>
-      </w:r>
-      <w:r>
-        <w:rPr>
-          <w:lang w:val="en-US"/>
-        </w:rPr>
-        <w:t>ля</w:t>
-      </w:r>
-      <w:r>
-        <w:rPr>
-          <w:lang w:val="en-US"/>
-        </w:rPr>
-        <w:t xml:space="preserve"> LCD (</w:t>
-      </w:r>
-      <w:r>
-        <w:rPr>
-          <w:lang w:val="en-US"/>
-        </w:rPr>
-        <w:t>символьных</w:t>
-      </w:r>
-      <w:r>
-        <w:rPr>
-          <w:lang w:val="en-US"/>
-        </w:rPr>
-        <w:t>)</w:t>
-      </w:r>
-      <w:r>
-        <w:rPr>
-          <w:lang w:val="en-US"/>
-        </w:rPr>
-        <w:t xml:space="preserve"> LiquidCrystal_I2C by Frank de Brabander</w:t>
-      </w:r>
-      <w:r>
-        <w:rPr>
-          <w:lang w:val="en-US"/>
-        </w:rPr>
-        <w:t>;</w:t>
-      </w:r>
-    </w:p>
-    <w:p>
-      <w:pPr>
-        <w:pStyle w:val="2"/>
-        <w:numPr>
-          <w:ilvl w:val="0"/>
-          <w:numId w:val="32"/>
-        </w:numPr>
-        <w:ind w:left="0" w:firstLine="992"/>
-        <w:rPr>
-          <w:lang w:val="en-US"/>
-        </w:rPr>
-      </w:pPr>
-      <w:r>
-        <w:rPr>
-          <w:lang w:val="en-US"/>
-        </w:rPr>
-        <w:t>д</w:t>
-      </w:r>
-      <w:r>
-        <w:rPr>
-          <w:lang w:val="en-US"/>
-        </w:rPr>
-        <w:t>ля поддержки русского языка можно испол</w:t>
-      </w:r>
-      <w:r>
-        <w:rPr>
-          <w:lang w:val="en-US"/>
-        </w:rPr>
-        <w:t>ьзовать библиотеку LCD_1602_RUS.</w:t>
-      </w:r>
-    </w:p>
-    <w:p>
-      <w:pPr>
-        <w:pStyle w:val="2"/>
-        <w:numPr>
-          <w:ilvl w:val="0"/>
-          <w:numId w:val="0"/>
-        </w:numPr>
         <w:ind w:firstLine="709"/>
       </w:pPr>
       <w:r>
-        <w:t>Для OLED (графических): Самые популярн</w:t>
-      </w:r>
-      <w:r>
-        <w:t>ые –</w:t>
-      </w:r>
-      <w:r>
-        <w:t xml:space="preserve"> U8g2, Adafruit_SSD1306</w:t>
-      </w:r>
-      <w:r>
-        <w:t xml:space="preserve"> и </w:t>
-      </w:r>
-      <w:r>
-        <w:t>легкая GyverOLED</w:t>
-      </w:r>
-      <w:r>
-        <w:t xml:space="preserve"> (с поддержкой русского языка).</w:t>
-      </w:r>
-    </w:p>
-    <w:p>
-      <w:pPr>
-        <w:pStyle w:val="a8"/>
-        <w:jc w:val="both"/>
-      </w:pPr>
-    </w:p>
-    <w:p>
-      <w:pPr>
-        <w:pStyle w:val="2"/>
-        <w:numPr>
-          <w:ilvl w:val="1"/>
-          <w:numId w:val="33"/>
-        </w:numPr>
-      </w:pPr>
-      <w:r>
-        <w:t>Как подключается дисплей LCD 16x2?</w:t>
-      </w:r>
-    </w:p>
-    <w:p>
-      <w:pPr>
-        <w:pStyle w:val="2"/>
-        <w:numPr>
-          <w:ilvl w:val="0"/>
-          <w:numId w:val="0"/>
-        </w:numPr>
-        <w:ind w:left="709"/>
-      </w:pPr>
-      <w:r>
-        <w:t xml:space="preserve">LCD 16x2 с I2C модулем </w:t>
-      </w:r>
-      <w:r>
-        <w:t>подключается стандартно для I2C</w:t>
-      </w:r>
-      <w:r>
-        <w:t>:</w:t>
-      </w:r>
-    </w:p>
-    <w:p>
-      <w:pPr>
-        <w:pStyle w:val="2"/>
-        <w:numPr>
-          <w:ilvl w:val="0"/>
-          <w:numId w:val="32"/>
-        </w:numPr>
-        <w:ind w:left="0" w:firstLine="992"/>
-      </w:pPr>
-      <w:r>
-        <w:t>п</w:t>
-      </w:r>
-      <w:r>
-        <w:t>итание: 5V</w:t>
-      </w:r>
-      <w:r>
-        <w:rPr>
-          <w:lang w:val="en-US"/>
-        </w:rPr>
-        <w:t>;</w:t>
-      </w:r>
-    </w:p>
-    <w:p>
-      <w:pPr>
-        <w:pStyle w:val="2"/>
-        <w:numPr>
-          <w:ilvl w:val="0"/>
-          <w:numId w:val="32"/>
-        </w:numPr>
-        <w:ind w:left="0" w:firstLine="992"/>
-        <w:rPr>
-          <w:lang w:val="en-US"/>
-        </w:rPr>
-      </w:pPr>
-      <w:r>
-        <w:t>с</w:t>
-      </w:r>
-      <w:r>
-        <w:t>игнал</w:t>
-      </w:r>
-      <w:r>
-        <w:rPr>
-          <w:lang w:val="en-US"/>
-        </w:rPr>
-        <w:t xml:space="preserve">: SDA </w:t>
-      </w:r>
-      <w:r>
-        <w:rPr>
-          <w:lang w:val="en-US"/>
-        </w:rPr>
-        <w:sym w:font="Wingdings" w:char="F0E0"/>
-      </w:r>
-      <w:r>
-        <w:rPr>
-          <w:lang w:val="en-US"/>
-        </w:rPr>
-        <w:t xml:space="preserve"> A4, SCL </w:t>
-      </w:r>
-      <w:r>
-        <w:rPr>
-          <w:lang w:val="en-US"/>
-        </w:rPr>
-        <w:sym w:font="Wingdings" w:char="F0E0"/>
-      </w:r>
-      <w:r>
-        <w:rPr>
-          <w:lang w:val="en-US"/>
-        </w:rPr>
-        <w:t xml:space="preserve"> A5</w:t>
-      </w:r>
-      <w:r>
-        <w:rPr>
-          <w:lang w:val="en-US"/>
-        </w:rPr>
-        <w:t>;</w:t>
-      </w:r>
-    </w:p>
-    <w:p>
-      <w:pPr>
-        <w:pStyle w:val="2"/>
-        <w:numPr>
-          <w:ilvl w:val="0"/>
-          <w:numId w:val="32"/>
-        </w:numPr>
-        <w:ind w:left="0" w:firstLine="992"/>
-      </w:pPr>
-      <w:r>
-        <w:t>а</w:t>
-      </w:r>
-      <w:r>
-        <w:t>дрес на шине по умолч</w:t>
-      </w:r>
-      <w:r>
-        <w:t>анию часто бывает 0x27 или 0x3F</w:t>
-      </w:r>
-      <w:r>
-        <w:t>.</w:t>
-      </w:r>
-    </w:p>
-    <w:p>
-      <w:pPr>
-        <w:pStyle w:val="2"/>
-        <w:numPr>
-          <w:ilvl w:val="0"/>
-          <w:numId w:val="0"/>
-        </w:numPr>
-        <w:ind w:left="567"/>
-      </w:pPr>
-      <w:r>
-        <w:t>В коде используется библиотека Liq</w:t>
-      </w:r>
-      <w:r>
-        <w:t>uidCrystal_I2C и инициализация:</w:t>
-      </w:r>
-    </w:p>
-    <w:p>
-      <w:pPr>
-        <w:pStyle w:val="2"/>
-        <w:numPr>
-          <w:ilvl w:val="0"/>
-          <w:numId w:val="0"/>
-        </w:numPr>
-        <w:ind w:left="567"/>
-      </w:pPr>
-      <w:r>
-        <w:t>Liqu</w:t>
-      </w:r>
-      <w:r>
-        <w:t>idCrystal_I2C lcd(0x27, 16, 2)</w:t>
-      </w:r>
-      <w:r>
-        <w:rPr>
-          <w:lang w:val="en-US"/>
-        </w:rPr>
-        <w:t>;</w:t>
-      </w:r>
-      <w:r>
-        <w:t>.</w:t>
-      </w:r>
-    </w:p>
-    <w:p>
-      <w:pPr>
-        <w:pStyle w:val="a8"/>
-        <w:jc w:val="both"/>
-      </w:pPr>
-    </w:p>
-    <w:p>
-      <w:pPr>
-        <w:pStyle w:val="2"/>
-        <w:numPr>
-          <w:ilvl w:val="1"/>
-          <w:numId w:val="33"/>
-        </w:numPr>
-      </w:pPr>
-      <w:r>
-        <w:t>Как подключается дисплей OLED 128</w:t>
+        <w:t>Потому что моторы потребляют большой ток (особенно при пуске или под нагрузкой). Вывод 5V на Arduino не рассчитан на такую нагр</w:t>
+      </w:r>
+      <w:r>
+        <w:t>узку –</w:t>
       </w:r>
       <w:bookmarkStart w:id="2" w:name="_GoBack"/>
       <w:bookmarkEnd w:id="2"/>
       <w:r>
-        <w:t>x64?</w:t>
-      </w:r>
-    </w:p>
-    <w:p>
-      <w:pPr>
-        <w:pStyle w:val="2"/>
-        <w:numPr>
-          <w:ilvl w:val="0"/>
-          <w:numId w:val="0"/>
-        </w:numPr>
-        <w:ind w:left="709"/>
-      </w:pPr>
-      <w:r>
-        <w:t>OLED 128x64 (на чипе S</w:t>
-      </w:r>
-      <w:r>
-        <w:t>SD1306) подключается аналогично</w:t>
-      </w:r>
-      <w:r>
+        <w:t xml:space="preserve"> он может дать всего около 400-500 мА (в зависимости от модели). Если подключить мотор напрямую к Arduino, это приведет к перегрузке, перегреву стабилизатора питания и неожиданным перезагрузкам или выходу платы из строя.</w:t>
+      </w:r>
+    </w:p>
+    <w:p>
+      <w:pPr>
+        <w:pStyle w:val="a8"/>
+        <w:jc w:val="both"/>
+        <w:rPr>
+          <w:lang w:eastAsia="ru-RU"/>
+        </w:rPr>
+      </w:pPr>
+      <w:r>
+        <w:rPr>
+          <w:lang w:eastAsia="ru-RU"/>
+        </w:rPr>
+        <w:t xml:space="preserve"> </w:t>
+      </w:r>
+    </w:p>
+    <w:p>
+      <w:pPr>
+        <w:pStyle w:val="a8"/>
+        <w:numPr>
+          <w:ilvl w:val="0"/>
+          <w:numId w:val="34"/>
+        </w:numPr>
+        <w:jc w:val="both"/>
+        <w:rPr>
+          <w:sz w:val="28"/>
+          <w:szCs w:val="28"/>
+          <w:lang w:eastAsia="ru-RU"/>
+        </w:rPr>
+      </w:pPr>
+      <w:r>
+        <w:rPr>
+          <w:b/>
+          <w:bCs/>
+          <w:color w:val="000000"/>
+          <w:sz w:val="28"/>
+          <w:szCs w:val="28"/>
+          <w:lang w:eastAsia="ru-RU"/>
+        </w:rPr>
+        <w:t>Вывод</w:t>
+      </w:r>
+      <w:r>
+        <w:rPr>
+          <w:b/>
+          <w:bCs/>
+          <w:sz w:val="28"/>
+          <w:szCs w:val="28"/>
+          <w:lang w:eastAsia="ru-RU"/>
+        </w:rPr>
         <w:t>:</w:t>
       </w:r>
-    </w:p>
-    <w:p>
-      <w:pPr>
-        <w:pStyle w:val="2"/>
-        <w:numPr>
-          <w:ilvl w:val="0"/>
-          <w:numId w:val="32"/>
-        </w:numPr>
-        <w:ind w:left="0" w:firstLine="992"/>
-      </w:pPr>
-      <w:r>
-        <w:t>п</w:t>
-      </w:r>
-      <w:r>
-        <w:t>итание: 3.3V или 5V (</w:t>
-      </w:r>
-      <w:r>
-        <w:t>зависит от модуля, обычно 3.3В)</w:t>
-      </w:r>
-      <w:r>
-        <w:t>;</w:t>
-      </w:r>
-    </w:p>
-    <w:p>
-      <w:pPr>
-        <w:pStyle w:val="2"/>
-        <w:numPr>
-          <w:ilvl w:val="0"/>
-          <w:numId w:val="32"/>
-        </w:numPr>
-        <w:ind w:left="0" w:firstLine="992"/>
-        <w:rPr>
-          <w:lang w:val="en-US"/>
-        </w:rPr>
-      </w:pPr>
-      <w:r>
-        <w:t>с</w:t>
-      </w:r>
-      <w:r>
-        <w:t>игнал</w:t>
-      </w:r>
-      <w:r>
-        <w:rPr>
-          <w:lang w:val="en-US"/>
-        </w:rPr>
-        <w:t xml:space="preserve">: SDA </w:t>
-      </w:r>
-      <w:r>
-        <w:rPr>
-          <w:lang w:val="en-US"/>
-        </w:rPr>
-        <w:sym w:font="Wingdings" w:char="F0E0"/>
-      </w:r>
-      <w:r>
-        <w:rPr>
-          <w:lang w:val="en-US"/>
-        </w:rPr>
-        <w:t xml:space="preserve"> A4, SCL </w:t>
-      </w:r>
-      <w:r>
-        <w:rPr>
-          <w:lang w:val="en-US"/>
-        </w:rPr>
-        <w:sym w:font="Wingdings" w:char="F0E0"/>
-      </w:r>
-      <w:r>
-        <w:rPr>
-          <w:lang w:val="en-US"/>
-        </w:rPr>
-        <w:t xml:space="preserve"> A5</w:t>
-      </w:r>
-      <w:r>
-        <w:rPr>
-          <w:lang w:val="en-US"/>
-        </w:rPr>
-        <w:t>;</w:t>
-      </w:r>
-    </w:p>
-    <w:p>
-      <w:pPr>
-        <w:pStyle w:val="2"/>
-        <w:numPr>
-          <w:ilvl w:val="0"/>
-          <w:numId w:val="32"/>
-        </w:numPr>
-        <w:ind w:left="0" w:firstLine="992"/>
-      </w:pPr>
-      <w:r>
-        <w:t>а</w:t>
-      </w:r>
-      <w:r>
-        <w:t>др</w:t>
-      </w:r>
-      <w:r>
-        <w:t>ес по умолчанию чаще всего 0x3C</w:t>
-      </w:r>
-      <w:r>
-        <w:t>.</w:t>
-      </w:r>
-    </w:p>
-    <w:p>
-      <w:pPr>
-        <w:pStyle w:val="2"/>
-        <w:numPr>
-          <w:ilvl w:val="0"/>
-          <w:numId w:val="0"/>
-        </w:numPr>
-        <w:ind w:firstLine="709"/>
-      </w:pPr>
-      <w:r>
-        <w:t>В коде, например с библиотекой Adafruit_SSD13</w:t>
-      </w:r>
-      <w:r>
-        <w:t>06, инициализация выглядит так:</w:t>
-      </w:r>
-    </w:p>
-    <w:p>
-      <w:pPr>
-        <w:pStyle w:val="2"/>
-        <w:numPr>
-          <w:ilvl w:val="0"/>
-          <w:numId w:val="0"/>
-        </w:numPr>
-        <w:ind w:firstLine="709"/>
-        <w:rPr>
-          <w:lang w:val="en-US"/>
-        </w:rPr>
-      </w:pPr>
-      <w:r>
-        <w:rPr>
-          <w:lang w:val="en-US"/>
-        </w:rPr>
-        <w:t>Adafru</w:t>
-      </w:r>
-      <w:r>
-        <w:rPr>
-          <w:lang w:val="en-US"/>
-        </w:rPr>
-        <w:t>it_SSD1306 display(OLED_RESET);</w:t>
-      </w:r>
-    </w:p>
-    <w:p>
-      <w:pPr>
-        <w:pStyle w:val="2"/>
-        <w:numPr>
-          <w:ilvl w:val="0"/>
-          <w:numId w:val="0"/>
-        </w:numPr>
-        <w:ind w:firstLine="709"/>
-        <w:rPr>
-          <w:lang w:val="en-US"/>
-        </w:rPr>
-      </w:pPr>
-      <w:r>
-        <w:rPr>
-          <w:lang w:val="en-US"/>
-        </w:rPr>
-        <w:t>display.begin(SSD130</w:t>
-      </w:r>
-      <w:r>
-        <w:rPr>
-          <w:lang w:val="en-US"/>
-        </w:rPr>
-        <w:t>6_SWITCHCAPVCC, 0x3C);.</w:t>
-      </w:r>
-    </w:p>
-    <w:p>
-      <w:pPr>
-        <w:pStyle w:val="a8"/>
-        <w:jc w:val="both"/>
-        <w:rPr>
-          <w:lang w:val="en-US" w:eastAsia="ru-RU"/>
-        </w:rPr>
-      </w:pPr>
-      <w:r>
-        <w:rPr>
-          <w:lang w:val="en-US" w:eastAsia="ru-RU"/>
+      <w:r>
+        <w:rPr>
+          <w:sz w:val="28"/>
+          <w:szCs w:val="28"/>
+          <w:lang w:eastAsia="ru-RU"/>
+        </w:rPr>
+        <w:t xml:space="preserve"> в ходе лабораторной работы </w:t>
+      </w:r>
+      <w:r>
+        <w:rPr>
+          <w:sz w:val="28"/>
+          <w:szCs w:val="28"/>
+          <w:lang w:eastAsia="ru-RU"/>
+        </w:rPr>
+        <w:t>научились</w:t>
+      </w:r>
+      <w:r>
+        <w:rPr>
+          <w:sz w:val="28"/>
+          <w:szCs w:val="28"/>
+          <w:lang w:eastAsia="ru-RU"/>
         </w:rPr>
         <w:t xml:space="preserve"> </w:t>
       </w:r>
-    </w:p>
-    <w:p>
-      <w:pPr>
-        <w:pStyle w:val="a8"/>
-        <w:numPr>
-          <w:ilvl w:val="0"/>
-          <w:numId w:val="33"/>
-        </w:numPr>
-        <w:jc w:val="both"/>
-        <w:rPr>
-          <w:sz w:val="28"/>
-          <w:szCs w:val="28"/>
-          <w:lang w:eastAsia="ru-RU"/>
-        </w:rPr>
-      </w:pPr>
-      <w:r>
-        <w:rPr>
-          <w:b/>
-          <w:bCs/>
-          <w:color w:val="000000"/>
-          <w:sz w:val="28"/>
-          <w:szCs w:val="28"/>
-          <w:lang w:eastAsia="ru-RU"/>
-        </w:rPr>
-        <w:t>Вывод</w:t>
-      </w:r>
-      <w:r>
-        <w:rPr>
-          <w:b/>
-          <w:bCs/>
-          <w:sz w:val="28"/>
-          <w:szCs w:val="28"/>
-          <w:lang w:eastAsia="ru-RU"/>
-        </w:rPr>
-        <w:t>:</w:t>
-      </w:r>
-      <w:r>
-        <w:rPr>
-          <w:sz w:val="28"/>
-          <w:szCs w:val="28"/>
-          <w:lang w:eastAsia="ru-RU"/>
-        </w:rPr>
-        <w:t xml:space="preserve"> в ходе лабораторной работы </w:t>
-      </w:r>
-      <w:r>
-        <w:rPr>
-          <w:sz w:val="28"/>
-          <w:szCs w:val="28"/>
-          <w:lang w:eastAsia="ru-RU"/>
-        </w:rPr>
-        <w:t>научились</w:t>
-      </w:r>
-      <w:r>
-        <w:rPr>
-          <w:sz w:val="28"/>
-          <w:szCs w:val="28"/>
-          <w:lang w:eastAsia="ru-RU"/>
-        </w:rPr>
-        <w:t xml:space="preserve"> </w:t>
-      </w:r>
-      <w:r>
-        <w:rPr>
-          <w:sz w:val="28"/>
-          <w:szCs w:val="28"/>
-          <w:lang w:eastAsia="ru-RU"/>
-        </w:rPr>
-        <w:t>создавать скетч</w:t>
-      </w:r>
-      <w:r>
-        <w:rPr>
-          <w:sz w:val="28"/>
-          <w:szCs w:val="28"/>
-          <w:lang w:eastAsia="ru-RU"/>
-        </w:rPr>
-        <w:t>и для микроконтроллеров Arduino, получили</w:t>
+      <w:r>
+        <w:rPr>
+          <w:sz w:val="28"/>
+          <w:szCs w:val="28"/>
+          <w:lang w:eastAsia="ru-RU"/>
+        </w:rPr>
+        <w:t>создавать скетчи для микроконтроллеров Arduino</w:t>
+      </w:r>
+      <w:r>
+        <w:rPr>
+          <w:sz w:val="28"/>
+          <w:szCs w:val="28"/>
+          <w:lang w:eastAsia="ru-RU"/>
+        </w:rPr>
+        <w:t>, получили</w:t>
       </w:r>
       <w:r>
         <w:rPr>
@@ -15704,7 +16212,7 @@
           <w:szCs w:val="28"/>
           <w:lang w:eastAsia="ru-RU"/>
         </w:rPr>
-        <w:t xml:space="preserve"> дисплеями Arduino.</w:t>
+        <w:t xml:space="preserve"> с подвижными элементами Arduino.</w:t>
       </w:r>
     </w:p>
     <w:sectPr>
@@ -16478,6 +16986,125 @@
     </w:lvl>
   </w:abstractNum>
   <w:abstractNum w:abstractNumId="7" w15:restartNumberingAfterBreak="0">
+    <w:nsid w:val="26107630"/>
+    <w:multiLevelType w:val="multilevel"/>
+    <w:tmpl w:val="46C668D6"/>
+    <w:lvl w:ilvl="0">
+      <w:start w:val="1"/>
+      <w:numFmt w:val="decimal"/>
+      <w:lvlText w:val="%1"/>
+      <w:lvlJc w:val="left"/>
+      <w:pPr>
+        <w:ind w:left="0" w:firstLine="0"/>
+      </w:pPr>
+      <w:rPr>
+        <w:rFonts w:hint="default"/>
+        <w:b/>
+        <w:i w:val="0"/>
+      </w:rPr>
+    </w:lvl>
+    <w:lvl w:ilvl="1">
+      <w:start w:val="1"/>
+      <w:numFmt w:val="decimal"/>
+      <w:lvlText w:val="%1.%2"/>
+      <w:lvlJc w:val="left"/>
+      <w:pPr>
+        <w:ind w:left="0" w:firstLine="709"/>
+      </w:pPr>
+      <w:rPr>
+        <w:rFonts w:hint="default"/>
+        <w:b w:val="0"/>
+        <w:bCs/>
+      </w:rPr>
+    </w:lvl>
+    <w:lvl w:ilvl="2">
+      <w:start w:val="1"/>
+      <w:numFmt w:val="decimal"/>
+      <w:lvlText w:val="%1.%2.%3"/>
+      <w:lvlJc w:val="left"/>
+      <w:pPr>
+        <w:ind w:left="0" w:firstLine="1418"/>
+      </w:pPr>
+      <w:rPr>
+        <w:rFonts w:hint="default"/>
+        <w:b w:val="0"/>
+        <w:bCs w:val="0"/>
+      </w:rPr>
+    </w:lvl>
+    <w:lvl w:ilvl="3">
+      <w:start w:val="1"/>
+      <w:numFmt w:val="decimal"/>
+      <w:lvlText w:val="%1.%2.%3.%4"/>
+      <w:lvlJc w:val="left"/>
+      <w:pPr>
+        <w:ind w:left="2127" w:firstLine="0"/>
+      </w:pPr>
+      <w:rPr>
+        <w:rFonts w:hint="default"/>
+      </w:rPr>
+    </w:lvl>
+    <w:lvl w:ilvl="4">
+      <w:start w:val="1"/>
+      <w:numFmt w:val="decimal"/>
+      <w:lvlText w:val="%1.%2.%3.%4.%5"/>
+      <w:lvlJc w:val="left"/>
+      <w:pPr>
+        <w:ind w:left="2836" w:firstLine="0"/>
+      </w:pPr>
+      <w:rPr>
+        <w:rFonts w:hint="default"/>
+      </w:rPr>
+    </w:lvl>
+    <w:lvl w:ilvl="5">
+      <w:start w:val="1"/>
+      <w:numFmt w:val="decimal"/>
+      <w:lvlText w:val="%1.%2.%3.%4.%5.%6"/>
+      <w:lvlJc w:val="left"/>
+      <w:pPr>
+        <w:ind w:left="3545" w:firstLine="0"/>
+      </w:pPr>
+      <w:rPr>
+        <w:rFonts w:hint="default"/>
+      </w:rPr>
+    </w:lvl>
+    <w:lvl w:ilvl="6">
+      <w:start w:val="1"/>
+      <w:numFmt w:val="decimal"/>
+      <w:lvlText w:val="%1.%2.%3.%4.%5.%6.%7"/>
+      <w:lvlJc w:val="left"/>
+      <w:pPr>
+        <w:ind w:left="4254" w:firstLine="0"/>
+      </w:pPr>
+      <w:rPr>
+        <w:rFonts w:hint="default"/>
+      </w:rPr>
+    </w:lvl>
+    <w:lvl w:ilvl="7">
+      <w:start w:val="1"/>
+      <w:numFmt w:val="decimal"/>
+      <w:lvlText w:val="%1.%2.%3.%4.%5.%6.%7.%8"/>
+      <w:lvlJc w:val="left"/>
+      <w:pPr>
+        <w:ind w:left="4963" w:firstLine="0"/>
+      </w:pPr>
+      <w:rPr>
+        <w:rFonts w:hint="default"/>
+      </w:rPr>
+    </w:lvl>
+    <w:lvl w:ilvl="8">
+      <w:start w:val="1"/>
+      <w:numFmt w:val="decimal"/>
+      <w:lvlText w:val="%1.%2.%3.%4.%5.%6.%7.%8.%9"/>
+      <w:lvlJc w:val="left"/>
+      <w:pPr>
+        <w:ind w:left="5672" w:firstLine="0"/>
+      </w:pPr>
+      <w:rPr>
+        <w:rFonts w:hint="default"/>
+      </w:rPr>
+    </w:lvl>
+  </w:abstractNum>
+  <w:abstractNum w:abstractNumId="8" w15:restartNumberingAfterBreak="0">
     <w:nsid w:val="2A257629"/>
     <w:multiLevelType w:val="multilevel"/>
     <w:tmpl w:val="391EC45C"/>
@@ -16594,7 +17221,7 @@
       </w:rPr>
     </w:lvl>
   </w:abstractNum>
-  <w:abstractNum w:abstractNumId="8" w15:restartNumberingAfterBreak="0">
+  <w:abstractNum w:abstractNumId="9" w15:restartNumberingAfterBreak="0">
     <w:nsid w:val="2E426723"/>
     <w:multiLevelType w:val="hybridMultilevel"/>
     <w:tmpl w:val="0A20CC2A"/>
@@ -16707,7 +17334,7 @@
       </w:rPr>
     </w:lvl>
   </w:abstractNum>
-  <w:abstractNum w:abstractNumId="9" w15:restartNumberingAfterBreak="0">
+  <w:abstractNum w:abstractNumId="10" w15:restartNumberingAfterBreak="0">
     <w:nsid w:val="2F1321F3"/>
     <w:multiLevelType w:val="multilevel"/>
     <w:tmpl w:val="46C668D6"/>
@@ -16826,7 +17453,7 @@
       </w:rPr>
     </w:lvl>
   </w:abstractNum>
-  <w:abstractNum w:abstractNumId="10" w15:restartNumberingAfterBreak="0">
+  <w:abstractNum w:abstractNumId="11" w15:restartNumberingAfterBreak="0">
     <w:nsid w:val="32146D39"/>
     <w:multiLevelType w:val="hybridMultilevel"/>
     <w:tmpl w:val="F3942462"/>
@@ -16939,7 +17566,7 @@
       </w:rPr>
     </w:lvl>
   </w:abstractNum>
-  <w:abstractNum w:abstractNumId="11" w15:restartNumberingAfterBreak="0">
+  <w:abstractNum w:abstractNumId="12" w15:restartNumberingAfterBreak="0">
     <w:nsid w:val="371E3211"/>
     <w:multiLevelType w:val="hybridMultilevel"/>
     <w:tmpl w:val="DFF2DF9E"/>
@@ -17025,7 +17652,7 @@
       </w:pPr>
     </w:lvl>
   </w:abstractNum>
-  <w:abstractNum w:abstractNumId="12" w15:restartNumberingAfterBreak="0">
+  <w:abstractNum w:abstractNumId="13" w15:restartNumberingAfterBreak="0">
     <w:nsid w:val="41755C99"/>
     <w:multiLevelType w:val="hybridMultilevel"/>
     <w:tmpl w:val="67B61518"/>
@@ -17138,7 +17765,7 @@
       </w:rPr>
     </w:lvl>
   </w:abstractNum>
-  <w:abstractNum w:abstractNumId="13" w15:restartNumberingAfterBreak="0">
+  <w:abstractNum w:abstractNumId="14" w15:restartNumberingAfterBreak="0">
     <w:nsid w:val="41BD3F6E"/>
     <w:multiLevelType w:val="hybridMultilevel"/>
     <w:tmpl w:val="1AF21878"/>
@@ -17251,7 +17878,7 @@
       </w:rPr>
     </w:lvl>
   </w:abstractNum>
-  <w:abstractNum w:abstractNumId="14" w15:restartNumberingAfterBreak="0">
+  <w:abstractNum w:abstractNumId="15" w15:restartNumberingAfterBreak="0">
     <w:nsid w:val="4CE24A31"/>
     <w:multiLevelType w:val="multilevel"/>
     <w:tmpl w:val="391EC45C"/>
@@ -17368,7 +17995,7 @@
       </w:rPr>
     </w:lvl>
   </w:abstractNum>
-  <w:abstractNum w:abstractNumId="15" w15:restartNumberingAfterBreak="0">
+  <w:abstractNum w:abstractNumId="16" w15:restartNumberingAfterBreak="0">
     <w:nsid w:val="4EA13189"/>
     <w:multiLevelType w:val="multilevel"/>
     <w:tmpl w:val="52CCB896"/>
@@ -17483,7 +18110,7 @@
       </w:rPr>
     </w:lvl>
   </w:abstractNum>
-  <w:abstractNum w:abstractNumId="16" w15:restartNumberingAfterBreak="0">
+  <w:abstractNum w:abstractNumId="17" w15:restartNumberingAfterBreak="0">
     <w:nsid w:val="4F1C2FFE"/>
     <w:multiLevelType w:val="multilevel"/>
     <w:tmpl w:val="391EC45C"/>
@@ -17600,7 +18227,7 @@
       </w:rPr>
     </w:lvl>
   </w:abstractNum>
-  <w:abstractNum w:abstractNumId="17" w15:restartNumberingAfterBreak="0">
+  <w:abstractNum w:abstractNumId="18" w15:restartNumberingAfterBreak="0">
     <w:nsid w:val="4FC62C57"/>
     <w:multiLevelType w:val="multilevel"/>
     <w:tmpl w:val="46C668D6"/>
@@ -17719,7 +18346,7 @@
       </w:rPr>
     </w:lvl>
   </w:abstractNum>
-  <w:abstractNum w:abstractNumId="18" w15:restartNumberingAfterBreak="0">
+  <w:abstractNum w:abstractNumId="19" w15:restartNumberingAfterBreak="0">
     <w:nsid w:val="510A3725"/>
     <w:multiLevelType w:val="multilevel"/>
     <w:tmpl w:val="391EC45C"/>
@@ -17836,7 +18463,7 @@
       </w:rPr>
     </w:lvl>
   </w:abstractNum>
-  <w:abstractNum w:abstractNumId="19" w15:restartNumberingAfterBreak="0">
+  <w:abstractNum w:abstractNumId="20" w15:restartNumberingAfterBreak="0">
     <w:nsid w:val="552B1EAF"/>
     <w:multiLevelType w:val="multilevel"/>
     <w:tmpl w:val="46C668D6"/>
@@ -17953,7 +18580,7 @@
       </w:rPr>
     </w:lvl>
   </w:abstractNum>
-  <w:abstractNum w:abstractNumId="20" w15:restartNumberingAfterBreak="0">
+  <w:abstractNum w:abstractNumId="21" w15:restartNumberingAfterBreak="0">
     <w:nsid w:val="5EA94513"/>
     <w:multiLevelType w:val="hybridMultilevel"/>
     <w:tmpl w:val="70E80114"/>
@@ -18066,7 +18693,7 @@
       </w:rPr>
     </w:lvl>
   </w:abstractNum>
-  <w:abstractNum w:abstractNumId="21" w15:restartNumberingAfterBreak="0">
+  <w:abstractNum w:abstractNumId="22" w15:restartNumberingAfterBreak="0">
     <w:nsid w:val="60BE241E"/>
     <w:multiLevelType w:val="hybridMultilevel"/>
     <w:tmpl w:val="A872A9C6"/>
@@ -18179,7 +18806,7 @@
       </w:rPr>
     </w:lvl>
   </w:abstractNum>
-  <w:abstractNum w:abstractNumId="22" w15:restartNumberingAfterBreak="0">
+  <w:abstractNum w:abstractNumId="23" w15:restartNumberingAfterBreak="0">
     <w:nsid w:val="618D25E9"/>
     <w:multiLevelType w:val="hybridMultilevel"/>
     <w:tmpl w:val="382E97C8"/>
@@ -18292,7 +18919,7 @@
       </w:rPr>
     </w:lvl>
   </w:abstractNum>
-  <w:abstractNum w:abstractNumId="23" w15:restartNumberingAfterBreak="0">
+  <w:abstractNum w:abstractNumId="24" w15:restartNumberingAfterBreak="0">
     <w:nsid w:val="61FC53C0"/>
     <w:multiLevelType w:val="multilevel"/>
     <w:tmpl w:val="46C668D6"/>
@@ -18411,7 +19038,7 @@
       </w:rPr>
     </w:lvl>
   </w:abstractNum>
-  <w:abstractNum w:abstractNumId="24" w15:restartNumberingAfterBreak="0">
+  <w:abstractNum w:abstractNumId="25" w15:restartNumberingAfterBreak="0">
     <w:nsid w:val="624E0503"/>
     <w:multiLevelType w:val="hybridMultilevel"/>
     <w:tmpl w:val="F77E65FE"/>
@@ -18524,7 +19151,7 @@
       </w:rPr>
     </w:lvl>
   </w:abstractNum>
-  <w:abstractNum w:abstractNumId="25" w15:restartNumberingAfterBreak="0">
+  <w:abstractNum w:abstractNumId="26" w15:restartNumberingAfterBreak="0">
     <w:nsid w:val="6266226E"/>
     <w:multiLevelType w:val="hybridMultilevel"/>
     <w:tmpl w:val="3D8ECED4"/>
@@ -18637,7 +19264,7 @@
       </w:rPr>
     </w:lvl>
   </w:abstractNum>
-  <w:abstractNum w:abstractNumId="26" w15:restartNumberingAfterBreak="0">
+  <w:abstractNum w:abstractNumId="27" w15:restartNumberingAfterBreak="0">
     <w:nsid w:val="635D41CF"/>
     <w:multiLevelType w:val="multilevel"/>
     <w:tmpl w:val="A7DC3C5C"/>
@@ -18772,7 +19399,7 @@
       </w:rPr>
     </w:lvl>
   </w:abstractNum>
-  <w:abstractNum w:abstractNumId="27" w15:restartNumberingAfterBreak="0">
+  <w:abstractNum w:abstractNumId="28" w15:restartNumberingAfterBreak="0">
     <w:nsid w:val="63D22B98"/>
     <w:multiLevelType w:val="hybridMultilevel"/>
     <w:tmpl w:val="628E689A"/>
@@ -18885,7 +19512,7 @@
       </w:rPr>
     </w:lvl>
   </w:abstractNum>
-  <w:abstractNum w:abstractNumId="28" w15:restartNumberingAfterBreak="0">
+  <w:abstractNum w:abstractNumId="29" w15:restartNumberingAfterBreak="0">
     <w:nsid w:val="6EC5583E"/>
     <w:multiLevelType w:val="hybridMultilevel"/>
     <w:tmpl w:val="137CEDEE"/>
@@ -18998,7 +19625,7 @@
       </w:rPr>
     </w:lvl>
   </w:abstractNum>
-  <w:abstractNum w:abstractNumId="29" w15:restartNumberingAfterBreak="0">
+  <w:abstractNum w:abstractNumId="30" w15:restartNumberingAfterBreak="0">
     <w:nsid w:val="785A619A"/>
     <w:multiLevelType w:val="hybridMultilevel"/>
     <w:tmpl w:val="5B0E9A86"/>
@@ -19111,7 +19738,7 @@
       </w:rPr>
     </w:lvl>
   </w:abstractNum>
-  <w:abstractNum w:abstractNumId="30" w15:restartNumberingAfterBreak="0">
+  <w:abstractNum w:abstractNumId="31" w15:restartNumberingAfterBreak="0">
     <w:nsid w:val="78DC6C2D"/>
     <w:multiLevelType w:val="hybridMultilevel"/>
     <w:tmpl w:val="9DC2C1D2"/>
@@ -19224,7 +19851,7 @@
       </w:rPr>
     </w:lvl>
   </w:abstractNum>
-  <w:abstractNum w:abstractNumId="31" w15:restartNumberingAfterBreak="0">
+  <w:abstractNum w:abstractNumId="32" w15:restartNumberingAfterBreak="0">
     <w:nsid w:val="7B460B42"/>
     <w:multiLevelType w:val="hybridMultilevel"/>
     <w:tmpl w:val="18F4AC3A"/>
@@ -19337,7 +19964,7 @@
       </w:rPr>
     </w:lvl>
   </w:abstractNum>
-  <w:abstractNum w:abstractNumId="32" w15:restartNumberingAfterBreak="0">
+  <w:abstractNum w:abstractNumId="33" w15:restartNumberingAfterBreak="0">
     <w:nsid w:val="7F0E22E4"/>
     <w:multiLevelType w:val="hybridMultilevel"/>
     <w:tmpl w:val="8E4C89D8"/>
@@ -19454,31 +20081,31 @@
     <w:abstractNumId w:val="0"/>
   </w:num>
   <w:num w:numId="2">
-    <w:abstractNumId w:val="19"/>
+    <w:abstractNumId w:val="20"/>
   </w:num>
   <w:num w:numId="3">
-    <w:abstractNumId w:val="15"/>
+    <w:abstractNumId w:val="16"/>
   </w:num>
   <w:num w:numId="4">
-    <w:abstractNumId w:val="13"/>
+    <w:abstractNumId w:val="14"/>
   </w:num>
   <w:num w:numId="5">
     <w:abstractNumId w:val="2"/>
   </w:num>
   <w:num w:numId="6">
-    <w:abstractNumId w:val="20"/>
+    <w:abstractNumId w:val="21"/>
   </w:num>
   <w:num w:numId="7">
-    <w:abstractNumId w:val="26"/>
+    <w:abstractNumId w:val="27"/>
   </w:num>
   <w:num w:numId="8">
-    <w:abstractNumId w:val="18"/>
+    <w:abstractNumId w:val="19"/>
   </w:num>
   <w:num w:numId="9">
-    <w:abstractNumId w:val="29"/>
+    <w:abstractNumId w:val="30"/>
   </w:num>
   <w:num w:numId="10">
-    <w:abstractNumId w:val="8"/>
+    <w:abstractNumId w:val="9"/>
   </w:num>
   <w:num w:numId="11">
     <w:abstractNumId w:val="5"/>
@@ -19487,67 +20114,152 @@
     <w:abstractNumId w:val="4"/>
   </w:num>
   <w:num w:numId="13">
-    <w:abstractNumId w:val="21"/>
+    <w:abstractNumId w:val="22"/>
   </w:num>
   <w:num w:numId="14">
-    <w:abstractNumId w:val="7"/>
+    <w:abstractNumId w:val="8"/>
   </w:num>
   <w:num w:numId="15">
     <w:abstractNumId w:val="1"/>
   </w:num>
   <w:num w:numId="16">
-    <w:abstractNumId w:val="22"/>
+    <w:abstractNumId w:val="23"/>
   </w:num>
   <w:num w:numId="17">
-    <w:abstractNumId w:val="25"/>
+    <w:abstractNumId w:val="26"/>
   </w:num>
   <w:num w:numId="18">
-    <w:abstractNumId w:val="10"/>
+    <w:abstractNumId w:val="11"/>
   </w:num>
   <w:num w:numId="19">
-    <w:abstractNumId w:val="32"/>
+    <w:abstractNumId w:val="33"/>
   </w:num>
   <w:num w:numId="20">
     <w:abstractNumId w:val="3"/>
   </w:num>
   <w:num w:numId="21">
-    <w:abstractNumId w:val="24"/>
+    <w:abstractNumId w:val="25"/>
   </w:num>
   <w:num w:numId="22">
-    <w:abstractNumId w:val="14"/>
+    <w:abstractNumId w:val="15"/>
   </w:num>
   <w:num w:numId="23">
-    <w:abstractNumId w:val="16"/>
+    <w:abstractNumId w:val="17"/>
   </w:num>
   <w:num w:numId="24">
-    <w:abstractNumId w:val="27"/>
+    <w:abstractNumId w:val="28"/>
   </w:num>
   <w:num w:numId="25">
-    <w:abstractNumId w:val="11"/>
+    <w:abstractNumId w:val="12"/>
   </w:num>
   <w:num w:numId="26">
     <w:abstractNumId w:val="6"/>
   </w:num>
   <w:num w:numId="27">
-    <w:abstractNumId w:val="12"/>
+    <w:abstractNumId w:val="13"/>
   </w:num>
   <w:num w:numId="28">
+    <w:abstractNumId w:val="32"/>
+  </w:num>
+  <w:num w:numId="29">
+    <w:abstractNumId w:val="10"/>
+  </w:num>
+  <w:num w:numId="30">
     <w:abstractNumId w:val="31"/>
   </w:num>
-  <w:num w:numId="29">
-    <w:abstractNumId w:val="9"/>
-  </w:num>
-  <w:num w:numId="30">
-    <w:abstractNumId w:val="30"/>
-  </w:num>
   <w:num w:numId="31">
-    <w:abstractNumId w:val="17"/>
+    <w:abstractNumId w:val="18"/>
   </w:num>
   <w:num w:numId="32">
-    <w:abstractNumId w:val="28"/>
+    <w:abstractNumId w:val="29"/>
   </w:num>
   <w:num w:numId="33">
-    <w:abstractNumId w:val="23"/>
+    <w:abstractNumId w:val="24"/>
+  </w:num>
+  <w:num w:numId="34">
+    <w:abstractNumId w:val="7"/>
+  </w:num>
+  <w:num w:numId="35">
+    <w:abstractNumId w:val="27"/>
+    <w:lvlOverride w:ilvl="0">
+      <w:lvl w:ilvl="0">
+        <w:start w:val="1"/>
+        <w:numFmt w:val="decimal"/>
+        <w:pStyle w:val="1"/>
+        <w:suff w:val="space"/>
+        <w:lvlText w:val="%1"/>
+        <w:lvlJc w:val="left"/>
+        <w:pPr>
+          <w:ind w:left="0" w:firstLine="0"/>
+        </w:pPr>
+        <w:rPr>
+          <w:rFonts w:ascii="Times New Roman" w:hAnsi="Times New Roman" w:hint="default"/>
+          <w:b/>
+          <w:sz w:val="28"/>
+        </w:rPr>
+      </w:lvl>
+    </w:lvlOverride>
+    <w:lvlOverride w:ilvl="1">
+      <w:lvl w:ilvl="1">
+        <w:start w:val="1"/>
+        <w:numFmt w:val="decimal"/>
+        <w:pStyle w:val="2"/>
+        <w:suff w:val="space"/>
+        <w:lvlText w:val="%1.%2"/>
+        <w:lvlJc w:val="left"/>
+        <w:pPr>
+          <w:ind w:left="0" w:firstLine="567"/>
+        </w:pPr>
+        <w:rPr>
+          <w:rFonts w:ascii="Times New Roman" w:hAnsi="Times New Roman" w:hint="default"/>
+          <w:b w:val="0"/>
+          <w:bCs/>
+          <w:sz w:val="28"/>
+        </w:rPr>
+      </w:lvl>
+    </w:lvlOverride>
+    <w:lvlOverride w:ilvl="2">
+      <w:lvl w:ilvl="2">
+        <w:start w:val="1"/>
+        <w:numFmt w:val="decimal"/>
+        <w:suff w:val="space"/>
+        <w:lvlText w:val="%1.%2.%3"/>
+        <w:lvlJc w:val="left"/>
+        <w:pPr>
+          <w:ind w:left="0" w:firstLine="567"/>
+        </w:pPr>
+        <w:rPr>
+          <w:rFonts w:ascii="Times New Roman" w:hAnsi="Times New Roman" w:hint="default"/>
+          <w:b w:val="0"/>
+          <w:bCs/>
+          <w:sz w:val="28"/>
+        </w:rPr>
+      </w:lvl>
+    </w:lvlOverride>
+  </w:num>
+  <w:num w:numId="36">
+    <w:abstractNumId w:val="27"/>
+  </w:num>
+  <w:num w:numId="37">
+    <w:abstractNumId w:val="27"/>
+  </w:num>
+  <w:num w:numId="38">
+    <w:abstractNumId w:val="27"/>
+  </w:num>
+  <w:num w:numId="39">
+    <w:abstractNumId w:val="27"/>
+  </w:num>
+  <w:num w:numId="40">
+    <w:abstractNumId w:val="27"/>
+  </w:num>
+  <w:num w:numId="41">
+    <w:abstractNumId w:val="27"/>
+  </w:num>
+  <w:num w:numId="42">
+    <w:abstractNumId w:val="27"/>
+  </w:num>
+  <w:num w:numId="43">
+    <w:abstractNumId w:val="27"/>
   </w:num>
   <w:numIdMacAtCleanup w:val="33"/>
 </w:numbering>
@@ -21162,7 +21874,7 @@
 </file>
 
 <file path=customXml/itemProps1.xml><?xml version="1.0" encoding="utf-8"?>
-<ds:datastoreItem xmlns:ds="http://schemas.openxmlformats.org/officeDocument/2006/customXml" ds:itemID="{D34B31AD-21A6-42EA-BB89-3726633CF8BD}">
+<ds:datastoreItem xmlns:ds="http://schemas.openxmlformats.org/officeDocument/2006/customXml" ds:itemID="{A30FBD5A-23A5-4900-9BCD-49F4FE843B4B}">
   <ds:schemaRefs>
     <ds:schemaRef ds:uri="http://schemas.openxmlformats.org/officeDocument/2006/bibliography"/>
   </ds:schemaRefs>

--- a/Labs/Отчёты.docx
+++ b/Labs/Отчёты.docx
@@ -16094,10 +16094,814 @@
       <w:r>
         <w:t>узку –</w:t>
       </w:r>
+      <w:r>
+        <w:t xml:space="preserve"> он может дать всего около 400-500 мА (в зависимости от модели). Если подключить мотор напрямую к Arduino, это приведет к перегрузке, перегреву стабилизатора питания и неожиданным перезагрузкам или выходу платы из строя.</w:t>
+      </w:r>
+    </w:p>
+    <w:p>
+      <w:pPr>
+        <w:pStyle w:val="a8"/>
+        <w:jc w:val="both"/>
+        <w:rPr>
+          <w:lang w:eastAsia="ru-RU"/>
+        </w:rPr>
+      </w:pPr>
+      <w:r>
+        <w:rPr>
+          <w:lang w:eastAsia="ru-RU"/>
+        </w:rPr>
+        <w:t xml:space="preserve"> </w:t>
+      </w:r>
+    </w:p>
+    <w:p>
+      <w:pPr>
+        <w:pStyle w:val="a8"/>
+        <w:numPr>
+          <w:ilvl w:val="0"/>
+          <w:numId w:val="34"/>
+        </w:numPr>
+        <w:jc w:val="both"/>
+        <w:rPr>
+          <w:sz w:val="28"/>
+          <w:szCs w:val="28"/>
+          <w:lang w:eastAsia="ru-RU"/>
+        </w:rPr>
+      </w:pPr>
+      <w:r>
+        <w:rPr>
+          <w:b/>
+          <w:bCs/>
+          <w:color w:val="000000"/>
+          <w:sz w:val="28"/>
+          <w:szCs w:val="28"/>
+          <w:lang w:eastAsia="ru-RU"/>
+        </w:rPr>
+        <w:t>Вывод</w:t>
+      </w:r>
+      <w:r>
+        <w:rPr>
+          <w:b/>
+          <w:bCs/>
+          <w:sz w:val="28"/>
+          <w:szCs w:val="28"/>
+          <w:lang w:eastAsia="ru-RU"/>
+        </w:rPr>
+        <w:t>:</w:t>
+      </w:r>
+      <w:r>
+        <w:rPr>
+          <w:sz w:val="28"/>
+          <w:szCs w:val="28"/>
+          <w:lang w:eastAsia="ru-RU"/>
+        </w:rPr>
+        <w:t xml:space="preserve"> в ходе лабораторной работы </w:t>
+      </w:r>
+      <w:r>
+        <w:rPr>
+          <w:sz w:val="28"/>
+          <w:szCs w:val="28"/>
+          <w:lang w:eastAsia="ru-RU"/>
+        </w:rPr>
+        <w:t>научились</w:t>
+      </w:r>
+      <w:r>
+        <w:rPr>
+          <w:sz w:val="28"/>
+          <w:szCs w:val="28"/>
+          <w:lang w:eastAsia="ru-RU"/>
+        </w:rPr>
+        <w:t xml:space="preserve"> </w:t>
+      </w:r>
+      <w:r>
+        <w:rPr>
+          <w:sz w:val="28"/>
+          <w:szCs w:val="28"/>
+          <w:lang w:eastAsia="ru-RU"/>
+        </w:rPr>
+        <w:t>создавать скетчи для микроконтроллеров Arduino</w:t>
+      </w:r>
+      <w:r>
+        <w:rPr>
+          <w:sz w:val="28"/>
+          <w:szCs w:val="28"/>
+          <w:lang w:eastAsia="ru-RU"/>
+        </w:rPr>
+        <w:t>, получили</w:t>
+      </w:r>
+      <w:r>
+        <w:rPr>
+          <w:sz w:val="28"/>
+          <w:szCs w:val="28"/>
+          <w:lang w:eastAsia="ru-RU"/>
+        </w:rPr>
+        <w:t xml:space="preserve"> навыки работы с плато</w:t>
+      </w:r>
+      <w:r>
+        <w:rPr>
+          <w:sz w:val="28"/>
+          <w:szCs w:val="28"/>
+          <w:lang w:eastAsia="ru-RU"/>
+        </w:rPr>
+        <w:t>й Arduino Uno, макетной платой и</w:t>
+      </w:r>
+      <w:r>
+        <w:rPr>
+          <w:sz w:val="28"/>
+          <w:szCs w:val="28"/>
+          <w:lang w:eastAsia="ru-RU"/>
+        </w:rPr>
+        <w:t xml:space="preserve"> с подвижными элементами Arduino.</w:t>
+      </w:r>
+    </w:p>
+    <w:p>
+      <w:pPr>
+        <w:rPr>
+          <w:sz w:val="28"/>
+          <w:szCs w:val="28"/>
+          <w:lang w:eastAsia="ru-RU"/>
+        </w:rPr>
+      </w:pPr>
+      <w:r>
+        <w:rPr>
+          <w:sz w:val="28"/>
+          <w:szCs w:val="28"/>
+          <w:lang w:eastAsia="ru-RU"/>
+        </w:rPr>
+        <w:br w:type="page"/>
+      </w:r>
+    </w:p>
+    <w:p>
+      <w:pPr>
+        <w:pStyle w:val="a8"/>
+        <w:jc w:val="center"/>
+        <w:rPr>
+          <w:b/>
+          <w:bCs/>
+          <w:sz w:val="32"/>
+          <w:szCs w:val="32"/>
+        </w:rPr>
+      </w:pPr>
+      <w:r>
+        <w:rPr>
+          <w:b/>
+          <w:bCs/>
+          <w:sz w:val="32"/>
+          <w:szCs w:val="32"/>
+        </w:rPr>
+        <w:lastRenderedPageBreak/>
+        <w:t>Лабораторная работа №</w:t>
+      </w:r>
+      <w:r>
+        <w:rPr>
+          <w:b/>
+          <w:bCs/>
+          <w:sz w:val="32"/>
+          <w:szCs w:val="32"/>
+        </w:rPr>
+        <w:t>15</w:t>
+      </w:r>
+    </w:p>
+    <w:p>
+      <w:pPr>
+        <w:jc w:val="center"/>
+        <w:rPr>
+          <w:b/>
+          <w:bCs/>
+          <w:sz w:val="32"/>
+          <w:szCs w:val="32"/>
+        </w:rPr>
+      </w:pPr>
+      <w:r>
+        <w:rPr>
+          <w:b/>
+          <w:bCs/>
+          <w:sz w:val="32"/>
+          <w:szCs w:val="32"/>
+        </w:rPr>
+        <w:t>«</w:t>
+      </w:r>
+      <w:r>
+        <w:rPr>
+          <w:b/>
+          <w:bCs/>
+          <w:sz w:val="32"/>
+          <w:szCs w:val="32"/>
+        </w:rPr>
+        <w:t>Изучение механизмов управления памятью</w:t>
+      </w:r>
+      <w:r>
+        <w:rPr>
+          <w:b/>
+          <w:bCs/>
+          <w:sz w:val="32"/>
+          <w:szCs w:val="32"/>
+        </w:rPr>
+        <w:t>»</w:t>
+      </w:r>
+    </w:p>
+    <w:p>
+      <w:pPr>
+        <w:pStyle w:val="a8"/>
+        <w:numPr>
+          <w:ilvl w:val="0"/>
+          <w:numId w:val="35"/>
+        </w:numPr>
+        <w:jc w:val="both"/>
+        <w:rPr>
+          <w:b/>
+          <w:bCs/>
+          <w:sz w:val="28"/>
+          <w:szCs w:val="28"/>
+        </w:rPr>
+      </w:pPr>
+      <w:r>
+        <w:rPr>
+          <w:b/>
+          <w:bCs/>
+          <w:sz w:val="28"/>
+          <w:szCs w:val="28"/>
+        </w:rPr>
+        <w:t>Цель работы:</w:t>
+      </w:r>
+    </w:p>
+    <w:p>
+      <w:pPr>
+        <w:pStyle w:val="a8"/>
+        <w:numPr>
+          <w:ilvl w:val="1"/>
+          <w:numId w:val="35"/>
+        </w:numPr>
+        <w:jc w:val="both"/>
+        <w:rPr>
+          <w:b/>
+          <w:bCs/>
+          <w:sz w:val="28"/>
+          <w:szCs w:val="28"/>
+        </w:rPr>
+      </w:pPr>
+      <w:r>
+        <w:rPr>
+          <w:rFonts w:eastAsiaTheme="minorHAnsi"/>
+          <w:bCs/>
+          <w:kern w:val="3"/>
+          <w:sz w:val="28"/>
+          <w:szCs w:val="28"/>
+        </w:rPr>
+        <w:t>Изучить ме</w:t>
+      </w:r>
+      <w:r>
+        <w:rPr>
+          <w:rFonts w:eastAsiaTheme="minorHAnsi"/>
+          <w:bCs/>
+          <w:kern w:val="3"/>
+          <w:sz w:val="28"/>
+          <w:szCs w:val="28"/>
+        </w:rPr>
+        <w:t>ханизмы управления памятью в C#.</w:t>
+      </w:r>
+    </w:p>
+    <w:p>
+      <w:pPr>
+        <w:pStyle w:val="a8"/>
+        <w:jc w:val="both"/>
+        <w:rPr>
+          <w:color w:val="000000"/>
+          <w:sz w:val="28"/>
+          <w:szCs w:val="28"/>
+          <w:lang w:eastAsia="ru-RU"/>
+        </w:rPr>
+      </w:pPr>
+    </w:p>
+    <w:p>
+      <w:pPr>
+        <w:pStyle w:val="a8"/>
+        <w:numPr>
+          <w:ilvl w:val="0"/>
+          <w:numId w:val="35"/>
+        </w:numPr>
+        <w:ind w:right="-62"/>
+        <w:jc w:val="both"/>
+        <w:rPr>
+          <w:sz w:val="28"/>
+          <w:szCs w:val="28"/>
+          <w:lang w:eastAsia="ru-RU"/>
+        </w:rPr>
+      </w:pPr>
+      <w:r>
+        <w:rPr>
+          <w:b/>
+          <w:bCs/>
+          <w:color w:val="000000"/>
+          <w:sz w:val="28"/>
+          <w:szCs w:val="28"/>
+          <w:lang w:eastAsia="ru-RU"/>
+        </w:rPr>
+        <w:t>Контрольные вопросы:</w:t>
+      </w:r>
+    </w:p>
+    <w:p>
+      <w:pPr>
+        <w:pStyle w:val="a8"/>
+        <w:numPr>
+          <w:ilvl w:val="1"/>
+          <w:numId w:val="35"/>
+        </w:numPr>
+        <w:jc w:val="both"/>
+        <w:rPr>
+          <w:rFonts w:eastAsiaTheme="minorHAnsi"/>
+          <w:bCs/>
+          <w:kern w:val="3"/>
+          <w:sz w:val="28"/>
+          <w:szCs w:val="28"/>
+        </w:rPr>
+      </w:pPr>
+      <w:r>
+        <w:rPr>
+          <w:rFonts w:eastAsiaTheme="minorHAnsi"/>
+          <w:bCs/>
+          <w:kern w:val="3"/>
+          <w:sz w:val="28"/>
+          <w:szCs w:val="28"/>
+        </w:rPr>
+        <w:t>Чем стек отличается от кучи?</w:t>
+      </w:r>
+    </w:p>
+    <w:p>
+      <w:pPr>
+        <w:pStyle w:val="2"/>
+        <w:numPr>
+          <w:ilvl w:val="0"/>
+          <w:numId w:val="0"/>
+        </w:numPr>
+        <w:ind w:firstLine="709"/>
+        <w:rPr>
+          <w:color w:val="0F1115"/>
+          <w:lang w:eastAsia="ru-RU"/>
+        </w:rPr>
+      </w:pPr>
+      <w:r>
+        <w:rPr>
+          <w:color w:val="0F1115"/>
+          <w:lang w:eastAsia="ru-RU"/>
+        </w:rPr>
+        <w:t>Стек: хранит значимые типы (value types), ссылки на объекты, работает по принципу LIFO, управляется автоматически при входе/выходе из методов, быстрый, но ограниченный по размеру</w:t>
+      </w:r>
+      <w:r>
+        <w:rPr>
+          <w:color w:val="0F1115"/>
+          <w:lang w:eastAsia="ru-RU"/>
+        </w:rPr>
+        <w:t>.</w:t>
+      </w:r>
+    </w:p>
+    <w:p>
+      <w:pPr>
+        <w:pStyle w:val="2"/>
+        <w:numPr>
+          <w:ilvl w:val="0"/>
+          <w:numId w:val="0"/>
+        </w:numPr>
+        <w:ind w:firstLine="709"/>
+        <w:rPr>
+          <w:color w:val="0F1115"/>
+          <w:lang w:eastAsia="ru-RU"/>
+        </w:rPr>
+      </w:pPr>
+      <w:r>
+        <w:rPr>
+          <w:color w:val="0F1115"/>
+          <w:lang w:eastAsia="ru-RU"/>
+        </w:rPr>
+        <w:t>Куча (heap): хранит ссылочные типы (reference types) и сами объекты, управляется GC, медленнее, но динамически выделяет память</w:t>
+      </w:r>
+      <w:r>
+        <w:rPr>
+          <w:color w:val="0F1115"/>
+          <w:lang w:eastAsia="ru-RU"/>
+        </w:rPr>
+        <w:t>.</w:t>
+      </w:r>
+    </w:p>
+    <w:p>
+      <w:pPr>
+        <w:pStyle w:val="2"/>
+        <w:numPr>
+          <w:ilvl w:val="0"/>
+          <w:numId w:val="0"/>
+        </w:numPr>
+        <w:rPr>
+          <w:color w:val="0F1115"/>
+          <w:lang w:eastAsia="ru-RU"/>
+        </w:rPr>
+      </w:pPr>
+    </w:p>
+    <w:p>
+      <w:pPr>
+        <w:pStyle w:val="a8"/>
+        <w:numPr>
+          <w:ilvl w:val="1"/>
+          <w:numId w:val="35"/>
+        </w:numPr>
+        <w:jc w:val="both"/>
+        <w:rPr>
+          <w:rFonts w:eastAsiaTheme="minorHAnsi"/>
+          <w:bCs/>
+          <w:kern w:val="3"/>
+          <w:sz w:val="28"/>
+          <w:szCs w:val="28"/>
+        </w:rPr>
+      </w:pPr>
+      <w:r>
+        <w:rPr>
+          <w:rFonts w:eastAsiaTheme="minorHAnsi"/>
+          <w:bCs/>
+          <w:kern w:val="3"/>
+          <w:sz w:val="28"/>
+          <w:szCs w:val="28"/>
+        </w:rPr>
+        <w:t>Для чего используются поколения в GC?</w:t>
+      </w:r>
+    </w:p>
+    <w:p>
+      <w:pPr>
+        <w:pStyle w:val="2"/>
+        <w:numPr>
+          <w:ilvl w:val="0"/>
+          <w:numId w:val="0"/>
+        </w:numPr>
+        <w:ind w:firstLine="709"/>
+        <w:rPr>
+          <w:color w:val="0F1115"/>
+          <w:lang w:eastAsia="ru-RU"/>
+        </w:rPr>
+      </w:pPr>
+      <w:r>
+        <w:rPr>
+          <w:color w:val="0F1115"/>
+          <w:lang w:eastAsia="ru-RU"/>
+        </w:rPr>
+        <w:t>Для оптимизации сборки мусора. Объекты делятся на 3 поко</w:t>
+      </w:r>
+      <w:r>
+        <w:rPr>
+          <w:color w:val="0F1115"/>
+          <w:lang w:eastAsia="ru-RU"/>
+        </w:rPr>
+        <w:t>ления (0, 1, 2). Новые объекты –</w:t>
+      </w:r>
+      <w:r>
+        <w:rPr>
+          <w:color w:val="0F1115"/>
+          <w:lang w:eastAsia="ru-RU"/>
+        </w:rPr>
+        <w:t xml:space="preserve"> поколение 0. GC чаще проверяет молодые объекты (предполагая</w:t>
+      </w:r>
+      <w:r>
+        <w:rPr>
+          <w:color w:val="0F1115"/>
+          <w:lang w:eastAsia="ru-RU"/>
+        </w:rPr>
+        <w:t>, что они быстрее умрут), реже –</w:t>
+      </w:r>
+      <w:r>
+        <w:rPr>
+          <w:color w:val="0F1115"/>
+          <w:lang w:eastAsia="ru-RU"/>
+        </w:rPr>
+        <w:t xml:space="preserve"> старые. Это повышает производительность, сокращая время сборки.</w:t>
+      </w:r>
+    </w:p>
+    <w:p>
+      <w:pPr>
+        <w:pStyle w:val="2"/>
+        <w:numPr>
+          <w:ilvl w:val="0"/>
+          <w:numId w:val="0"/>
+        </w:numPr>
+        <w:rPr>
+          <w:color w:val="0F1115"/>
+          <w:lang w:eastAsia="ru-RU"/>
+        </w:rPr>
+      </w:pPr>
+    </w:p>
+    <w:p>
+      <w:pPr>
+        <w:pStyle w:val="a8"/>
+        <w:numPr>
+          <w:ilvl w:val="1"/>
+          <w:numId w:val="35"/>
+        </w:numPr>
+        <w:jc w:val="both"/>
+        <w:rPr>
+          <w:rFonts w:eastAsiaTheme="minorHAnsi"/>
+          <w:bCs/>
+          <w:kern w:val="3"/>
+          <w:sz w:val="28"/>
+          <w:szCs w:val="28"/>
+        </w:rPr>
+      </w:pPr>
+      <w:r>
+        <w:rPr>
+          <w:rFonts w:eastAsiaTheme="minorHAnsi"/>
+          <w:bCs/>
+          <w:kern w:val="3"/>
+          <w:sz w:val="28"/>
+          <w:szCs w:val="28"/>
+        </w:rPr>
+        <w:t>Что такое LOH?</w:t>
+      </w:r>
+    </w:p>
+    <w:p>
+      <w:pPr>
+        <w:pStyle w:val="2"/>
+        <w:numPr>
+          <w:ilvl w:val="0"/>
+          <w:numId w:val="0"/>
+        </w:numPr>
+        <w:ind w:firstLine="709"/>
+        <w:rPr>
+          <w:color w:val="0F1115"/>
+          <w:lang w:eastAsia="ru-RU"/>
+        </w:rPr>
+      </w:pPr>
+      <w:r>
+        <w:rPr>
+          <w:bCs w:val="0"/>
+          <w:color w:val="0F1115"/>
+          <w:lang w:eastAsia="ru-RU"/>
+        </w:rPr>
+        <w:t>Large Object Heap –</w:t>
+      </w:r>
+      <w:r>
+        <w:rPr>
+          <w:color w:val="0F1115"/>
+          <w:lang w:eastAsia="ru-RU"/>
+        </w:rPr>
+        <w:t xml:space="preserve"> специальная куча для объектов размером ≥ 85 000 байт (или больших массивов). Особенности: не уплотняется (не перемещает объекты), что снижает фрагментацию, но может привести к утечкам памяти при частом выделении/освобождении крупных объектов.</w:t>
+      </w:r>
+    </w:p>
+    <w:p>
+      <w:pPr>
+        <w:pStyle w:val="2"/>
+        <w:numPr>
+          <w:ilvl w:val="0"/>
+          <w:numId w:val="0"/>
+        </w:numPr>
+        <w:rPr>
+          <w:color w:val="0F1115"/>
+          <w:lang w:eastAsia="ru-RU"/>
+        </w:rPr>
+      </w:pPr>
+    </w:p>
+    <w:p>
+      <w:pPr>
+        <w:pStyle w:val="a8"/>
+        <w:numPr>
+          <w:ilvl w:val="1"/>
+          <w:numId w:val="35"/>
+        </w:numPr>
+        <w:jc w:val="both"/>
+        <w:rPr>
+          <w:rFonts w:eastAsiaTheme="minorHAnsi"/>
+          <w:bCs/>
+          <w:kern w:val="3"/>
+          <w:sz w:val="28"/>
+          <w:szCs w:val="28"/>
+        </w:rPr>
+      </w:pPr>
+      <w:r>
+        <w:rPr>
+          <w:rFonts w:eastAsiaTheme="minorHAnsi"/>
+          <w:bCs/>
+          <w:kern w:val="3"/>
+          <w:sz w:val="28"/>
+          <w:szCs w:val="28"/>
+        </w:rPr>
+        <w:t>Как работать с неуправляемым (небезопасным кодом) в C#?</w:t>
+      </w:r>
+    </w:p>
+    <w:p>
+      <w:pPr>
+        <w:pStyle w:val="a8"/>
+        <w:ind w:left="709"/>
+        <w:jc w:val="both"/>
+        <w:rPr>
+          <w:rFonts w:eastAsiaTheme="minorHAnsi"/>
+          <w:bCs/>
+          <w:kern w:val="3"/>
+          <w:sz w:val="28"/>
+          <w:szCs w:val="28"/>
+        </w:rPr>
+      </w:pPr>
+      <w:r>
+        <w:rPr>
+          <w:rFonts w:eastAsiaTheme="minorHAnsi"/>
+          <w:bCs/>
+          <w:kern w:val="3"/>
+          <w:sz w:val="28"/>
+          <w:szCs w:val="28"/>
+        </w:rPr>
+        <w:t>Принцип работы</w:t>
+      </w:r>
+      <w:r>
+        <w:rPr>
+          <w:rFonts w:eastAsiaTheme="minorHAnsi"/>
+          <w:bCs/>
+          <w:kern w:val="3"/>
+          <w:sz w:val="28"/>
+          <w:szCs w:val="28"/>
+        </w:rPr>
+        <w:t>:</w:t>
+      </w:r>
+    </w:p>
+    <w:p>
+      <w:pPr>
+        <w:pStyle w:val="2"/>
+        <w:numPr>
+          <w:ilvl w:val="0"/>
+          <w:numId w:val="32"/>
+        </w:numPr>
+        <w:ind w:left="0" w:firstLine="992"/>
+      </w:pPr>
+      <w:r>
+        <w:t>и</w:t>
+      </w:r>
+      <w:r>
+        <w:t>спользовать контекст unsafe и компиляцию с флагом /unsafe</w:t>
+      </w:r>
+      <w:r>
+        <w:t>;</w:t>
+      </w:r>
+    </w:p>
+    <w:p>
+      <w:pPr>
+        <w:pStyle w:val="2"/>
+        <w:numPr>
+          <w:ilvl w:val="0"/>
+          <w:numId w:val="32"/>
+        </w:numPr>
+        <w:ind w:left="0" w:firstLine="992"/>
+      </w:pPr>
+      <w:r>
+        <w:t>р</w:t>
+      </w:r>
+      <w:r>
+        <w:t>аботать с указателями (*, &amp;, -&gt;)</w:t>
+      </w:r>
+      <w:r>
+        <w:t>;</w:t>
+      </w:r>
+    </w:p>
+    <w:p>
+      <w:pPr>
+        <w:pStyle w:val="2"/>
+        <w:numPr>
+          <w:ilvl w:val="0"/>
+          <w:numId w:val="32"/>
+        </w:numPr>
+        <w:ind w:left="0" w:firstLine="992"/>
+      </w:pPr>
+      <w:r>
+        <w:t>и</w:t>
+      </w:r>
+      <w:r>
+        <w:t>спользовать fixed для фиксации управляемых объектов в памяти</w:t>
+      </w:r>
+      <w:r>
+        <w:t>;</w:t>
+      </w:r>
+    </w:p>
+    <w:p>
+      <w:pPr>
+        <w:pStyle w:val="2"/>
+        <w:numPr>
+          <w:ilvl w:val="0"/>
+          <w:numId w:val="32"/>
+        </w:numPr>
+        <w:ind w:left="0" w:firstLine="992"/>
+      </w:pPr>
+      <w:r>
+        <w:t>п</w:t>
+      </w:r>
+      <w:r>
+        <w:t>рименять Marshal (из System.Runtime.InteropServices) для вызова WinAPI/PInvoke</w:t>
+      </w:r>
+      <w:r>
+        <w:t>;</w:t>
+      </w:r>
+    </w:p>
+    <w:p>
+      <w:pPr>
+        <w:pStyle w:val="2"/>
+        <w:numPr>
+          <w:ilvl w:val="0"/>
+          <w:numId w:val="32"/>
+        </w:numPr>
+        <w:ind w:left="0" w:firstLine="992"/>
+      </w:pPr>
+      <w:r>
+        <w:t>и</w:t>
+      </w:r>
+      <w:r>
+        <w:t>спользовать Span&lt;T&gt; и Memory&lt;T&gt; для безопасной работы с буферами</w:t>
+      </w:r>
+      <w:r>
+        <w:t>.</w:t>
+      </w:r>
+    </w:p>
+    <w:p>
+      <w:pPr>
+        <w:pStyle w:val="2"/>
+        <w:numPr>
+          <w:ilvl w:val="0"/>
+          <w:numId w:val="0"/>
+        </w:numPr>
+      </w:pPr>
+    </w:p>
+    <w:p>
+      <w:pPr>
+        <w:pStyle w:val="a8"/>
+        <w:numPr>
+          <w:ilvl w:val="1"/>
+          <w:numId w:val="35"/>
+        </w:numPr>
+        <w:jc w:val="both"/>
+        <w:rPr>
+          <w:rFonts w:eastAsiaTheme="minorHAnsi"/>
+          <w:bCs/>
+          <w:kern w:val="3"/>
+          <w:sz w:val="28"/>
+          <w:szCs w:val="28"/>
+        </w:rPr>
+      </w:pPr>
+      <w:r>
+        <w:rPr>
+          <w:rFonts w:eastAsiaTheme="minorHAnsi"/>
+          <w:bCs/>
+          <w:kern w:val="3"/>
+          <w:sz w:val="28"/>
+          <w:szCs w:val="28"/>
+        </w:rPr>
+        <w:t>Зачем используется IDisposable? Чем он отличается от финализатора?</w:t>
+      </w:r>
+    </w:p>
+    <w:p>
+      <w:pPr>
+        <w:pStyle w:val="2"/>
+        <w:numPr>
+          <w:ilvl w:val="0"/>
+          <w:numId w:val="0"/>
+        </w:numPr>
+        <w:ind w:firstLine="709"/>
+        <w:rPr>
+          <w:color w:val="0F1115"/>
+          <w:lang w:eastAsia="ru-RU"/>
+        </w:rPr>
+      </w:pPr>
+      <w:r>
+        <w:rPr>
+          <w:bCs w:val="0"/>
+          <w:color w:val="0F1115"/>
+          <w:lang w:eastAsia="ru-RU"/>
+        </w:rPr>
+        <w:t>IDisposable</w:t>
+      </w:r>
+      <w:r>
+        <w:rPr>
+          <w:color w:val="0F1115"/>
+          <w:lang w:eastAsia="ru-RU"/>
+        </w:rPr>
+        <w:t xml:space="preserve">: для детерминированного освобождения неуправляемых ресурсов (файлы, соединения с БД). Вызывается явно или </w:t>
+      </w:r>
       <w:bookmarkStart w:id="2" w:name="_GoBack"/>
       <w:bookmarkEnd w:id="2"/>
       <w:r>
-        <w:t xml:space="preserve"> он может дать всего около 400-500 мА (в зависимости от модели). Если подключить мотор напрямую к Arduino, это приведет к перегрузке, перегреву стабилизатора питания и неожиданным перезагрузкам или выходу платы из строя.</w:t>
+        <w:rPr>
+          <w:color w:val="0F1115"/>
+          <w:lang w:eastAsia="ru-RU"/>
+        </w:rPr>
+        <w:t>через using. Гарантирует немедленное освобождение.</w:t>
+      </w:r>
+    </w:p>
+    <w:p>
+      <w:pPr>
+        <w:pStyle w:val="2"/>
+        <w:numPr>
+          <w:ilvl w:val="0"/>
+          <w:numId w:val="0"/>
+        </w:numPr>
+        <w:ind w:firstLine="709"/>
+        <w:rPr>
+          <w:color w:val="0F1115"/>
+          <w:lang w:eastAsia="ru-RU"/>
+        </w:rPr>
+      </w:pPr>
+      <w:r>
+        <w:rPr>
+          <w:color w:val="0F1115"/>
+          <w:lang w:eastAsia="ru-RU"/>
+        </w:rPr>
+        <w:t>Финализатор (~ClassName()): вызывается GC недетерминированно (когда объект уничтожается). Используется как "страховка" на случай, если не вызвали Dispose(). Медленнее, не гарантирует своевременность.</w:t>
       </w:r>
     </w:p>
     <w:p>
@@ -16120,9 +16924,8 @@
         <w:pStyle w:val="a8"/>
         <w:numPr>
           <w:ilvl w:val="0"/>
-          <w:numId w:val="34"/>
-        </w:numPr>
-        <w:jc w:val="both"/>
+          <w:numId w:val="35"/>
+        </w:numPr>
         <w:rPr>
           <w:sz w:val="28"/>
           <w:szCs w:val="28"/>
@@ -16164,55 +16967,15 @@
           <w:szCs w:val="28"/>
           <w:lang w:eastAsia="ru-RU"/>
         </w:rPr>
-        <w:t>научились</w:t>
-      </w:r>
-      <w:r>
-        <w:rPr>
-          <w:sz w:val="28"/>
-          <w:szCs w:val="28"/>
-          <w:lang w:eastAsia="ru-RU"/>
-        </w:rPr>
-        <w:t xml:space="preserve"> </w:t>
-      </w:r>
-      <w:r>
-        <w:rPr>
-          <w:sz w:val="28"/>
-          <w:szCs w:val="28"/>
-          <w:lang w:eastAsia="ru-RU"/>
-        </w:rPr>
-        <w:t>создавать скетчи для микроконтроллеров Arduino</w:t>
-      </w:r>
-      <w:r>
-        <w:rPr>
-          <w:sz w:val="28"/>
-          <w:szCs w:val="28"/>
-          <w:lang w:eastAsia="ru-RU"/>
-        </w:rPr>
-        <w:t>, получили</w:t>
-      </w:r>
-      <w:r>
-        <w:rPr>
-          <w:sz w:val="28"/>
-          <w:szCs w:val="28"/>
-          <w:lang w:eastAsia="ru-RU"/>
-        </w:rPr>
-        <w:t xml:space="preserve"> навыки работы с плато</w:t>
-      </w:r>
-      <w:r>
-        <w:rPr>
-          <w:sz w:val="28"/>
-          <w:szCs w:val="28"/>
-          <w:lang w:eastAsia="ru-RU"/>
-        </w:rPr>
-        <w:t>й Arduino Uno, макетной платой и</w:t>
-      </w:r>
-      <w:r>
-        <w:rPr>
-          <w:sz w:val="28"/>
-          <w:szCs w:val="28"/>
-          <w:lang w:eastAsia="ru-RU"/>
-        </w:rPr>
-        <w:t xml:space="preserve"> с подвижными элементами Arduino.</w:t>
+        <w:t>изучили</w:t>
+      </w:r>
+      <w:r>
+        <w:rPr>
+          <w:sz w:val="28"/>
+          <w:szCs w:val="28"/>
+          <w:lang w:eastAsia="ru-RU"/>
+        </w:rPr>
+        <w:t xml:space="preserve"> механизмы управления памятью в C#.</w:t>
       </w:r>
     </w:p>
     <w:sectPr>
@@ -18347,6 +19110,125 @@
     </w:lvl>
   </w:abstractNum>
   <w:abstractNum w:abstractNumId="19" w15:restartNumberingAfterBreak="0">
+    <w:nsid w:val="4FE14226"/>
+    <w:multiLevelType w:val="multilevel"/>
+    <w:tmpl w:val="46C668D6"/>
+    <w:lvl w:ilvl="0">
+      <w:start w:val="1"/>
+      <w:numFmt w:val="decimal"/>
+      <w:lvlText w:val="%1"/>
+      <w:lvlJc w:val="left"/>
+      <w:pPr>
+        <w:ind w:left="0" w:firstLine="0"/>
+      </w:pPr>
+      <w:rPr>
+        <w:rFonts w:hint="default"/>
+        <w:b/>
+        <w:i w:val="0"/>
+      </w:rPr>
+    </w:lvl>
+    <w:lvl w:ilvl="1">
+      <w:start w:val="1"/>
+      <w:numFmt w:val="decimal"/>
+      <w:lvlText w:val="%1.%2"/>
+      <w:lvlJc w:val="left"/>
+      <w:pPr>
+        <w:ind w:left="0" w:firstLine="709"/>
+      </w:pPr>
+      <w:rPr>
+        <w:rFonts w:hint="default"/>
+        <w:b w:val="0"/>
+        <w:bCs/>
+      </w:rPr>
+    </w:lvl>
+    <w:lvl w:ilvl="2">
+      <w:start w:val="1"/>
+      <w:numFmt w:val="decimal"/>
+      <w:lvlText w:val="%1.%2.%3"/>
+      <w:lvlJc w:val="left"/>
+      <w:pPr>
+        <w:ind w:left="0" w:firstLine="1418"/>
+      </w:pPr>
+      <w:rPr>
+        <w:rFonts w:hint="default"/>
+        <w:b w:val="0"/>
+        <w:bCs w:val="0"/>
+      </w:rPr>
+    </w:lvl>
+    <w:lvl w:ilvl="3">
+      <w:start w:val="1"/>
+      <w:numFmt w:val="decimal"/>
+      <w:lvlText w:val="%1.%2.%3.%4"/>
+      <w:lvlJc w:val="left"/>
+      <w:pPr>
+        <w:ind w:left="2127" w:firstLine="0"/>
+      </w:pPr>
+      <w:rPr>
+        <w:rFonts w:hint="default"/>
+      </w:rPr>
+    </w:lvl>
+    <w:lvl w:ilvl="4">
+      <w:start w:val="1"/>
+      <w:numFmt w:val="decimal"/>
+      <w:lvlText w:val="%1.%2.%3.%4.%5"/>
+      <w:lvlJc w:val="left"/>
+      <w:pPr>
+        <w:ind w:left="2836" w:firstLine="0"/>
+      </w:pPr>
+      <w:rPr>
+        <w:rFonts w:hint="default"/>
+      </w:rPr>
+    </w:lvl>
+    <w:lvl w:ilvl="5">
+      <w:start w:val="1"/>
+      <w:numFmt w:val="decimal"/>
+      <w:lvlText w:val="%1.%2.%3.%4.%5.%6"/>
+      <w:lvlJc w:val="left"/>
+      <w:pPr>
+        <w:ind w:left="3545" w:firstLine="0"/>
+      </w:pPr>
+      <w:rPr>
+        <w:rFonts w:hint="default"/>
+      </w:rPr>
+    </w:lvl>
+    <w:lvl w:ilvl="6">
+      <w:start w:val="1"/>
+      <w:numFmt w:val="decimal"/>
+      <w:lvlText w:val="%1.%2.%3.%4.%5.%6.%7"/>
+      <w:lvlJc w:val="left"/>
+      <w:pPr>
+        <w:ind w:left="4254" w:firstLine="0"/>
+      </w:pPr>
+      <w:rPr>
+        <w:rFonts w:hint="default"/>
+      </w:rPr>
+    </w:lvl>
+    <w:lvl w:ilvl="7">
+      <w:start w:val="1"/>
+      <w:numFmt w:val="decimal"/>
+      <w:lvlText w:val="%1.%2.%3.%4.%5.%6.%7.%8"/>
+      <w:lvlJc w:val="left"/>
+      <w:pPr>
+        <w:ind w:left="4963" w:firstLine="0"/>
+      </w:pPr>
+      <w:rPr>
+        <w:rFonts w:hint="default"/>
+      </w:rPr>
+    </w:lvl>
+    <w:lvl w:ilvl="8">
+      <w:start w:val="1"/>
+      <w:numFmt w:val="decimal"/>
+      <w:lvlText w:val="%1.%2.%3.%4.%5.%6.%7.%8.%9"/>
+      <w:lvlJc w:val="left"/>
+      <w:pPr>
+        <w:ind w:left="5672" w:firstLine="0"/>
+      </w:pPr>
+      <w:rPr>
+        <w:rFonts w:hint="default"/>
+      </w:rPr>
+    </w:lvl>
+  </w:abstractNum>
+  <w:abstractNum w:abstractNumId="20" w15:restartNumberingAfterBreak="0">
     <w:nsid w:val="510A3725"/>
     <w:multiLevelType w:val="multilevel"/>
     <w:tmpl w:val="391EC45C"/>
@@ -18463,7 +19345,7 @@
       </w:rPr>
     </w:lvl>
   </w:abstractNum>
-  <w:abstractNum w:abstractNumId="20" w15:restartNumberingAfterBreak="0">
+  <w:abstractNum w:abstractNumId="21" w15:restartNumberingAfterBreak="0">
     <w:nsid w:val="552B1EAF"/>
     <w:multiLevelType w:val="multilevel"/>
     <w:tmpl w:val="46C668D6"/>
@@ -18580,7 +19462,7 @@
       </w:rPr>
     </w:lvl>
   </w:abstractNum>
-  <w:abstractNum w:abstractNumId="21" w15:restartNumberingAfterBreak="0">
+  <w:abstractNum w:abstractNumId="22" w15:restartNumberingAfterBreak="0">
     <w:nsid w:val="5EA94513"/>
     <w:multiLevelType w:val="hybridMultilevel"/>
     <w:tmpl w:val="70E80114"/>
@@ -18693,7 +19575,7 @@
       </w:rPr>
     </w:lvl>
   </w:abstractNum>
-  <w:abstractNum w:abstractNumId="22" w15:restartNumberingAfterBreak="0">
+  <w:abstractNum w:abstractNumId="23" w15:restartNumberingAfterBreak="0">
     <w:nsid w:val="60BE241E"/>
     <w:multiLevelType w:val="hybridMultilevel"/>
     <w:tmpl w:val="A872A9C6"/>
@@ -18806,7 +19688,7 @@
       </w:rPr>
     </w:lvl>
   </w:abstractNum>
-  <w:abstractNum w:abstractNumId="23" w15:restartNumberingAfterBreak="0">
+  <w:abstractNum w:abstractNumId="24" w15:restartNumberingAfterBreak="0">
     <w:nsid w:val="618D25E9"/>
     <w:multiLevelType w:val="hybridMultilevel"/>
     <w:tmpl w:val="382E97C8"/>
@@ -18919,7 +19801,7 @@
       </w:rPr>
     </w:lvl>
   </w:abstractNum>
-  <w:abstractNum w:abstractNumId="24" w15:restartNumberingAfterBreak="0">
+  <w:abstractNum w:abstractNumId="25" w15:restartNumberingAfterBreak="0">
     <w:nsid w:val="61FC53C0"/>
     <w:multiLevelType w:val="multilevel"/>
     <w:tmpl w:val="46C668D6"/>
@@ -19038,7 +19920,7 @@
       </w:rPr>
     </w:lvl>
   </w:abstractNum>
-  <w:abstractNum w:abstractNumId="25" w15:restartNumberingAfterBreak="0">
+  <w:abstractNum w:abstractNumId="26" w15:restartNumberingAfterBreak="0">
     <w:nsid w:val="624E0503"/>
     <w:multiLevelType w:val="hybridMultilevel"/>
     <w:tmpl w:val="F77E65FE"/>
@@ -19151,7 +20033,7 @@
       </w:rPr>
     </w:lvl>
   </w:abstractNum>
-  <w:abstractNum w:abstractNumId="26" w15:restartNumberingAfterBreak="0">
+  <w:abstractNum w:abstractNumId="27" w15:restartNumberingAfterBreak="0">
     <w:nsid w:val="6266226E"/>
     <w:multiLevelType w:val="hybridMultilevel"/>
     <w:tmpl w:val="3D8ECED4"/>
@@ -19264,7 +20146,7 @@
       </w:rPr>
     </w:lvl>
   </w:abstractNum>
-  <w:abstractNum w:abstractNumId="27" w15:restartNumberingAfterBreak="0">
+  <w:abstractNum w:abstractNumId="28" w15:restartNumberingAfterBreak="0">
     <w:nsid w:val="635D41CF"/>
     <w:multiLevelType w:val="multilevel"/>
     <w:tmpl w:val="A7DC3C5C"/>
@@ -19399,7 +20281,7 @@
       </w:rPr>
     </w:lvl>
   </w:abstractNum>
-  <w:abstractNum w:abstractNumId="28" w15:restartNumberingAfterBreak="0">
+  <w:abstractNum w:abstractNumId="29" w15:restartNumberingAfterBreak="0">
     <w:nsid w:val="63D22B98"/>
     <w:multiLevelType w:val="hybridMultilevel"/>
     <w:tmpl w:val="628E689A"/>
@@ -19512,7 +20394,7 @@
       </w:rPr>
     </w:lvl>
   </w:abstractNum>
-  <w:abstractNum w:abstractNumId="29" w15:restartNumberingAfterBreak="0">
+  <w:abstractNum w:abstractNumId="30" w15:restartNumberingAfterBreak="0">
     <w:nsid w:val="6EC5583E"/>
     <w:multiLevelType w:val="hybridMultilevel"/>
     <w:tmpl w:val="137CEDEE"/>
@@ -19625,7 +20507,7 @@
       </w:rPr>
     </w:lvl>
   </w:abstractNum>
-  <w:abstractNum w:abstractNumId="30" w15:restartNumberingAfterBreak="0">
+  <w:abstractNum w:abstractNumId="31" w15:restartNumberingAfterBreak="0">
     <w:nsid w:val="785A619A"/>
     <w:multiLevelType w:val="hybridMultilevel"/>
     <w:tmpl w:val="5B0E9A86"/>
@@ -19738,7 +20620,7 @@
       </w:rPr>
     </w:lvl>
   </w:abstractNum>
-  <w:abstractNum w:abstractNumId="31" w15:restartNumberingAfterBreak="0">
+  <w:abstractNum w:abstractNumId="32" w15:restartNumberingAfterBreak="0">
     <w:nsid w:val="78DC6C2D"/>
     <w:multiLevelType w:val="hybridMultilevel"/>
     <w:tmpl w:val="9DC2C1D2"/>
@@ -19851,7 +20733,7 @@
       </w:rPr>
     </w:lvl>
   </w:abstractNum>
-  <w:abstractNum w:abstractNumId="32" w15:restartNumberingAfterBreak="0">
+  <w:abstractNum w:abstractNumId="33" w15:restartNumberingAfterBreak="0">
     <w:nsid w:val="7B460B42"/>
     <w:multiLevelType w:val="hybridMultilevel"/>
     <w:tmpl w:val="18F4AC3A"/>
@@ -19964,7 +20846,7 @@
       </w:rPr>
     </w:lvl>
   </w:abstractNum>
-  <w:abstractNum w:abstractNumId="33" w15:restartNumberingAfterBreak="0">
+  <w:abstractNum w:abstractNumId="34" w15:restartNumberingAfterBreak="0">
     <w:nsid w:val="7F0E22E4"/>
     <w:multiLevelType w:val="hybridMultilevel"/>
     <w:tmpl w:val="8E4C89D8"/>
@@ -20081,7 +20963,7 @@
     <w:abstractNumId w:val="0"/>
   </w:num>
   <w:num w:numId="2">
-    <w:abstractNumId w:val="20"/>
+    <w:abstractNumId w:val="21"/>
   </w:num>
   <w:num w:numId="3">
     <w:abstractNumId w:val="16"/>
@@ -20093,16 +20975,16 @@
     <w:abstractNumId w:val="2"/>
   </w:num>
   <w:num w:numId="6">
-    <w:abstractNumId w:val="21"/>
+    <w:abstractNumId w:val="22"/>
   </w:num>
   <w:num w:numId="7">
-    <w:abstractNumId w:val="27"/>
+    <w:abstractNumId w:val="28"/>
   </w:num>
   <w:num w:numId="8">
-    <w:abstractNumId w:val="19"/>
+    <w:abstractNumId w:val="20"/>
   </w:num>
   <w:num w:numId="9">
-    <w:abstractNumId w:val="30"/>
+    <w:abstractNumId w:val="31"/>
   </w:num>
   <w:num w:numId="10">
     <w:abstractNumId w:val="9"/>
@@ -20114,7 +20996,7 @@
     <w:abstractNumId w:val="4"/>
   </w:num>
   <w:num w:numId="13">
-    <w:abstractNumId w:val="22"/>
+    <w:abstractNumId w:val="23"/>
   </w:num>
   <w:num w:numId="14">
     <w:abstractNumId w:val="8"/>
@@ -20123,22 +21005,22 @@
     <w:abstractNumId w:val="1"/>
   </w:num>
   <w:num w:numId="16">
-    <w:abstractNumId w:val="23"/>
+    <w:abstractNumId w:val="24"/>
   </w:num>
   <w:num w:numId="17">
-    <w:abstractNumId w:val="26"/>
+    <w:abstractNumId w:val="27"/>
   </w:num>
   <w:num w:numId="18">
     <w:abstractNumId w:val="11"/>
   </w:num>
   <w:num w:numId="19">
-    <w:abstractNumId w:val="33"/>
+    <w:abstractNumId w:val="34"/>
   </w:num>
   <w:num w:numId="20">
     <w:abstractNumId w:val="3"/>
   </w:num>
   <w:num w:numId="21">
-    <w:abstractNumId w:val="25"/>
+    <w:abstractNumId w:val="26"/>
   </w:num>
   <w:num w:numId="22">
     <w:abstractNumId w:val="15"/>
@@ -20147,7 +21029,7 @@
     <w:abstractNumId w:val="17"/>
   </w:num>
   <w:num w:numId="24">
-    <w:abstractNumId w:val="28"/>
+    <w:abstractNumId w:val="29"/>
   </w:num>
   <w:num w:numId="25">
     <w:abstractNumId w:val="12"/>
@@ -20159,109 +21041,30 @@
     <w:abstractNumId w:val="13"/>
   </w:num>
   <w:num w:numId="28">
-    <w:abstractNumId w:val="32"/>
+    <w:abstractNumId w:val="33"/>
   </w:num>
   <w:num w:numId="29">
     <w:abstractNumId w:val="10"/>
   </w:num>
   <w:num w:numId="30">
-    <w:abstractNumId w:val="31"/>
+    <w:abstractNumId w:val="32"/>
   </w:num>
   <w:num w:numId="31">
     <w:abstractNumId w:val="18"/>
   </w:num>
   <w:num w:numId="32">
-    <w:abstractNumId w:val="29"/>
+    <w:abstractNumId w:val="30"/>
   </w:num>
   <w:num w:numId="33">
-    <w:abstractNumId w:val="24"/>
+    <w:abstractNumId w:val="25"/>
   </w:num>
   <w:num w:numId="34">
     <w:abstractNumId w:val="7"/>
   </w:num>
   <w:num w:numId="35">
-    <w:abstractNumId w:val="27"/>
-    <w:lvlOverride w:ilvl="0">
-      <w:lvl w:ilvl="0">
-        <w:start w:val="1"/>
-        <w:numFmt w:val="decimal"/>
-        <w:pStyle w:val="1"/>
-        <w:suff w:val="space"/>
-        <w:lvlText w:val="%1"/>
-        <w:lvlJc w:val="left"/>
-        <w:pPr>
-          <w:ind w:left="0" w:firstLine="0"/>
-        </w:pPr>
-        <w:rPr>
-          <w:rFonts w:ascii="Times New Roman" w:hAnsi="Times New Roman" w:hint="default"/>
-          <w:b/>
-          <w:sz w:val="28"/>
-        </w:rPr>
-      </w:lvl>
-    </w:lvlOverride>
-    <w:lvlOverride w:ilvl="1">
-      <w:lvl w:ilvl="1">
-        <w:start w:val="1"/>
-        <w:numFmt w:val="decimal"/>
-        <w:pStyle w:val="2"/>
-        <w:suff w:val="space"/>
-        <w:lvlText w:val="%1.%2"/>
-        <w:lvlJc w:val="left"/>
-        <w:pPr>
-          <w:ind w:left="0" w:firstLine="567"/>
-        </w:pPr>
-        <w:rPr>
-          <w:rFonts w:ascii="Times New Roman" w:hAnsi="Times New Roman" w:hint="default"/>
-          <w:b w:val="0"/>
-          <w:bCs/>
-          <w:sz w:val="28"/>
-        </w:rPr>
-      </w:lvl>
-    </w:lvlOverride>
-    <w:lvlOverride w:ilvl="2">
-      <w:lvl w:ilvl="2">
-        <w:start w:val="1"/>
-        <w:numFmt w:val="decimal"/>
-        <w:suff w:val="space"/>
-        <w:lvlText w:val="%1.%2.%3"/>
-        <w:lvlJc w:val="left"/>
-        <w:pPr>
-          <w:ind w:left="0" w:firstLine="567"/>
-        </w:pPr>
-        <w:rPr>
-          <w:rFonts w:ascii="Times New Roman" w:hAnsi="Times New Roman" w:hint="default"/>
-          <w:b w:val="0"/>
-          <w:bCs/>
-          <w:sz w:val="28"/>
-        </w:rPr>
-      </w:lvl>
-    </w:lvlOverride>
+    <w:abstractNumId w:val="19"/>
   </w:num>
-  <w:num w:numId="36">
-    <w:abstractNumId w:val="27"/>
-  </w:num>
-  <w:num w:numId="37">
-    <w:abstractNumId w:val="27"/>
-  </w:num>
-  <w:num w:numId="38">
-    <w:abstractNumId w:val="27"/>
-  </w:num>
-  <w:num w:numId="39">
-    <w:abstractNumId w:val="27"/>
-  </w:num>
-  <w:num w:numId="40">
-    <w:abstractNumId w:val="27"/>
-  </w:num>
-  <w:num w:numId="41">
-    <w:abstractNumId w:val="27"/>
-  </w:num>
-  <w:num w:numId="42">
-    <w:abstractNumId w:val="27"/>
-  </w:num>
-  <w:num w:numId="43">
-    <w:abstractNumId w:val="27"/>
-  </w:num>
-  <w:numIdMacAtCleanup w:val="33"/>
+  <w:numIdMacAtCleanup w:val="35"/>
 </w:numbering>
 </file>
 
@@ -21874,7 +22677,7 @@
 </file>
 
 <file path=customXml/itemProps1.xml><?xml version="1.0" encoding="utf-8"?>
-<ds:datastoreItem xmlns:ds="http://schemas.openxmlformats.org/officeDocument/2006/customXml" ds:itemID="{A30FBD5A-23A5-4900-9BCD-49F4FE843B4B}">
+<ds:datastoreItem xmlns:ds="http://schemas.openxmlformats.org/officeDocument/2006/customXml" ds:itemID="{001E8D58-C00A-4F26-9FA3-FAF9D8F7036F}">
   <ds:schemaRefs>
     <ds:schemaRef ds:uri="http://schemas.openxmlformats.org/officeDocument/2006/bibliography"/>
   </ds:schemaRefs>
